--- a/PZ and plakat/beta_pz/ПЗ11.docx
+++ b/PZ and plakat/beta_pz/ПЗ11.docx
@@ -117,7 +117,7 @@
               </wp:inline>
             </w:drawing>
           </mc:Choice>
-          <mc:Fallback xmlns:w16sdtfl="http://schemas.microsoft.com/office/word/2024/wordml/sdtformatlock" xmlns:w16du="http://schemas.microsoft.com/office/word/2023/wordml/word16du" xmlns:oel="http://schemas.microsoft.com/office/2019/extlst">
+          <mc:Fallback xmlns:oel="http://schemas.microsoft.com/office/2019/extlst" xmlns:w16du="http://schemas.microsoft.com/office/word/2023/wordml/word16du" xmlns:w16sdtfl="http://schemas.microsoft.com/office/word/2024/wordml/sdtformatlock">
             <w:pict>
               <v:rect w14:anchorId="396DFA57" id="Rectangle 2" o:spid="_x0000_s1026" alt="https://informatics.ru/img/logo-full.svg" style="width:24.2pt;height:24.2pt;visibility:visible;mso-wrap-style:square;mso-left-percent:-10001;mso-top-percent:-10001;mso-position-horizontal:absolute;mso-position-horizontal-relative:char;mso-position-vertical:absolute;mso-position-vertical-relative:line;mso-left-percent:-10001;mso-top-percent:-10001;v-text-anchor:top" o:gfxdata="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" filled="f" stroked="f">
                 <o:lock v:ext="edit" aspectratio="t"/>
@@ -4252,19 +4252,12 @@
           <w:ilvl w:val="0"/>
           <w:numId w:val="9"/>
         </w:numPr>
+        <w:spacing w:after="0"/>
+        <w:ind w:left="1066" w:hanging="357"/>
         <w:jc w:val="both"/>
       </w:pPr>
       <w:r>
-        <w:t xml:space="preserve">Реализовать визуальный интерфейс программы для запуска проверок по </w:t>
-      </w:r>
-      <w:r>
-        <w:rPr>
-          <w:lang w:val="en-US"/>
-        </w:rPr>
-        <w:t>SCAP</w:t>
-      </w:r>
-      <w:r>
-        <w:t>-контенту и просмотра результатов в удобном для чтения виде.</w:t>
+        <w:t>Изучить проблему и её актуальность</w:t>
       </w:r>
     </w:p>
     <w:p>
@@ -4278,7 +4271,7 @@
         <w:jc w:val="both"/>
       </w:pPr>
       <w:r>
-        <w:t>Разработать модуль выполнения проверок по OVAL-дефинициям</w:t>
+        <w:t>Изучить протокол SCAP</w:t>
       </w:r>
     </w:p>
     <w:p>
@@ -4292,7 +4285,7 @@
         <w:jc w:val="both"/>
       </w:pPr>
       <w:r>
-        <w:t>Разработать модуль выполнения проверок по XCCDF-контенту</w:t>
+        <w:t>Реализовать модуль проверки по OVAL/XCCDF-контенту</w:t>
       </w:r>
     </w:p>
     <w:p>
@@ -4325,15 +4318,7 @@
         <w:jc w:val="both"/>
       </w:pPr>
       <w:r>
-        <w:t xml:space="preserve">Добавить поддержку </w:t>
-      </w:r>
-      <w:proofErr w:type="spellStart"/>
-      <w:r>
-        <w:t>remediation</w:t>
-      </w:r>
-      <w:proofErr w:type="spellEnd"/>
-      <w:r>
-        <w:t xml:space="preserve"> для XCCDF</w:t>
+        <w:t>Реализовать модуль агрегации результатов проверки из XML файлов</w:t>
       </w:r>
     </w:p>
     <w:p>
@@ -4347,15 +4332,7 @@
         <w:jc w:val="both"/>
       </w:pPr>
       <w:r>
-        <w:t xml:space="preserve">Реализовать модуль </w:t>
-      </w:r>
-      <w:proofErr w:type="spellStart"/>
-      <w:r>
-        <w:t>подгрузки</w:t>
-      </w:r>
-      <w:proofErr w:type="spellEnd"/>
-      <w:r>
-        <w:t xml:space="preserve"> SCAP-контента для выбранной операционной системы</w:t>
+        <w:t>Реализовать визуальный интерфейс</w:t>
       </w:r>
     </w:p>
     <w:p>
@@ -4369,8 +4346,16 @@
         <w:jc w:val="both"/>
       </w:pPr>
       <w:r>
-        <w:t>Реализовать модуль агрегации результатов проверки из XML файлов, с последующим выводом в табличном виде</w:t>
-      </w:r>
+        <w:t>Провести функциональное и пользовательское тестирование</w:t>
+      </w:r>
+    </w:p>
+    <w:p>
+      <w:pPr>
+        <w:pStyle w:val="ac"/>
+        <w:spacing w:line="360" w:lineRule="auto"/>
+        <w:ind w:left="709"/>
+        <w:jc w:val="both"/>
+      </w:pPr>
     </w:p>
     <w:p>
       <w:pPr>
@@ -14900,10 +14885,7 @@
         <w:t>ПРИЛОЖЕНИЕ</w:t>
       </w:r>
       <w:r>
-        <w:t xml:space="preserve"> </w:t>
-      </w:r>
-      <w:r>
-        <w:t>Б</w:t>
+        <w:t xml:space="preserve"> Б</w:t>
       </w:r>
     </w:p>
     <w:tbl>
@@ -33065,7 +33047,7 @@
                 <w:color w:val="000000"/>
                 <w:sz w:val="20"/>
                 <w:szCs w:val="20"/>
-                <w:lang w:val="en-US" w:eastAsia="ru-RU"/>
+                <w:lang w:eastAsia="ru-RU"/>
               </w:rPr>
             </w:pPr>
             <w:r>
@@ -33099,7 +33081,7 @@
                 <w:color w:val="000080"/>
                 <w:sz w:val="20"/>
                 <w:szCs w:val="20"/>
-                <w:lang w:val="en-US" w:eastAsia="ru-RU"/>
+                <w:lang w:eastAsia="ru-RU"/>
               </w:rPr>
               <w:t>(</w:t>
             </w:r>
@@ -33110,7 +33092,7 @@
                 <w:color w:val="808080"/>
                 <w:sz w:val="20"/>
                 <w:szCs w:val="20"/>
-                <w:lang w:val="en-US" w:eastAsia="ru-RU"/>
+                <w:lang w:eastAsia="ru-RU"/>
               </w:rPr>
               <w:t>"</w:t>
             </w:r>
@@ -33130,7 +33112,7 @@
                 <w:color w:val="808080"/>
                 <w:sz w:val="20"/>
                 <w:szCs w:val="20"/>
-                <w:lang w:val="en-US" w:eastAsia="ru-RU"/>
+                <w:lang w:eastAsia="ru-RU"/>
               </w:rPr>
               <w:t xml:space="preserve"> </w:t>
             </w:r>
@@ -33150,7 +33132,7 @@
                 <w:color w:val="808080"/>
                 <w:sz w:val="20"/>
                 <w:szCs w:val="20"/>
-                <w:lang w:val="en-US" w:eastAsia="ru-RU"/>
+                <w:lang w:eastAsia="ru-RU"/>
               </w:rPr>
               <w:t xml:space="preserve"> </w:t>
             </w:r>
@@ -33170,19 +33152,39 @@
                 <w:color w:val="808080"/>
                 <w:sz w:val="20"/>
                 <w:szCs w:val="20"/>
-                <w:lang w:val="en-US" w:eastAsia="ru-RU"/>
-              </w:rPr>
-              <w:t xml:space="preserve"> definitions"</w:t>
-            </w:r>
-            <w:r>
-              <w:rPr>
-                <w:rFonts w:ascii="Courier New" w:eastAsia="Times New Roman" w:hAnsi="Courier New" w:cs="Courier New"/>
-                <w:b/>
-                <w:bCs/>
-                <w:color w:val="000080"/>
-                <w:sz w:val="20"/>
-                <w:szCs w:val="20"/>
-                <w:lang w:val="en-US" w:eastAsia="ru-RU"/>
+                <w:lang w:eastAsia="ru-RU"/>
+              </w:rPr>
+              <w:t xml:space="preserve"> </w:t>
+            </w:r>
+            <w:r>
+              <w:rPr>
+                <w:rFonts w:ascii="Courier New" w:eastAsia="Times New Roman" w:hAnsi="Courier New" w:cs="Courier New"/>
+                <w:color w:val="808080"/>
+                <w:sz w:val="20"/>
+                <w:szCs w:val="20"/>
+                <w:lang w:val="en-US" w:eastAsia="ru-RU"/>
+              </w:rPr>
+              <w:t>definitions</w:t>
+            </w:r>
+            <w:r>
+              <w:rPr>
+                <w:rFonts w:ascii="Courier New" w:eastAsia="Times New Roman" w:hAnsi="Courier New" w:cs="Courier New"/>
+                <w:color w:val="808080"/>
+                <w:sz w:val="20"/>
+                <w:szCs w:val="20"/>
+                <w:lang w:eastAsia="ru-RU"/>
+              </w:rPr>
+              <w:t>"</w:t>
+            </w:r>
+            <w:r>
+              <w:rPr>
+                <w:rFonts w:ascii="Courier New" w:eastAsia="Times New Roman" w:hAnsi="Courier New" w:cs="Courier New"/>
+                <w:b/>
+                <w:bCs/>
+                <w:color w:val="000080"/>
+                <w:sz w:val="20"/>
+                <w:szCs w:val="20"/>
+                <w:lang w:eastAsia="ru-RU"/>
               </w:rPr>
               <w:t>)</w:t>
             </w:r>
@@ -33197,7 +33199,7 @@
                 <w:color w:val="000000"/>
                 <w:sz w:val="20"/>
                 <w:szCs w:val="20"/>
-                <w:lang w:val="en-US" w:eastAsia="ru-RU"/>
+                <w:lang w:eastAsia="ru-RU"/>
               </w:rPr>
             </w:pPr>
           </w:p>
@@ -33220,7 +33222,7 @@
                 <w:color w:val="000000"/>
                 <w:sz w:val="20"/>
                 <w:szCs w:val="20"/>
-                <w:lang w:val="en-US" w:eastAsia="ru-RU"/>
+                <w:lang w:eastAsia="ru-RU"/>
               </w:rPr>
               <w:t xml:space="preserve">    </w:t>
             </w:r>
@@ -33383,7 +33385,7 @@
                 <w:color w:val="000000"/>
                 <w:sz w:val="20"/>
                 <w:szCs w:val="20"/>
-                <w:lang w:val="en-US" w:eastAsia="ru-RU"/>
+                <w:lang w:eastAsia="ru-RU"/>
               </w:rPr>
             </w:pPr>
             <w:r>
@@ -33394,17 +33396,27 @@
                 <w:szCs w:val="20"/>
                 <w:lang w:val="en-US" w:eastAsia="ru-RU"/>
               </w:rPr>
-              <w:t xml:space="preserve">        meta </w:t>
-            </w:r>
-            <w:r>
-              <w:rPr>
-                <w:rFonts w:ascii="Courier New" w:eastAsia="Times New Roman" w:hAnsi="Courier New" w:cs="Courier New"/>
-                <w:b/>
-                <w:bCs/>
-                <w:color w:val="000080"/>
-                <w:sz w:val="20"/>
-                <w:szCs w:val="20"/>
-                <w:lang w:val="en-US" w:eastAsia="ru-RU"/>
+              <w:t xml:space="preserve">        meta</w:t>
+            </w:r>
+            <w:r>
+              <w:rPr>
+                <w:rFonts w:ascii="Courier New" w:eastAsia="Times New Roman" w:hAnsi="Courier New" w:cs="Courier New"/>
+                <w:color w:val="000000"/>
+                <w:sz w:val="20"/>
+                <w:szCs w:val="20"/>
+                <w:lang w:eastAsia="ru-RU"/>
+              </w:rPr>
+              <w:t xml:space="preserve"> </w:t>
+            </w:r>
+            <w:r>
+              <w:rPr>
+                <w:rFonts w:ascii="Courier New" w:eastAsia="Times New Roman" w:hAnsi="Courier New" w:cs="Courier New"/>
+                <w:b/>
+                <w:bCs/>
+                <w:color w:val="000080"/>
+                <w:sz w:val="20"/>
+                <w:szCs w:val="20"/>
+                <w:lang w:eastAsia="ru-RU"/>
               </w:rPr>
               <w:t>=</w:t>
             </w:r>
@@ -33414,11 +33426,10 @@
                 <w:color w:val="000000"/>
                 <w:sz w:val="20"/>
                 <w:szCs w:val="20"/>
-                <w:lang w:val="en-US" w:eastAsia="ru-RU"/>
+                <w:lang w:eastAsia="ru-RU"/>
               </w:rPr>
               <w:t xml:space="preserve"> </w:t>
             </w:r>
-            <w:proofErr w:type="spellStart"/>
             <w:proofErr w:type="gramStart"/>
             <w:r>
               <w:rPr>
@@ -33438,7 +33449,7 @@
                 <w:color w:val="000080"/>
                 <w:sz w:val="20"/>
                 <w:szCs w:val="20"/>
-                <w:lang w:val="en-US" w:eastAsia="ru-RU"/>
+                <w:lang w:eastAsia="ru-RU"/>
               </w:rPr>
               <w:t>.</w:t>
             </w:r>
@@ -33454,16 +33465,15 @@
               </w:rPr>
               <w:t>get</w:t>
             </w:r>
-            <w:proofErr w:type="spellEnd"/>
-            <w:r>
-              <w:rPr>
-                <w:rFonts w:ascii="Courier New" w:eastAsia="Times New Roman" w:hAnsi="Courier New" w:cs="Courier New"/>
-                <w:b/>
-                <w:bCs/>
-                <w:color w:val="000080"/>
-                <w:sz w:val="20"/>
-                <w:szCs w:val="20"/>
-                <w:lang w:val="en-US" w:eastAsia="ru-RU"/>
+            <w:r>
+              <w:rPr>
+                <w:rFonts w:ascii="Courier New" w:eastAsia="Times New Roman" w:hAnsi="Courier New" w:cs="Courier New"/>
+                <w:b/>
+                <w:bCs/>
+                <w:color w:val="000080"/>
+                <w:sz w:val="20"/>
+                <w:szCs w:val="20"/>
+                <w:lang w:eastAsia="ru-RU"/>
               </w:rPr>
               <w:t>(</w:t>
             </w:r>
@@ -33486,7 +33496,7 @@
                 <w:color w:val="000080"/>
                 <w:sz w:val="20"/>
                 <w:szCs w:val="20"/>
-                <w:lang w:val="en-US" w:eastAsia="ru-RU"/>
+                <w:lang w:eastAsia="ru-RU"/>
               </w:rPr>
               <w:t>,</w:t>
             </w:r>
@@ -33496,7 +33506,7 @@
                 <w:color w:val="000000"/>
                 <w:sz w:val="20"/>
                 <w:szCs w:val="20"/>
-                <w:lang w:val="en-US" w:eastAsia="ru-RU"/>
+                <w:lang w:eastAsia="ru-RU"/>
               </w:rPr>
               <w:t xml:space="preserve"> </w:t>
             </w:r>
@@ -33508,7 +33518,7 @@
                 <w:color w:val="000080"/>
                 <w:sz w:val="20"/>
                 <w:szCs w:val="20"/>
-                <w:lang w:val="en-US" w:eastAsia="ru-RU"/>
+                <w:lang w:eastAsia="ru-RU"/>
               </w:rPr>
               <w:t>{})</w:t>
             </w:r>
@@ -33518,7 +33528,7 @@
                 <w:color w:val="000000"/>
                 <w:sz w:val="20"/>
                 <w:szCs w:val="20"/>
-                <w:lang w:val="en-US" w:eastAsia="ru-RU"/>
+                <w:lang w:eastAsia="ru-RU"/>
               </w:rPr>
               <w:t xml:space="preserve"> </w:t>
             </w:r>
@@ -33528,7 +33538,7 @@
                 <w:color w:val="008000"/>
                 <w:sz w:val="20"/>
                 <w:szCs w:val="20"/>
-                <w:lang w:val="en-US" w:eastAsia="ru-RU"/>
+                <w:lang w:eastAsia="ru-RU"/>
               </w:rPr>
               <w:t>#</w:t>
             </w:r>
@@ -33548,7 +33558,7 @@
                 <w:color w:val="008000"/>
                 <w:sz w:val="20"/>
                 <w:szCs w:val="20"/>
-                <w:lang w:val="en-US" w:eastAsia="ru-RU"/>
+                <w:lang w:eastAsia="ru-RU"/>
               </w:rPr>
               <w:t xml:space="preserve"> </w:t>
             </w:r>
@@ -33568,7 +33578,7 @@
                 <w:color w:val="008000"/>
                 <w:sz w:val="20"/>
                 <w:szCs w:val="20"/>
-                <w:lang w:val="en-US" w:eastAsia="ru-RU"/>
+                <w:lang w:eastAsia="ru-RU"/>
               </w:rPr>
               <w:t xml:space="preserve"> </w:t>
             </w:r>
@@ -33588,9 +33598,9 @@
                 <w:color w:val="008000"/>
                 <w:sz w:val="20"/>
                 <w:szCs w:val="20"/>
-                <w:lang w:val="en-US" w:eastAsia="ru-RU"/>
-              </w:rPr>
-              <w:t xml:space="preserve"> id definition </w:t>
+                <w:lang w:eastAsia="ru-RU"/>
+              </w:rPr>
+              <w:t xml:space="preserve"> </w:t>
             </w:r>
             <w:r>
               <w:rPr>
@@ -33598,8 +33608,48 @@
                 <w:color w:val="008000"/>
                 <w:sz w:val="20"/>
                 <w:szCs w:val="20"/>
+                <w:lang w:val="en-US" w:eastAsia="ru-RU"/>
+              </w:rPr>
+              <w:t>id</w:t>
+            </w:r>
+            <w:r>
+              <w:rPr>
+                <w:rFonts w:ascii="Courier New" w:eastAsia="Times New Roman" w:hAnsi="Courier New" w:cs="Courier New"/>
+                <w:color w:val="008000"/>
+                <w:sz w:val="20"/>
+                <w:szCs w:val="20"/>
                 <w:lang w:eastAsia="ru-RU"/>
               </w:rPr>
+              <w:t xml:space="preserve"> </w:t>
+            </w:r>
+            <w:r>
+              <w:rPr>
+                <w:rFonts w:ascii="Courier New" w:eastAsia="Times New Roman" w:hAnsi="Courier New" w:cs="Courier New"/>
+                <w:color w:val="008000"/>
+                <w:sz w:val="20"/>
+                <w:szCs w:val="20"/>
+                <w:lang w:val="en-US" w:eastAsia="ru-RU"/>
+              </w:rPr>
+              <w:t>definition</w:t>
+            </w:r>
+            <w:r>
+              <w:rPr>
+                <w:rFonts w:ascii="Courier New" w:eastAsia="Times New Roman" w:hAnsi="Courier New" w:cs="Courier New"/>
+                <w:color w:val="008000"/>
+                <w:sz w:val="20"/>
+                <w:szCs w:val="20"/>
+                <w:lang w:eastAsia="ru-RU"/>
+              </w:rPr>
+              <w:t xml:space="preserve"> </w:t>
+            </w:r>
+            <w:r>
+              <w:rPr>
+                <w:rFonts w:ascii="Courier New" w:eastAsia="Times New Roman" w:hAnsi="Courier New" w:cs="Courier New"/>
+                <w:color w:val="008000"/>
+                <w:sz w:val="20"/>
+                <w:szCs w:val="20"/>
+                <w:lang w:eastAsia="ru-RU"/>
+              </w:rPr>
               <w:t>информацию</w:t>
             </w:r>
             <w:r>
@@ -33608,7 +33658,7 @@
                 <w:color w:val="008000"/>
                 <w:sz w:val="20"/>
                 <w:szCs w:val="20"/>
-                <w:lang w:val="en-US" w:eastAsia="ru-RU"/>
+                <w:lang w:eastAsia="ru-RU"/>
               </w:rPr>
               <w:t xml:space="preserve">, </w:t>
             </w:r>
@@ -33628,7 +33678,7 @@
                 <w:color w:val="008000"/>
                 <w:sz w:val="20"/>
                 <w:szCs w:val="20"/>
-                <w:lang w:val="en-US" w:eastAsia="ru-RU"/>
+                <w:lang w:eastAsia="ru-RU"/>
               </w:rPr>
               <w:t xml:space="preserve"> </w:t>
             </w:r>
@@ -33648,7 +33698,7 @@
                 <w:color w:val="008000"/>
                 <w:sz w:val="20"/>
                 <w:szCs w:val="20"/>
-                <w:lang w:val="en-US" w:eastAsia="ru-RU"/>
+                <w:lang w:eastAsia="ru-RU"/>
               </w:rPr>
               <w:t xml:space="preserve"> </w:t>
             </w:r>
@@ -33668,7 +33718,7 @@
                 <w:color w:val="008000"/>
                 <w:sz w:val="20"/>
                 <w:szCs w:val="20"/>
-                <w:lang w:val="en-US" w:eastAsia="ru-RU"/>
+                <w:lang w:eastAsia="ru-RU"/>
               </w:rPr>
               <w:t xml:space="preserve"> - </w:t>
             </w:r>
@@ -33688,7 +33738,7 @@
                 <w:color w:val="008000"/>
                 <w:sz w:val="20"/>
                 <w:szCs w:val="20"/>
-                <w:lang w:val="en-US" w:eastAsia="ru-RU"/>
+                <w:lang w:eastAsia="ru-RU"/>
               </w:rPr>
               <w:t xml:space="preserve"> </w:t>
             </w:r>
@@ -33713,7 +33763,7 @@
                 <w:color w:val="000000"/>
                 <w:sz w:val="20"/>
                 <w:szCs w:val="20"/>
-                <w:lang w:val="en-US" w:eastAsia="ru-RU"/>
+                <w:lang w:eastAsia="ru-RU"/>
               </w:rPr>
             </w:pPr>
           </w:p>
@@ -33736,7 +33786,7 @@
                 <w:color w:val="000000"/>
                 <w:sz w:val="20"/>
                 <w:szCs w:val="20"/>
-                <w:lang w:val="en-US" w:eastAsia="ru-RU"/>
+                <w:lang w:eastAsia="ru-RU"/>
               </w:rPr>
               <w:t xml:space="preserve">        </w:t>
             </w:r>

--- a/PZ and plakat/beta_pz/ПЗ11.docx
+++ b/PZ and plakat/beta_pz/ПЗ11.docx
@@ -117,7 +117,7 @@
               </wp:inline>
             </w:drawing>
           </mc:Choice>
-          <mc:Fallback xmlns:oel="http://schemas.microsoft.com/office/2019/extlst" xmlns:w16du="http://schemas.microsoft.com/office/word/2023/wordml/word16du" xmlns:w16sdtfl="http://schemas.microsoft.com/office/word/2024/wordml/sdtformatlock">
+          <mc:Fallback xmlns:w16sdtfl="http://schemas.microsoft.com/office/word/2024/wordml/sdtformatlock" xmlns:w16du="http://schemas.microsoft.com/office/word/2023/wordml/word16du" xmlns:oel="http://schemas.microsoft.com/office/2019/extlst">
             <w:pict>
               <v:rect w14:anchorId="396DFA57" id="Rectangle 2" o:spid="_x0000_s1026" alt="https://informatics.ru/img/logo-full.svg" style="width:24.2pt;height:24.2pt;visibility:visible;mso-wrap-style:square;mso-left-percent:-10001;mso-top-percent:-10001;mso-position-horizontal:absolute;mso-position-horizontal-relative:char;mso-position-vertical:absolute;mso-position-vertical-relative:line;mso-left-percent:-10001;mso-top-percent:-10001;v-text-anchor:top" o:gfxdata="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" filled="f" stroked="f">
                 <o:lock v:ext="edit" aspectratio="t"/>
@@ -249,16 +249,6 @@
           <w:sz w:val="36"/>
           <w:szCs w:val="36"/>
         </w:rPr>
-        <w:t>Проект ‹‹</w:t>
-      </w:r>
-      <w:r>
-        <w:rPr>
-          <w:rFonts w:cs="Times New Roman"/>
-          <w:b/>
-          <w:bCs/>
-          <w:sz w:val="36"/>
-          <w:szCs w:val="36"/>
-        </w:rPr>
         <w:t>Программное средство</w:t>
       </w:r>
       <w:r>
@@ -313,16 +303,6 @@
           <w:lang w:val="en-US"/>
         </w:rPr>
         <w:t>SCAP</w:t>
-      </w:r>
-      <w:r>
-        <w:rPr>
-          <w:rFonts w:cs="Times New Roman"/>
-          <w:b/>
-          <w:bCs/>
-          <w:sz w:val="36"/>
-          <w:szCs w:val="36"/>
-        </w:rPr>
-        <w:t>››</w:t>
       </w:r>
       <w:bookmarkEnd w:id="0"/>
     </w:p>
@@ -439,6 +419,36 @@
               <w:ind w:firstLine="0"/>
               <w:rPr>
                 <w:rFonts w:cs="Times New Roman"/>
+                <w:szCs w:val="36"/>
+              </w:rPr>
+            </w:pPr>
+            <w:r>
+              <w:rPr>
+                <w:rFonts w:cs="Times New Roman"/>
+                <w:szCs w:val="36"/>
+              </w:rPr>
+              <w:t>Ученик</w:t>
+            </w:r>
+            <w:r>
+              <w:rPr>
+                <w:rFonts w:cs="Times New Roman"/>
+                <w:szCs w:val="36"/>
+              </w:rPr>
+              <w:t xml:space="preserve"> </w:t>
+            </w:r>
+            <w:r>
+              <w:rPr>
+                <w:rFonts w:cs="Times New Roman"/>
+                <w:szCs w:val="36"/>
+              </w:rPr>
+              <w:t>11 класса</w:t>
+            </w:r>
+          </w:p>
+          <w:p>
+            <w:pPr>
+              <w:ind w:firstLine="0"/>
+              <w:rPr>
+                <w:rFonts w:cs="Times New Roman"/>
                 <w:b/>
                 <w:sz w:val="36"/>
                 <w:szCs w:val="36"/>
@@ -449,14 +459,7 @@
                 <w:rFonts w:cs="Times New Roman"/>
                 <w:szCs w:val="36"/>
               </w:rPr>
-              <w:t>Ученик</w:t>
-            </w:r>
-            <w:r>
-              <w:rPr>
-                <w:rFonts w:cs="Times New Roman"/>
-                <w:szCs w:val="36"/>
-              </w:rPr>
-              <w:t xml:space="preserve"> МБОУ Гимназии №1</w:t>
+              <w:t>МБОУ Гимназии №1</w:t>
             </w:r>
           </w:p>
         </w:tc>
@@ -653,30 +656,62 @@
           <w:bCs/>
           <w:szCs w:val="24"/>
         </w:rPr>
-        <w:t xml:space="preserve">Отчёт 37 с., 6 рис., 4 табл., 8 </w:t>
-      </w:r>
-      <w:proofErr w:type="spellStart"/>
+        <w:t xml:space="preserve">Отчёт </w:t>
+      </w:r>
       <w:r>
         <w:rPr>
           <w:rFonts w:cs="Times New Roman"/>
           <w:bCs/>
           <w:szCs w:val="24"/>
         </w:rPr>
-        <w:t>источн</w:t>
-      </w:r>
-      <w:proofErr w:type="spellEnd"/>
+        <w:t>46</w:t>
+      </w:r>
       <w:r>
         <w:rPr>
           <w:rFonts w:cs="Times New Roman"/>
           <w:bCs/>
           <w:szCs w:val="24"/>
         </w:rPr>
+        <w:t xml:space="preserve"> с., 6 рис., 4 табл., </w:t>
+      </w:r>
+      <w:r>
+        <w:rPr>
+          <w:rFonts w:cs="Times New Roman"/>
+          <w:bCs/>
+          <w:szCs w:val="24"/>
+        </w:rPr>
+        <w:t>12</w:t>
+      </w:r>
+      <w:r>
+        <w:rPr>
+          <w:rFonts w:cs="Times New Roman"/>
+          <w:bCs/>
+          <w:szCs w:val="24"/>
+        </w:rPr>
+        <w:t xml:space="preserve"> </w:t>
+      </w:r>
+      <w:proofErr w:type="spellStart"/>
+      <w:r>
+        <w:rPr>
+          <w:rFonts w:cs="Times New Roman"/>
+          <w:bCs/>
+          <w:szCs w:val="24"/>
+        </w:rPr>
+        <w:t>источн</w:t>
+      </w:r>
+      <w:proofErr w:type="spellEnd"/>
+      <w:r>
+        <w:rPr>
+          <w:rFonts w:cs="Times New Roman"/>
+          <w:bCs/>
+          <w:szCs w:val="24"/>
+        </w:rPr>
         <w:t>., 2 прил.</w:t>
       </w:r>
     </w:p>
     <w:p>
       <w:pPr>
-        <w:ind w:firstLine="708"/>
+        <w:ind w:firstLine="0"/>
         <w:jc w:val="both"/>
         <w:rPr>
           <w:rFonts w:cs="Times New Roman"/>
@@ -1258,7 +1293,7 @@
             </w:rPr>
             <w:fldChar w:fldCharType="separate"/>
           </w:r>
-          <w:hyperlink w:anchor="_Toc224402361" w:history="1">
+          <w:hyperlink w:anchor="_Toc224420576" w:history="1">
             <w:r>
               <w:rPr>
                 <w:rStyle w:val="aa"/>
@@ -1285,7 +1320,7 @@
                 <w:noProof/>
                 <w:webHidden/>
               </w:rPr>
-              <w:instrText xml:space="preserve"> PAGEREF _Toc224402361 \h </w:instrText>
+              <w:instrText xml:space="preserve"> PAGEREF _Toc224420576 \h </w:instrText>
             </w:r>
             <w:r>
               <w:rPr>
@@ -1329,7 +1364,7 @@
               <w:lang w:eastAsia="ru-RU"/>
             </w:rPr>
           </w:pPr>
-          <w:hyperlink w:anchor="_Toc224402362" w:history="1">
+          <w:hyperlink w:anchor="_Toc224420577" w:history="1">
             <w:r>
               <w:rPr>
                 <w:rStyle w:val="aa"/>
@@ -1356,7 +1391,7 @@
                 <w:noProof/>
                 <w:webHidden/>
               </w:rPr>
-              <w:instrText xml:space="preserve"> PAGEREF _Toc224402362 \h </w:instrText>
+              <w:instrText xml:space="preserve"> PAGEREF _Toc224420577 \h </w:instrText>
             </w:r>
             <w:r>
               <w:rPr>
@@ -1400,7 +1435,7 @@
               <w:lang w:eastAsia="ru-RU"/>
             </w:rPr>
           </w:pPr>
-          <w:hyperlink w:anchor="_Toc224402363" w:history="1">
+          <w:hyperlink w:anchor="_Toc224420578" w:history="1">
             <w:r>
               <w:rPr>
                 <w:rStyle w:val="aa"/>
@@ -1427,7 +1462,7 @@
                 <w:noProof/>
                 <w:webHidden/>
               </w:rPr>
-              <w:instrText xml:space="preserve"> PAGEREF _Toc224402363 \h </w:instrText>
+              <w:instrText xml:space="preserve"> PAGEREF _Toc224420578 \h </w:instrText>
             </w:r>
             <w:r>
               <w:rPr>
@@ -1471,7 +1506,7 @@
               <w:lang w:eastAsia="ru-RU"/>
             </w:rPr>
           </w:pPr>
-          <w:hyperlink w:anchor="_Toc224402364" w:history="1">
+          <w:hyperlink w:anchor="_Toc224420579" w:history="1">
             <w:r>
               <w:rPr>
                 <w:rStyle w:val="aa"/>
@@ -1498,7 +1533,7 @@
                 <w:noProof/>
                 <w:webHidden/>
               </w:rPr>
-              <w:instrText xml:space="preserve"> PAGEREF _Toc224402364 \h </w:instrText>
+              <w:instrText xml:space="preserve"> PAGEREF _Toc224420579 \h </w:instrText>
             </w:r>
             <w:r>
               <w:rPr>
@@ -1542,7 +1577,7 @@
               <w:lang w:eastAsia="ru-RU"/>
             </w:rPr>
           </w:pPr>
-          <w:hyperlink w:anchor="_Toc224402365" w:history="1">
+          <w:hyperlink w:anchor="_Toc224420580" w:history="1">
             <w:r>
               <w:rPr>
                 <w:rStyle w:val="aa"/>
@@ -1569,7 +1604,7 @@
                 <w:noProof/>
                 <w:webHidden/>
               </w:rPr>
-              <w:instrText xml:space="preserve"> PAGEREF _Toc224402365 \h </w:instrText>
+              <w:instrText xml:space="preserve"> PAGEREF _Toc224420580 \h </w:instrText>
             </w:r>
             <w:r>
               <w:rPr>
@@ -1613,13 +1648,13 @@
               <w:lang w:eastAsia="ru-RU"/>
             </w:rPr>
           </w:pPr>
-          <w:hyperlink w:anchor="_Toc224402366" w:history="1">
+          <w:hyperlink w:anchor="_Toc224420581" w:history="1">
             <w:r>
               <w:rPr>
                 <w:rStyle w:val="aa"/>
                 <w:noProof/>
               </w:rPr>
-              <w:t xml:space="preserve">1.3 </w:t>
+              <w:t xml:space="preserve">1.3 Протокол </w:t>
             </w:r>
             <w:r>
               <w:rPr>
@@ -1631,13 +1666,6 @@
             </w:r>
             <w:r>
               <w:rPr>
-                <w:rStyle w:val="aa"/>
-                <w:noProof/>
-              </w:rPr>
-              <w:t xml:space="preserve"> протокол</w:t>
-            </w:r>
-            <w:r>
-              <w:rPr>
                 <w:noProof/>
                 <w:webHidden/>
               </w:rPr>
@@ -1655,7 +1683,7 @@
                 <w:noProof/>
                 <w:webHidden/>
               </w:rPr>
-              <w:instrText xml:space="preserve"> PAGEREF _Toc224402366 \h </w:instrText>
+              <w:instrText xml:space="preserve"> PAGEREF _Toc224420581 \h </w:instrText>
             </w:r>
             <w:r>
               <w:rPr>
@@ -1699,7 +1727,7 @@
               <w:lang w:eastAsia="ru-RU"/>
             </w:rPr>
           </w:pPr>
-          <w:hyperlink w:anchor="_Toc224402367" w:history="1">
+          <w:hyperlink w:anchor="_Toc224420582" w:history="1">
             <w:r>
               <w:rPr>
                 <w:rStyle w:val="aa"/>
@@ -1726,7 +1754,7 @@
                 <w:noProof/>
                 <w:webHidden/>
               </w:rPr>
-              <w:instrText xml:space="preserve"> PAGEREF _Toc224402367 \h </w:instrText>
+              <w:instrText xml:space="preserve"> PAGEREF _Toc224420582 \h </w:instrText>
             </w:r>
             <w:r>
               <w:rPr>
@@ -1770,7 +1798,7 @@
               <w:lang w:eastAsia="ru-RU"/>
             </w:rPr>
           </w:pPr>
-          <w:hyperlink w:anchor="_Toc224402368" w:history="1">
+          <w:hyperlink w:anchor="_Toc224420583" w:history="1">
             <w:r>
               <w:rPr>
                 <w:rStyle w:val="aa"/>
@@ -1797,7 +1825,7 @@
                 <w:noProof/>
                 <w:webHidden/>
               </w:rPr>
-              <w:instrText xml:space="preserve"> PAGEREF _Toc224402368 \h </w:instrText>
+              <w:instrText xml:space="preserve"> PAGEREF _Toc224420583 \h </w:instrText>
             </w:r>
             <w:r>
               <w:rPr>
@@ -1841,7 +1869,7 @@
               <w:lang w:eastAsia="ru-RU"/>
             </w:rPr>
           </w:pPr>
-          <w:hyperlink w:anchor="_Toc224402369" w:history="1">
+          <w:hyperlink w:anchor="_Toc224420584" w:history="1">
             <w:r>
               <w:rPr>
                 <w:rStyle w:val="aa"/>
@@ -1868,7 +1896,7 @@
                 <w:noProof/>
                 <w:webHidden/>
               </w:rPr>
-              <w:instrText xml:space="preserve"> PAGEREF _Toc224402369 \h </w:instrText>
+              <w:instrText xml:space="preserve"> PAGEREF _Toc224420584 \h </w:instrText>
             </w:r>
             <w:r>
               <w:rPr>
@@ -1912,7 +1940,7 @@
               <w:lang w:eastAsia="ru-RU"/>
             </w:rPr>
           </w:pPr>
-          <w:hyperlink w:anchor="_Toc224402370" w:history="1">
+          <w:hyperlink w:anchor="_Toc224420585" w:history="1">
             <w:r>
               <w:rPr>
                 <w:rStyle w:val="aa"/>
@@ -1939,7 +1967,7 @@
                 <w:noProof/>
                 <w:webHidden/>
               </w:rPr>
-              <w:instrText xml:space="preserve"> PAGEREF _Toc224402370 \h </w:instrText>
+              <w:instrText xml:space="preserve"> PAGEREF _Toc224420585 \h </w:instrText>
             </w:r>
             <w:r>
               <w:rPr>
@@ -1983,7 +2011,7 @@
               <w:lang w:eastAsia="ru-RU"/>
             </w:rPr>
           </w:pPr>
-          <w:hyperlink w:anchor="_Toc224402371" w:history="1">
+          <w:hyperlink w:anchor="_Toc224420586" w:history="1">
             <w:r>
               <w:rPr>
                 <w:rStyle w:val="aa"/>
@@ -2010,7 +2038,7 @@
                 <w:noProof/>
                 <w:webHidden/>
               </w:rPr>
-              <w:instrText xml:space="preserve"> PAGEREF _Toc224402371 \h </w:instrText>
+              <w:instrText xml:space="preserve"> PAGEREF _Toc224420586 \h </w:instrText>
             </w:r>
             <w:r>
               <w:rPr>
@@ -2054,7 +2082,7 @@
               <w:lang w:eastAsia="ru-RU"/>
             </w:rPr>
           </w:pPr>
-          <w:hyperlink w:anchor="_Toc224402372" w:history="1">
+          <w:hyperlink w:anchor="_Toc224420587" w:history="1">
             <w:r>
               <w:rPr>
                 <w:rStyle w:val="aa"/>
@@ -2081,7 +2109,7 @@
                 <w:noProof/>
                 <w:webHidden/>
               </w:rPr>
-              <w:instrText xml:space="preserve"> PAGEREF _Toc224402372 \h </w:instrText>
+              <w:instrText xml:space="preserve"> PAGEREF _Toc224420587 \h </w:instrText>
             </w:r>
             <w:r>
               <w:rPr>
@@ -2125,7 +2153,7 @@
               <w:lang w:eastAsia="ru-RU"/>
             </w:rPr>
           </w:pPr>
-          <w:hyperlink w:anchor="_Toc224402373" w:history="1">
+          <w:hyperlink w:anchor="_Toc224420588" w:history="1">
             <w:r>
               <w:rPr>
                 <w:rStyle w:val="aa"/>
@@ -2152,7 +2180,7 @@
                 <w:noProof/>
                 <w:webHidden/>
               </w:rPr>
-              <w:instrText xml:space="preserve"> PAGEREF _Toc224402373 \h </w:instrText>
+              <w:instrText xml:space="preserve"> PAGEREF _Toc224420588 \h </w:instrText>
             </w:r>
             <w:r>
               <w:rPr>
@@ -2196,7 +2224,7 @@
               <w:lang w:eastAsia="ru-RU"/>
             </w:rPr>
           </w:pPr>
-          <w:hyperlink w:anchor="_Toc224402374" w:history="1">
+          <w:hyperlink w:anchor="_Toc224420589" w:history="1">
             <w:r>
               <w:rPr>
                 <w:rStyle w:val="aa"/>
@@ -2223,7 +2251,7 @@
                 <w:noProof/>
                 <w:webHidden/>
               </w:rPr>
-              <w:instrText xml:space="preserve"> PAGEREF _Toc224402374 \h </w:instrText>
+              <w:instrText xml:space="preserve"> PAGEREF _Toc224420589 \h </w:instrText>
             </w:r>
             <w:r>
               <w:rPr>
@@ -2267,13 +2295,13 @@
               <w:lang w:eastAsia="ru-RU"/>
             </w:rPr>
           </w:pPr>
-          <w:hyperlink w:anchor="_Toc224402375" w:history="1">
+          <w:hyperlink w:anchor="_Toc224420590" w:history="1">
             <w:r>
               <w:rPr>
                 <w:rStyle w:val="aa"/>
                 <w:noProof/>
               </w:rPr>
-              <w:t>3.1 Техническое задание.</w:t>
+              <w:t>3.1 Техническое задание</w:t>
             </w:r>
             <w:r>
               <w:rPr>
@@ -2294,7 +2322,7 @@
                 <w:noProof/>
                 <w:webHidden/>
               </w:rPr>
-              <w:instrText xml:space="preserve"> PAGEREF _Toc224402375 \h </w:instrText>
+              <w:instrText xml:space="preserve"> PAGEREF _Toc224420590 \h </w:instrText>
             </w:r>
             <w:r>
               <w:rPr>
@@ -2338,7 +2366,7 @@
               <w:lang w:eastAsia="ru-RU"/>
             </w:rPr>
           </w:pPr>
-          <w:hyperlink w:anchor="_Toc224402376" w:history="1">
+          <w:hyperlink w:anchor="_Toc224420591" w:history="1">
             <w:r>
               <w:rPr>
                 <w:rStyle w:val="aa"/>
@@ -2365,7 +2393,7 @@
                 <w:noProof/>
                 <w:webHidden/>
               </w:rPr>
-              <w:instrText xml:space="preserve"> PAGEREF _Toc224402376 \h </w:instrText>
+              <w:instrText xml:space="preserve"> PAGEREF _Toc224420591 \h </w:instrText>
             </w:r>
             <w:r>
               <w:rPr>
@@ -2409,7 +2437,7 @@
               <w:lang w:eastAsia="ru-RU"/>
             </w:rPr>
           </w:pPr>
-          <w:hyperlink w:anchor="_Toc224402377" w:history="1">
+          <w:hyperlink w:anchor="_Toc224420592" w:history="1">
             <w:r>
               <w:rPr>
                 <w:rStyle w:val="aa"/>
@@ -2436,7 +2464,7 @@
                 <w:noProof/>
                 <w:webHidden/>
               </w:rPr>
-              <w:instrText xml:space="preserve"> PAGEREF _Toc224402377 \h </w:instrText>
+              <w:instrText xml:space="preserve"> PAGEREF _Toc224420592 \h </w:instrText>
             </w:r>
             <w:r>
               <w:rPr>
@@ -2480,7 +2508,7 @@
               <w:lang w:eastAsia="ru-RU"/>
             </w:rPr>
           </w:pPr>
-          <w:hyperlink w:anchor="_Toc224402378" w:history="1">
+          <w:hyperlink w:anchor="_Toc224420593" w:history="1">
             <w:r>
               <w:rPr>
                 <w:rStyle w:val="aa"/>
@@ -2507,7 +2535,7 @@
                 <w:noProof/>
                 <w:webHidden/>
               </w:rPr>
-              <w:instrText xml:space="preserve"> PAGEREF _Toc224402378 \h </w:instrText>
+              <w:instrText xml:space="preserve"> PAGEREF _Toc224420593 \h </w:instrText>
             </w:r>
             <w:r>
               <w:rPr>
@@ -2551,7 +2579,7 @@
               <w:lang w:eastAsia="ru-RU"/>
             </w:rPr>
           </w:pPr>
-          <w:hyperlink w:anchor="_Toc224402379" w:history="1">
+          <w:hyperlink w:anchor="_Toc224420594" w:history="1">
             <w:r>
               <w:rPr>
                 <w:rStyle w:val="aa"/>
@@ -2578,7 +2606,7 @@
                 <w:noProof/>
                 <w:webHidden/>
               </w:rPr>
-              <w:instrText xml:space="preserve"> PAGEREF _Toc224402379 \h </w:instrText>
+              <w:instrText xml:space="preserve"> PAGEREF _Toc224420594 \h </w:instrText>
             </w:r>
             <w:r>
               <w:rPr>
@@ -2623,7 +2651,7 @@
               <w:lang w:eastAsia="ru-RU"/>
             </w:rPr>
           </w:pPr>
-          <w:hyperlink w:anchor="_Toc224402380" w:history="1">
+          <w:hyperlink w:anchor="_Toc224420595" w:history="1">
             <w:r>
               <w:rPr>
                 <w:rStyle w:val="aa"/>
@@ -2666,7 +2694,7 @@
                 <w:noProof/>
                 <w:webHidden/>
               </w:rPr>
-              <w:instrText xml:space="preserve"> PAGEREF _Toc224402380 \h </w:instrText>
+              <w:instrText xml:space="preserve"> PAGEREF _Toc224420595 \h </w:instrText>
             </w:r>
             <w:r>
               <w:rPr>
@@ -2711,7 +2739,7 @@
               <w:lang w:eastAsia="ru-RU"/>
             </w:rPr>
           </w:pPr>
-          <w:hyperlink w:anchor="_Toc224402381" w:history="1">
+          <w:hyperlink w:anchor="_Toc224420596" w:history="1">
             <w:r>
               <w:rPr>
                 <w:rStyle w:val="aa"/>
@@ -2754,7 +2782,7 @@
                 <w:noProof/>
                 <w:webHidden/>
               </w:rPr>
-              <w:instrText xml:space="preserve"> PAGEREF _Toc224402381 \h </w:instrText>
+              <w:instrText xml:space="preserve"> PAGEREF _Toc224420596 \h </w:instrText>
             </w:r>
             <w:r>
               <w:rPr>
@@ -2799,7 +2827,7 @@
               <w:lang w:eastAsia="ru-RU"/>
             </w:rPr>
           </w:pPr>
-          <w:hyperlink w:anchor="_Toc224402382" w:history="1">
+          <w:hyperlink w:anchor="_Toc224420597" w:history="1">
             <w:r>
               <w:rPr>
                 <w:rStyle w:val="aa"/>
@@ -2842,7 +2870,7 @@
                 <w:noProof/>
                 <w:webHidden/>
               </w:rPr>
-              <w:instrText xml:space="preserve"> PAGEREF _Toc224402382 \h </w:instrText>
+              <w:instrText xml:space="preserve"> PAGEREF _Toc224420597 \h </w:instrText>
             </w:r>
             <w:r>
               <w:rPr>
@@ -2886,7 +2914,7 @@
               <w:lang w:eastAsia="ru-RU"/>
             </w:rPr>
           </w:pPr>
-          <w:hyperlink w:anchor="_Toc224402383" w:history="1">
+          <w:hyperlink w:anchor="_Toc224420598" w:history="1">
             <w:r>
               <w:rPr>
                 <w:rStyle w:val="aa"/>
@@ -2913,7 +2941,7 @@
                 <w:noProof/>
                 <w:webHidden/>
               </w:rPr>
-              <w:instrText xml:space="preserve"> PAGEREF _Toc224402383 \h </w:instrText>
+              <w:instrText xml:space="preserve"> PAGEREF _Toc224420598 \h </w:instrText>
             </w:r>
             <w:r>
               <w:rPr>
@@ -2957,7 +2985,7 @@
               <w:lang w:eastAsia="ru-RU"/>
             </w:rPr>
           </w:pPr>
-          <w:hyperlink w:anchor="_Toc224402384" w:history="1">
+          <w:hyperlink w:anchor="_Toc224420599" w:history="1">
             <w:r>
               <w:rPr>
                 <w:rStyle w:val="aa"/>
@@ -2984,7 +3012,7 @@
                 <w:noProof/>
                 <w:webHidden/>
               </w:rPr>
-              <w:instrText xml:space="preserve"> PAGEREF _Toc224402384 \h </w:instrText>
+              <w:instrText xml:space="preserve"> PAGEREF _Toc224420599 \h </w:instrText>
             </w:r>
             <w:r>
               <w:rPr>
@@ -3028,7 +3056,7 @@
               <w:lang w:eastAsia="ru-RU"/>
             </w:rPr>
           </w:pPr>
-          <w:hyperlink w:anchor="_Toc224402385" w:history="1">
+          <w:hyperlink w:anchor="_Toc224420600" w:history="1">
             <w:r>
               <w:rPr>
                 <w:rStyle w:val="aa"/>
@@ -3055,7 +3083,7 @@
                 <w:noProof/>
                 <w:webHidden/>
               </w:rPr>
-              <w:instrText xml:space="preserve"> PAGEREF _Toc224402385 \h </w:instrText>
+              <w:instrText xml:space="preserve"> PAGEREF _Toc224420600 \h </w:instrText>
             </w:r>
             <w:r>
               <w:rPr>
@@ -3099,13 +3127,13 @@
               <w:lang w:eastAsia="ru-RU"/>
             </w:rPr>
           </w:pPr>
-          <w:hyperlink w:anchor="_Toc224402386" w:history="1">
+          <w:hyperlink w:anchor="_Toc224420601" w:history="1">
             <w:r>
               <w:rPr>
                 <w:rStyle w:val="aa"/>
                 <w:noProof/>
               </w:rPr>
-              <w:t>ПРИЛОЖЕНИЕ</w:t>
+              <w:t>ПРИЛОЖЕНИЕ А</w:t>
             </w:r>
             <w:r>
               <w:rPr>
@@ -3126,7 +3154,7 @@
                 <w:noProof/>
                 <w:webHidden/>
               </w:rPr>
-              <w:instrText xml:space="preserve"> PAGEREF _Toc224402386 \h </w:instrText>
+              <w:instrText xml:space="preserve"> PAGEREF _Toc224420601 \h </w:instrText>
             </w:r>
             <w:r>
               <w:rPr>
@@ -3146,7 +3174,7 @@
                 <w:noProof/>
                 <w:webHidden/>
               </w:rPr>
-              <w:t>35</w:t>
+              <w:t>36</w:t>
             </w:r>
             <w:r>
               <w:rPr>
@@ -3163,6 +3191,78 @@
             <w:tabs>
               <w:tab w:val="right" w:leader="dot" w:pos="9344"/>
             </w:tabs>
+            <w:rPr>
+              <w:rFonts w:asciiTheme="minorHAnsi" w:eastAsiaTheme="minorEastAsia" w:hAnsiTheme="minorHAnsi"/>
+              <w:noProof/>
+              <w:sz w:val="22"/>
+              <w:lang w:eastAsia="ru-RU"/>
+            </w:rPr>
+          </w:pPr>
+          <w:hyperlink w:anchor="_Toc224420602" w:history="1">
+            <w:r>
+              <w:rPr>
+                <w:rStyle w:val="aa"/>
+                <w:noProof/>
+              </w:rPr>
+              <w:t>ПРИЛОЖЕНИЕ Б</w:t>
+            </w:r>
+            <w:r>
+              <w:rPr>
+                <w:noProof/>
+                <w:webHidden/>
+              </w:rPr>
+              <w:tab/>
+            </w:r>
+            <w:r>
+              <w:rPr>
+                <w:noProof/>
+                <w:webHidden/>
+              </w:rPr>
+              <w:fldChar w:fldCharType="begin"/>
+            </w:r>
+            <w:r>
+              <w:rPr>
+                <w:noProof/>
+                <w:webHidden/>
+              </w:rPr>
+              <w:instrText xml:space="preserve"> PAGEREF _Toc224420602 \h </w:instrText>
+            </w:r>
+            <w:r>
+              <w:rPr>
+                <w:noProof/>
+                <w:webHidden/>
+              </w:rPr>
+            </w:r>
+            <w:r>
+              <w:rPr>
+                <w:noProof/>
+                <w:webHidden/>
+              </w:rPr>
+              <w:fldChar w:fldCharType="separate"/>
+            </w:r>
+            <w:r>
+              <w:rPr>
+                <w:noProof/>
+                <w:webHidden/>
+              </w:rPr>
+              <w:t>43</w:t>
+            </w:r>
+            <w:r>
+              <w:rPr>
+                <w:noProof/>
+                <w:webHidden/>
+              </w:rPr>
+              <w:fldChar w:fldCharType="end"/>
+            </w:r>
+          </w:hyperlink>
+        </w:p>
+        <w:p>
+          <w:pPr>
+            <w:pStyle w:val="11"/>
+            <w:tabs>
+              <w:tab w:val="right" w:leader="dot" w:pos="9344"/>
+            </w:tabs>
+            <w:ind w:firstLine="0"/>
           </w:pPr>
           <w:r>
             <w:rPr>
@@ -3172,6 +3272,7 @@
               <w:noProof/>
               <w:szCs w:val="24"/>
             </w:rPr>
+            <w:lastRenderedPageBreak/>
             <w:fldChar w:fldCharType="end"/>
           </w:r>
         </w:p>
@@ -3181,9 +3282,8 @@
       <w:pPr>
         <w:pStyle w:val="1"/>
       </w:pPr>
-      <w:bookmarkStart w:id="1" w:name="_Toc224402361"/>
-      <w:r>
-        <w:lastRenderedPageBreak/>
+      <w:bookmarkStart w:id="1" w:name="_Toc224420576"/>
+      <w:r>
         <w:t>ИСПОЛЬЗУЕМЫЕ ТЕРМИНЫ И СОКРАЩЕНИЯ</w:t>
       </w:r>
       <w:bookmarkEnd w:id="1"/>
@@ -3498,6 +3598,12 @@
           <w:lang w:eastAsia="ru-RU"/>
         </w:rPr>
         <w:br/>
+      </w:r>
+      <w:r>
+        <w:rPr>
+          <w:lang w:eastAsia="ru-RU"/>
+        </w:rPr>
+        <w:lastRenderedPageBreak/>
         <w:t xml:space="preserve">GPL - лицензия GNU General Public </w:t>
       </w:r>
       <w:proofErr w:type="spellStart"/>
@@ -3519,12 +3625,6 @@
           <w:lang w:eastAsia="ru-RU"/>
         </w:rPr>
         <w:br/>
-      </w:r>
-      <w:r>
-        <w:rPr>
-          <w:lang w:eastAsia="ru-RU"/>
-        </w:rPr>
-        <w:lastRenderedPageBreak/>
         <w:t>GTK - фреймворк GUI.</w:t>
       </w:r>
       <w:r>
@@ -3642,26 +3742,6 @@
           <w:lang w:eastAsia="ru-RU"/>
         </w:rPr>
         <w:br/>
-      </w:r>
-      <w:proofErr w:type="spellStart"/>
-      <w:r>
-        <w:rPr>
-          <w:lang w:eastAsia="ru-RU"/>
-        </w:rPr>
-        <w:t>Ovaldi</w:t>
-      </w:r>
-      <w:proofErr w:type="spellEnd"/>
-      <w:r>
-        <w:rPr>
-          <w:lang w:eastAsia="ru-RU"/>
-        </w:rPr>
-        <w:t xml:space="preserve"> – движок для использования SCAP контента.</w:t>
-      </w:r>
-      <w:r>
-        <w:rPr>
-          <w:lang w:eastAsia="ru-RU"/>
-        </w:rPr>
-        <w:br/>
         <w:t xml:space="preserve">OVAL - Open </w:t>
       </w:r>
       <w:proofErr w:type="spellStart"/>
@@ -4130,7 +4210,7 @@
       <w:pPr>
         <w:pStyle w:val="1"/>
       </w:pPr>
-      <w:bookmarkStart w:id="2" w:name="_Toc224402362"/>
+      <w:bookmarkStart w:id="2" w:name="_Toc224420577"/>
       <w:r>
         <w:lastRenderedPageBreak/>
         <w:t>ВВЕДЕНИЕ</w:t>
@@ -4353,7 +4433,6 @@
       <w:pPr>
         <w:pStyle w:val="ac"/>
         <w:spacing w:line="360" w:lineRule="auto"/>
-        <w:ind w:left="709"/>
         <w:jc w:val="both"/>
       </w:pPr>
     </w:p>
@@ -4361,7 +4440,7 @@
       <w:pPr>
         <w:pStyle w:val="1"/>
       </w:pPr>
-      <w:bookmarkStart w:id="3" w:name="_Toc224402363"/>
+      <w:bookmarkStart w:id="3" w:name="_Toc224420578"/>
       <w:r>
         <w:lastRenderedPageBreak/>
         <w:t>1.</w:t>
@@ -4379,7 +4458,7 @@
         <w:pStyle w:val="2"/>
         <w:ind w:firstLine="360"/>
       </w:pPr>
-      <w:bookmarkStart w:id="4" w:name="_Toc224402364"/>
+      <w:bookmarkStart w:id="4" w:name="_Toc224420579"/>
       <w:r>
         <w:t xml:space="preserve">1.1 </w:t>
       </w:r>
@@ -4429,6 +4508,14 @@
           <w:szCs w:val="28"/>
         </w:rPr>
         <w:t>1800</w:t>
+      </w:r>
+      <w:r>
+        <w:rPr>
+          <w:rFonts w:cs="Times New Roman"/>
+          <w:color w:val="000000" w:themeColor="text1"/>
+          <w:szCs w:val="28"/>
+        </w:rPr>
+        <w:t>0</w:t>
       </w:r>
       <w:r>
         <w:rPr>
@@ -4546,7 +4633,7 @@
         <w:pStyle w:val="2"/>
         <w:ind w:firstLine="708"/>
       </w:pPr>
-      <w:bookmarkStart w:id="5" w:name="_Toc224402365"/>
+      <w:bookmarkStart w:id="5" w:name="_Toc224420580"/>
       <w:r>
         <w:t xml:space="preserve">1.2 </w:t>
       </w:r>
@@ -4651,21 +4738,18 @@
         <w:pStyle w:val="2"/>
         <w:ind w:firstLine="708"/>
       </w:pPr>
-      <w:bookmarkStart w:id="6" w:name="_Toc224402366"/>
+      <w:bookmarkStart w:id="6" w:name="_Toc224420581"/>
       <w:r>
         <w:t xml:space="preserve">1.3 </w:t>
       </w:r>
       <w:r>
+        <w:t xml:space="preserve">Протокол </w:t>
+      </w:r>
+      <w:r>
         <w:rPr>
           <w:lang w:val="en-US"/>
         </w:rPr>
         <w:t>SCAP</w:t>
-      </w:r>
-      <w:r>
-        <w:t xml:space="preserve"> </w:t>
-      </w:r>
-      <w:r>
-        <w:t>протокол</w:t>
       </w:r>
       <w:bookmarkEnd w:id="6"/>
     </w:p>
@@ -5381,7 +5465,7 @@
         <w:pStyle w:val="2"/>
         <w:ind w:firstLine="708"/>
       </w:pPr>
-      <w:bookmarkStart w:id="7" w:name="_Toc224402367"/>
+      <w:bookmarkStart w:id="7" w:name="_Toc224420582"/>
       <w:r>
         <w:t>1.</w:t>
       </w:r>
@@ -5463,7 +5547,7 @@
           <w:color w:val="000000" w:themeColor="text1"/>
           <w:szCs w:val="28"/>
         </w:rPr>
-        <w:t xml:space="preserve">Табл. </w:t>
+        <w:t>Табл</w:t>
       </w:r>
       <w:r>
         <w:rPr>
@@ -5471,7 +5555,7 @@
           <w:color w:val="000000" w:themeColor="text1"/>
           <w:szCs w:val="28"/>
         </w:rPr>
-        <w:t>1</w:t>
+        <w:t xml:space="preserve">ица 1 - </w:t>
       </w:r>
       <w:r>
         <w:rPr>
@@ -5479,7 +5563,7 @@
           <w:color w:val="000000" w:themeColor="text1"/>
           <w:szCs w:val="28"/>
         </w:rPr>
-        <w:t>. Сравнение с аналогами</w:t>
+        <w:t>Сравнение с аналогами</w:t>
       </w:r>
     </w:p>
     <w:p>
@@ -5803,7 +5887,7 @@
         <w:pStyle w:val="2"/>
         <w:ind w:firstLine="708"/>
       </w:pPr>
-      <w:bookmarkStart w:id="8" w:name="_Toc224402368"/>
+      <w:bookmarkStart w:id="8" w:name="_Toc224420583"/>
       <w:r>
         <w:t>1.</w:t>
       </w:r>
@@ -5830,7 +5914,13 @@
       </w:r>
       <w:proofErr w:type="spellStart"/>
       <w:r>
-        <w:t>харденига</w:t>
+        <w:t>хардени</w:t>
+      </w:r>
+      <w:r>
+        <w:t>н</w:t>
+      </w:r>
+      <w:r>
+        <w:t>га</w:t>
       </w:r>
       <w:proofErr w:type="spellEnd"/>
       <w:r>
@@ -5912,7 +6002,7 @@
       <w:pPr>
         <w:pStyle w:val="1"/>
       </w:pPr>
-      <w:bookmarkStart w:id="9" w:name="_Toc224402369"/>
+      <w:bookmarkStart w:id="9" w:name="_Toc224420584"/>
       <w:r>
         <w:lastRenderedPageBreak/>
         <w:t xml:space="preserve">2. </w:t>
@@ -5927,7 +6017,7 @@
         <w:pStyle w:val="2"/>
         <w:ind w:firstLine="708"/>
       </w:pPr>
-      <w:bookmarkStart w:id="10" w:name="_Toc224402370"/>
+      <w:bookmarkStart w:id="10" w:name="_Toc224420585"/>
       <w:r>
         <w:t>2.1 Формализация проблемы</w:t>
       </w:r>
@@ -6009,7 +6099,24 @@
       </w:r>
       <w:proofErr w:type="spellEnd"/>
       <w:r>
-        <w:t xml:space="preserve"> RD = {rd_r1, rd_2, rd_r3...</w:t>
+        <w:t xml:space="preserve"> RD = {rd_r1, </w:t>
+      </w:r>
+      <w:proofErr w:type="spellStart"/>
+      <w:r>
+        <w:t>rd</w:t>
+      </w:r>
+      <w:proofErr w:type="spellEnd"/>
+      <w:r>
+        <w:t>_</w:t>
+      </w:r>
+      <w:r>
+        <w:rPr>
+          <w:lang w:val="en-US"/>
+        </w:rPr>
+        <w:t>r</w:t>
+      </w:r>
+      <w:r>
+        <w:t>2, rd_r3...</w:t>
       </w:r>
       <w:proofErr w:type="spellStart"/>
       <w:r>
@@ -6085,7 +6192,7 @@
       </w:r>
       <w:proofErr w:type="gramEnd"/>
       <w:r>
-        <w:t>,unknown,error,not_applicable</w:t>
+        <w:t>,unknown,error,notapplicable</w:t>
       </w:r>
       <w:proofErr w:type="spellEnd"/>
       <w:r>
@@ -6125,7 +6232,7 @@
       </w:r>
       <w:proofErr w:type="spellStart"/>
       <w:r>
-        <w:t>not_applicable</w:t>
+        <w:t>notapplicable</w:t>
       </w:r>
       <w:proofErr w:type="spellEnd"/>
       <w:r>
@@ -6175,12 +6282,28 @@
       <w:r>
         <w:t>pass,fail</w:t>
       </w:r>
+      <w:proofErr w:type="spellEnd"/>
       <w:proofErr w:type="gramEnd"/>
       <w:r>
-        <w:t>,not_checked,not_applicable,error</w:t>
+        <w:t>,</w:t>
+      </w:r>
+      <w:proofErr w:type="spellStart"/>
+      <w:r>
+        <w:rPr>
+          <w:lang w:val="en-US"/>
+        </w:rPr>
+        <w:t>notselected</w:t>
       </w:r>
       <w:proofErr w:type="spellEnd"/>
       <w:r>
+        <w:t>,</w:t>
+      </w:r>
+      <w:proofErr w:type="spellStart"/>
+      <w:r>
+        <w:t>notapplicable,error</w:t>
+      </w:r>
+      <w:proofErr w:type="spellEnd"/>
+      <w:r>
         <w:t xml:space="preserve">}, где </w:t>
       </w:r>
       <w:proofErr w:type="spellStart"/>
@@ -6201,10 +6324,21 @@
       </w:r>
       <w:proofErr w:type="spellStart"/>
       <w:r>
-        <w:t>not_checked,not_applicable,error</w:t>
+        <w:rPr>
+          <w:lang w:val="en-US"/>
+        </w:rPr>
+        <w:t>notselected</w:t>
       </w:r>
       <w:proofErr w:type="spellEnd"/>
       <w:r>
+        <w:t>,</w:t>
+      </w:r>
+      <w:proofErr w:type="spellStart"/>
+      <w:r>
+        <w:t>notapplicable,error</w:t>
+      </w:r>
+      <w:proofErr w:type="spellEnd"/>
+      <w:r>
         <w:t xml:space="preserve"> - невозможность или неприменимость проверки</w:t>
       </w:r>
       <w:r>
@@ -6213,21 +6347,14 @@
       <w:r>
         <w:t xml:space="preserve"> </w:t>
       </w:r>
+      <w:proofErr w:type="spellStart"/>
       <w:r>
         <w:rPr>
           <w:lang w:val="en-US"/>
         </w:rPr>
-        <w:t>not</w:t>
-      </w:r>
-      <w:r>
-        <w:t>_</w:t>
-      </w:r>
-      <w:r>
-        <w:rPr>
-          <w:lang w:val="en-US"/>
-        </w:rPr>
-        <w:t>selected</w:t>
-      </w:r>
+        <w:t>notselected</w:t>
+      </w:r>
+      <w:proofErr w:type="spellEnd"/>
       <w:r>
         <w:t xml:space="preserve"> </w:t>
       </w:r>
@@ -6374,7 +6501,7 @@
         <w:pStyle w:val="2"/>
         <w:ind w:firstLine="708"/>
       </w:pPr>
-      <w:bookmarkStart w:id="11" w:name="_Toc224402371"/>
+      <w:bookmarkStart w:id="11" w:name="_Toc224420586"/>
       <w:r>
         <w:t>2.2 Описание алгоритма решения проблемы</w:t>
       </w:r>
@@ -6921,7 +7048,7 @@
         <w:pStyle w:val="2"/>
         <w:ind w:firstLine="708"/>
       </w:pPr>
-      <w:bookmarkStart w:id="12" w:name="_Toc224402372"/>
+      <w:bookmarkStart w:id="12" w:name="_Toc224420587"/>
       <w:r>
         <w:t>2.3 Описание существующих алгоритмов</w:t>
       </w:r>
@@ -7048,7 +7175,7 @@
         <w:pStyle w:val="2"/>
         <w:ind w:firstLine="708"/>
       </w:pPr>
-      <w:bookmarkStart w:id="13" w:name="_Toc224402373"/>
+      <w:bookmarkStart w:id="13" w:name="_Toc224420588"/>
       <w:r>
         <w:t>2.</w:t>
       </w:r>
@@ -7236,7 +7363,13 @@
       </w:r>
       <w:proofErr w:type="spellStart"/>
       <w:r>
-        <w:t>хардениг</w:t>
+        <w:t>хардени</w:t>
+      </w:r>
+      <w:r>
+        <w:t>н</w:t>
+      </w:r>
+      <w:r>
+        <w:t>г</w:t>
       </w:r>
       <w:proofErr w:type="spellEnd"/>
       <w:r>
@@ -7546,14 +7679,7 @@
         <w:jc w:val="both"/>
       </w:pPr>
       <w:r>
-        <w:rPr>
-          <w:b/>
-          <w:bCs/>
-        </w:rPr>
-        <w:t>Что соответствует:</w:t>
-      </w:r>
-      <w:r>
-        <w:t xml:space="preserve"> злоумышленник использует особенности </w:t>
+        <w:t xml:space="preserve">Что соответствует: злоумышленник использует особенности </w:t>
       </w:r>
       <w:proofErr w:type="spellStart"/>
       <w:r>
@@ -7579,14 +7705,7 @@
         <w:jc w:val="both"/>
       </w:pPr>
       <w:r>
-        <w:rPr>
-          <w:b/>
-          <w:bCs/>
-        </w:rPr>
-        <w:t>Как противодействует проект:</w:t>
-      </w:r>
-      <w:r>
-        <w:t xml:space="preserve"> через SCAP-контент проверяет и исправляет конфигурацию </w:t>
+        <w:t xml:space="preserve">Как противодействует проект: через SCAP-контент проверяет и исправляет конфигурацию </w:t>
       </w:r>
       <w:proofErr w:type="spellStart"/>
       <w:r>
@@ -7961,7 +8080,7 @@
       <w:r>
         <w:br w:type="page"/>
       </w:r>
-      <w:bookmarkStart w:id="14" w:name="_Toc224402374"/>
+      <w:bookmarkStart w:id="14" w:name="_Toc224420589"/>
       <w:r>
         <w:lastRenderedPageBreak/>
         <w:t xml:space="preserve">3. </w:t>
@@ -7976,12 +8095,12 @@
         <w:pStyle w:val="2"/>
         <w:ind w:firstLine="708"/>
       </w:pPr>
-      <w:bookmarkStart w:id="15" w:name="_Toc224402375"/>
+      <w:bookmarkStart w:id="15" w:name="_Toc224420590"/>
       <w:r>
         <w:t xml:space="preserve">3.1 </w:t>
       </w:r>
       <w:r>
-        <w:t>Техническое задание.</w:t>
+        <w:t>Техническое задание</w:t>
       </w:r>
       <w:bookmarkEnd w:id="15"/>
     </w:p>
@@ -8397,7 +8516,23 @@
           <w:color w:val="000000" w:themeColor="text1"/>
           <w:szCs w:val="28"/>
         </w:rPr>
-        <w:t>Этот этап можно считать по настоящему важным, так как от выбранных инструментов зависят многие характеристики конечного продукта. Мы разрабатываем десктопное приложение, вследствие чего выбор фреймворка графического интерфейса является довольно важным этапом. Для удобного просмотра основных параметров фреймворка была сделана таблица.</w:t>
+        <w:t>Этот этап можно считать по</w:t>
+      </w:r>
+      <w:r>
+        <w:rPr>
+          <w:rFonts w:cs="Times New Roman"/>
+          <w:color w:val="000000" w:themeColor="text1"/>
+          <w:szCs w:val="28"/>
+        </w:rPr>
+        <w:t>-</w:t>
+      </w:r>
+      <w:r>
+        <w:rPr>
+          <w:rFonts w:cs="Times New Roman"/>
+          <w:color w:val="000000" w:themeColor="text1"/>
+          <w:szCs w:val="28"/>
+        </w:rPr>
+        <w:t>настоящему важным, так как от выбранных инструментов зависят многие характеристики конечного продукта. Мы разрабатываем десктопное приложение, вследствие чего выбор фреймворка графического интерфейса является довольно важным этапом. Для удобного просмотра основных параметров фреймворка была сделана таблица.</w:t>
       </w:r>
     </w:p>
     <w:p>
@@ -8506,7 +8641,7 @@
           <w:szCs w:val="28"/>
         </w:rPr>
         <w:lastRenderedPageBreak/>
-        <w:t xml:space="preserve">Табл. </w:t>
+        <w:t>Табл</w:t>
       </w:r>
       <w:r>
         <w:rPr>
@@ -8514,7 +8649,7 @@
           <w:color w:val="000000" w:themeColor="text1"/>
           <w:szCs w:val="28"/>
         </w:rPr>
-        <w:t>2</w:t>
+        <w:t>ица 2 -</w:t>
       </w:r>
       <w:r>
         <w:rPr>
@@ -8522,7 +8657,7 @@
           <w:color w:val="000000" w:themeColor="text1"/>
           <w:szCs w:val="28"/>
         </w:rPr>
-        <w:t>. Сравнение фреймворков</w:t>
+        <w:t xml:space="preserve"> Сравнение фреймворков</w:t>
       </w:r>
     </w:p>
     <w:p>
@@ -8846,7 +8981,7 @@
           <w:szCs w:val="28"/>
           <w:lang w:val="en-US"/>
         </w:rPr>
-        <w:t>c</w:t>
+        <w:t>C</w:t>
       </w:r>
       <w:r>
         <w:rPr>
@@ -9158,43 +9293,23 @@
           <w:color w:val="000000" w:themeColor="text1"/>
           <w:szCs w:val="28"/>
         </w:rPr>
-        <w:t xml:space="preserve">, так как от выбранного инструментария будет зависеть большинство характеристик программы. Для обоснования выбора приведена Табл. 2. По ней мы можем видеть, что SCC не подходит нам, потому что работает только на </w:t>
-      </w:r>
-      <w:proofErr w:type="spellStart"/>
+        <w:t>, так как от выбранного инструментария будет зависеть большинство характеристик программы. Для обоснования выбора приведена Табл</w:t>
+      </w:r>
       <w:r>
         <w:rPr>
           <w:rFonts w:cs="Times New Roman"/>
           <w:color w:val="000000" w:themeColor="text1"/>
           <w:szCs w:val="28"/>
         </w:rPr>
-        <w:t>windows</w:t>
-      </w:r>
-      <w:proofErr w:type="spellEnd"/>
+        <w:t>ица 3</w:t>
+      </w:r>
       <w:r>
         <w:rPr>
           <w:rFonts w:cs="Times New Roman"/>
           <w:color w:val="000000" w:themeColor="text1"/>
           <w:szCs w:val="28"/>
         </w:rPr>
-        <w:t xml:space="preserve">, </w:t>
-      </w:r>
-      <w:proofErr w:type="spellStart"/>
-      <w:r>
-        <w:rPr>
-          <w:rFonts w:cs="Times New Roman"/>
-          <w:color w:val="000000" w:themeColor="text1"/>
-          <w:szCs w:val="28"/>
-        </w:rPr>
-        <w:t>Ovaldi</w:t>
-      </w:r>
-      <w:proofErr w:type="spellEnd"/>
-      <w:r>
-        <w:rPr>
-          <w:rFonts w:cs="Times New Roman"/>
-          <w:color w:val="000000" w:themeColor="text1"/>
-          <w:szCs w:val="28"/>
-        </w:rPr>
-        <w:t xml:space="preserve"> не подходит из-за отсутствия обновлений и поддержки с 2015, вследствие чего он не будет работать без дописывания его функционала вручную. А самодельный </w:t>
+        <w:t xml:space="preserve">. По ней мы можем видеть, что SCC не подходит нам, потому что работает только на </w:t>
       </w:r>
       <w:r>
         <w:rPr>
@@ -9203,32 +9318,77 @@
           <w:szCs w:val="28"/>
           <w:lang w:val="en-US"/>
         </w:rPr>
-        <w:t>SCAP</w:t>
-      </w:r>
+        <w:t>W</w:t>
+      </w:r>
+      <w:proofErr w:type="spellStart"/>
       <w:r>
         <w:rPr>
           <w:rFonts w:cs="Times New Roman"/>
           <w:color w:val="000000" w:themeColor="text1"/>
           <w:szCs w:val="28"/>
         </w:rPr>
-        <w:t xml:space="preserve">-интерпретатор не имеет смысла писать по многим причинам, начиная от технической сложности интерпретаторов, заканчивая тем, что он будет работать медленней других аналогичных разработок. В итоге для разработки программы в качестве движка для обработки SCAP контента выбран </w:t>
-      </w:r>
-      <w:proofErr w:type="spellStart"/>
+        <w:t>indows</w:t>
+      </w:r>
+      <w:proofErr w:type="spellEnd"/>
       <w:r>
         <w:rPr>
           <w:rFonts w:cs="Times New Roman"/>
           <w:color w:val="000000" w:themeColor="text1"/>
           <w:szCs w:val="28"/>
         </w:rPr>
-        <w:t>openSCAP</w:t>
-      </w:r>
-      <w:proofErr w:type="spellEnd"/>
+        <w:t xml:space="preserve">, </w:t>
+      </w:r>
+      <w:proofErr w:type="spellStart"/>
       <w:r>
         <w:rPr>
           <w:rFonts w:cs="Times New Roman"/>
           <w:color w:val="000000" w:themeColor="text1"/>
           <w:szCs w:val="28"/>
         </w:rPr>
+        <w:t>Ovaldi</w:t>
+      </w:r>
+      <w:proofErr w:type="spellEnd"/>
+      <w:r>
+        <w:rPr>
+          <w:rFonts w:cs="Times New Roman"/>
+          <w:color w:val="000000" w:themeColor="text1"/>
+          <w:szCs w:val="28"/>
+        </w:rPr>
+        <w:t xml:space="preserve"> не подходит из-за отсутствия обновлений и поддержки с 2015, вследствие чего он не будет работать без дописывания его функционала вручную. А самодельный </w:t>
+      </w:r>
+      <w:r>
+        <w:rPr>
+          <w:rFonts w:cs="Times New Roman"/>
+          <w:color w:val="000000" w:themeColor="text1"/>
+          <w:szCs w:val="28"/>
+          <w:lang w:val="en-US"/>
+        </w:rPr>
+        <w:t>SCAP</w:t>
+      </w:r>
+      <w:r>
+        <w:rPr>
+          <w:rFonts w:cs="Times New Roman"/>
+          <w:color w:val="000000" w:themeColor="text1"/>
+          <w:szCs w:val="28"/>
+        </w:rPr>
+        <w:t xml:space="preserve">-интерпретатор не имеет смысла писать по многим причинам, начиная от технической сложности интерпретаторов, заканчивая тем, что он будет работать медленней других аналогичных разработок. В итоге для разработки программы в качестве движка для обработки SCAP контента выбран </w:t>
+      </w:r>
+      <w:proofErr w:type="spellStart"/>
+      <w:r>
+        <w:rPr>
+          <w:rFonts w:cs="Times New Roman"/>
+          <w:color w:val="000000" w:themeColor="text1"/>
+          <w:szCs w:val="28"/>
+        </w:rPr>
+        <w:t>openSCAP</w:t>
+      </w:r>
+      <w:proofErr w:type="spellEnd"/>
+      <w:r>
+        <w:rPr>
+          <w:rFonts w:cs="Times New Roman"/>
+          <w:color w:val="000000" w:themeColor="text1"/>
+          <w:szCs w:val="28"/>
+        </w:rPr>
         <w:t>.</w:t>
       </w:r>
     </w:p>
@@ -9247,7 +9407,7 @@
           <w:color w:val="000000" w:themeColor="text1"/>
           <w:szCs w:val="28"/>
         </w:rPr>
-        <w:t xml:space="preserve">Табл. </w:t>
+        <w:t>Табл</w:t>
       </w:r>
       <w:r>
         <w:rPr>
@@ -9255,7 +9415,7 @@
           <w:color w:val="000000" w:themeColor="text1"/>
           <w:szCs w:val="28"/>
         </w:rPr>
-        <w:t>3</w:t>
+        <w:t>ица 3 -</w:t>
       </w:r>
       <w:r>
         <w:rPr>
@@ -9263,7 +9423,7 @@
           <w:color w:val="000000" w:themeColor="text1"/>
           <w:szCs w:val="28"/>
         </w:rPr>
-        <w:t xml:space="preserve">. Сравнение </w:t>
+        <w:t xml:space="preserve"> Сравнение </w:t>
       </w:r>
       <w:r>
         <w:rPr>
@@ -9383,7 +9543,7 @@
         <w:pStyle w:val="2"/>
         <w:ind w:firstLine="708"/>
       </w:pPr>
-      <w:bookmarkStart w:id="16" w:name="_Toc224402376"/>
+      <w:bookmarkStart w:id="16" w:name="_Toc224420591"/>
       <w:r>
         <w:lastRenderedPageBreak/>
         <w:t>3.</w:t>
@@ -9548,7 +9708,10 @@
         <w:ind w:firstLine="0"/>
       </w:pPr>
       <w:r>
-        <w:t xml:space="preserve">3.5 Если при выборе проверки по </w:t>
+        <w:t>4.</w:t>
+      </w:r>
+      <w:r>
+        <w:t xml:space="preserve"> Если при выборе проверки по </w:t>
       </w:r>
       <w:r>
         <w:rPr>
@@ -9603,7 +9766,10 @@
         <w:ind w:firstLine="0"/>
       </w:pPr>
       <w:r>
-        <w:t xml:space="preserve">4. Перед выводом данных проверки в удобочитаемом виде они сначала </w:t>
+        <w:t>5</w:t>
+      </w:r>
+      <w:r>
+        <w:t xml:space="preserve">. Перед выводом данных проверки в удобочитаемом виде они сначала </w:t>
       </w:r>
       <w:proofErr w:type="spellStart"/>
       <w:r>
@@ -9619,7 +9785,10 @@
         <w:ind w:firstLine="0"/>
       </w:pPr>
       <w:r>
-        <w:t>5. Вывод данных проверки на экран в табличном, удобочитаемом для чтения и просмотра виде.</w:t>
+        <w:t>6</w:t>
+      </w:r>
+      <w:r>
+        <w:t>. Вывод данных проверки на экран в табличном, удобочитаемом для чтения и просмотра виде.</w:t>
       </w:r>
     </w:p>
     <w:p>
@@ -9719,7 +9888,7 @@
         <w:pStyle w:val="2"/>
         <w:ind w:firstLine="360"/>
       </w:pPr>
-      <w:bookmarkStart w:id="17" w:name="_Toc224402377"/>
+      <w:bookmarkStart w:id="17" w:name="_Toc224420592"/>
       <w:r>
         <w:t>3.</w:t>
       </w:r>
@@ -9887,21 +10056,14 @@
       <w:r>
         <w:t>,</w:t>
       </w:r>
+      <w:proofErr w:type="spellStart"/>
       <w:r>
         <w:rPr>
           <w:lang w:val="en-US"/>
         </w:rPr>
-        <w:t>not</w:t>
-      </w:r>
-      <w:r>
-        <w:t>_</w:t>
-      </w:r>
-      <w:r>
-        <w:rPr>
-          <w:lang w:val="en-US"/>
-        </w:rPr>
-        <w:t>applicable</w:t>
-      </w:r>
+        <w:t>notapplicable</w:t>
+      </w:r>
+      <w:proofErr w:type="spellEnd"/>
       <w:r>
         <w:t xml:space="preserve">}. Полученные значения сохраняются и отображаются в отчёте, что обеспечивает </w:t>
       </w:r>
@@ -9963,7 +10125,26 @@
       </w:r>
       <w:proofErr w:type="spellStart"/>
       <w:r>
-        <w:t>pass,fail,not_checked,not_applicable,error</w:t>
+        <w:t>pass,fail</w:t>
+      </w:r>
+      <w:proofErr w:type="spellEnd"/>
+      <w:r>
+        <w:t>,</w:t>
+      </w:r>
+      <w:proofErr w:type="spellStart"/>
+      <w:r>
+        <w:rPr>
+          <w:lang w:val="en-US"/>
+        </w:rPr>
+        <w:t>notselected</w:t>
+      </w:r>
+      <w:proofErr w:type="spellEnd"/>
+      <w:r>
+        <w:t>,</w:t>
+      </w:r>
+      <w:proofErr w:type="spellStart"/>
+      <w:r>
+        <w:t>notapplicable,error</w:t>
       </w:r>
       <w:proofErr w:type="spellEnd"/>
       <w:r>
@@ -10116,7 +10297,7 @@
       <w:pPr>
         <w:pStyle w:val="1"/>
       </w:pPr>
-      <w:bookmarkStart w:id="39" w:name="_Toc224402378"/>
+      <w:bookmarkStart w:id="39" w:name="_Toc224420593"/>
       <w:r>
         <w:lastRenderedPageBreak/>
         <w:t>4. Тестирование</w:t>
@@ -10130,7 +10311,7 @@
       <w:r>
         <w:tab/>
       </w:r>
-      <w:bookmarkStart w:id="40" w:name="_Toc224402379"/>
+      <w:bookmarkStart w:id="40" w:name="_Toc224420594"/>
       <w:r>
         <w:t>4.1 Цели тестирования</w:t>
       </w:r>
@@ -10311,7 +10492,7 @@
         </w:numPr>
         <w:jc w:val="both"/>
       </w:pPr>
-      <w:bookmarkStart w:id="41" w:name="_Toc224402380"/>
+      <w:bookmarkStart w:id="41" w:name="_Toc224420595"/>
       <w:r>
         <w:t>Функциональное тестирование</w:t>
       </w:r>
@@ -10459,14 +10640,18 @@
       <w:r>
         <w:t xml:space="preserve"> </w:t>
       </w:r>
-      <w:proofErr w:type="spellStart"/>
       <w:r>
         <w:rPr>
           <w:lang w:val="en-US"/>
         </w:rPr>
-        <w:t>linux</w:t>
-      </w:r>
-      <w:proofErr w:type="spellEnd"/>
+        <w:t>L</w:t>
+      </w:r>
+      <w:r>
+        <w:rPr>
+          <w:lang w:val="en-US"/>
+        </w:rPr>
+        <w:t>inux</w:t>
+      </w:r>
       <w:r>
         <w:t>.</w:t>
       </w:r>
@@ -10709,15 +10894,7 @@
         <w:t>-</w:t>
       </w:r>
       <w:r>
-        <w:t xml:space="preserve">правил, </w:t>
-      </w:r>
-      <w:proofErr w:type="spellStart"/>
-      <w:r>
-        <w:t>созданныхх</w:t>
-      </w:r>
-      <w:proofErr w:type="spellEnd"/>
-      <w:r>
-        <w:t xml:space="preserve"> для другой ОС без </w:t>
+        <w:t xml:space="preserve">правил, созданных для другой ОС без </w:t>
       </w:r>
       <w:proofErr w:type="spellStart"/>
       <w:r>
@@ -11095,7 +11272,7 @@
           <w:szCs w:val="28"/>
         </w:rPr>
         <w:lastRenderedPageBreak/>
-        <w:t xml:space="preserve">Табл. </w:t>
+        <w:t>Табл</w:t>
       </w:r>
       <w:r>
         <w:rPr>
@@ -11103,15 +11280,7 @@
           <w:color w:val="000000" w:themeColor="text1"/>
           <w:szCs w:val="28"/>
         </w:rPr>
-        <w:t>4</w:t>
-      </w:r>
-      <w:r>
-        <w:rPr>
-          <w:rFonts w:cs="Times New Roman"/>
-          <w:color w:val="000000" w:themeColor="text1"/>
-          <w:szCs w:val="28"/>
-        </w:rPr>
-        <w:t xml:space="preserve">. </w:t>
+        <w:t xml:space="preserve">ица 4 - </w:t>
       </w:r>
       <w:r>
         <w:rPr>
@@ -11194,7 +11363,7 @@
           <w:numId w:val="29"/>
         </w:numPr>
       </w:pPr>
-      <w:bookmarkStart w:id="42" w:name="_Toc224402381"/>
+      <w:bookmarkStart w:id="42" w:name="_Toc224420596"/>
       <w:r>
         <w:lastRenderedPageBreak/>
         <w:t>Пользовательское тестирование</w:t>
@@ -11218,14 +11387,18 @@
       <w:r>
         <w:t xml:space="preserve"> </w:t>
       </w:r>
-      <w:proofErr w:type="spellStart"/>
       <w:r>
         <w:rPr>
           <w:lang w:val="en-US"/>
         </w:rPr>
-        <w:t>linux</w:t>
-      </w:r>
-      <w:proofErr w:type="spellEnd"/>
+        <w:t>L</w:t>
+      </w:r>
+      <w:r>
+        <w:rPr>
+          <w:lang w:val="en-US"/>
+        </w:rPr>
+        <w:t>inux</w:t>
+      </w:r>
       <w:r>
         <w:t xml:space="preserve">. </w:t>
       </w:r>
@@ -11429,7 +11602,7 @@
         </w:numPr>
         <w:jc w:val="both"/>
       </w:pPr>
-      <w:bookmarkStart w:id="43" w:name="_Toc224402382"/>
+      <w:bookmarkStart w:id="43" w:name="_Toc224420597"/>
       <w:r>
         <w:t>Анализ результатов тестирования</w:t>
       </w:r>
@@ -11539,14 +11712,24 @@
       <w:r>
         <w:t xml:space="preserve"> и проведение </w:t>
       </w:r>
-      <w:proofErr w:type="spellStart"/>
       <w:r>
         <w:rPr>
           <w:lang w:val="en-US"/>
         </w:rPr>
-        <w:t>remedation</w:t>
-      </w:r>
-      <w:proofErr w:type="spellEnd"/>
+        <w:t>remed</w:t>
+      </w:r>
+      <w:r>
+        <w:rPr>
+          <w:lang w:val="en-US"/>
+        </w:rPr>
+        <w:t>i</w:t>
+      </w:r>
+      <w:r>
+        <w:rPr>
+          <w:lang w:val="en-US"/>
+        </w:rPr>
+        <w:t>ation</w:t>
+      </w:r>
       <w:r>
         <w:t xml:space="preserve">, </w:t>
       </w:r>
@@ -11741,7 +11924,13 @@
         <w:jc w:val="both"/>
       </w:pPr>
       <w:r>
-        <w:t xml:space="preserve">Ошибок и недочётов по время пользовательского тестирования выявлено не было. </w:t>
+        <w:t xml:space="preserve">Ошибок и недочётов </w:t>
+      </w:r>
+      <w:r>
+        <w:t>в</w:t>
+      </w:r>
+      <w:r>
+        <w:t xml:space="preserve">о время пользовательского тестирования выявлено не было. </w:t>
       </w:r>
     </w:p>
     <w:p>
@@ -11776,7 +11965,7 @@
         <w:ind w:firstLine="708"/>
         <w:jc w:val="both"/>
       </w:pPr>
-      <w:bookmarkStart w:id="44" w:name="_Toc224402383"/>
+      <w:bookmarkStart w:id="44" w:name="_Toc224420598"/>
       <w:r>
         <w:t>4.5 Перспективы развития проекта</w:t>
       </w:r>
@@ -11840,7 +12029,7 @@
       <w:pPr>
         <w:pStyle w:val="1"/>
       </w:pPr>
-      <w:bookmarkStart w:id="45" w:name="_Toc224402384"/>
+      <w:bookmarkStart w:id="45" w:name="_Toc224420599"/>
       <w:r>
         <w:lastRenderedPageBreak/>
         <w:t>ЗАКЛЮЧЕНИЕ</w:t>
@@ -12153,7 +12342,13 @@
       </w:r>
       <w:proofErr w:type="spellStart"/>
       <w:r>
-        <w:t>харденига</w:t>
+        <w:t>хардени</w:t>
+      </w:r>
+      <w:r>
+        <w:t>н</w:t>
+      </w:r>
+      <w:r>
+        <w:t>га</w:t>
       </w:r>
       <w:proofErr w:type="spellEnd"/>
       <w:r>
@@ -12169,7 +12364,7 @@
       <w:pPr>
         <w:pStyle w:val="1"/>
       </w:pPr>
-      <w:bookmarkStart w:id="46" w:name="_Toc224402385"/>
+      <w:bookmarkStart w:id="46" w:name="_Toc224420600"/>
       <w:r>
         <w:lastRenderedPageBreak/>
         <w:t>СПИСОК ЛИТЕРАТУРЫ</w:t>
@@ -13031,7 +13226,7 @@
         <w:rPr>
           <w:rFonts w:cs="Times New Roman"/>
         </w:rPr>
-        <w:t>habr.com</w:t>
+        <w:t>www.securitylab.ru</w:t>
       </w:r>
       <w:r>
         <w:t>. —</w:t>
@@ -13196,15 +13391,13 @@
       <w:r>
         <w:t xml:space="preserve">] // </w:t>
       </w:r>
-      <w:proofErr w:type="spellStart"/>
       <w:r>
         <w:rPr>
           <w:rFonts w:cs="Times New Roman"/>
           <w:lang w:val="en-US"/>
         </w:rPr>
-        <w:t>habr</w:t>
-      </w:r>
-      <w:proofErr w:type="spellEnd"/>
+        <w:t>qt</w:t>
+      </w:r>
       <w:r>
         <w:rPr>
           <w:rFonts w:cs="Times New Roman"/>
@@ -13216,10 +13409,16 @@
           <w:rFonts w:cs="Times New Roman"/>
           <w:lang w:val="en-US"/>
         </w:rPr>
-        <w:t>com</w:t>
-      </w:r>
-      <w:r>
-        <w:t xml:space="preserve">. — 2021. — </w:t>
+        <w:t>io</w:t>
+      </w:r>
+      <w:r>
+        <w:t xml:space="preserve">. — </w:t>
+      </w:r>
+      <w:r>
+        <w:t>2025</w:t>
+      </w:r>
+      <w:r>
+        <w:t xml:space="preserve">. — </w:t>
       </w:r>
       <w:r>
         <w:rPr>
@@ -13442,10 +13641,450 @@
     <w:p>
       <w:pPr>
         <w:pStyle w:val="a8"/>
+        <w:numPr>
+          <w:ilvl w:val="0"/>
+          <w:numId w:val="8"/>
+        </w:numPr>
+        <w:jc w:val="both"/>
+        <w:rPr>
+          <w:lang w:val="en-US"/>
+        </w:rPr>
+      </w:pPr>
+      <w:r>
+        <w:rPr>
+          <w:rFonts w:cs="Times New Roman"/>
+          <w:color w:val="000000" w:themeColor="text1"/>
+          <w:szCs w:val="28"/>
+          <w:lang w:val="en-US"/>
+        </w:rPr>
+        <w:t xml:space="preserve">Security Content Automation Protocol </w:t>
+      </w:r>
+      <w:r>
+        <w:rPr>
+          <w:lang w:val="en-US"/>
+        </w:rPr>
+        <w:t>[</w:t>
+      </w:r>
+      <w:r>
+        <w:t>Электронный</w:t>
+      </w:r>
+      <w:r>
+        <w:rPr>
+          <w:lang w:val="en-US"/>
+        </w:rPr>
+        <w:t xml:space="preserve"> </w:t>
+      </w:r>
+      <w:r>
+        <w:t>ресурс</w:t>
+      </w:r>
+      <w:r>
+        <w:rPr>
+          <w:lang w:val="en-US"/>
+        </w:rPr>
+        <w:t xml:space="preserve">] // </w:t>
+      </w:r>
+      <w:r>
+        <w:rPr>
+          <w:rFonts w:cs="Times New Roman"/>
+          <w:lang w:val="en-US"/>
+        </w:rPr>
+        <w:t xml:space="preserve">csrc.nist.gov. </w:t>
+      </w:r>
+      <w:r>
+        <w:rPr>
+          <w:lang w:val="en-US"/>
+        </w:rPr>
+        <w:t xml:space="preserve">— </w:t>
+      </w:r>
+      <w:r>
+        <w:rPr>
+          <w:lang w:val="en-US"/>
+        </w:rPr>
+        <w:t>2026</w:t>
+      </w:r>
+      <w:r>
+        <w:rPr>
+          <w:lang w:val="en-US"/>
+        </w:rPr>
+        <w:t>. — URL: https://csrc.nist.gov/projects/security-content-automation-protocol</w:t>
+      </w:r>
+      <w:r>
+        <w:rPr>
+          <w:rFonts w:cs="Times New Roman"/>
+          <w:lang w:val="en-US"/>
+        </w:rPr>
+        <w:t xml:space="preserve"> (</w:t>
+      </w:r>
+      <w:r>
+        <w:rPr>
+          <w:rFonts w:cs="Times New Roman"/>
+        </w:rPr>
+        <w:t>дата</w:t>
+      </w:r>
+      <w:r>
+        <w:rPr>
+          <w:rFonts w:cs="Times New Roman"/>
+          <w:lang w:val="en-US"/>
+        </w:rPr>
+        <w:t xml:space="preserve"> </w:t>
+      </w:r>
+      <w:r>
+        <w:rPr>
+          <w:rFonts w:cs="Times New Roman"/>
+        </w:rPr>
+        <w:t>обращения</w:t>
+      </w:r>
+      <w:r>
+        <w:rPr>
+          <w:rFonts w:cs="Times New Roman"/>
+          <w:lang w:val="en-US"/>
+        </w:rPr>
+        <w:t xml:space="preserve"> 04.01.2026).</w:t>
+      </w:r>
+    </w:p>
+    <w:p>
+      <w:pPr>
+        <w:pStyle w:val="a8"/>
+        <w:numPr>
+          <w:ilvl w:val="0"/>
+          <w:numId w:val="8"/>
+        </w:numPr>
+        <w:jc w:val="both"/>
+        <w:rPr>
+          <w:rFonts w:cs="Times New Roman"/>
+          <w:color w:val="000000" w:themeColor="text1"/>
+          <w:szCs w:val="28"/>
+        </w:rPr>
+      </w:pPr>
+      <w:r>
+        <w:rPr>
+          <w:rFonts w:cs="Times New Roman"/>
+          <w:color w:val="000000" w:themeColor="text1"/>
+          <w:szCs w:val="28"/>
+          <w:lang w:val="en-US"/>
+        </w:rPr>
+        <w:t xml:space="preserve">MITRE ATT&amp;CK. Globally-accessible knowledge base of adversary tactics and techniques based on real-world observations. </w:t>
+      </w:r>
+      <w:r>
+        <w:t xml:space="preserve">[Электронный ресурс] // </w:t>
+      </w:r>
+      <w:r>
+        <w:rPr>
+          <w:rFonts w:cs="Times New Roman"/>
+        </w:rPr>
+        <w:t>attack.mitre.org</w:t>
+      </w:r>
+      <w:r>
+        <w:t>. — 202</w:t>
+      </w:r>
+      <w:r>
+        <w:t>5</w:t>
+      </w:r>
+      <w:r>
+        <w:t xml:space="preserve">. — URL: </w:t>
+      </w:r>
+      <w:r>
+        <w:t>https://attack.mitre.org/</w:t>
+      </w:r>
+      <w:r>
+        <w:rPr>
+          <w:rFonts w:cs="Times New Roman"/>
+        </w:rPr>
+        <w:t xml:space="preserve"> (дата обращения 0</w:t>
+      </w:r>
+      <w:r>
+        <w:rPr>
+          <w:rFonts w:cs="Times New Roman"/>
+        </w:rPr>
+        <w:t>5</w:t>
+      </w:r>
+      <w:r>
+        <w:rPr>
+          <w:rFonts w:cs="Times New Roman"/>
+        </w:rPr>
+        <w:t>.01.2026).</w:t>
+      </w:r>
+    </w:p>
+    <w:p>
+      <w:pPr>
+        <w:pStyle w:val="a8"/>
+        <w:numPr>
+          <w:ilvl w:val="0"/>
+          <w:numId w:val="8"/>
+        </w:numPr>
+        <w:jc w:val="both"/>
+        <w:rPr>
+          <w:lang w:val="en-US"/>
+        </w:rPr>
+      </w:pPr>
+      <w:r>
+        <w:rPr>
+          <w:rFonts w:cs="Times New Roman"/>
+          <w:color w:val="000000" w:themeColor="text1"/>
+          <w:szCs w:val="28"/>
+          <w:lang w:val="en-US"/>
+        </w:rPr>
+        <w:t xml:space="preserve">Scanning the system for security compliance and vulnerabilities </w:t>
+      </w:r>
+      <w:r>
+        <w:rPr>
+          <w:lang w:val="en-US"/>
+        </w:rPr>
+        <w:t>[</w:t>
+      </w:r>
+      <w:r>
+        <w:t>Электронный</w:t>
+      </w:r>
+      <w:r>
+        <w:rPr>
+          <w:lang w:val="en-US"/>
+        </w:rPr>
+        <w:t xml:space="preserve"> </w:t>
+      </w:r>
+      <w:r>
+        <w:t>ресурс</w:t>
+      </w:r>
+      <w:r>
+        <w:rPr>
+          <w:lang w:val="en-US"/>
+        </w:rPr>
+        <w:t xml:space="preserve">] // </w:t>
+      </w:r>
+      <w:r>
+        <w:rPr>
+          <w:rFonts w:cs="Times New Roman"/>
+          <w:lang w:val="en-US"/>
+        </w:rPr>
+        <w:t>docs.redhat.com</w:t>
+      </w:r>
+      <w:r>
+        <w:rPr>
+          <w:lang w:val="en-US"/>
+        </w:rPr>
+        <w:t xml:space="preserve">. — </w:t>
+      </w:r>
+      <w:r>
+        <w:rPr>
+          <w:lang w:val="en-US"/>
+        </w:rPr>
+        <w:t>2024</w:t>
+      </w:r>
+      <w:r>
+        <w:rPr>
+          <w:lang w:val="en-US"/>
+        </w:rPr>
+        <w:t xml:space="preserve">. — URL: </w:t>
+      </w:r>
+      <w:r>
+        <w:rPr>
+          <w:lang w:val="en-US"/>
+        </w:rPr>
+        <w:t>https://docs.redhat.com/en/documentation/red_hat_enterprise_linux/8/html/system_design_g</w:t>
+      </w:r>
+      <w:r>
+        <w:rPr>
+          <w:lang w:val="en-US"/>
+        </w:rPr>
+        <w:lastRenderedPageBreak/>
+        <w:t>uide/scanning_the_system_for_security_compliance_and_vulnerabilities#configuration-compliance-tools-in-rhel_system-design-guide</w:t>
+      </w:r>
+      <w:r>
+        <w:rPr>
+          <w:rFonts w:cs="Times New Roman"/>
+          <w:lang w:val="en-US"/>
+        </w:rPr>
+        <w:t xml:space="preserve"> (</w:t>
+      </w:r>
+      <w:r>
+        <w:rPr>
+          <w:rFonts w:cs="Times New Roman"/>
+        </w:rPr>
+        <w:t>дата</w:t>
+      </w:r>
+      <w:r>
+        <w:rPr>
+          <w:rFonts w:cs="Times New Roman"/>
+          <w:lang w:val="en-US"/>
+        </w:rPr>
+        <w:t xml:space="preserve"> </w:t>
+      </w:r>
+      <w:r>
+        <w:rPr>
+          <w:rFonts w:cs="Times New Roman"/>
+        </w:rPr>
+        <w:t>обращения</w:t>
+      </w:r>
+      <w:r>
+        <w:rPr>
+          <w:rFonts w:cs="Times New Roman"/>
+          <w:lang w:val="en-US"/>
+        </w:rPr>
+        <w:t xml:space="preserve"> 0</w:t>
+      </w:r>
+      <w:r>
+        <w:rPr>
+          <w:rFonts w:cs="Times New Roman"/>
+          <w:lang w:val="en-US"/>
+        </w:rPr>
+        <w:t>5</w:t>
+      </w:r>
+      <w:r>
+        <w:rPr>
+          <w:rFonts w:cs="Times New Roman"/>
+          <w:lang w:val="en-US"/>
+        </w:rPr>
+        <w:t>.01.2026).</w:t>
+      </w:r>
+    </w:p>
+    <w:p>
+      <w:pPr>
+        <w:pStyle w:val="a8"/>
+        <w:numPr>
+          <w:ilvl w:val="0"/>
+          <w:numId w:val="8"/>
+        </w:numPr>
+        <w:jc w:val="both"/>
+        <w:rPr>
+          <w:rFonts w:cs="Times New Roman"/>
+          <w:color w:val="000000" w:themeColor="text1"/>
+          <w:szCs w:val="28"/>
+          <w:lang w:val="en-US"/>
+        </w:rPr>
+      </w:pPr>
+      <w:r>
+        <w:rPr>
+          <w:rFonts w:cs="Times New Roman"/>
+          <w:color w:val="000000" w:themeColor="text1"/>
+          <w:szCs w:val="28"/>
+          <w:lang w:val="en-US"/>
+        </w:rPr>
+        <w:t xml:space="preserve">Using </w:t>
+      </w:r>
+      <w:proofErr w:type="spellStart"/>
+      <w:r>
+        <w:rPr>
+          <w:rFonts w:cs="Times New Roman"/>
+          <w:color w:val="000000" w:themeColor="text1"/>
+          <w:szCs w:val="28"/>
+          <w:lang w:val="en-US"/>
+        </w:rPr>
+        <w:t>OpenSCAP</w:t>
+      </w:r>
+      <w:proofErr w:type="spellEnd"/>
+      <w:r>
+        <w:rPr>
+          <w:rFonts w:cs="Times New Roman"/>
+          <w:color w:val="000000" w:themeColor="text1"/>
+          <w:szCs w:val="28"/>
+          <w:lang w:val="en-US"/>
+        </w:rPr>
+        <w:t xml:space="preserve"> to Remediate the System</w:t>
+      </w:r>
+      <w:r>
+        <w:rPr>
+          <w:rFonts w:cs="Times New Roman"/>
+          <w:color w:val="000000" w:themeColor="text1"/>
+          <w:szCs w:val="28"/>
+          <w:lang w:val="en-US"/>
+        </w:rPr>
+        <w:t xml:space="preserve"> </w:t>
+      </w:r>
+      <w:r>
+        <w:rPr>
+          <w:lang w:val="en-US"/>
+        </w:rPr>
+        <w:t>[</w:t>
+      </w:r>
+      <w:r>
+        <w:t>Электронный</w:t>
+      </w:r>
+      <w:r>
+        <w:rPr>
+          <w:lang w:val="en-US"/>
+        </w:rPr>
+        <w:t xml:space="preserve"> </w:t>
+      </w:r>
+      <w:r>
+        <w:t>ресурс</w:t>
+      </w:r>
+      <w:r>
+        <w:rPr>
+          <w:lang w:val="en-US"/>
+        </w:rPr>
+        <w:t xml:space="preserve">] // </w:t>
+      </w:r>
+      <w:r>
+        <w:rPr>
+          <w:rFonts w:cs="Times New Roman"/>
+          <w:lang w:val="en-US"/>
+        </w:rPr>
+        <w:t>docs.redhat.com</w:t>
+      </w:r>
+      <w:r>
+        <w:rPr>
+          <w:lang w:val="en-US"/>
+        </w:rPr>
+        <w:t xml:space="preserve">. — </w:t>
+      </w:r>
+      <w:r>
+        <w:rPr>
+          <w:lang w:val="en-US"/>
+        </w:rPr>
+        <w:t>2018</w:t>
+      </w:r>
+      <w:r>
+        <w:rPr>
+          <w:lang w:val="en-US"/>
+        </w:rPr>
+        <w:t>. — URL: https://docs.redhat.com/de/documentation/red_hat_enterprise_linux/6/html/security_guide/sect-using_openscap_to_remediate_the_system</w:t>
+      </w:r>
+      <w:r>
+        <w:rPr>
+          <w:rFonts w:cs="Times New Roman"/>
+          <w:lang w:val="en-US"/>
+        </w:rPr>
+        <w:t xml:space="preserve"> (</w:t>
+      </w:r>
+      <w:r>
+        <w:rPr>
+          <w:rFonts w:cs="Times New Roman"/>
+        </w:rPr>
+        <w:t>дата</w:t>
+      </w:r>
+      <w:r>
+        <w:rPr>
+          <w:rFonts w:cs="Times New Roman"/>
+          <w:lang w:val="en-US"/>
+        </w:rPr>
+        <w:t xml:space="preserve"> </w:t>
+      </w:r>
+      <w:r>
+        <w:rPr>
+          <w:rFonts w:cs="Times New Roman"/>
+        </w:rPr>
+        <w:t>обращения</w:t>
+      </w:r>
+      <w:r>
+        <w:rPr>
+          <w:rFonts w:cs="Times New Roman"/>
+          <w:lang w:val="en-US"/>
+        </w:rPr>
+        <w:t xml:space="preserve"> 05.01.2026).</w:t>
+      </w:r>
+    </w:p>
+    <w:p>
+      <w:pPr>
+        <w:pStyle w:val="a8"/>
         <w:ind w:left="360" w:firstLine="0"/>
         <w:jc w:val="both"/>
-      </w:pPr>
-      <w:r>
+        <w:rPr>
+          <w:lang w:val="en-US"/>
+        </w:rPr>
+      </w:pPr>
+      <w:r>
+        <w:rPr>
+          <w:lang w:val="en-US"/>
+        </w:rPr>
         <w:br w:type="page"/>
       </w:r>
     </w:p>
@@ -13453,19 +14092,19 @@
       <w:pPr>
         <w:pStyle w:val="1"/>
       </w:pPr>
-      <w:bookmarkStart w:id="47" w:name="_Toc224402386"/>
+      <w:bookmarkStart w:id="47" w:name="_Toc224420601"/>
       <w:r>
         <w:lastRenderedPageBreak/>
         <w:t>ПРИЛОЖЕНИЕ</w:t>
       </w:r>
+      <w:r>
+        <w:t xml:space="preserve"> А</w:t>
+      </w:r>
       <w:bookmarkEnd w:id="47"/>
-      <w:r>
-        <w:t xml:space="preserve"> А</w:t>
-      </w:r>
     </w:p>
     <w:p>
       <w:pPr>
-        <w:ind w:firstLine="360"/>
+        <w:ind w:firstLine="0"/>
         <w:jc w:val="both"/>
         <w:rPr>
           <w:rFonts w:cs="Times New Roman"/>
@@ -13473,14 +14112,6 @@
           <w:szCs w:val="28"/>
         </w:rPr>
       </w:pPr>
-      <w:r>
-        <w:rPr>
-          <w:rFonts w:cs="Times New Roman"/>
-          <w:color w:val="000000" w:themeColor="text1"/>
-          <w:szCs w:val="28"/>
-        </w:rPr>
-        <w:t>.</w:t>
-      </w:r>
       <w:r>
         <w:rPr>
           <w:rFonts w:cs="Times New Roman"/>
@@ -13525,6 +14156,7 @@
     </w:p>
     <w:p>
       <w:pPr>
+        <w:ind w:firstLine="0"/>
         <w:jc w:val="center"/>
         <w:rPr>
           <w:rFonts w:cs="Times New Roman"/>
@@ -14233,7 +14865,7 @@
           <w:szCs w:val="28"/>
         </w:rPr>
         <w:lastRenderedPageBreak/>
-        <w:t xml:space="preserve">Табл. </w:t>
+        <w:t>Табл</w:t>
       </w:r>
       <w:r>
         <w:rPr>
@@ -14241,7 +14873,7 @@
           <w:color w:val="000000" w:themeColor="text1"/>
           <w:szCs w:val="28"/>
         </w:rPr>
-        <w:t>1</w:t>
+        <w:t>ица 1 -</w:t>
       </w:r>
       <w:r>
         <w:rPr>
@@ -14249,7 +14881,7 @@
           <w:color w:val="000000" w:themeColor="text1"/>
           <w:szCs w:val="28"/>
         </w:rPr>
-        <w:t>. Сравнение с аналогами</w:t>
+        <w:t xml:space="preserve"> Сравнение с аналогами</w:t>
       </w:r>
     </w:p>
     <w:p>
@@ -14325,7 +14957,7 @@
           <w:color w:val="000000" w:themeColor="text1"/>
           <w:szCs w:val="28"/>
         </w:rPr>
-        <w:t xml:space="preserve">Табл. </w:t>
+        <w:t>Табл</w:t>
       </w:r>
       <w:r>
         <w:rPr>
@@ -14333,7 +14965,7 @@
           <w:color w:val="000000" w:themeColor="text1"/>
           <w:szCs w:val="28"/>
         </w:rPr>
-        <w:t>2</w:t>
+        <w:t>ица 2 -</w:t>
       </w:r>
       <w:r>
         <w:rPr>
@@ -14341,7 +14973,7 @@
           <w:color w:val="000000" w:themeColor="text1"/>
           <w:szCs w:val="28"/>
         </w:rPr>
-        <w:t>. Сравнение фреймворков</w:t>
+        <w:t xml:space="preserve"> Сравнение фреймворков</w:t>
       </w:r>
     </w:p>
     <w:p>
@@ -14503,7 +15135,7 @@
           <w:szCs w:val="28"/>
         </w:rPr>
         <w:lastRenderedPageBreak/>
-        <w:t xml:space="preserve">Табл. </w:t>
+        <w:t>Табл</w:t>
       </w:r>
       <w:r>
         <w:rPr>
@@ -14511,7 +15143,7 @@
           <w:color w:val="000000" w:themeColor="text1"/>
           <w:szCs w:val="28"/>
         </w:rPr>
-        <w:t>3</w:t>
+        <w:t>ица 3 -</w:t>
       </w:r>
       <w:r>
         <w:rPr>
@@ -14519,7 +15151,7 @@
           <w:color w:val="000000" w:themeColor="text1"/>
           <w:szCs w:val="28"/>
         </w:rPr>
-        <w:t xml:space="preserve">. Сравнение </w:t>
+        <w:t xml:space="preserve"> Сравнение </w:t>
       </w:r>
       <w:r>
         <w:rPr>
@@ -14791,7 +15423,7 @@
           <w:szCs w:val="28"/>
         </w:rPr>
         <w:lastRenderedPageBreak/>
-        <w:t xml:space="preserve">Табл. </w:t>
+        <w:t>Табл</w:t>
       </w:r>
       <w:r>
         <w:rPr>
@@ -14799,7 +15431,7 @@
           <w:color w:val="000000" w:themeColor="text1"/>
           <w:szCs w:val="28"/>
         </w:rPr>
-        <w:t>4</w:t>
+        <w:t>ица 4 -</w:t>
       </w:r>
       <w:r>
         <w:rPr>
@@ -14807,7 +15439,7 @@
           <w:color w:val="000000" w:themeColor="text1"/>
           <w:szCs w:val="28"/>
         </w:rPr>
-        <w:t xml:space="preserve">. </w:t>
+        <w:t xml:space="preserve"> </w:t>
       </w:r>
       <w:r>
         <w:rPr>
@@ -14880,6 +15512,7 @@
       <w:pPr>
         <w:pStyle w:val="1"/>
       </w:pPr>
+      <w:bookmarkStart w:id="48" w:name="_Toc224420602"/>
       <w:r>
         <w:lastRenderedPageBreak/>
         <w:t>ПРИЛОЖЕНИЕ</w:t>
@@ -14887,6 +15520,7 @@
       <w:r>
         <w:t xml:space="preserve"> Б</w:t>
       </w:r>
+      <w:bookmarkEnd w:id="48"/>
     </w:p>
     <w:tbl>
       <w:tblPr>
@@ -27065,7 +27699,9 @@
               <w:ind w:firstLine="0"/>
               <w:rPr>
                 <w:rFonts w:ascii="Courier New" w:eastAsia="Times New Roman" w:hAnsi="Courier New" w:cs="Courier New"/>
-                <w:color w:val="000000"/>
+                <w:b/>
+                <w:bCs/>
+                <w:color w:val="000080"/>
                 <w:sz w:val="20"/>
                 <w:szCs w:val="20"/>
                 <w:lang w:val="en-US" w:eastAsia="ru-RU"/>
@@ -27080,398 +27716,6 @@
                 <w:lang w:val="en-US" w:eastAsia="ru-RU"/>
               </w:rPr>
               <w:t xml:space="preserve">                </w:t>
-            </w:r>
-            <w:r>
-              <w:rPr>
-                <w:rFonts w:ascii="Courier New" w:eastAsia="Times New Roman" w:hAnsi="Courier New" w:cs="Courier New"/>
-                <w:b/>
-                <w:bCs/>
-                <w:color w:val="000080"/>
-                <w:sz w:val="20"/>
-                <w:szCs w:val="20"/>
-                <w:lang w:val="en-US" w:eastAsia="ru-RU"/>
-              </w:rPr>
-              <w:t>)</w:t>
-            </w:r>
-          </w:p>
-          <w:p>
-            <w:pPr>
-              <w:shd w:val="clear" w:color="auto" w:fill="FFFFFF"/>
-              <w:spacing w:line="240" w:lineRule="auto"/>
-              <w:ind w:firstLine="0"/>
-              <w:rPr>
-                <w:rFonts w:ascii="Courier New" w:eastAsia="Times New Roman" w:hAnsi="Courier New" w:cs="Courier New"/>
-                <w:color w:val="000000"/>
-                <w:sz w:val="20"/>
-                <w:szCs w:val="20"/>
-                <w:lang w:val="en-US" w:eastAsia="ru-RU"/>
-              </w:rPr>
-            </w:pPr>
-            <w:r>
-              <w:rPr>
-                <w:rFonts w:ascii="Courier New" w:eastAsia="Times New Roman" w:hAnsi="Courier New" w:cs="Courier New"/>
-                <w:color w:val="000000"/>
-                <w:sz w:val="20"/>
-                <w:szCs w:val="20"/>
-                <w:lang w:val="en-US" w:eastAsia="ru-RU"/>
-              </w:rPr>
-              <w:t xml:space="preserve">        </w:t>
-            </w:r>
-            <w:r>
-              <w:rPr>
-                <w:rFonts w:ascii="Courier New" w:eastAsia="Times New Roman" w:hAnsi="Courier New" w:cs="Courier New"/>
-                <w:b/>
-                <w:bCs/>
-                <w:color w:val="0000FF"/>
-                <w:sz w:val="20"/>
-                <w:szCs w:val="20"/>
-                <w:lang w:val="en-US" w:eastAsia="ru-RU"/>
-              </w:rPr>
-              <w:t>except</w:t>
-            </w:r>
-            <w:r>
-              <w:rPr>
-                <w:rFonts w:ascii="Courier New" w:eastAsia="Times New Roman" w:hAnsi="Courier New" w:cs="Courier New"/>
-                <w:color w:val="000000"/>
-                <w:sz w:val="20"/>
-                <w:szCs w:val="20"/>
-                <w:lang w:val="en-US" w:eastAsia="ru-RU"/>
-              </w:rPr>
-              <w:t xml:space="preserve"> </w:t>
-            </w:r>
-            <w:proofErr w:type="spellStart"/>
-            <w:proofErr w:type="gramStart"/>
-            <w:r>
-              <w:rPr>
-                <w:rFonts w:ascii="Courier New" w:eastAsia="Times New Roman" w:hAnsi="Courier New" w:cs="Courier New"/>
-                <w:color w:val="000000"/>
-                <w:sz w:val="20"/>
-                <w:szCs w:val="20"/>
-                <w:lang w:val="en-US" w:eastAsia="ru-RU"/>
-              </w:rPr>
-              <w:t>subprocess</w:t>
-            </w:r>
-            <w:r>
-              <w:rPr>
-                <w:rFonts w:ascii="Courier New" w:eastAsia="Times New Roman" w:hAnsi="Courier New" w:cs="Courier New"/>
-                <w:b/>
-                <w:bCs/>
-                <w:color w:val="000080"/>
-                <w:sz w:val="20"/>
-                <w:szCs w:val="20"/>
-                <w:lang w:val="en-US" w:eastAsia="ru-RU"/>
-              </w:rPr>
-              <w:t>.</w:t>
-            </w:r>
-            <w:r>
-              <w:rPr>
-                <w:rFonts w:ascii="Courier New" w:eastAsia="Times New Roman" w:hAnsi="Courier New" w:cs="Courier New"/>
-                <w:i/>
-                <w:iCs/>
-                <w:color w:val="FF8000"/>
-                <w:sz w:val="20"/>
-                <w:szCs w:val="20"/>
-                <w:lang w:val="en-US" w:eastAsia="ru-RU"/>
-              </w:rPr>
-              <w:t>CalledProcessError</w:t>
-            </w:r>
-            <w:proofErr w:type="spellEnd"/>
-            <w:proofErr w:type="gramEnd"/>
-            <w:r>
-              <w:rPr>
-                <w:rFonts w:ascii="Courier New" w:eastAsia="Times New Roman" w:hAnsi="Courier New" w:cs="Courier New"/>
-                <w:color w:val="000000"/>
-                <w:sz w:val="20"/>
-                <w:szCs w:val="20"/>
-                <w:lang w:val="en-US" w:eastAsia="ru-RU"/>
-              </w:rPr>
-              <w:t xml:space="preserve"> </w:t>
-            </w:r>
-            <w:r>
-              <w:rPr>
-                <w:rFonts w:ascii="Courier New" w:eastAsia="Times New Roman" w:hAnsi="Courier New" w:cs="Courier New"/>
-                <w:b/>
-                <w:bCs/>
-                <w:color w:val="0000FF"/>
-                <w:sz w:val="20"/>
-                <w:szCs w:val="20"/>
-                <w:lang w:val="en-US" w:eastAsia="ru-RU"/>
-              </w:rPr>
-              <w:t>as</w:t>
-            </w:r>
-            <w:r>
-              <w:rPr>
-                <w:rFonts w:ascii="Courier New" w:eastAsia="Times New Roman" w:hAnsi="Courier New" w:cs="Courier New"/>
-                <w:color w:val="000000"/>
-                <w:sz w:val="20"/>
-                <w:szCs w:val="20"/>
-                <w:lang w:val="en-US" w:eastAsia="ru-RU"/>
-              </w:rPr>
-              <w:t xml:space="preserve"> error</w:t>
-            </w:r>
-            <w:r>
-              <w:rPr>
-                <w:rFonts w:ascii="Courier New" w:eastAsia="Times New Roman" w:hAnsi="Courier New" w:cs="Courier New"/>
-                <w:b/>
-                <w:bCs/>
-                <w:color w:val="000080"/>
-                <w:sz w:val="20"/>
-                <w:szCs w:val="20"/>
-                <w:lang w:val="en-US" w:eastAsia="ru-RU"/>
-              </w:rPr>
-              <w:t>:</w:t>
-            </w:r>
-          </w:p>
-          <w:p>
-            <w:pPr>
-              <w:shd w:val="clear" w:color="auto" w:fill="FFFFFF"/>
-              <w:spacing w:line="240" w:lineRule="auto"/>
-              <w:ind w:firstLine="0"/>
-              <w:rPr>
-                <w:rFonts w:ascii="Courier New" w:eastAsia="Times New Roman" w:hAnsi="Courier New" w:cs="Courier New"/>
-                <w:color w:val="000000"/>
-                <w:sz w:val="20"/>
-                <w:szCs w:val="20"/>
-                <w:lang w:val="en-US" w:eastAsia="ru-RU"/>
-              </w:rPr>
-            </w:pPr>
-            <w:r>
-              <w:rPr>
-                <w:rFonts w:ascii="Courier New" w:eastAsia="Times New Roman" w:hAnsi="Courier New" w:cs="Courier New"/>
-                <w:color w:val="000000"/>
-                <w:sz w:val="20"/>
-                <w:szCs w:val="20"/>
-                <w:lang w:val="en-US" w:eastAsia="ru-RU"/>
-              </w:rPr>
-              <w:t xml:space="preserve">            stderr </w:t>
-            </w:r>
-            <w:r>
-              <w:rPr>
-                <w:rFonts w:ascii="Courier New" w:eastAsia="Times New Roman" w:hAnsi="Courier New" w:cs="Courier New"/>
-                <w:b/>
-                <w:bCs/>
-                <w:color w:val="000080"/>
-                <w:sz w:val="20"/>
-                <w:szCs w:val="20"/>
-                <w:lang w:val="en-US" w:eastAsia="ru-RU"/>
-              </w:rPr>
-              <w:t>=</w:t>
-            </w:r>
-            <w:r>
-              <w:rPr>
-                <w:rFonts w:ascii="Courier New" w:eastAsia="Times New Roman" w:hAnsi="Courier New" w:cs="Courier New"/>
-                <w:color w:val="000000"/>
-                <w:sz w:val="20"/>
-                <w:szCs w:val="20"/>
-                <w:lang w:val="en-US" w:eastAsia="ru-RU"/>
-              </w:rPr>
-              <w:t xml:space="preserve"> </w:t>
-            </w:r>
-            <w:proofErr w:type="spellStart"/>
-            <w:proofErr w:type="gramStart"/>
-            <w:r>
-              <w:rPr>
-                <w:rFonts w:ascii="Courier New" w:eastAsia="Times New Roman" w:hAnsi="Courier New" w:cs="Courier New"/>
-                <w:color w:val="000000"/>
-                <w:sz w:val="20"/>
-                <w:szCs w:val="20"/>
-                <w:lang w:val="en-US" w:eastAsia="ru-RU"/>
-              </w:rPr>
-              <w:t>error</w:t>
-            </w:r>
-            <w:r>
-              <w:rPr>
-                <w:rFonts w:ascii="Courier New" w:eastAsia="Times New Roman" w:hAnsi="Courier New" w:cs="Courier New"/>
-                <w:b/>
-                <w:bCs/>
-                <w:color w:val="000080"/>
-                <w:sz w:val="20"/>
-                <w:szCs w:val="20"/>
-                <w:lang w:val="en-US" w:eastAsia="ru-RU"/>
-              </w:rPr>
-              <w:t>.</w:t>
-            </w:r>
-            <w:r>
-              <w:rPr>
-                <w:rFonts w:ascii="Courier New" w:eastAsia="Times New Roman" w:hAnsi="Courier New" w:cs="Courier New"/>
-                <w:i/>
-                <w:iCs/>
-                <w:color w:val="FF8000"/>
-                <w:sz w:val="20"/>
-                <w:szCs w:val="20"/>
-                <w:lang w:val="en-US" w:eastAsia="ru-RU"/>
-              </w:rPr>
-              <w:t>stderr</w:t>
-            </w:r>
-            <w:proofErr w:type="spellEnd"/>
-            <w:proofErr w:type="gramEnd"/>
-          </w:p>
-          <w:p>
-            <w:pPr>
-              <w:shd w:val="clear" w:color="auto" w:fill="FFFFFF"/>
-              <w:spacing w:line="240" w:lineRule="auto"/>
-              <w:ind w:firstLine="0"/>
-              <w:rPr>
-                <w:rFonts w:ascii="Courier New" w:eastAsia="Times New Roman" w:hAnsi="Courier New" w:cs="Courier New"/>
-                <w:b/>
-                <w:bCs/>
-                <w:color w:val="000080"/>
-                <w:sz w:val="20"/>
-                <w:szCs w:val="20"/>
-                <w:lang w:val="en-US" w:eastAsia="ru-RU"/>
-              </w:rPr>
-            </w:pPr>
-            <w:r>
-              <w:rPr>
-                <w:rFonts w:ascii="Courier New" w:eastAsia="Times New Roman" w:hAnsi="Courier New" w:cs="Courier New"/>
-                <w:color w:val="000000"/>
-                <w:sz w:val="20"/>
-                <w:szCs w:val="20"/>
-                <w:lang w:val="en-US" w:eastAsia="ru-RU"/>
-              </w:rPr>
-              <w:t xml:space="preserve">            </w:t>
-            </w:r>
-            <w:r>
-              <w:rPr>
-                <w:rFonts w:ascii="Courier New" w:eastAsia="Times New Roman" w:hAnsi="Courier New" w:cs="Courier New"/>
-                <w:b/>
-                <w:bCs/>
-                <w:color w:val="0000FF"/>
-                <w:sz w:val="20"/>
-                <w:szCs w:val="20"/>
-                <w:lang w:val="en-US" w:eastAsia="ru-RU"/>
-              </w:rPr>
-              <w:t>raise</w:t>
-            </w:r>
-            <w:r>
-              <w:rPr>
-                <w:rFonts w:ascii="Courier New" w:eastAsia="Times New Roman" w:hAnsi="Courier New" w:cs="Courier New"/>
-                <w:color w:val="000000"/>
-                <w:sz w:val="20"/>
-                <w:szCs w:val="20"/>
-                <w:lang w:val="en-US" w:eastAsia="ru-RU"/>
-              </w:rPr>
-              <w:t xml:space="preserve"> </w:t>
-            </w:r>
-            <w:proofErr w:type="spellStart"/>
-            <w:proofErr w:type="gramStart"/>
-            <w:r>
-              <w:rPr>
-                <w:rFonts w:ascii="Courier New" w:eastAsia="Times New Roman" w:hAnsi="Courier New" w:cs="Courier New"/>
-                <w:b/>
-                <w:bCs/>
-                <w:color w:val="880088"/>
-                <w:sz w:val="20"/>
-                <w:szCs w:val="20"/>
-                <w:lang w:val="en-US" w:eastAsia="ru-RU"/>
-              </w:rPr>
-              <w:t>SystemExit</w:t>
-            </w:r>
-            <w:proofErr w:type="spellEnd"/>
-            <w:r>
-              <w:rPr>
-                <w:rFonts w:ascii="Courier New" w:eastAsia="Times New Roman" w:hAnsi="Courier New" w:cs="Courier New"/>
-                <w:b/>
-                <w:bCs/>
-                <w:color w:val="000080"/>
-                <w:sz w:val="20"/>
-                <w:szCs w:val="20"/>
-                <w:lang w:val="en-US" w:eastAsia="ru-RU"/>
-              </w:rPr>
-              <w:t>(</w:t>
-            </w:r>
-            <w:proofErr w:type="gramEnd"/>
-            <w:r>
-              <w:rPr>
-                <w:rFonts w:ascii="Courier New" w:eastAsia="Times New Roman" w:hAnsi="Courier New" w:cs="Courier New"/>
-                <w:color w:val="808080"/>
-                <w:sz w:val="20"/>
-                <w:szCs w:val="20"/>
-                <w:lang w:val="en-US" w:eastAsia="ru-RU"/>
-              </w:rPr>
-              <w:t>f"</w:t>
-            </w:r>
-            <w:r>
-              <w:rPr>
-                <w:rFonts w:ascii="Courier New" w:eastAsia="Times New Roman" w:hAnsi="Courier New" w:cs="Courier New"/>
-                <w:color w:val="808080"/>
-                <w:sz w:val="20"/>
-                <w:szCs w:val="20"/>
-                <w:lang w:eastAsia="ru-RU"/>
-              </w:rPr>
-              <w:t>Ошибка</w:t>
-            </w:r>
-            <w:r>
-              <w:rPr>
-                <w:rFonts w:ascii="Courier New" w:eastAsia="Times New Roman" w:hAnsi="Courier New" w:cs="Courier New"/>
-                <w:color w:val="808080"/>
-                <w:sz w:val="20"/>
-                <w:szCs w:val="20"/>
-                <w:lang w:val="en-US" w:eastAsia="ru-RU"/>
-              </w:rPr>
-              <w:t xml:space="preserve"> </w:t>
-            </w:r>
-            <w:r>
-              <w:rPr>
-                <w:rFonts w:ascii="Courier New" w:eastAsia="Times New Roman" w:hAnsi="Courier New" w:cs="Courier New"/>
-                <w:color w:val="808080"/>
-                <w:sz w:val="20"/>
-                <w:szCs w:val="20"/>
-                <w:lang w:eastAsia="ru-RU"/>
-              </w:rPr>
-              <w:t>запуска</w:t>
-            </w:r>
-            <w:r>
-              <w:rPr>
-                <w:rFonts w:ascii="Courier New" w:eastAsia="Times New Roman" w:hAnsi="Courier New" w:cs="Courier New"/>
-                <w:color w:val="808080"/>
-                <w:sz w:val="20"/>
-                <w:szCs w:val="20"/>
-                <w:lang w:val="en-US" w:eastAsia="ru-RU"/>
-              </w:rPr>
-              <w:t xml:space="preserve"> </w:t>
-            </w:r>
-            <w:proofErr w:type="spellStart"/>
-            <w:r>
-              <w:rPr>
-                <w:rFonts w:ascii="Courier New" w:eastAsia="Times New Roman" w:hAnsi="Courier New" w:cs="Courier New"/>
-                <w:color w:val="808080"/>
-                <w:sz w:val="20"/>
-                <w:szCs w:val="20"/>
-                <w:lang w:val="en-US" w:eastAsia="ru-RU"/>
-              </w:rPr>
-              <w:t>oscap</w:t>
-            </w:r>
-            <w:proofErr w:type="spellEnd"/>
-            <w:r>
-              <w:rPr>
-                <w:rFonts w:ascii="Courier New" w:eastAsia="Times New Roman" w:hAnsi="Courier New" w:cs="Courier New"/>
-                <w:color w:val="808080"/>
-                <w:sz w:val="20"/>
-                <w:szCs w:val="20"/>
-                <w:lang w:val="en-US" w:eastAsia="ru-RU"/>
-              </w:rPr>
-              <w:t>: {</w:t>
-            </w:r>
-            <w:r>
-              <w:rPr>
-                <w:rFonts w:ascii="Courier New" w:eastAsia="Times New Roman" w:hAnsi="Courier New" w:cs="Courier New"/>
-                <w:color w:val="000000"/>
-                <w:sz w:val="20"/>
-                <w:szCs w:val="20"/>
-                <w:lang w:val="en-US" w:eastAsia="ru-RU"/>
-              </w:rPr>
-              <w:t>stderr</w:t>
-            </w:r>
-            <w:r>
-              <w:rPr>
-                <w:rFonts w:ascii="Courier New" w:eastAsia="Times New Roman" w:hAnsi="Courier New" w:cs="Courier New"/>
-                <w:color w:val="808080"/>
-                <w:sz w:val="20"/>
-                <w:szCs w:val="20"/>
-                <w:lang w:val="en-US" w:eastAsia="ru-RU"/>
-              </w:rPr>
-              <w:t>}"</w:t>
             </w:r>
             <w:r>
               <w:rPr>
@@ -28588,7 +28832,9 @@
               <w:ind w:firstLine="0"/>
               <w:rPr>
                 <w:rFonts w:ascii="Courier New" w:eastAsia="Times New Roman" w:hAnsi="Courier New" w:cs="Courier New"/>
-                <w:color w:val="000000"/>
+                <w:b/>
+                <w:bCs/>
+                <w:color w:val="000080"/>
                 <w:sz w:val="20"/>
                 <w:szCs w:val="20"/>
                 <w:lang w:val="en-US" w:eastAsia="ru-RU"/>
@@ -28627,395 +28873,6 @@
                 <w:color w:val="000000"/>
                 <w:sz w:val="20"/>
                 <w:szCs w:val="20"/>
-                <w:lang w:val="en-US" w:eastAsia="ru-RU"/>
-              </w:rPr>
-            </w:pPr>
-            <w:r>
-              <w:rPr>
-                <w:rFonts w:ascii="Courier New" w:eastAsia="Times New Roman" w:hAnsi="Courier New" w:cs="Courier New"/>
-                <w:color w:val="000000"/>
-                <w:sz w:val="20"/>
-                <w:szCs w:val="20"/>
-                <w:lang w:val="en-US" w:eastAsia="ru-RU"/>
-              </w:rPr>
-              <w:t xml:space="preserve">        </w:t>
-            </w:r>
-            <w:r>
-              <w:rPr>
-                <w:rFonts w:ascii="Courier New" w:eastAsia="Times New Roman" w:hAnsi="Courier New" w:cs="Courier New"/>
-                <w:b/>
-                <w:bCs/>
-                <w:color w:val="0000FF"/>
-                <w:sz w:val="20"/>
-                <w:szCs w:val="20"/>
-                <w:lang w:val="en-US" w:eastAsia="ru-RU"/>
-              </w:rPr>
-              <w:t>except</w:t>
-            </w:r>
-            <w:r>
-              <w:rPr>
-                <w:rFonts w:ascii="Courier New" w:eastAsia="Times New Roman" w:hAnsi="Courier New" w:cs="Courier New"/>
-                <w:color w:val="000000"/>
-                <w:sz w:val="20"/>
-                <w:szCs w:val="20"/>
-                <w:lang w:val="en-US" w:eastAsia="ru-RU"/>
-              </w:rPr>
-              <w:t xml:space="preserve"> </w:t>
-            </w:r>
-            <w:proofErr w:type="spellStart"/>
-            <w:proofErr w:type="gramStart"/>
-            <w:r>
-              <w:rPr>
-                <w:rFonts w:ascii="Courier New" w:eastAsia="Times New Roman" w:hAnsi="Courier New" w:cs="Courier New"/>
-                <w:color w:val="000000"/>
-                <w:sz w:val="20"/>
-                <w:szCs w:val="20"/>
-                <w:lang w:val="en-US" w:eastAsia="ru-RU"/>
-              </w:rPr>
-              <w:t>subprocess</w:t>
-            </w:r>
-            <w:r>
-              <w:rPr>
-                <w:rFonts w:ascii="Courier New" w:eastAsia="Times New Roman" w:hAnsi="Courier New" w:cs="Courier New"/>
-                <w:b/>
-                <w:bCs/>
-                <w:color w:val="000080"/>
-                <w:sz w:val="20"/>
-                <w:szCs w:val="20"/>
-                <w:lang w:val="en-US" w:eastAsia="ru-RU"/>
-              </w:rPr>
-              <w:t>.</w:t>
-            </w:r>
-            <w:r>
-              <w:rPr>
-                <w:rFonts w:ascii="Courier New" w:eastAsia="Times New Roman" w:hAnsi="Courier New" w:cs="Courier New"/>
-                <w:i/>
-                <w:iCs/>
-                <w:color w:val="FF8000"/>
-                <w:sz w:val="20"/>
-                <w:szCs w:val="20"/>
-                <w:lang w:val="en-US" w:eastAsia="ru-RU"/>
-              </w:rPr>
-              <w:t>CalledProcessError</w:t>
-            </w:r>
-            <w:proofErr w:type="spellEnd"/>
-            <w:proofErr w:type="gramEnd"/>
-            <w:r>
-              <w:rPr>
-                <w:rFonts w:ascii="Courier New" w:eastAsia="Times New Roman" w:hAnsi="Courier New" w:cs="Courier New"/>
-                <w:color w:val="000000"/>
-                <w:sz w:val="20"/>
-                <w:szCs w:val="20"/>
-                <w:lang w:val="en-US" w:eastAsia="ru-RU"/>
-              </w:rPr>
-              <w:t xml:space="preserve"> </w:t>
-            </w:r>
-            <w:r>
-              <w:rPr>
-                <w:rFonts w:ascii="Courier New" w:eastAsia="Times New Roman" w:hAnsi="Courier New" w:cs="Courier New"/>
-                <w:b/>
-                <w:bCs/>
-                <w:color w:val="0000FF"/>
-                <w:sz w:val="20"/>
-                <w:szCs w:val="20"/>
-                <w:lang w:val="en-US" w:eastAsia="ru-RU"/>
-              </w:rPr>
-              <w:t>as</w:t>
-            </w:r>
-            <w:r>
-              <w:rPr>
-                <w:rFonts w:ascii="Courier New" w:eastAsia="Times New Roman" w:hAnsi="Courier New" w:cs="Courier New"/>
-                <w:color w:val="000000"/>
-                <w:sz w:val="20"/>
-                <w:szCs w:val="20"/>
-                <w:lang w:val="en-US" w:eastAsia="ru-RU"/>
-              </w:rPr>
-              <w:t xml:space="preserve"> error</w:t>
-            </w:r>
-            <w:r>
-              <w:rPr>
-                <w:rFonts w:ascii="Courier New" w:eastAsia="Times New Roman" w:hAnsi="Courier New" w:cs="Courier New"/>
-                <w:b/>
-                <w:bCs/>
-                <w:color w:val="000080"/>
-                <w:sz w:val="20"/>
-                <w:szCs w:val="20"/>
-                <w:lang w:val="en-US" w:eastAsia="ru-RU"/>
-              </w:rPr>
-              <w:t>:</w:t>
-            </w:r>
-          </w:p>
-          <w:p>
-            <w:pPr>
-              <w:shd w:val="clear" w:color="auto" w:fill="FFFFFF"/>
-              <w:spacing w:line="240" w:lineRule="auto"/>
-              <w:ind w:firstLine="0"/>
-              <w:rPr>
-                <w:rFonts w:ascii="Courier New" w:eastAsia="Times New Roman" w:hAnsi="Courier New" w:cs="Courier New"/>
-                <w:color w:val="000000"/>
-                <w:sz w:val="20"/>
-                <w:szCs w:val="20"/>
-                <w:lang w:val="en-US" w:eastAsia="ru-RU"/>
-              </w:rPr>
-            </w:pPr>
-            <w:r>
-              <w:rPr>
-                <w:rFonts w:ascii="Courier New" w:eastAsia="Times New Roman" w:hAnsi="Courier New" w:cs="Courier New"/>
-                <w:color w:val="000000"/>
-                <w:sz w:val="20"/>
-                <w:szCs w:val="20"/>
-                <w:lang w:val="en-US" w:eastAsia="ru-RU"/>
-              </w:rPr>
-              <w:t xml:space="preserve">            stderr </w:t>
-            </w:r>
-            <w:r>
-              <w:rPr>
-                <w:rFonts w:ascii="Courier New" w:eastAsia="Times New Roman" w:hAnsi="Courier New" w:cs="Courier New"/>
-                <w:b/>
-                <w:bCs/>
-                <w:color w:val="000080"/>
-                <w:sz w:val="20"/>
-                <w:szCs w:val="20"/>
-                <w:lang w:val="en-US" w:eastAsia="ru-RU"/>
-              </w:rPr>
-              <w:t>=</w:t>
-            </w:r>
-            <w:r>
-              <w:rPr>
-                <w:rFonts w:ascii="Courier New" w:eastAsia="Times New Roman" w:hAnsi="Courier New" w:cs="Courier New"/>
-                <w:color w:val="000000"/>
-                <w:sz w:val="20"/>
-                <w:szCs w:val="20"/>
-                <w:lang w:val="en-US" w:eastAsia="ru-RU"/>
-              </w:rPr>
-              <w:t xml:space="preserve"> </w:t>
-            </w:r>
-            <w:proofErr w:type="spellStart"/>
-            <w:proofErr w:type="gramStart"/>
-            <w:r>
-              <w:rPr>
-                <w:rFonts w:ascii="Courier New" w:eastAsia="Times New Roman" w:hAnsi="Courier New" w:cs="Courier New"/>
-                <w:color w:val="000000"/>
-                <w:sz w:val="20"/>
-                <w:szCs w:val="20"/>
-                <w:lang w:val="en-US" w:eastAsia="ru-RU"/>
-              </w:rPr>
-              <w:t>error</w:t>
-            </w:r>
-            <w:r>
-              <w:rPr>
-                <w:rFonts w:ascii="Courier New" w:eastAsia="Times New Roman" w:hAnsi="Courier New" w:cs="Courier New"/>
-                <w:b/>
-                <w:bCs/>
-                <w:color w:val="000080"/>
-                <w:sz w:val="20"/>
-                <w:szCs w:val="20"/>
-                <w:lang w:val="en-US" w:eastAsia="ru-RU"/>
-              </w:rPr>
-              <w:t>.</w:t>
-            </w:r>
-            <w:r>
-              <w:rPr>
-                <w:rFonts w:ascii="Courier New" w:eastAsia="Times New Roman" w:hAnsi="Courier New" w:cs="Courier New"/>
-                <w:i/>
-                <w:iCs/>
-                <w:color w:val="FF8000"/>
-                <w:sz w:val="20"/>
-                <w:szCs w:val="20"/>
-                <w:lang w:val="en-US" w:eastAsia="ru-RU"/>
-              </w:rPr>
-              <w:t>stderr</w:t>
-            </w:r>
-            <w:proofErr w:type="spellEnd"/>
-            <w:proofErr w:type="gramEnd"/>
-          </w:p>
-          <w:p>
-            <w:pPr>
-              <w:shd w:val="clear" w:color="auto" w:fill="FFFFFF"/>
-              <w:spacing w:line="240" w:lineRule="auto"/>
-              <w:ind w:firstLine="0"/>
-              <w:rPr>
-                <w:rFonts w:eastAsia="Times New Roman" w:cs="Courier New"/>
-                <w:b/>
-                <w:bCs/>
-                <w:color w:val="000080"/>
-                <w:szCs w:val="20"/>
-                <w:lang w:val="en-US" w:eastAsia="ru-RU"/>
-              </w:rPr>
-            </w:pPr>
-            <w:r>
-              <w:rPr>
-                <w:rFonts w:ascii="Courier New" w:eastAsia="Times New Roman" w:hAnsi="Courier New" w:cs="Courier New"/>
-                <w:color w:val="000000"/>
-                <w:sz w:val="20"/>
-                <w:szCs w:val="20"/>
-                <w:lang w:val="en-US" w:eastAsia="ru-RU"/>
-              </w:rPr>
-              <w:t xml:space="preserve">            </w:t>
-            </w:r>
-            <w:r>
-              <w:rPr>
-                <w:rFonts w:ascii="Courier New" w:eastAsia="Times New Roman" w:hAnsi="Courier New" w:cs="Courier New"/>
-                <w:b/>
-                <w:bCs/>
-                <w:color w:val="0000FF"/>
-                <w:sz w:val="20"/>
-                <w:szCs w:val="20"/>
-                <w:lang w:val="en-US" w:eastAsia="ru-RU"/>
-              </w:rPr>
-              <w:t>raise</w:t>
-            </w:r>
-            <w:r>
-              <w:rPr>
-                <w:rFonts w:ascii="Courier New" w:eastAsia="Times New Roman" w:hAnsi="Courier New" w:cs="Courier New"/>
-                <w:color w:val="000000"/>
-                <w:sz w:val="20"/>
-                <w:szCs w:val="20"/>
-                <w:lang w:val="en-US" w:eastAsia="ru-RU"/>
-              </w:rPr>
-              <w:t xml:space="preserve"> </w:t>
-            </w:r>
-            <w:proofErr w:type="spellStart"/>
-            <w:proofErr w:type="gramStart"/>
-            <w:r>
-              <w:rPr>
-                <w:rFonts w:ascii="Courier New" w:eastAsia="Times New Roman" w:hAnsi="Courier New" w:cs="Courier New"/>
-                <w:b/>
-                <w:bCs/>
-                <w:color w:val="880088"/>
-                <w:sz w:val="20"/>
-                <w:szCs w:val="20"/>
-                <w:lang w:val="en-US" w:eastAsia="ru-RU"/>
-              </w:rPr>
-              <w:t>SystemExit</w:t>
-            </w:r>
-            <w:proofErr w:type="spellEnd"/>
-            <w:r>
-              <w:rPr>
-                <w:rFonts w:ascii="Courier New" w:eastAsia="Times New Roman" w:hAnsi="Courier New" w:cs="Courier New"/>
-                <w:b/>
-                <w:bCs/>
-                <w:color w:val="000080"/>
-                <w:sz w:val="20"/>
-                <w:szCs w:val="20"/>
-                <w:lang w:val="en-US" w:eastAsia="ru-RU"/>
-              </w:rPr>
-              <w:t>(</w:t>
-            </w:r>
-            <w:proofErr w:type="gramEnd"/>
-            <w:r>
-              <w:rPr>
-                <w:rFonts w:ascii="Courier New" w:eastAsia="Times New Roman" w:hAnsi="Courier New" w:cs="Courier New"/>
-                <w:color w:val="808080"/>
-                <w:sz w:val="20"/>
-                <w:szCs w:val="20"/>
-                <w:lang w:val="en-US" w:eastAsia="ru-RU"/>
-              </w:rPr>
-              <w:t>f"</w:t>
-            </w:r>
-            <w:r>
-              <w:rPr>
-                <w:rFonts w:ascii="Courier New" w:eastAsia="Times New Roman" w:hAnsi="Courier New" w:cs="Courier New"/>
-                <w:color w:val="808080"/>
-                <w:sz w:val="20"/>
-                <w:szCs w:val="20"/>
-                <w:lang w:eastAsia="ru-RU"/>
-              </w:rPr>
-              <w:t>Ошибка</w:t>
-            </w:r>
-            <w:r>
-              <w:rPr>
-                <w:rFonts w:ascii="Courier New" w:eastAsia="Times New Roman" w:hAnsi="Courier New" w:cs="Courier New"/>
-                <w:color w:val="808080"/>
-                <w:sz w:val="20"/>
-                <w:szCs w:val="20"/>
-                <w:lang w:val="en-US" w:eastAsia="ru-RU"/>
-              </w:rPr>
-              <w:t xml:space="preserve"> </w:t>
-            </w:r>
-            <w:r>
-              <w:rPr>
-                <w:rFonts w:ascii="Courier New" w:eastAsia="Times New Roman" w:hAnsi="Courier New" w:cs="Courier New"/>
-                <w:color w:val="808080"/>
-                <w:sz w:val="20"/>
-                <w:szCs w:val="20"/>
-                <w:lang w:eastAsia="ru-RU"/>
-              </w:rPr>
-              <w:t>запуска</w:t>
-            </w:r>
-            <w:r>
-              <w:rPr>
-                <w:rFonts w:ascii="Courier New" w:eastAsia="Times New Roman" w:hAnsi="Courier New" w:cs="Courier New"/>
-                <w:color w:val="808080"/>
-                <w:sz w:val="20"/>
-                <w:szCs w:val="20"/>
-                <w:lang w:val="en-US" w:eastAsia="ru-RU"/>
-              </w:rPr>
-              <w:t xml:space="preserve"> </w:t>
-            </w:r>
-            <w:proofErr w:type="spellStart"/>
-            <w:r>
-              <w:rPr>
-                <w:rFonts w:ascii="Courier New" w:eastAsia="Times New Roman" w:hAnsi="Courier New" w:cs="Courier New"/>
-                <w:color w:val="808080"/>
-                <w:sz w:val="20"/>
-                <w:szCs w:val="20"/>
-                <w:lang w:val="en-US" w:eastAsia="ru-RU"/>
-              </w:rPr>
-              <w:t>oscap</w:t>
-            </w:r>
-            <w:proofErr w:type="spellEnd"/>
-            <w:r>
-              <w:rPr>
-                <w:rFonts w:ascii="Courier New" w:eastAsia="Times New Roman" w:hAnsi="Courier New" w:cs="Courier New"/>
-                <w:color w:val="808080"/>
-                <w:sz w:val="20"/>
-                <w:szCs w:val="20"/>
-                <w:lang w:val="en-US" w:eastAsia="ru-RU"/>
-              </w:rPr>
-              <w:t>: {</w:t>
-            </w:r>
-            <w:r>
-              <w:rPr>
-                <w:rFonts w:ascii="Courier New" w:eastAsia="Times New Roman" w:hAnsi="Courier New" w:cs="Courier New"/>
-                <w:color w:val="000000"/>
-                <w:sz w:val="20"/>
-                <w:szCs w:val="20"/>
-                <w:lang w:val="en-US" w:eastAsia="ru-RU"/>
-              </w:rPr>
-              <w:t>stderr</w:t>
-            </w:r>
-            <w:r>
-              <w:rPr>
-                <w:rFonts w:ascii="Courier New" w:eastAsia="Times New Roman" w:hAnsi="Courier New" w:cs="Courier New"/>
-                <w:color w:val="808080"/>
-                <w:sz w:val="20"/>
-                <w:szCs w:val="20"/>
-                <w:lang w:val="en-US" w:eastAsia="ru-RU"/>
-              </w:rPr>
-              <w:t>}"</w:t>
-            </w:r>
-            <w:r>
-              <w:rPr>
-                <w:rFonts w:ascii="Courier New" w:eastAsia="Times New Roman" w:hAnsi="Courier New" w:cs="Courier New"/>
-                <w:b/>
-                <w:bCs/>
-                <w:color w:val="000080"/>
-                <w:sz w:val="20"/>
-                <w:szCs w:val="20"/>
-                <w:lang w:val="en-US" w:eastAsia="ru-RU"/>
-              </w:rPr>
-              <w:t>)</w:t>
-            </w:r>
-          </w:p>
-          <w:p>
-            <w:pPr>
-              <w:shd w:val="clear" w:color="auto" w:fill="FFFFFF"/>
-              <w:spacing w:line="240" w:lineRule="auto"/>
-              <w:ind w:firstLine="0"/>
-              <w:rPr>
-                <w:rFonts w:eastAsia="Times New Roman" w:cs="Times New Roman"/>
-                <w:szCs w:val="24"/>
                 <w:lang w:val="en-US" w:eastAsia="ru-RU"/>
               </w:rPr>
             </w:pPr>
@@ -30895,7 +30752,6 @@
                 <w:szCs w:val="20"/>
                 <w:lang w:val="en-US" w:eastAsia="ru-RU"/>
               </w:rPr>
-              <w:lastRenderedPageBreak/>
               <w:t xml:space="preserve">            </w:t>
             </w:r>
             <w:r>

--- a/PZ and plakat/beta_pz/ПЗ11.docx
+++ b/PZ and plakat/beta_pz/ПЗ11.docx
@@ -117,7 +117,7 @@
               </wp:inline>
             </w:drawing>
           </mc:Choice>
-          <mc:Fallback xmlns:w16sdtfl="http://schemas.microsoft.com/office/word/2024/wordml/sdtformatlock" xmlns:w16du="http://schemas.microsoft.com/office/word/2023/wordml/word16du" xmlns:oel="http://schemas.microsoft.com/office/2019/extlst">
+          <mc:Fallback xmlns:oel="http://schemas.microsoft.com/office/2019/extlst" xmlns:w16du="http://schemas.microsoft.com/office/word/2023/wordml/word16du" xmlns:w16sdtfl="http://schemas.microsoft.com/office/word/2024/wordml/sdtformatlock">
             <w:pict>
               <v:rect w14:anchorId="396DFA57" id="Rectangle 2" o:spid="_x0000_s1026" alt="https://informatics.ru/img/logo-full.svg" style="width:24.2pt;height:24.2pt;visibility:visible;mso-wrap-style:square;mso-left-percent:-10001;mso-top-percent:-10001;mso-position-horizontal:absolute;mso-position-horizontal-relative:char;mso-position-vertical:absolute;mso-position-vertical-relative:line;mso-left-percent:-10001;mso-top-percent:-10001;v-text-anchor:top" o:gfxdata="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" filled="f" stroked="f">
                 <o:lock v:ext="edit" aspectratio="t"/>
@@ -4771,15 +4771,7 @@
       </w:r>
       <w:proofErr w:type="spellEnd"/>
       <w:r>
-        <w:t xml:space="preserve"> Protocol, протокол автоматизации управления данными безопасности) </w:t>
-      </w:r>
-      <w:proofErr w:type="gramStart"/>
-      <w:r>
-        <w:t>- это</w:t>
-      </w:r>
-      <w:proofErr w:type="gramEnd"/>
-      <w:r>
-        <w:t xml:space="preserve"> набор открытых стандартов, определяющих технические спецификации для представления, описания и обмена данными в области безопасности. Его задача </w:t>
+        <w:t xml:space="preserve"> Protocol, протокол автоматизации управления данными безопасности) - это набор открытых стандартов, определяющих технические спецификации для представления, описания и обмена данными в области безопасности. Его задача </w:t>
       </w:r>
       <w:r>
         <w:t>-</w:t>
@@ -4906,15 +4898,7 @@
       </w:r>
       <w:proofErr w:type="spellEnd"/>
       <w:r>
-        <w:t xml:space="preserve"> Assessment Language) </w:t>
-      </w:r>
-      <w:proofErr w:type="gramStart"/>
-      <w:r>
-        <w:t>- это</w:t>
-      </w:r>
-      <w:proofErr w:type="gramEnd"/>
-      <w:r>
-        <w:t xml:space="preserve"> открытый стандартизированный язык, который в машиночитаемом виде предоставляет информацию как проверять систему на наличие уязвимостей. OVAL имеет одинаковую структуру вне зависимости от вендора.</w:t>
+        <w:t xml:space="preserve"> Assessment Language) - это открытый стандартизированный язык, который в машиночитаемом виде предоставляет информацию как проверять систему на наличие уязвимостей. OVAL имеет одинаковую структуру вне зависимости от вендора.</w:t>
       </w:r>
     </w:p>
     <w:p>
@@ -5061,15 +5045,7 @@
       </w:r>
       <w:proofErr w:type="spellEnd"/>
       <w:r>
-        <w:t xml:space="preserve"> Format) </w:t>
-      </w:r>
-      <w:proofErr w:type="gramStart"/>
-      <w:r>
-        <w:t>- это</w:t>
-      </w:r>
-      <w:proofErr w:type="gramEnd"/>
-      <w:r>
-        <w:t xml:space="preserve"> формат, который позволяет описывать политики и структуру проверок: какие требования проверять, как их группировать, какие профили использовать, как формировать результат оценки. Также благодаря XCCDF можно проводить </w:t>
+        <w:t xml:space="preserve"> Format) - это формат, который позволяет описывать политики и структуру проверок: какие требования проверять, как их группировать, какие профили использовать, как формировать результат оценки. Также благодаря XCCDF можно проводить </w:t>
       </w:r>
       <w:proofErr w:type="spellStart"/>
       <w:r>
@@ -6075,15 +6051,7 @@
         <w:jc w:val="both"/>
       </w:pPr>
       <w:r>
-        <w:t>2. SCAP-контент C, включает набор OVAL-дефиниций D = {d</w:t>
-      </w:r>
-      <w:proofErr w:type="gramStart"/>
-      <w:r>
-        <w:t>1,d</w:t>
-      </w:r>
-      <w:proofErr w:type="gramEnd"/>
-      <w:r>
-        <w:t>2,d3...,</w:t>
+        <w:t>2. SCAP-контент C, включает набор OVAL-дефиниций D = {d1,d2,d3...,</w:t>
       </w:r>
       <w:proofErr w:type="spellStart"/>
       <w:r>
@@ -6186,13 +6154,8 @@
         <w:t xml:space="preserve"> {</w:t>
       </w:r>
       <w:proofErr w:type="spellStart"/>
-      <w:proofErr w:type="gramStart"/>
-      <w:r>
-        <w:t>true,false</w:t>
-      </w:r>
-      <w:proofErr w:type="gramEnd"/>
-      <w:r>
-        <w:t>,unknown,error,notapplicable</w:t>
+      <w:r>
+        <w:t>true,false,unknown,error,notapplicable</w:t>
       </w:r>
       <w:proofErr w:type="spellEnd"/>
       <w:r>
@@ -6278,12 +6241,10 @@
         <w:t xml:space="preserve"> {</w:t>
       </w:r>
       <w:proofErr w:type="spellStart"/>
-      <w:proofErr w:type="gramStart"/>
       <w:r>
         <w:t>pass,fail</w:t>
       </w:r>
       <w:proofErr w:type="spellEnd"/>
-      <w:proofErr w:type="gramEnd"/>
       <w:r>
         <w:t>,</w:t>
       </w:r>
@@ -6611,18 +6572,13 @@
       </w:r>
       <w:proofErr w:type="spellStart"/>
       <w:r>
-        <w:t>Result_</w:t>
-      </w:r>
-      <w:proofErr w:type="gramStart"/>
-      <w:r>
-        <w:t>OVAL</w:t>
+        <w:t>Result_OVAL</w:t>
       </w:r>
       <w:proofErr w:type="spellEnd"/>
       <w:r>
         <w:t>(</w:t>
       </w:r>
       <w:proofErr w:type="spellStart"/>
-      <w:proofErr w:type="gramEnd"/>
       <w:r>
         <w:t>di</w:t>
       </w:r>
@@ -6650,18 +6606,13 @@
       </w:r>
       <w:proofErr w:type="spellStart"/>
       <w:r>
-        <w:t>Result_</w:t>
-      </w:r>
-      <w:proofErr w:type="gramStart"/>
-      <w:r>
-        <w:t>XCCDF</w:t>
+        <w:t>Result_XCCDF</w:t>
       </w:r>
       <w:proofErr w:type="spellEnd"/>
       <w:r>
         <w:t>(</w:t>
       </w:r>
       <w:proofErr w:type="spellStart"/>
-      <w:proofErr w:type="gramEnd"/>
       <w:r>
         <w:t>ri</w:t>
       </w:r>
@@ -6682,18 +6633,13 @@
       </w:r>
       <w:proofErr w:type="spellStart"/>
       <w:r>
-        <w:t>Result_</w:t>
-      </w:r>
-      <w:proofErr w:type="gramStart"/>
-      <w:r>
-        <w:t>XCCDF</w:t>
+        <w:t>Result_XCCDF</w:t>
       </w:r>
       <w:proofErr w:type="spellEnd"/>
       <w:r>
         <w:t>(</w:t>
       </w:r>
       <w:proofErr w:type="spellStart"/>
-      <w:proofErr w:type="gramEnd"/>
       <w:r>
         <w:t>ri</w:t>
       </w:r>
@@ -8369,15 +8315,7 @@
         <w:t>давать</w:t>
       </w:r>
       <w:r>
-        <w:t xml:space="preserve"> </w:t>
-      </w:r>
-      <w:proofErr w:type="gramStart"/>
-      <w:r>
-        <w:t>возможность выбора операционной системы и загрузки</w:t>
-      </w:r>
-      <w:proofErr w:type="gramEnd"/>
-      <w:r>
-        <w:t xml:space="preserve"> соответствующего SCAP-контента.</w:t>
+        <w:t xml:space="preserve"> возможность выбора операционной системы и загрузки соответствующего SCAP-контента.</w:t>
       </w:r>
     </w:p>
     <w:p>
@@ -9203,13 +9141,8 @@
         <w:t xml:space="preserve">, </w:t>
       </w:r>
       <w:proofErr w:type="spellStart"/>
-      <w:proofErr w:type="gramStart"/>
-      <w:r>
-        <w:t>xml.etree</w:t>
-      </w:r>
-      <w:proofErr w:type="gramEnd"/>
-      <w:r>
-        <w:t>.ElementTree</w:t>
+      <w:r>
+        <w:t>xml.etree.ElementTree</w:t>
       </w:r>
       <w:proofErr w:type="spellEnd"/>
       <w:r>
@@ -10001,18 +9934,13 @@
       </w:r>
       <w:proofErr w:type="spellStart"/>
       <w:r>
-        <w:t>Result_</w:t>
-      </w:r>
-      <w:proofErr w:type="gramStart"/>
-      <w:r>
-        <w:t>OVAL</w:t>
+        <w:t>Result_OVAL</w:t>
       </w:r>
       <w:proofErr w:type="spellEnd"/>
       <w:r>
         <w:t>(</w:t>
       </w:r>
       <w:proofErr w:type="spellStart"/>
-      <w:proofErr w:type="gramEnd"/>
       <w:r>
         <w:t>di</w:t>
       </w:r>
@@ -10104,18 +10032,13 @@
       </w:r>
       <w:proofErr w:type="spellStart"/>
       <w:r>
-        <w:t>Result_</w:t>
-      </w:r>
-      <w:proofErr w:type="gramStart"/>
-      <w:r>
-        <w:t>XCCDF</w:t>
+        <w:t>Result_XCCDF</w:t>
       </w:r>
       <w:proofErr w:type="spellEnd"/>
       <w:r>
         <w:t>(</w:t>
       </w:r>
       <w:proofErr w:type="spellStart"/>
-      <w:proofErr w:type="gramEnd"/>
       <w:r>
         <w:t>ri</w:t>
       </w:r>
@@ -10788,7 +10711,6 @@
       <w:r>
         <w:t>_</w:t>
       </w:r>
-      <w:proofErr w:type="gramStart"/>
       <w:r>
         <w:rPr>
           <w:lang w:val="en-US"/>
@@ -10806,7 +10728,6 @@
         <w:t>ssgproject</w:t>
       </w:r>
       <w:proofErr w:type="spellEnd"/>
-      <w:proofErr w:type="gramEnd"/>
       <w:r>
         <w:t>.</w:t>
       </w:r>
@@ -11434,7 +11355,6 @@
       <w:r>
         <w:t>_</w:t>
       </w:r>
-      <w:proofErr w:type="gramStart"/>
       <w:r>
         <w:rPr>
           <w:lang w:val="en-US"/>
@@ -11452,7 +11372,6 @@
         <w:t>ssgproject</w:t>
       </w:r>
       <w:proofErr w:type="spellEnd"/>
-      <w:proofErr w:type="gramEnd"/>
       <w:r>
         <w:t>.</w:t>
       </w:r>
@@ -13017,7 +12936,6 @@
         <w:t xml:space="preserve">] // </w:t>
       </w:r>
       <w:proofErr w:type="spellStart"/>
-      <w:proofErr w:type="gramStart"/>
       <w:r>
         <w:rPr>
           <w:rFonts w:cs="Times New Roman"/>
@@ -13026,7 +12944,6 @@
         <w:t>github.blog</w:t>
       </w:r>
       <w:proofErr w:type="spellEnd"/>
-      <w:proofErr w:type="gramEnd"/>
       <w:r>
         <w:rPr>
           <w:lang w:val="en-US"/>
@@ -15572,7 +15489,6 @@
               <w:t xml:space="preserve"> </w:t>
             </w:r>
             <w:proofErr w:type="spellStart"/>
-            <w:proofErr w:type="gramStart"/>
             <w:r>
               <w:rPr>
                 <w:rFonts w:ascii="Courier New" w:eastAsia="Times New Roman" w:hAnsi="Courier New" w:cs="Courier New"/>
@@ -15599,7 +15515,6 @@
               <w:t>(</w:t>
             </w:r>
             <w:proofErr w:type="spellStart"/>
-            <w:proofErr w:type="gramEnd"/>
             <w:r>
               <w:rPr>
                 <w:rFonts w:ascii="Courier New" w:eastAsia="Times New Roman" w:hAnsi="Courier New" w:cs="Courier New"/>
@@ -15839,20 +15754,7 @@
                 <w:szCs w:val="20"/>
                 <w:lang w:val="en-US" w:eastAsia="ru-RU"/>
               </w:rPr>
-              <w:t>(</w:t>
-            </w:r>
-            <w:proofErr w:type="gramStart"/>
-            <w:r>
-              <w:rPr>
-                <w:rFonts w:ascii="Courier New" w:eastAsia="Times New Roman" w:hAnsi="Courier New" w:cs="Courier New"/>
-                <w:b/>
-                <w:bCs/>
-                <w:color w:val="000080"/>
-                <w:sz w:val="20"/>
-                <w:szCs w:val="20"/>
-                <w:lang w:val="en-US" w:eastAsia="ru-RU"/>
-              </w:rPr>
-              <w:t>).</w:t>
+              <w:t>().</w:t>
             </w:r>
             <w:r>
               <w:rPr>
@@ -15864,20 +15766,7 @@
                 <w:szCs w:val="20"/>
                 <w:lang w:val="en-US" w:eastAsia="ru-RU"/>
               </w:rPr>
-              <w:t>_</w:t>
-            </w:r>
-            <w:proofErr w:type="gramEnd"/>
-            <w:r>
-              <w:rPr>
-                <w:rFonts w:ascii="Courier New" w:eastAsia="Times New Roman" w:hAnsi="Courier New" w:cs="Courier New"/>
-                <w:i/>
-                <w:iCs/>
-                <w:color w:val="FF8000"/>
-                <w:sz w:val="20"/>
-                <w:szCs w:val="20"/>
-                <w:lang w:val="en-US" w:eastAsia="ru-RU"/>
-              </w:rPr>
-              <w:t>_</w:t>
+              <w:t>__</w:t>
             </w:r>
             <w:proofErr w:type="spellStart"/>
             <w:r>
@@ -15942,7 +15831,6 @@
               <w:t xml:space="preserve">        </w:t>
             </w:r>
             <w:proofErr w:type="spellStart"/>
-            <w:proofErr w:type="gramStart"/>
             <w:r>
               <w:rPr>
                 <w:rFonts w:ascii="Courier New" w:eastAsia="Times New Roman" w:hAnsi="Courier New" w:cs="Courier New"/>
@@ -15978,7 +15866,6 @@
               <w:t>setupUi</w:t>
             </w:r>
             <w:proofErr w:type="spellEnd"/>
-            <w:proofErr w:type="gramEnd"/>
             <w:r>
               <w:rPr>
                 <w:rFonts w:ascii="Courier New" w:eastAsia="Times New Roman" w:hAnsi="Courier New" w:cs="Courier New"/>
@@ -16070,9 +15957,20 @@
                 <w:szCs w:val="20"/>
                 <w:lang w:val="en-US" w:eastAsia="ru-RU"/>
               </w:rPr>
-              <w:t>bt_</w:t>
-            </w:r>
-            <w:proofErr w:type="gramStart"/>
+              <w:t>bt_OVALcheck</w:t>
+            </w:r>
+            <w:r>
+              <w:rPr>
+                <w:rFonts w:ascii="Courier New" w:eastAsia="Times New Roman" w:hAnsi="Courier New" w:cs="Courier New"/>
+                <w:b/>
+                <w:bCs/>
+                <w:color w:val="000080"/>
+                <w:sz w:val="20"/>
+                <w:szCs w:val="20"/>
+                <w:lang w:val="en-US" w:eastAsia="ru-RU"/>
+              </w:rPr>
+              <w:t>.</w:t>
+            </w:r>
             <w:r>
               <w:rPr>
                 <w:rFonts w:ascii="Courier New" w:eastAsia="Times New Roman" w:hAnsi="Courier New" w:cs="Courier New"/>
@@ -16083,7 +15981,7 @@
                 <w:szCs w:val="20"/>
                 <w:lang w:val="en-US" w:eastAsia="ru-RU"/>
               </w:rPr>
-              <w:t>OVALcheck</w:t>
+              <w:t>clicked</w:t>
             </w:r>
             <w:r>
               <w:rPr>
@@ -16107,34 +16005,9 @@
                 <w:szCs w:val="20"/>
                 <w:lang w:val="en-US" w:eastAsia="ru-RU"/>
               </w:rPr>
-              <w:t>clicked</w:t>
-            </w:r>
-            <w:r>
-              <w:rPr>
-                <w:rFonts w:ascii="Courier New" w:eastAsia="Times New Roman" w:hAnsi="Courier New" w:cs="Courier New"/>
-                <w:b/>
-                <w:bCs/>
-                <w:color w:val="000080"/>
-                <w:sz w:val="20"/>
-                <w:szCs w:val="20"/>
-                <w:lang w:val="en-US" w:eastAsia="ru-RU"/>
-              </w:rPr>
-              <w:t>.</w:t>
-            </w:r>
-            <w:r>
-              <w:rPr>
-                <w:rFonts w:ascii="Courier New" w:eastAsia="Times New Roman" w:hAnsi="Courier New" w:cs="Courier New"/>
-                <w:i/>
-                <w:iCs/>
-                <w:color w:val="FF8000"/>
-                <w:sz w:val="20"/>
-                <w:szCs w:val="20"/>
-                <w:lang w:val="en-US" w:eastAsia="ru-RU"/>
-              </w:rPr>
               <w:t>connect</w:t>
             </w:r>
             <w:proofErr w:type="spellEnd"/>
-            <w:proofErr w:type="gramEnd"/>
             <w:r>
               <w:rPr>
                 <w:rFonts w:ascii="Courier New" w:eastAsia="Times New Roman" w:hAnsi="Courier New" w:cs="Courier New"/>
@@ -16252,9 +16125,20 @@
                 <w:szCs w:val="20"/>
                 <w:lang w:val="en-US" w:eastAsia="ru-RU"/>
               </w:rPr>
-              <w:t>bt_</w:t>
-            </w:r>
-            <w:proofErr w:type="gramStart"/>
+              <w:t>bt_XCCDFcheck</w:t>
+            </w:r>
+            <w:r>
+              <w:rPr>
+                <w:rFonts w:ascii="Courier New" w:eastAsia="Times New Roman" w:hAnsi="Courier New" w:cs="Courier New"/>
+                <w:b/>
+                <w:bCs/>
+                <w:color w:val="000080"/>
+                <w:sz w:val="20"/>
+                <w:szCs w:val="20"/>
+                <w:lang w:val="en-US" w:eastAsia="ru-RU"/>
+              </w:rPr>
+              <w:t>.</w:t>
+            </w:r>
             <w:r>
               <w:rPr>
                 <w:rFonts w:ascii="Courier New" w:eastAsia="Times New Roman" w:hAnsi="Courier New" w:cs="Courier New"/>
@@ -16265,7 +16149,7 @@
                 <w:szCs w:val="20"/>
                 <w:lang w:val="en-US" w:eastAsia="ru-RU"/>
               </w:rPr>
-              <w:t>XCCDFcheck</w:t>
+              <w:t>clicked</w:t>
             </w:r>
             <w:r>
               <w:rPr>
@@ -16289,34 +16173,9 @@
                 <w:szCs w:val="20"/>
                 <w:lang w:val="en-US" w:eastAsia="ru-RU"/>
               </w:rPr>
-              <w:t>clicked</w:t>
-            </w:r>
-            <w:r>
-              <w:rPr>
-                <w:rFonts w:ascii="Courier New" w:eastAsia="Times New Roman" w:hAnsi="Courier New" w:cs="Courier New"/>
-                <w:b/>
-                <w:bCs/>
-                <w:color w:val="000080"/>
-                <w:sz w:val="20"/>
-                <w:szCs w:val="20"/>
-                <w:lang w:val="en-US" w:eastAsia="ru-RU"/>
-              </w:rPr>
-              <w:t>.</w:t>
-            </w:r>
-            <w:r>
-              <w:rPr>
-                <w:rFonts w:ascii="Courier New" w:eastAsia="Times New Roman" w:hAnsi="Courier New" w:cs="Courier New"/>
-                <w:i/>
-                <w:iCs/>
-                <w:color w:val="FF8000"/>
-                <w:sz w:val="20"/>
-                <w:szCs w:val="20"/>
-                <w:lang w:val="en-US" w:eastAsia="ru-RU"/>
-              </w:rPr>
               <w:t>connect</w:t>
             </w:r>
             <w:proofErr w:type="spellEnd"/>
-            <w:proofErr w:type="gramEnd"/>
             <w:r>
               <w:rPr>
                 <w:rFonts w:ascii="Courier New" w:eastAsia="Times New Roman" w:hAnsi="Courier New" w:cs="Courier New"/>
@@ -16434,9 +16293,20 @@
                 <w:szCs w:val="20"/>
                 <w:lang w:val="en-US" w:eastAsia="ru-RU"/>
               </w:rPr>
-              <w:t>bt_OVAL_</w:t>
-            </w:r>
-            <w:proofErr w:type="gramStart"/>
+              <w:t>bt_OVAL_page</w:t>
+            </w:r>
+            <w:r>
+              <w:rPr>
+                <w:rFonts w:ascii="Courier New" w:eastAsia="Times New Roman" w:hAnsi="Courier New" w:cs="Courier New"/>
+                <w:b/>
+                <w:bCs/>
+                <w:color w:val="000080"/>
+                <w:sz w:val="20"/>
+                <w:szCs w:val="20"/>
+                <w:lang w:val="en-US" w:eastAsia="ru-RU"/>
+              </w:rPr>
+              <w:t>.</w:t>
+            </w:r>
             <w:r>
               <w:rPr>
                 <w:rFonts w:ascii="Courier New" w:eastAsia="Times New Roman" w:hAnsi="Courier New" w:cs="Courier New"/>
@@ -16447,33 +16317,8 @@
                 <w:szCs w:val="20"/>
                 <w:lang w:val="en-US" w:eastAsia="ru-RU"/>
               </w:rPr>
-              <w:t>page</w:t>
-            </w:r>
-            <w:r>
-              <w:rPr>
-                <w:rFonts w:ascii="Courier New" w:eastAsia="Times New Roman" w:hAnsi="Courier New" w:cs="Courier New"/>
-                <w:b/>
-                <w:bCs/>
-                <w:color w:val="000080"/>
-                <w:sz w:val="20"/>
-                <w:szCs w:val="20"/>
-                <w:lang w:val="en-US" w:eastAsia="ru-RU"/>
-              </w:rPr>
-              <w:t>.</w:t>
-            </w:r>
-            <w:r>
-              <w:rPr>
-                <w:rFonts w:ascii="Courier New" w:eastAsia="Times New Roman" w:hAnsi="Courier New" w:cs="Courier New"/>
-                <w:i/>
-                <w:iCs/>
-                <w:color w:val="FF8000"/>
-                <w:sz w:val="20"/>
-                <w:szCs w:val="20"/>
-                <w:lang w:val="en-US" w:eastAsia="ru-RU"/>
-              </w:rPr>
               <w:t>clicked</w:t>
             </w:r>
-            <w:proofErr w:type="gramEnd"/>
             <w:r>
               <w:rPr>
                 <w:rFonts w:ascii="Courier New" w:eastAsia="Times New Roman" w:hAnsi="Courier New" w:cs="Courier New"/>
@@ -16722,9 +16567,20 @@
                 <w:szCs w:val="20"/>
                 <w:lang w:val="en-US" w:eastAsia="ru-RU"/>
               </w:rPr>
-              <w:t>bt_XCCDF_</w:t>
-            </w:r>
-            <w:proofErr w:type="gramStart"/>
+              <w:t>bt_XCCDF_page</w:t>
+            </w:r>
+            <w:r>
+              <w:rPr>
+                <w:rFonts w:ascii="Courier New" w:eastAsia="Times New Roman" w:hAnsi="Courier New" w:cs="Courier New"/>
+                <w:b/>
+                <w:bCs/>
+                <w:color w:val="000080"/>
+                <w:sz w:val="20"/>
+                <w:szCs w:val="20"/>
+                <w:lang w:val="en-US" w:eastAsia="ru-RU"/>
+              </w:rPr>
+              <w:t>.</w:t>
+            </w:r>
             <w:r>
               <w:rPr>
                 <w:rFonts w:ascii="Courier New" w:eastAsia="Times New Roman" w:hAnsi="Courier New" w:cs="Courier New"/>
@@ -16735,33 +16591,8 @@
                 <w:szCs w:val="20"/>
                 <w:lang w:val="en-US" w:eastAsia="ru-RU"/>
               </w:rPr>
-              <w:t>page</w:t>
-            </w:r>
-            <w:r>
-              <w:rPr>
-                <w:rFonts w:ascii="Courier New" w:eastAsia="Times New Roman" w:hAnsi="Courier New" w:cs="Courier New"/>
-                <w:b/>
-                <w:bCs/>
-                <w:color w:val="000080"/>
-                <w:sz w:val="20"/>
-                <w:szCs w:val="20"/>
-                <w:lang w:val="en-US" w:eastAsia="ru-RU"/>
-              </w:rPr>
-              <w:t>.</w:t>
-            </w:r>
-            <w:r>
-              <w:rPr>
-                <w:rFonts w:ascii="Courier New" w:eastAsia="Times New Roman" w:hAnsi="Courier New" w:cs="Courier New"/>
-                <w:i/>
-                <w:iCs/>
-                <w:color w:val="FF8000"/>
-                <w:sz w:val="20"/>
-                <w:szCs w:val="20"/>
-                <w:lang w:val="en-US" w:eastAsia="ru-RU"/>
-              </w:rPr>
               <w:t>clicked</w:t>
             </w:r>
-            <w:proofErr w:type="gramEnd"/>
             <w:r>
               <w:rPr>
                 <w:rFonts w:ascii="Courier New" w:eastAsia="Times New Roman" w:hAnsi="Courier New" w:cs="Courier New"/>
@@ -16978,7 +16809,6 @@
               <w:t xml:space="preserve">        </w:t>
             </w:r>
             <w:proofErr w:type="spellStart"/>
-            <w:proofErr w:type="gramStart"/>
             <w:r>
               <w:rPr>
                 <w:rFonts w:ascii="Courier New" w:eastAsia="Times New Roman" w:hAnsi="Courier New" w:cs="Courier New"/>
@@ -17011,20 +16841,7 @@
                 <w:szCs w:val="20"/>
                 <w:lang w:val="en-US" w:eastAsia="ru-RU"/>
               </w:rPr>
-              <w:t>first</w:t>
-            </w:r>
-            <w:proofErr w:type="gramEnd"/>
-            <w:r>
-              <w:rPr>
-                <w:rFonts w:ascii="Courier New" w:eastAsia="Times New Roman" w:hAnsi="Courier New" w:cs="Courier New"/>
-                <w:i/>
-                <w:iCs/>
-                <w:color w:val="FF8000"/>
-                <w:sz w:val="20"/>
-                <w:szCs w:val="20"/>
-                <w:lang w:val="en-US" w:eastAsia="ru-RU"/>
-              </w:rPr>
-              <w:t>_encounter</w:t>
+              <w:t>first_encounter</w:t>
             </w:r>
             <w:proofErr w:type="spellEnd"/>
             <w:r>
@@ -17222,7 +17039,6 @@
               <w:t xml:space="preserve"> </w:t>
             </w:r>
             <w:proofErr w:type="spellStart"/>
-            <w:proofErr w:type="gramStart"/>
             <w:r>
               <w:rPr>
                 <w:rFonts w:ascii="Courier New" w:eastAsia="Times New Roman" w:hAnsi="Courier New" w:cs="Courier New"/>
@@ -17255,20 +17071,7 @@
                 <w:szCs w:val="20"/>
                 <w:lang w:val="en-US" w:eastAsia="ru-RU"/>
               </w:rPr>
-              <w:t>first</w:t>
-            </w:r>
-            <w:proofErr w:type="gramEnd"/>
-            <w:r>
-              <w:rPr>
-                <w:rFonts w:ascii="Courier New" w:eastAsia="Times New Roman" w:hAnsi="Courier New" w:cs="Courier New"/>
-                <w:i/>
-                <w:iCs/>
-                <w:color w:val="FF8000"/>
-                <w:sz w:val="20"/>
-                <w:szCs w:val="20"/>
-                <w:lang w:val="en-US" w:eastAsia="ru-RU"/>
-              </w:rPr>
-              <w:t>_encounter</w:t>
+              <w:t>first_encounter</w:t>
             </w:r>
             <w:proofErr w:type="spellEnd"/>
             <w:r>
@@ -17350,7 +17153,6 @@
               <w:t xml:space="preserve">            </w:t>
             </w:r>
             <w:proofErr w:type="spellStart"/>
-            <w:proofErr w:type="gramStart"/>
             <w:r>
               <w:rPr>
                 <w:rFonts w:ascii="Courier New" w:eastAsia="Times New Roman" w:hAnsi="Courier New" w:cs="Courier New"/>
@@ -17383,20 +17185,7 @@
                 <w:szCs w:val="20"/>
                 <w:lang w:val="en-US" w:eastAsia="ru-RU"/>
               </w:rPr>
-              <w:t>first</w:t>
-            </w:r>
-            <w:proofErr w:type="gramEnd"/>
-            <w:r>
-              <w:rPr>
-                <w:rFonts w:ascii="Courier New" w:eastAsia="Times New Roman" w:hAnsi="Courier New" w:cs="Courier New"/>
-                <w:i/>
-                <w:iCs/>
-                <w:color w:val="FF8000"/>
-                <w:sz w:val="20"/>
-                <w:szCs w:val="20"/>
-                <w:lang w:val="en-US" w:eastAsia="ru-RU"/>
-              </w:rPr>
-              <w:t>_encounter</w:t>
+              <w:t>first_encounter</w:t>
             </w:r>
             <w:proofErr w:type="spellEnd"/>
             <w:r>
@@ -17490,7 +17279,6 @@
               <w:t>(</w:t>
             </w:r>
             <w:proofErr w:type="spellStart"/>
-            <w:proofErr w:type="gramStart"/>
             <w:r>
               <w:rPr>
                 <w:rFonts w:ascii="Courier New" w:eastAsia="Times New Roman" w:hAnsi="Courier New" w:cs="Courier New"/>
@@ -17523,20 +17311,7 @@
                 <w:szCs w:val="20"/>
                 <w:lang w:val="en-US" w:eastAsia="ru-RU"/>
               </w:rPr>
-              <w:t>Cb</w:t>
-            </w:r>
-            <w:proofErr w:type="gramEnd"/>
-            <w:r>
-              <w:rPr>
-                <w:rFonts w:ascii="Courier New" w:eastAsia="Times New Roman" w:hAnsi="Courier New" w:cs="Courier New"/>
-                <w:i/>
-                <w:iCs/>
-                <w:color w:val="FF8000"/>
-                <w:sz w:val="20"/>
-                <w:szCs w:val="20"/>
-                <w:lang w:val="en-US" w:eastAsia="ru-RU"/>
-              </w:rPr>
-              <w:t>_chooseos</w:t>
+              <w:t>Cb_chooseos</w:t>
             </w:r>
             <w:r>
               <w:rPr>
@@ -17624,7 +17399,6 @@
               <w:t>(</w:t>
             </w:r>
             <w:proofErr w:type="spellStart"/>
-            <w:proofErr w:type="gramStart"/>
             <w:r>
               <w:rPr>
                 <w:rFonts w:ascii="Courier New" w:eastAsia="Times New Roman" w:hAnsi="Courier New" w:cs="Courier New"/>
@@ -17657,20 +17431,7 @@
                 <w:szCs w:val="20"/>
                 <w:lang w:val="en-US" w:eastAsia="ru-RU"/>
               </w:rPr>
-              <w:t>Cb</w:t>
-            </w:r>
-            <w:proofErr w:type="gramEnd"/>
-            <w:r>
-              <w:rPr>
-                <w:rFonts w:ascii="Courier New" w:eastAsia="Times New Roman" w:hAnsi="Courier New" w:cs="Courier New"/>
-                <w:i/>
-                <w:iCs/>
-                <w:color w:val="FF8000"/>
-                <w:sz w:val="20"/>
-                <w:szCs w:val="20"/>
-                <w:lang w:val="en-US" w:eastAsia="ru-RU"/>
-              </w:rPr>
-              <w:t>_chooseos</w:t>
+              <w:t>Cb_chooseos</w:t>
             </w:r>
             <w:r>
               <w:rPr>
@@ -17758,7 +17519,6 @@
               <w:t>(</w:t>
             </w:r>
             <w:proofErr w:type="spellStart"/>
-            <w:proofErr w:type="gramStart"/>
             <w:r>
               <w:rPr>
                 <w:rFonts w:ascii="Courier New" w:eastAsia="Times New Roman" w:hAnsi="Courier New" w:cs="Courier New"/>
@@ -17791,20 +17551,7 @@
                 <w:szCs w:val="20"/>
                 <w:lang w:val="en-US" w:eastAsia="ru-RU"/>
               </w:rPr>
-              <w:t>Cb</w:t>
-            </w:r>
-            <w:proofErr w:type="gramEnd"/>
-            <w:r>
-              <w:rPr>
-                <w:rFonts w:ascii="Courier New" w:eastAsia="Times New Roman" w:hAnsi="Courier New" w:cs="Courier New"/>
-                <w:i/>
-                <w:iCs/>
-                <w:color w:val="FF8000"/>
-                <w:sz w:val="20"/>
-                <w:szCs w:val="20"/>
-                <w:lang w:val="en-US" w:eastAsia="ru-RU"/>
-              </w:rPr>
-              <w:t>_chooseos</w:t>
+              <w:t>Cb_chooseos</w:t>
             </w:r>
             <w:r>
               <w:rPr>
@@ -18164,7 +17911,6 @@
               <w:t xml:space="preserve"> </w:t>
             </w:r>
             <w:proofErr w:type="spellStart"/>
-            <w:proofErr w:type="gramStart"/>
             <w:r>
               <w:rPr>
                 <w:rFonts w:ascii="Courier New" w:eastAsia="Times New Roman" w:hAnsi="Courier New" w:cs="Courier New"/>
@@ -18197,20 +17943,7 @@
                 <w:szCs w:val="20"/>
                 <w:lang w:val="en-US" w:eastAsia="ru-RU"/>
               </w:rPr>
-              <w:t>table</w:t>
-            </w:r>
-            <w:proofErr w:type="gramEnd"/>
-            <w:r>
-              <w:rPr>
-                <w:rFonts w:ascii="Courier New" w:eastAsia="Times New Roman" w:hAnsi="Courier New" w:cs="Courier New"/>
-                <w:i/>
-                <w:iCs/>
-                <w:color w:val="FF8000"/>
-                <w:sz w:val="20"/>
-                <w:szCs w:val="20"/>
-                <w:lang w:val="en-US" w:eastAsia="ru-RU"/>
-              </w:rPr>
-              <w:t>_OVAL_results</w:t>
+              <w:t>table_OVAL_results</w:t>
             </w:r>
             <w:r>
               <w:rPr>
@@ -18274,7 +18007,6 @@
               <w:t xml:space="preserve">            </w:t>
             </w:r>
             <w:proofErr w:type="spellStart"/>
-            <w:proofErr w:type="gramStart"/>
             <w:r>
               <w:rPr>
                 <w:rFonts w:ascii="Courier New" w:eastAsia="Times New Roman" w:hAnsi="Courier New" w:cs="Courier New"/>
@@ -18307,20 +18039,7 @@
                 <w:szCs w:val="20"/>
                 <w:lang w:val="en-US" w:eastAsia="ru-RU"/>
               </w:rPr>
-              <w:t>table</w:t>
-            </w:r>
-            <w:proofErr w:type="gramEnd"/>
-            <w:r>
-              <w:rPr>
-                <w:rFonts w:ascii="Courier New" w:eastAsia="Times New Roman" w:hAnsi="Courier New" w:cs="Courier New"/>
-                <w:i/>
-                <w:iCs/>
-                <w:color w:val="FF8000"/>
-                <w:sz w:val="20"/>
-                <w:szCs w:val="20"/>
-                <w:lang w:val="en-US" w:eastAsia="ru-RU"/>
-              </w:rPr>
-              <w:t>_OVAL_results</w:t>
+              <w:t>table_OVAL_results</w:t>
             </w:r>
             <w:r>
               <w:rPr>
@@ -18408,7 +18127,6 @@
               <w:t xml:space="preserve">            </w:t>
             </w:r>
             <w:proofErr w:type="spellStart"/>
-            <w:proofErr w:type="gramStart"/>
             <w:r>
               <w:rPr>
                 <w:rFonts w:ascii="Courier New" w:eastAsia="Times New Roman" w:hAnsi="Courier New" w:cs="Courier New"/>
@@ -18441,20 +18159,7 @@
                 <w:szCs w:val="20"/>
                 <w:lang w:val="en-US" w:eastAsia="ru-RU"/>
               </w:rPr>
-              <w:t>table</w:t>
-            </w:r>
-            <w:proofErr w:type="gramEnd"/>
-            <w:r>
-              <w:rPr>
-                <w:rFonts w:ascii="Courier New" w:eastAsia="Times New Roman" w:hAnsi="Courier New" w:cs="Courier New"/>
-                <w:i/>
-                <w:iCs/>
-                <w:color w:val="FF8000"/>
-                <w:sz w:val="20"/>
-                <w:szCs w:val="20"/>
-                <w:lang w:val="en-US" w:eastAsia="ru-RU"/>
-              </w:rPr>
-              <w:t>_OVAL_results</w:t>
+              <w:t>table_OVAL_results</w:t>
             </w:r>
             <w:r>
               <w:rPr>
@@ -18698,7 +18403,6 @@
               <w:t xml:space="preserve">            </w:t>
             </w:r>
             <w:proofErr w:type="spellStart"/>
-            <w:proofErr w:type="gramStart"/>
             <w:r>
               <w:rPr>
                 <w:rFonts w:ascii="Courier New" w:eastAsia="Times New Roman" w:hAnsi="Courier New" w:cs="Courier New"/>
@@ -18731,20 +18435,7 @@
                 <w:szCs w:val="20"/>
                 <w:lang w:val="en-US" w:eastAsia="ru-RU"/>
               </w:rPr>
-              <w:t>table</w:t>
-            </w:r>
-            <w:proofErr w:type="gramEnd"/>
-            <w:r>
-              <w:rPr>
-                <w:rFonts w:ascii="Courier New" w:eastAsia="Times New Roman" w:hAnsi="Courier New" w:cs="Courier New"/>
-                <w:i/>
-                <w:iCs/>
-                <w:color w:val="FF8000"/>
-                <w:sz w:val="20"/>
-                <w:szCs w:val="20"/>
-                <w:lang w:val="en-US" w:eastAsia="ru-RU"/>
-              </w:rPr>
-              <w:t>_OVAL_results</w:t>
+              <w:t>table_OVAL_results</w:t>
             </w:r>
             <w:r>
               <w:rPr>
@@ -18966,7 +18657,6 @@
               <w:t xml:space="preserve">            </w:t>
             </w:r>
             <w:proofErr w:type="spellStart"/>
-            <w:proofErr w:type="gramStart"/>
             <w:r>
               <w:rPr>
                 <w:rFonts w:ascii="Courier New" w:eastAsia="Times New Roman" w:hAnsi="Courier New" w:cs="Courier New"/>
@@ -18999,20 +18689,7 @@
                 <w:szCs w:val="20"/>
                 <w:lang w:val="en-US" w:eastAsia="ru-RU"/>
               </w:rPr>
-              <w:t>table</w:t>
-            </w:r>
-            <w:proofErr w:type="gramEnd"/>
-            <w:r>
-              <w:rPr>
-                <w:rFonts w:ascii="Courier New" w:eastAsia="Times New Roman" w:hAnsi="Courier New" w:cs="Courier New"/>
-                <w:i/>
-                <w:iCs/>
-                <w:color w:val="FF8000"/>
-                <w:sz w:val="20"/>
-                <w:szCs w:val="20"/>
-                <w:lang w:val="en-US" w:eastAsia="ru-RU"/>
-              </w:rPr>
-              <w:t>_OVAL_results</w:t>
+              <w:t>table_OVAL_results</w:t>
             </w:r>
             <w:r>
               <w:rPr>
@@ -19362,7 +19039,6 @@
               <w:t xml:space="preserve"> </w:t>
             </w:r>
             <w:proofErr w:type="spellStart"/>
-            <w:proofErr w:type="gramStart"/>
             <w:r>
               <w:rPr>
                 <w:rFonts w:ascii="Courier New" w:eastAsia="Times New Roman" w:hAnsi="Courier New" w:cs="Courier New"/>
@@ -19395,20 +19071,7 @@
                 <w:szCs w:val="20"/>
                 <w:lang w:val="en-US" w:eastAsia="ru-RU"/>
               </w:rPr>
-              <w:t>first</w:t>
-            </w:r>
-            <w:proofErr w:type="gramEnd"/>
-            <w:r>
-              <w:rPr>
-                <w:rFonts w:ascii="Courier New" w:eastAsia="Times New Roman" w:hAnsi="Courier New" w:cs="Courier New"/>
-                <w:i/>
-                <w:iCs/>
-                <w:color w:val="FF8000"/>
-                <w:sz w:val="20"/>
-                <w:szCs w:val="20"/>
-                <w:lang w:val="en-US" w:eastAsia="ru-RU"/>
-              </w:rPr>
-              <w:t>_encounter</w:t>
+              <w:t>first_encounter</w:t>
             </w:r>
             <w:proofErr w:type="spellEnd"/>
             <w:r>
@@ -19490,7 +19153,6 @@
               <w:t xml:space="preserve">            </w:t>
             </w:r>
             <w:proofErr w:type="spellStart"/>
-            <w:proofErr w:type="gramStart"/>
             <w:r>
               <w:rPr>
                 <w:rFonts w:ascii="Courier New" w:eastAsia="Times New Roman" w:hAnsi="Courier New" w:cs="Courier New"/>
@@ -19523,20 +19185,7 @@
                 <w:szCs w:val="20"/>
                 <w:lang w:val="en-US" w:eastAsia="ru-RU"/>
               </w:rPr>
-              <w:t>first</w:t>
-            </w:r>
-            <w:proofErr w:type="gramEnd"/>
-            <w:r>
-              <w:rPr>
-                <w:rFonts w:ascii="Courier New" w:eastAsia="Times New Roman" w:hAnsi="Courier New" w:cs="Courier New"/>
-                <w:i/>
-                <w:iCs/>
-                <w:color w:val="FF8000"/>
-                <w:sz w:val="20"/>
-                <w:szCs w:val="20"/>
-                <w:lang w:val="en-US" w:eastAsia="ru-RU"/>
-              </w:rPr>
-              <w:t>_encounter</w:t>
+              <w:t>first_encounter</w:t>
             </w:r>
             <w:proofErr w:type="spellEnd"/>
             <w:r>
@@ -19629,7 +19278,6 @@
               </w:rPr>
               <w:t>(</w:t>
             </w:r>
-            <w:proofErr w:type="gramStart"/>
             <w:r>
               <w:rPr>
                 <w:rFonts w:ascii="Courier New" w:eastAsia="Times New Roman" w:hAnsi="Courier New" w:cs="Courier New"/>
@@ -19662,20 +19310,7 @@
                 <w:szCs w:val="20"/>
                 <w:lang w:val="en-US" w:eastAsia="ru-RU"/>
               </w:rPr>
-              <w:t>Cb</w:t>
-            </w:r>
-            <w:proofErr w:type="gramEnd"/>
-            <w:r>
-              <w:rPr>
-                <w:rFonts w:ascii="Courier New" w:eastAsia="Times New Roman" w:hAnsi="Courier New" w:cs="Courier New"/>
-                <w:i/>
-                <w:iCs/>
-                <w:color w:val="FF8000"/>
-                <w:sz w:val="20"/>
-                <w:szCs w:val="20"/>
-                <w:lang w:val="en-US" w:eastAsia="ru-RU"/>
-              </w:rPr>
-              <w:t>_chooseos_2</w:t>
+              <w:t>Cb_chooseos_2</w:t>
             </w:r>
             <w:r>
               <w:rPr>
@@ -19761,7 +19396,6 @@
               </w:rPr>
               <w:t>(</w:t>
             </w:r>
-            <w:proofErr w:type="gramStart"/>
             <w:r>
               <w:rPr>
                 <w:rFonts w:ascii="Courier New" w:eastAsia="Times New Roman" w:hAnsi="Courier New" w:cs="Courier New"/>
@@ -19794,20 +19428,7 @@
                 <w:szCs w:val="20"/>
                 <w:lang w:val="en-US" w:eastAsia="ru-RU"/>
               </w:rPr>
-              <w:t>Cb</w:t>
-            </w:r>
-            <w:proofErr w:type="gramEnd"/>
-            <w:r>
-              <w:rPr>
-                <w:rFonts w:ascii="Courier New" w:eastAsia="Times New Roman" w:hAnsi="Courier New" w:cs="Courier New"/>
-                <w:i/>
-                <w:iCs/>
-                <w:color w:val="FF8000"/>
-                <w:sz w:val="20"/>
-                <w:szCs w:val="20"/>
-                <w:lang w:val="en-US" w:eastAsia="ru-RU"/>
-              </w:rPr>
-              <w:t>_chooseos_2</w:t>
+              <w:t>Cb_chooseos_2</w:t>
             </w:r>
             <w:r>
               <w:rPr>
@@ -19893,7 +19514,6 @@
               </w:rPr>
               <w:t>(</w:t>
             </w:r>
-            <w:proofErr w:type="gramStart"/>
             <w:r>
               <w:rPr>
                 <w:rFonts w:ascii="Courier New" w:eastAsia="Times New Roman" w:hAnsi="Courier New" w:cs="Courier New"/>
@@ -19926,20 +19546,7 @@
                 <w:szCs w:val="20"/>
                 <w:lang w:val="en-US" w:eastAsia="ru-RU"/>
               </w:rPr>
-              <w:t>Cb</w:t>
-            </w:r>
-            <w:proofErr w:type="gramEnd"/>
-            <w:r>
-              <w:rPr>
-                <w:rFonts w:ascii="Courier New" w:eastAsia="Times New Roman" w:hAnsi="Courier New" w:cs="Courier New"/>
-                <w:i/>
-                <w:iCs/>
-                <w:color w:val="FF8000"/>
-                <w:sz w:val="20"/>
-                <w:szCs w:val="20"/>
-                <w:lang w:val="en-US" w:eastAsia="ru-RU"/>
-              </w:rPr>
-              <w:t>_chooseos_2</w:t>
+              <w:t>Cb_chooseos_2</w:t>
             </w:r>
             <w:r>
               <w:rPr>
@@ -20380,7 +19987,6 @@
               <w:t xml:space="preserve"> </w:t>
             </w:r>
             <w:proofErr w:type="spellStart"/>
-            <w:proofErr w:type="gramStart"/>
             <w:r>
               <w:rPr>
                 <w:rFonts w:ascii="Courier New" w:eastAsia="Times New Roman" w:hAnsi="Courier New" w:cs="Courier New"/>
@@ -20413,20 +20019,7 @@
                 <w:szCs w:val="20"/>
                 <w:lang w:val="en-US" w:eastAsia="ru-RU"/>
               </w:rPr>
-              <w:t>table</w:t>
-            </w:r>
-            <w:proofErr w:type="gramEnd"/>
-            <w:r>
-              <w:rPr>
-                <w:rFonts w:ascii="Courier New" w:eastAsia="Times New Roman" w:hAnsi="Courier New" w:cs="Courier New"/>
-                <w:i/>
-                <w:iCs/>
-                <w:color w:val="FF8000"/>
-                <w:sz w:val="20"/>
-                <w:szCs w:val="20"/>
-                <w:lang w:val="en-US" w:eastAsia="ru-RU"/>
-              </w:rPr>
-              <w:t>_XCCDF_results</w:t>
+              <w:t>table_XCCDF_results</w:t>
             </w:r>
             <w:r>
               <w:rPr>
@@ -20490,7 +20083,6 @@
               <w:t xml:space="preserve">            </w:t>
             </w:r>
             <w:proofErr w:type="spellStart"/>
-            <w:proofErr w:type="gramStart"/>
             <w:r>
               <w:rPr>
                 <w:rFonts w:ascii="Courier New" w:eastAsia="Times New Roman" w:hAnsi="Courier New" w:cs="Courier New"/>
@@ -20523,20 +20115,7 @@
                 <w:szCs w:val="20"/>
                 <w:lang w:val="en-US" w:eastAsia="ru-RU"/>
               </w:rPr>
-              <w:t>table</w:t>
-            </w:r>
-            <w:proofErr w:type="gramEnd"/>
-            <w:r>
-              <w:rPr>
-                <w:rFonts w:ascii="Courier New" w:eastAsia="Times New Roman" w:hAnsi="Courier New" w:cs="Courier New"/>
-                <w:i/>
-                <w:iCs/>
-                <w:color w:val="FF8000"/>
-                <w:sz w:val="20"/>
-                <w:szCs w:val="20"/>
-                <w:lang w:val="en-US" w:eastAsia="ru-RU"/>
-              </w:rPr>
-              <w:t>_XCCDF_results</w:t>
+              <w:t>table_XCCDF_results</w:t>
             </w:r>
             <w:r>
               <w:rPr>
@@ -20624,7 +20203,6 @@
               <w:t xml:space="preserve">            </w:t>
             </w:r>
             <w:proofErr w:type="spellStart"/>
-            <w:proofErr w:type="gramStart"/>
             <w:r>
               <w:rPr>
                 <w:rFonts w:ascii="Courier New" w:eastAsia="Times New Roman" w:hAnsi="Courier New" w:cs="Courier New"/>
@@ -20657,20 +20235,7 @@
                 <w:szCs w:val="20"/>
                 <w:lang w:val="en-US" w:eastAsia="ru-RU"/>
               </w:rPr>
-              <w:t>table</w:t>
-            </w:r>
-            <w:proofErr w:type="gramEnd"/>
-            <w:r>
-              <w:rPr>
-                <w:rFonts w:ascii="Courier New" w:eastAsia="Times New Roman" w:hAnsi="Courier New" w:cs="Courier New"/>
-                <w:i/>
-                <w:iCs/>
-                <w:color w:val="FF8000"/>
-                <w:sz w:val="20"/>
-                <w:szCs w:val="20"/>
-                <w:lang w:val="en-US" w:eastAsia="ru-RU"/>
-              </w:rPr>
-              <w:t>_XCCDF_results</w:t>
+              <w:t>table_XCCDF_results</w:t>
             </w:r>
             <w:r>
               <w:rPr>
@@ -20892,7 +20457,6 @@
               <w:t xml:space="preserve">            </w:t>
             </w:r>
             <w:proofErr w:type="spellStart"/>
-            <w:proofErr w:type="gramStart"/>
             <w:r>
               <w:rPr>
                 <w:rFonts w:ascii="Courier New" w:eastAsia="Times New Roman" w:hAnsi="Courier New" w:cs="Courier New"/>
@@ -20925,20 +20489,7 @@
                 <w:szCs w:val="20"/>
                 <w:lang w:val="en-US" w:eastAsia="ru-RU"/>
               </w:rPr>
-              <w:t>table</w:t>
-            </w:r>
-            <w:proofErr w:type="gramEnd"/>
-            <w:r>
-              <w:rPr>
-                <w:rFonts w:ascii="Courier New" w:eastAsia="Times New Roman" w:hAnsi="Courier New" w:cs="Courier New"/>
-                <w:i/>
-                <w:iCs/>
-                <w:color w:val="FF8000"/>
-                <w:sz w:val="20"/>
-                <w:szCs w:val="20"/>
-                <w:lang w:val="en-US" w:eastAsia="ru-RU"/>
-              </w:rPr>
-              <w:t>_XCCDF_results</w:t>
+              <w:t>table_XCCDF_results</w:t>
             </w:r>
             <w:r>
               <w:rPr>
@@ -21160,7 +20711,6 @@
               <w:t xml:space="preserve">            </w:t>
             </w:r>
             <w:proofErr w:type="spellStart"/>
-            <w:proofErr w:type="gramStart"/>
             <w:r>
               <w:rPr>
                 <w:rFonts w:ascii="Courier New" w:eastAsia="Times New Roman" w:hAnsi="Courier New" w:cs="Courier New"/>
@@ -21193,20 +20743,7 @@
                 <w:szCs w:val="20"/>
                 <w:lang w:val="en-US" w:eastAsia="ru-RU"/>
               </w:rPr>
-              <w:t>table</w:t>
-            </w:r>
-            <w:proofErr w:type="gramEnd"/>
-            <w:r>
-              <w:rPr>
-                <w:rFonts w:ascii="Courier New" w:eastAsia="Times New Roman" w:hAnsi="Courier New" w:cs="Courier New"/>
-                <w:i/>
-                <w:iCs/>
-                <w:color w:val="FF8000"/>
-                <w:sz w:val="20"/>
-                <w:szCs w:val="20"/>
-                <w:lang w:val="en-US" w:eastAsia="ru-RU"/>
-              </w:rPr>
-              <w:t>_XCCDF_results</w:t>
+              <w:t>table_XCCDF_results</w:t>
             </w:r>
             <w:r>
               <w:rPr>
@@ -21426,7 +20963,6 @@
               <w:t xml:space="preserve">            </w:t>
             </w:r>
             <w:proofErr w:type="spellStart"/>
-            <w:proofErr w:type="gramStart"/>
             <w:r>
               <w:rPr>
                 <w:rFonts w:ascii="Courier New" w:eastAsia="Times New Roman" w:hAnsi="Courier New" w:cs="Courier New"/>
@@ -21459,20 +20995,7 @@
                 <w:szCs w:val="20"/>
                 <w:lang w:val="en-US" w:eastAsia="ru-RU"/>
               </w:rPr>
-              <w:t>table</w:t>
-            </w:r>
-            <w:proofErr w:type="gramEnd"/>
-            <w:r>
-              <w:rPr>
-                <w:rFonts w:ascii="Courier New" w:eastAsia="Times New Roman" w:hAnsi="Courier New" w:cs="Courier New"/>
-                <w:i/>
-                <w:iCs/>
-                <w:color w:val="FF8000"/>
-                <w:sz w:val="20"/>
-                <w:szCs w:val="20"/>
-                <w:lang w:val="en-US" w:eastAsia="ru-RU"/>
-              </w:rPr>
-              <w:t>_XCCDF_results</w:t>
+              <w:t>table_XCCDF_results</w:t>
             </w:r>
             <w:r>
               <w:rPr>
@@ -21787,18 +21310,7 @@
                 <w:szCs w:val="20"/>
                 <w:lang w:val="en-US" w:eastAsia="ru-RU"/>
               </w:rPr>
-              <w:t>apt_</w:t>
-            </w:r>
-            <w:proofErr w:type="gramStart"/>
-            <w:r>
-              <w:rPr>
-                <w:rFonts w:ascii="Courier New" w:eastAsia="Times New Roman" w:hAnsi="Courier New" w:cs="Courier New"/>
-                <w:color w:val="FF00FF"/>
-                <w:sz w:val="20"/>
-                <w:szCs w:val="20"/>
-                <w:lang w:val="en-US" w:eastAsia="ru-RU"/>
-              </w:rPr>
-              <w:t>install</w:t>
+              <w:t>apt_install</w:t>
             </w:r>
             <w:proofErr w:type="spellEnd"/>
             <w:r>
@@ -21814,7 +21326,6 @@
               <w:t>(</w:t>
             </w:r>
             <w:proofErr w:type="spellStart"/>
-            <w:proofErr w:type="gramEnd"/>
             <w:r>
               <w:rPr>
                 <w:rFonts w:ascii="Courier New" w:eastAsia="Times New Roman" w:hAnsi="Courier New" w:cs="Courier New"/>
@@ -21945,7 +21456,6 @@
               <w:t xml:space="preserve">        </w:t>
             </w:r>
             <w:proofErr w:type="spellStart"/>
-            <w:proofErr w:type="gramStart"/>
             <w:r>
               <w:rPr>
                 <w:rFonts w:ascii="Courier New" w:eastAsia="Times New Roman" w:hAnsi="Courier New" w:cs="Courier New"/>
@@ -21991,20 +21501,7 @@
                 <w:szCs w:val="20"/>
                 <w:lang w:val="en-US" w:eastAsia="ru-RU"/>
               </w:rPr>
-              <w:t>(</w:t>
-            </w:r>
-            <w:proofErr w:type="gramEnd"/>
-            <w:r>
-              <w:rPr>
-                <w:rFonts w:ascii="Courier New" w:eastAsia="Times New Roman" w:hAnsi="Courier New" w:cs="Courier New"/>
-                <w:b/>
-                <w:bCs/>
-                <w:color w:val="000080"/>
-                <w:sz w:val="20"/>
-                <w:szCs w:val="20"/>
-                <w:lang w:val="en-US" w:eastAsia="ru-RU"/>
-              </w:rPr>
-              <w:t>[</w:t>
+              <w:t>([</w:t>
             </w:r>
             <w:r>
               <w:rPr>
@@ -22315,7 +21812,6 @@
               <w:t xml:space="preserve"> </w:t>
             </w:r>
             <w:proofErr w:type="spellStart"/>
-            <w:proofErr w:type="gramStart"/>
             <w:r>
               <w:rPr>
                 <w:rFonts w:ascii="Courier New" w:eastAsia="Times New Roman" w:hAnsi="Courier New" w:cs="Courier New"/>
@@ -22351,7 +21847,6 @@
               <w:t>CalledProcessError</w:t>
             </w:r>
             <w:proofErr w:type="spellEnd"/>
-            <w:proofErr w:type="gramEnd"/>
             <w:r>
               <w:rPr>
                 <w:rFonts w:ascii="Courier New" w:eastAsia="Times New Roman" w:hAnsi="Courier New" w:cs="Courier New"/>
@@ -22443,7 +21938,6 @@
               <w:t xml:space="preserve"> </w:t>
             </w:r>
             <w:proofErr w:type="spellStart"/>
-            <w:proofErr w:type="gramStart"/>
             <w:r>
               <w:rPr>
                 <w:rFonts w:ascii="Courier New" w:eastAsia="Times New Roman" w:hAnsi="Courier New" w:cs="Courier New"/>
@@ -22479,7 +21973,6 @@
               <w:t>stderr</w:t>
             </w:r>
             <w:proofErr w:type="spellEnd"/>
-            <w:proofErr w:type="gramEnd"/>
           </w:p>
           <w:p>
             <w:pPr>
@@ -22675,18 +22168,7 @@
                 <w:szCs w:val="20"/>
                 <w:lang w:val="en-US" w:eastAsia="ru-RU"/>
               </w:rPr>
-              <w:t>download_SCAP_</w:t>
-            </w:r>
-            <w:proofErr w:type="gramStart"/>
-            <w:r>
-              <w:rPr>
-                <w:rFonts w:ascii="Courier New" w:eastAsia="Times New Roman" w:hAnsi="Courier New" w:cs="Courier New"/>
-                <w:color w:val="FF00FF"/>
-                <w:sz w:val="20"/>
-                <w:szCs w:val="20"/>
-                <w:lang w:val="en-US" w:eastAsia="ru-RU"/>
-              </w:rPr>
-              <w:t>content</w:t>
+              <w:t>download_SCAP_content</w:t>
             </w:r>
             <w:proofErr w:type="spellEnd"/>
             <w:r>
@@ -22702,7 +22184,6 @@
               <w:t>(</w:t>
             </w:r>
             <w:proofErr w:type="spellStart"/>
-            <w:proofErr w:type="gramEnd"/>
             <w:r>
               <w:rPr>
                 <w:rFonts w:ascii="Courier New" w:eastAsia="Times New Roman" w:hAnsi="Courier New" w:cs="Courier New"/>
@@ -23210,18 +22691,7 @@
                 <w:szCs w:val="20"/>
                 <w:lang w:val="en-US" w:eastAsia="ru-RU"/>
               </w:rPr>
-              <w:t>patch_SCAP_</w:t>
-            </w:r>
-            <w:proofErr w:type="gramStart"/>
-            <w:r>
-              <w:rPr>
-                <w:rFonts w:ascii="Courier New" w:eastAsia="Times New Roman" w:hAnsi="Courier New" w:cs="Courier New"/>
-                <w:color w:val="FF00FF"/>
-                <w:sz w:val="20"/>
-                <w:szCs w:val="20"/>
-                <w:lang w:val="en-US" w:eastAsia="ru-RU"/>
-              </w:rPr>
-              <w:t>content</w:t>
+              <w:t>patch_SCAP_content</w:t>
             </w:r>
             <w:proofErr w:type="spellEnd"/>
             <w:r>
@@ -23237,7 +22707,6 @@
               <w:t>(</w:t>
             </w:r>
             <w:proofErr w:type="spellStart"/>
-            <w:proofErr w:type="gramEnd"/>
             <w:r>
               <w:rPr>
                 <w:rFonts w:ascii="Courier New" w:eastAsia="Times New Roman" w:hAnsi="Courier New" w:cs="Courier New"/>
@@ -23600,7 +23069,6 @@
               <w:t xml:space="preserve"> </w:t>
             </w:r>
             <w:proofErr w:type="spellStart"/>
-            <w:proofErr w:type="gramStart"/>
             <w:r>
               <w:rPr>
                 <w:rFonts w:ascii="Courier New" w:eastAsia="Times New Roman" w:hAnsi="Courier New" w:cs="Courier New"/>
@@ -23633,20 +23101,7 @@
                 <w:szCs w:val="20"/>
                 <w:lang w:val="en-US" w:eastAsia="ru-RU"/>
               </w:rPr>
-              <w:t>read</w:t>
-            </w:r>
-            <w:proofErr w:type="gramEnd"/>
-            <w:r>
-              <w:rPr>
-                <w:rFonts w:ascii="Courier New" w:eastAsia="Times New Roman" w:hAnsi="Courier New" w:cs="Courier New"/>
-                <w:i/>
-                <w:iCs/>
-                <w:color w:val="FF8000"/>
-                <w:sz w:val="20"/>
-                <w:szCs w:val="20"/>
-                <w:lang w:val="en-US" w:eastAsia="ru-RU"/>
-              </w:rPr>
-              <w:t>_text</w:t>
+              <w:t>read_text</w:t>
             </w:r>
             <w:proofErr w:type="spellEnd"/>
             <w:r>
@@ -23752,7 +23207,6 @@
               <w:t xml:space="preserve"> </w:t>
             </w:r>
             <w:proofErr w:type="spellStart"/>
-            <w:proofErr w:type="gramStart"/>
             <w:r>
               <w:rPr>
                 <w:rFonts w:ascii="Courier New" w:eastAsia="Times New Roman" w:hAnsi="Courier New" w:cs="Courier New"/>
@@ -23788,7 +23242,6 @@
               <w:t>compile</w:t>
             </w:r>
             <w:proofErr w:type="spellEnd"/>
-            <w:proofErr w:type="gramEnd"/>
             <w:r>
               <w:rPr>
                 <w:rFonts w:ascii="Courier New" w:eastAsia="Times New Roman" w:hAnsi="Courier New" w:cs="Courier New"/>
@@ -24096,7 +23549,6 @@
               <w:t xml:space="preserve"> </w:t>
             </w:r>
             <w:proofErr w:type="spellStart"/>
-            <w:proofErr w:type="gramStart"/>
             <w:r>
               <w:rPr>
                 <w:rFonts w:ascii="Courier New" w:eastAsia="Times New Roman" w:hAnsi="Courier New" w:cs="Courier New"/>
@@ -24132,7 +23584,6 @@
               <w:t>subn</w:t>
             </w:r>
             <w:proofErr w:type="spellEnd"/>
-            <w:proofErr w:type="gramEnd"/>
             <w:r>
               <w:rPr>
                 <w:rFonts w:ascii="Courier New" w:eastAsia="Times New Roman" w:hAnsi="Courier New" w:cs="Courier New"/>
@@ -24326,7 +23777,6 @@
               <w:t xml:space="preserve"> </w:t>
             </w:r>
             <w:proofErr w:type="spellStart"/>
-            <w:proofErr w:type="gramStart"/>
             <w:r>
               <w:rPr>
                 <w:rFonts w:ascii="Courier New" w:eastAsia="Times New Roman" w:hAnsi="Courier New" w:cs="Courier New"/>
@@ -24358,20 +23808,7 @@
                 <w:szCs w:val="20"/>
                 <w:lang w:eastAsia="ru-RU"/>
               </w:rPr>
-              <w:t>!</w:t>
-            </w:r>
-            <w:proofErr w:type="gramEnd"/>
-            <w:r>
-              <w:rPr>
-                <w:rFonts w:ascii="Courier New" w:eastAsia="Times New Roman" w:hAnsi="Courier New" w:cs="Courier New"/>
-                <w:b/>
-                <w:bCs/>
-                <w:color w:val="000080"/>
-                <w:sz w:val="20"/>
-                <w:szCs w:val="20"/>
-                <w:lang w:eastAsia="ru-RU"/>
-              </w:rPr>
-              <w:t>=</w:t>
+              <w:t>!=</w:t>
             </w:r>
             <w:r>
               <w:rPr>
@@ -24430,7 +23867,6 @@
               <w:t xml:space="preserve">            </w:t>
             </w:r>
             <w:proofErr w:type="spellStart"/>
-            <w:proofErr w:type="gramStart"/>
             <w:r>
               <w:rPr>
                 <w:rFonts w:ascii="Courier New" w:eastAsia="Times New Roman" w:hAnsi="Courier New" w:cs="Courier New"/>
@@ -24457,7 +23893,6 @@
               <w:t>(</w:t>
             </w:r>
             <w:proofErr w:type="spellStart"/>
-            <w:proofErr w:type="gramEnd"/>
             <w:r>
               <w:rPr>
                 <w:rFonts w:ascii="Courier New" w:eastAsia="Times New Roman" w:hAnsi="Courier New" w:cs="Courier New"/>
@@ -24649,7 +24084,6 @@
               </w:rPr>
               <w:t xml:space="preserve">            </w:t>
             </w:r>
-            <w:proofErr w:type="gramStart"/>
             <w:r>
               <w:rPr>
                 <w:rFonts w:ascii="Courier New" w:eastAsia="Times New Roman" w:hAnsi="Courier New" w:cs="Courier New"/>
@@ -24674,7 +24108,6 @@
               </w:rPr>
               <w:t>(</w:t>
             </w:r>
-            <w:proofErr w:type="gramEnd"/>
             <w:r>
               <w:rPr>
                 <w:rFonts w:ascii="Courier New" w:eastAsia="Times New Roman" w:hAnsi="Courier New" w:cs="Courier New"/>
@@ -24806,7 +24239,6 @@
               <w:t xml:space="preserve"> </w:t>
             </w:r>
             <w:proofErr w:type="spellStart"/>
-            <w:proofErr w:type="gramStart"/>
             <w:r>
               <w:rPr>
                 <w:rFonts w:ascii="Courier New" w:eastAsia="Times New Roman" w:hAnsi="Courier New" w:cs="Courier New"/>
@@ -24839,20 +24271,7 @@
                 <w:szCs w:val="20"/>
                 <w:lang w:val="en-US" w:eastAsia="ru-RU"/>
               </w:rPr>
-              <w:t>with</w:t>
-            </w:r>
-            <w:proofErr w:type="gramEnd"/>
-            <w:r>
-              <w:rPr>
-                <w:rFonts w:ascii="Courier New" w:eastAsia="Times New Roman" w:hAnsi="Courier New" w:cs="Courier New"/>
-                <w:i/>
-                <w:iCs/>
-                <w:color w:val="FF8000"/>
-                <w:sz w:val="20"/>
-                <w:szCs w:val="20"/>
-                <w:lang w:val="en-US" w:eastAsia="ru-RU"/>
-              </w:rPr>
-              <w:t>_suffix</w:t>
+              <w:t>with_suffix</w:t>
             </w:r>
             <w:proofErr w:type="spellEnd"/>
             <w:r>
@@ -25004,7 +24423,6 @@
               <w:t xml:space="preserve">        </w:t>
             </w:r>
             <w:proofErr w:type="spellStart"/>
-            <w:proofErr w:type="gramStart"/>
             <w:r>
               <w:rPr>
                 <w:rFonts w:ascii="Courier New" w:eastAsia="Times New Roman" w:hAnsi="Courier New" w:cs="Courier New"/>
@@ -25037,20 +24455,7 @@
                 <w:szCs w:val="20"/>
                 <w:lang w:val="en-US" w:eastAsia="ru-RU"/>
               </w:rPr>
-              <w:t>write</w:t>
-            </w:r>
-            <w:proofErr w:type="gramEnd"/>
-            <w:r>
-              <w:rPr>
-                <w:rFonts w:ascii="Courier New" w:eastAsia="Times New Roman" w:hAnsi="Courier New" w:cs="Courier New"/>
-                <w:i/>
-                <w:iCs/>
-                <w:color w:val="FF8000"/>
-                <w:sz w:val="20"/>
-                <w:szCs w:val="20"/>
-                <w:lang w:val="en-US" w:eastAsia="ru-RU"/>
-              </w:rPr>
-              <w:t>_text</w:t>
+              <w:t>write_text</w:t>
             </w:r>
             <w:proofErr w:type="spellEnd"/>
             <w:r>
@@ -25158,7 +24563,6 @@
               <w:t xml:space="preserve">        </w:t>
             </w:r>
             <w:proofErr w:type="spellStart"/>
-            <w:proofErr w:type="gramStart"/>
             <w:r>
               <w:rPr>
                 <w:rFonts w:ascii="Courier New" w:eastAsia="Times New Roman" w:hAnsi="Courier New" w:cs="Courier New"/>
@@ -25191,20 +24595,7 @@
                 <w:szCs w:val="20"/>
                 <w:lang w:val="en-US" w:eastAsia="ru-RU"/>
               </w:rPr>
-              <w:t>write</w:t>
-            </w:r>
-            <w:proofErr w:type="gramEnd"/>
-            <w:r>
-              <w:rPr>
-                <w:rFonts w:ascii="Courier New" w:eastAsia="Times New Roman" w:hAnsi="Courier New" w:cs="Courier New"/>
-                <w:i/>
-                <w:iCs/>
-                <w:color w:val="FF8000"/>
-                <w:sz w:val="20"/>
-                <w:szCs w:val="20"/>
-                <w:lang w:val="en-US" w:eastAsia="ru-RU"/>
-              </w:rPr>
-              <w:t>_text</w:t>
+              <w:t>write_text</w:t>
             </w:r>
             <w:proofErr w:type="spellEnd"/>
             <w:r>
@@ -25433,18 +24824,7 @@
                 <w:szCs w:val="20"/>
                 <w:lang w:val="en-US" w:eastAsia="ru-RU"/>
               </w:rPr>
-              <w:t>do_xccdf_</w:t>
-            </w:r>
-            <w:proofErr w:type="gramStart"/>
-            <w:r>
-              <w:rPr>
-                <w:rFonts w:ascii="Courier New" w:eastAsia="Times New Roman" w:hAnsi="Courier New" w:cs="Courier New"/>
-                <w:color w:val="FF00FF"/>
-                <w:sz w:val="20"/>
-                <w:szCs w:val="20"/>
-                <w:lang w:val="en-US" w:eastAsia="ru-RU"/>
-              </w:rPr>
-              <w:t>scan</w:t>
+              <w:t>do_xccdf_scan</w:t>
             </w:r>
             <w:proofErr w:type="spellEnd"/>
             <w:r>
@@ -25460,7 +24840,6 @@
               <w:t>(</w:t>
             </w:r>
             <w:proofErr w:type="spellStart"/>
-            <w:proofErr w:type="gramEnd"/>
             <w:r>
               <w:rPr>
                 <w:rFonts w:ascii="Courier New" w:eastAsia="Times New Roman" w:hAnsi="Courier New" w:cs="Courier New"/>
@@ -25849,7 +25228,6 @@
               <w:t xml:space="preserve">                </w:t>
             </w:r>
             <w:proofErr w:type="spellStart"/>
-            <w:proofErr w:type="gramStart"/>
             <w:r>
               <w:rPr>
                 <w:rFonts w:ascii="Courier New" w:eastAsia="Times New Roman" w:hAnsi="Courier New" w:cs="Courier New"/>
@@ -25897,7 +25275,6 @@
               </w:rPr>
               <w:t>(</w:t>
             </w:r>
-            <w:proofErr w:type="gramEnd"/>
           </w:p>
           <w:p>
             <w:pPr>
@@ -26209,29 +25586,7 @@
                 <w:szCs w:val="20"/>
                 <w:lang w:val="en-US" w:eastAsia="ru-RU"/>
               </w:rPr>
-              <w:t>xccdf_</w:t>
-            </w:r>
-            <w:proofErr w:type="gramStart"/>
-            <w:r>
-              <w:rPr>
-                <w:rFonts w:ascii="Courier New" w:eastAsia="Times New Roman" w:hAnsi="Courier New" w:cs="Courier New"/>
-                <w:color w:val="808080"/>
-                <w:sz w:val="20"/>
-                <w:szCs w:val="20"/>
-                <w:lang w:val="en-US" w:eastAsia="ru-RU"/>
-              </w:rPr>
-              <w:t>org.ssgproject</w:t>
-            </w:r>
-            <w:proofErr w:type="gramEnd"/>
-            <w:r>
-              <w:rPr>
-                <w:rFonts w:ascii="Courier New" w:eastAsia="Times New Roman" w:hAnsi="Courier New" w:cs="Courier New"/>
-                <w:color w:val="808080"/>
-                <w:sz w:val="20"/>
-                <w:szCs w:val="20"/>
-                <w:lang w:val="en-US" w:eastAsia="ru-RU"/>
-              </w:rPr>
-              <w:t>.content_profile_standard</w:t>
+              <w:t>xccdf_org.ssgproject.content_profile_standard</w:t>
             </w:r>
             <w:proofErr w:type="spellEnd"/>
             <w:r>
@@ -26847,7 +26202,6 @@
               <w:t xml:space="preserve">                </w:t>
             </w:r>
             <w:proofErr w:type="spellStart"/>
-            <w:proofErr w:type="gramStart"/>
             <w:r>
               <w:rPr>
                 <w:rFonts w:ascii="Courier New" w:eastAsia="Times New Roman" w:hAnsi="Courier New" w:cs="Courier New"/>
@@ -26895,7 +26249,6 @@
               </w:rPr>
               <w:t>(</w:t>
             </w:r>
-            <w:proofErr w:type="gramEnd"/>
           </w:p>
           <w:p>
             <w:pPr>
@@ -27208,29 +26561,7 @@
                 <w:szCs w:val="20"/>
                 <w:lang w:val="en-US" w:eastAsia="ru-RU"/>
               </w:rPr>
-              <w:t>xccdf_</w:t>
-            </w:r>
-            <w:proofErr w:type="gramStart"/>
-            <w:r>
-              <w:rPr>
-                <w:rFonts w:ascii="Courier New" w:eastAsia="Times New Roman" w:hAnsi="Courier New" w:cs="Courier New"/>
-                <w:color w:val="808080"/>
-                <w:sz w:val="20"/>
-                <w:szCs w:val="20"/>
-                <w:lang w:val="en-US" w:eastAsia="ru-RU"/>
-              </w:rPr>
-              <w:t>org.ssgproject</w:t>
-            </w:r>
-            <w:proofErr w:type="gramEnd"/>
-            <w:r>
-              <w:rPr>
-                <w:rFonts w:ascii="Courier New" w:eastAsia="Times New Roman" w:hAnsi="Courier New" w:cs="Courier New"/>
-                <w:color w:val="808080"/>
-                <w:sz w:val="20"/>
-                <w:szCs w:val="20"/>
-                <w:lang w:val="en-US" w:eastAsia="ru-RU"/>
-              </w:rPr>
-              <w:t>.content_profile_standard</w:t>
+              <w:t>xccdf_org.ssgproject.content_profile_standard</w:t>
             </w:r>
             <w:proofErr w:type="spellEnd"/>
             <w:r>
@@ -27901,18 +27232,7 @@
                 <w:szCs w:val="20"/>
                 <w:lang w:val="en-US" w:eastAsia="ru-RU"/>
               </w:rPr>
-              <w:t>do_oval_</w:t>
-            </w:r>
-            <w:proofErr w:type="gramStart"/>
-            <w:r>
-              <w:rPr>
-                <w:rFonts w:ascii="Courier New" w:eastAsia="Times New Roman" w:hAnsi="Courier New" w:cs="Courier New"/>
-                <w:color w:val="FF00FF"/>
-                <w:sz w:val="20"/>
-                <w:szCs w:val="20"/>
-                <w:lang w:val="en-US" w:eastAsia="ru-RU"/>
-              </w:rPr>
-              <w:t>scan</w:t>
+              <w:t>do_oval_scan</w:t>
             </w:r>
             <w:proofErr w:type="spellEnd"/>
             <w:r>
@@ -27928,7 +27248,6 @@
               <w:t>(</w:t>
             </w:r>
             <w:proofErr w:type="spellStart"/>
-            <w:proofErr w:type="gramEnd"/>
             <w:r>
               <w:rPr>
                 <w:rFonts w:ascii="Courier New" w:eastAsia="Times New Roman" w:hAnsi="Courier New" w:cs="Courier New"/>
@@ -28171,7 +27490,6 @@
               <w:t xml:space="preserve">            </w:t>
             </w:r>
             <w:proofErr w:type="spellStart"/>
-            <w:proofErr w:type="gramStart"/>
             <w:r>
               <w:rPr>
                 <w:rFonts w:ascii="Courier New" w:eastAsia="Times New Roman" w:hAnsi="Courier New" w:cs="Courier New"/>
@@ -28219,7 +27537,6 @@
               </w:rPr>
               <w:t>(</w:t>
             </w:r>
-            <w:proofErr w:type="gramEnd"/>
           </w:p>
           <w:p>
             <w:pPr>
@@ -29167,7 +28484,6 @@
               <w:t xml:space="preserve"> </w:t>
             </w:r>
             <w:proofErr w:type="spellStart"/>
-            <w:proofErr w:type="gramStart"/>
             <w:r>
               <w:rPr>
                 <w:rFonts w:ascii="Courier New" w:eastAsia="Times New Roman" w:hAnsi="Courier New" w:cs="Courier New"/>
@@ -29203,7 +28519,6 @@
               <w:t>parse</w:t>
             </w:r>
             <w:proofErr w:type="spellEnd"/>
-            <w:proofErr w:type="gramEnd"/>
             <w:r>
               <w:rPr>
                 <w:rFonts w:ascii="Courier New" w:eastAsia="Times New Roman" w:hAnsi="Courier New" w:cs="Courier New"/>
@@ -29309,7 +28624,6 @@
               <w:t xml:space="preserve"> </w:t>
             </w:r>
             <w:proofErr w:type="spellStart"/>
-            <w:proofErr w:type="gramStart"/>
             <w:r>
               <w:rPr>
                 <w:rFonts w:ascii="Courier New" w:eastAsia="Times New Roman" w:hAnsi="Courier New" w:cs="Courier New"/>
@@ -29345,7 +28659,6 @@
               <w:t>getroot</w:t>
             </w:r>
             <w:proofErr w:type="spellEnd"/>
-            <w:proofErr w:type="gramEnd"/>
             <w:r>
               <w:rPr>
                 <w:rFonts w:ascii="Courier New" w:eastAsia="Times New Roman" w:hAnsi="Courier New" w:cs="Courier New"/>
@@ -30009,7 +29322,6 @@
               <w:t xml:space="preserve"> </w:t>
             </w:r>
             <w:proofErr w:type="spellStart"/>
-            <w:proofErr w:type="gramStart"/>
             <w:r>
               <w:rPr>
                 <w:rFonts w:ascii="Courier New" w:eastAsia="Times New Roman" w:hAnsi="Courier New" w:cs="Courier New"/>
@@ -30045,7 +29357,6 @@
               <w:t>findall</w:t>
             </w:r>
             <w:proofErr w:type="spellEnd"/>
-            <w:proofErr w:type="gramEnd"/>
             <w:r>
               <w:rPr>
                 <w:rFonts w:ascii="Courier New" w:eastAsia="Times New Roman" w:hAnsi="Courier New" w:cs="Courier New"/>
@@ -30279,7 +29590,6 @@
               <w:t xml:space="preserve"> </w:t>
             </w:r>
             <w:proofErr w:type="spellStart"/>
-            <w:proofErr w:type="gramStart"/>
             <w:r>
               <w:rPr>
                 <w:rFonts w:ascii="Courier New" w:eastAsia="Times New Roman" w:hAnsi="Courier New" w:cs="Courier New"/>
@@ -30315,7 +29625,6 @@
               <w:t>find</w:t>
             </w:r>
             <w:proofErr w:type="spellEnd"/>
-            <w:proofErr w:type="gramEnd"/>
             <w:r>
               <w:rPr>
                 <w:rFonts w:ascii="Courier New" w:eastAsia="Times New Roman" w:hAnsi="Courier New" w:cs="Courier New"/>
@@ -30659,7 +29968,6 @@
               <w:t xml:space="preserve"> </w:t>
             </w:r>
             <w:proofErr w:type="spellStart"/>
-            <w:proofErr w:type="gramStart"/>
             <w:r>
               <w:rPr>
                 <w:rFonts w:ascii="Courier New" w:eastAsia="Times New Roman" w:hAnsi="Courier New" w:cs="Courier New"/>
@@ -30695,7 +30003,6 @@
               <w:t>find</w:t>
             </w:r>
             <w:proofErr w:type="spellEnd"/>
-            <w:proofErr w:type="gramEnd"/>
             <w:r>
               <w:rPr>
                 <w:rFonts w:ascii="Courier New" w:eastAsia="Times New Roman" w:hAnsi="Courier New" w:cs="Courier New"/>
@@ -31099,7 +30406,6 @@
               <w:t xml:space="preserve"> </w:t>
             </w:r>
             <w:proofErr w:type="spellStart"/>
-            <w:proofErr w:type="gramStart"/>
             <w:r>
               <w:rPr>
                 <w:rFonts w:ascii="Courier New" w:eastAsia="Times New Roman" w:hAnsi="Courier New" w:cs="Courier New"/>
@@ -31135,7 +30441,6 @@
               <w:t>find</w:t>
             </w:r>
             <w:proofErr w:type="spellEnd"/>
-            <w:proofErr w:type="gramEnd"/>
             <w:r>
               <w:rPr>
                 <w:rFonts w:ascii="Courier New" w:eastAsia="Times New Roman" w:hAnsi="Courier New" w:cs="Courier New"/>
@@ -32469,18 +31774,7 @@
                 <w:szCs w:val="20"/>
                 <w:lang w:val="en-US" w:eastAsia="ru-RU"/>
               </w:rPr>
-              <w:t>scan_</w:t>
-            </w:r>
-            <w:proofErr w:type="gramStart"/>
-            <w:r>
-              <w:rPr>
-                <w:rFonts w:ascii="Courier New" w:eastAsia="Times New Roman" w:hAnsi="Courier New" w:cs="Courier New"/>
-                <w:color w:val="000000"/>
-                <w:sz w:val="20"/>
-                <w:szCs w:val="20"/>
-                <w:lang w:val="en-US" w:eastAsia="ru-RU"/>
-              </w:rPr>
-              <w:t>results</w:t>
+              <w:t>scan_results</w:t>
             </w:r>
             <w:r>
               <w:rPr>
@@ -32507,7 +31801,6 @@
               <w:t>append</w:t>
             </w:r>
             <w:proofErr w:type="spellEnd"/>
-            <w:proofErr w:type="gramEnd"/>
             <w:r>
               <w:rPr>
                 <w:rFonts w:ascii="Courier New" w:eastAsia="Times New Roman" w:hAnsi="Courier New" w:cs="Courier New"/>
@@ -32903,144 +32196,142 @@
                 <w:color w:val="000000"/>
                 <w:sz w:val="20"/>
                 <w:szCs w:val="20"/>
+                <w:lang w:val="en-US" w:eastAsia="ru-RU"/>
+              </w:rPr>
+            </w:pPr>
+            <w:r>
+              <w:rPr>
+                <w:rFonts w:ascii="Courier New" w:eastAsia="Times New Roman" w:hAnsi="Courier New" w:cs="Courier New"/>
+                <w:color w:val="000000"/>
+                <w:sz w:val="20"/>
+                <w:szCs w:val="20"/>
+                <w:lang w:val="en-US" w:eastAsia="ru-RU"/>
+              </w:rPr>
+              <w:t xml:space="preserve">        </w:t>
+            </w:r>
+            <w:r>
+              <w:rPr>
+                <w:rFonts w:ascii="Courier New" w:eastAsia="Times New Roman" w:hAnsi="Courier New" w:cs="Courier New"/>
+                <w:b/>
+                <w:bCs/>
+                <w:color w:val="880088"/>
+                <w:sz w:val="20"/>
+                <w:szCs w:val="20"/>
+                <w:lang w:val="en-US" w:eastAsia="ru-RU"/>
+              </w:rPr>
+              <w:t>print</w:t>
+            </w:r>
+            <w:r>
+              <w:rPr>
+                <w:rFonts w:ascii="Courier New" w:eastAsia="Times New Roman" w:hAnsi="Courier New" w:cs="Courier New"/>
+                <w:b/>
+                <w:bCs/>
+                <w:color w:val="000080"/>
+                <w:sz w:val="20"/>
+                <w:szCs w:val="20"/>
+                <w:lang w:val="en-US" w:eastAsia="ru-RU"/>
+              </w:rPr>
+              <w:t>(</w:t>
+            </w:r>
+            <w:r>
+              <w:rPr>
+                <w:rFonts w:ascii="Courier New" w:eastAsia="Times New Roman" w:hAnsi="Courier New" w:cs="Courier New"/>
+                <w:color w:val="808080"/>
+                <w:sz w:val="20"/>
+                <w:szCs w:val="20"/>
+                <w:lang w:val="en-US" w:eastAsia="ru-RU"/>
+              </w:rPr>
+              <w:t>"</w:t>
+            </w:r>
+            <w:r>
+              <w:rPr>
+                <w:rFonts w:ascii="Courier New" w:eastAsia="Times New Roman" w:hAnsi="Courier New" w:cs="Courier New"/>
+                <w:color w:val="808080"/>
+                <w:sz w:val="20"/>
+                <w:szCs w:val="20"/>
                 <w:lang w:eastAsia="ru-RU"/>
               </w:rPr>
-            </w:pPr>
-            <w:r>
-              <w:rPr>
-                <w:rFonts w:ascii="Courier New" w:eastAsia="Times New Roman" w:hAnsi="Courier New" w:cs="Courier New"/>
-                <w:color w:val="000000"/>
-                <w:sz w:val="20"/>
-                <w:szCs w:val="20"/>
-                <w:lang w:val="en-US" w:eastAsia="ru-RU"/>
-              </w:rPr>
-              <w:t xml:space="preserve">        </w:t>
-            </w:r>
-            <w:proofErr w:type="gramStart"/>
-            <w:r>
-              <w:rPr>
-                <w:rFonts w:ascii="Courier New" w:eastAsia="Times New Roman" w:hAnsi="Courier New" w:cs="Courier New"/>
-                <w:b/>
-                <w:bCs/>
-                <w:color w:val="880088"/>
-                <w:sz w:val="20"/>
-                <w:szCs w:val="20"/>
-                <w:lang w:val="en-US" w:eastAsia="ru-RU"/>
-              </w:rPr>
-              <w:t>print</w:t>
-            </w:r>
-            <w:r>
-              <w:rPr>
-                <w:rFonts w:ascii="Courier New" w:eastAsia="Times New Roman" w:hAnsi="Courier New" w:cs="Courier New"/>
-                <w:b/>
-                <w:bCs/>
-                <w:color w:val="000080"/>
+              <w:t>в</w:t>
+            </w:r>
+            <w:r>
+              <w:rPr>
+                <w:rFonts w:ascii="Courier New" w:eastAsia="Times New Roman" w:hAnsi="Courier New" w:cs="Courier New"/>
+                <w:color w:val="808080"/>
+                <w:sz w:val="20"/>
+                <w:szCs w:val="20"/>
+                <w:lang w:val="en-US" w:eastAsia="ru-RU"/>
+              </w:rPr>
+              <w:t xml:space="preserve"> </w:t>
+            </w:r>
+            <w:r>
+              <w:rPr>
+                <w:rFonts w:ascii="Courier New" w:eastAsia="Times New Roman" w:hAnsi="Courier New" w:cs="Courier New"/>
+                <w:color w:val="808080"/>
                 <w:sz w:val="20"/>
                 <w:szCs w:val="20"/>
                 <w:lang w:eastAsia="ru-RU"/>
               </w:rPr>
-              <w:t>(</w:t>
-            </w:r>
-            <w:proofErr w:type="gramEnd"/>
+              <w:t>результатах</w:t>
+            </w:r>
             <w:r>
               <w:rPr>
                 <w:rFonts w:ascii="Courier New" w:eastAsia="Times New Roman" w:hAnsi="Courier New" w:cs="Courier New"/>
                 <w:color w:val="808080"/>
                 <w:sz w:val="20"/>
                 <w:szCs w:val="20"/>
+                <w:lang w:val="en-US" w:eastAsia="ru-RU"/>
+              </w:rPr>
+              <w:t xml:space="preserve"> </w:t>
+            </w:r>
+            <w:r>
+              <w:rPr>
+                <w:rFonts w:ascii="Courier New" w:eastAsia="Times New Roman" w:hAnsi="Courier New" w:cs="Courier New"/>
+                <w:color w:val="808080"/>
+                <w:sz w:val="20"/>
+                <w:szCs w:val="20"/>
                 <w:lang w:eastAsia="ru-RU"/>
               </w:rPr>
+              <w:t>нет</w:t>
+            </w:r>
+            <w:r>
+              <w:rPr>
+                <w:rFonts w:ascii="Courier New" w:eastAsia="Times New Roman" w:hAnsi="Courier New" w:cs="Courier New"/>
+                <w:color w:val="808080"/>
+                <w:sz w:val="20"/>
+                <w:szCs w:val="20"/>
+                <w:lang w:val="en-US" w:eastAsia="ru-RU"/>
+              </w:rPr>
+              <w:t xml:space="preserve"> </w:t>
+            </w:r>
+            <w:r>
+              <w:rPr>
+                <w:rFonts w:ascii="Courier New" w:eastAsia="Times New Roman" w:hAnsi="Courier New" w:cs="Courier New"/>
+                <w:color w:val="808080"/>
+                <w:sz w:val="20"/>
+                <w:szCs w:val="20"/>
+                <w:lang w:val="en-US" w:eastAsia="ru-RU"/>
+              </w:rPr>
+              <w:t>definitions</w:t>
+            </w:r>
+            <w:r>
+              <w:rPr>
+                <w:rFonts w:ascii="Courier New" w:eastAsia="Times New Roman" w:hAnsi="Courier New" w:cs="Courier New"/>
+                <w:color w:val="808080"/>
+                <w:sz w:val="20"/>
+                <w:szCs w:val="20"/>
+                <w:lang w:val="en-US" w:eastAsia="ru-RU"/>
+              </w:rPr>
               <w:t>"</w:t>
             </w:r>
             <w:r>
               <w:rPr>
                 <w:rFonts w:ascii="Courier New" w:eastAsia="Times New Roman" w:hAnsi="Courier New" w:cs="Courier New"/>
-                <w:color w:val="808080"/>
-                <w:sz w:val="20"/>
-                <w:szCs w:val="20"/>
-                <w:lang w:eastAsia="ru-RU"/>
-              </w:rPr>
-              <w:t>в</w:t>
-            </w:r>
-            <w:r>
-              <w:rPr>
-                <w:rFonts w:ascii="Courier New" w:eastAsia="Times New Roman" w:hAnsi="Courier New" w:cs="Courier New"/>
-                <w:color w:val="808080"/>
-                <w:sz w:val="20"/>
-                <w:szCs w:val="20"/>
-                <w:lang w:eastAsia="ru-RU"/>
-              </w:rPr>
-              <w:t xml:space="preserve"> </w:t>
-            </w:r>
-            <w:r>
-              <w:rPr>
-                <w:rFonts w:ascii="Courier New" w:eastAsia="Times New Roman" w:hAnsi="Courier New" w:cs="Courier New"/>
-                <w:color w:val="808080"/>
-                <w:sz w:val="20"/>
-                <w:szCs w:val="20"/>
-                <w:lang w:eastAsia="ru-RU"/>
-              </w:rPr>
-              <w:t>результатах</w:t>
-            </w:r>
-            <w:r>
-              <w:rPr>
-                <w:rFonts w:ascii="Courier New" w:eastAsia="Times New Roman" w:hAnsi="Courier New" w:cs="Courier New"/>
-                <w:color w:val="808080"/>
-                <w:sz w:val="20"/>
-                <w:szCs w:val="20"/>
-                <w:lang w:eastAsia="ru-RU"/>
-              </w:rPr>
-              <w:t xml:space="preserve"> </w:t>
-            </w:r>
-            <w:r>
-              <w:rPr>
-                <w:rFonts w:ascii="Courier New" w:eastAsia="Times New Roman" w:hAnsi="Courier New" w:cs="Courier New"/>
-                <w:color w:val="808080"/>
-                <w:sz w:val="20"/>
-                <w:szCs w:val="20"/>
-                <w:lang w:eastAsia="ru-RU"/>
-              </w:rPr>
-              <w:t>нет</w:t>
-            </w:r>
-            <w:r>
-              <w:rPr>
-                <w:rFonts w:ascii="Courier New" w:eastAsia="Times New Roman" w:hAnsi="Courier New" w:cs="Courier New"/>
-                <w:color w:val="808080"/>
-                <w:sz w:val="20"/>
-                <w:szCs w:val="20"/>
-                <w:lang w:eastAsia="ru-RU"/>
-              </w:rPr>
-              <w:t xml:space="preserve"> </w:t>
-            </w:r>
-            <w:r>
-              <w:rPr>
-                <w:rFonts w:ascii="Courier New" w:eastAsia="Times New Roman" w:hAnsi="Courier New" w:cs="Courier New"/>
-                <w:color w:val="808080"/>
-                <w:sz w:val="20"/>
-                <w:szCs w:val="20"/>
-                <w:lang w:val="en-US" w:eastAsia="ru-RU"/>
-              </w:rPr>
-              <w:t>definitions</w:t>
-            </w:r>
-            <w:r>
-              <w:rPr>
-                <w:rFonts w:ascii="Courier New" w:eastAsia="Times New Roman" w:hAnsi="Courier New" w:cs="Courier New"/>
-                <w:color w:val="808080"/>
-                <w:sz w:val="20"/>
-                <w:szCs w:val="20"/>
-                <w:lang w:eastAsia="ru-RU"/>
-              </w:rPr>
-              <w:t>"</w:t>
-            </w:r>
-            <w:r>
-              <w:rPr>
-                <w:rFonts w:ascii="Courier New" w:eastAsia="Times New Roman" w:hAnsi="Courier New" w:cs="Courier New"/>
-                <w:b/>
-                <w:bCs/>
-                <w:color w:val="000080"/>
-                <w:sz w:val="20"/>
-                <w:szCs w:val="20"/>
-                <w:lang w:eastAsia="ru-RU"/>
+                <w:b/>
+                <w:bCs/>
+                <w:color w:val="000080"/>
+                <w:sz w:val="20"/>
+                <w:szCs w:val="20"/>
+                <w:lang w:val="en-US" w:eastAsia="ru-RU"/>
               </w:rPr>
               <w:t>)</w:t>
             </w:r>
@@ -33055,7 +32346,7 @@
                 <w:color w:val="000000"/>
                 <w:sz w:val="20"/>
                 <w:szCs w:val="20"/>
-                <w:lang w:eastAsia="ru-RU"/>
+                <w:lang w:val="en-US" w:eastAsia="ru-RU"/>
               </w:rPr>
             </w:pPr>
           </w:p>
@@ -33078,7 +32369,7 @@
                 <w:color w:val="000000"/>
                 <w:sz w:val="20"/>
                 <w:szCs w:val="20"/>
-                <w:lang w:eastAsia="ru-RU"/>
+                <w:lang w:val="en-US" w:eastAsia="ru-RU"/>
               </w:rPr>
               <w:t xml:space="preserve">    </w:t>
             </w:r>
@@ -33241,7 +32532,7 @@
                 <w:color w:val="000000"/>
                 <w:sz w:val="20"/>
                 <w:szCs w:val="20"/>
-                <w:lang w:eastAsia="ru-RU"/>
+                <w:lang w:val="en-US" w:eastAsia="ru-RU"/>
               </w:rPr>
             </w:pPr>
             <w:r>
@@ -33260,7 +32551,7 @@
                 <w:color w:val="000000"/>
                 <w:sz w:val="20"/>
                 <w:szCs w:val="20"/>
-                <w:lang w:eastAsia="ru-RU"/>
+                <w:lang w:val="en-US" w:eastAsia="ru-RU"/>
               </w:rPr>
               <w:t xml:space="preserve"> </w:t>
             </w:r>
@@ -33272,7 +32563,7 @@
                 <w:color w:val="000080"/>
                 <w:sz w:val="20"/>
                 <w:szCs w:val="20"/>
-                <w:lang w:eastAsia="ru-RU"/>
+                <w:lang w:val="en-US" w:eastAsia="ru-RU"/>
               </w:rPr>
               <w:t>=</w:t>
             </w:r>
@@ -33282,11 +32573,11 @@
                 <w:color w:val="000000"/>
                 <w:sz w:val="20"/>
                 <w:szCs w:val="20"/>
-                <w:lang w:eastAsia="ru-RU"/>
+                <w:lang w:val="en-US" w:eastAsia="ru-RU"/>
               </w:rPr>
               <w:t xml:space="preserve"> </w:t>
             </w:r>
-            <w:proofErr w:type="gramStart"/>
+            <w:proofErr w:type="spellStart"/>
             <w:r>
               <w:rPr>
                 <w:rFonts w:ascii="Courier New" w:eastAsia="Times New Roman" w:hAnsi="Courier New" w:cs="Courier New"/>
@@ -33305,7 +32596,7 @@
                 <w:color w:val="000080"/>
                 <w:sz w:val="20"/>
                 <w:szCs w:val="20"/>
-                <w:lang w:eastAsia="ru-RU"/>
+                <w:lang w:val="en-US" w:eastAsia="ru-RU"/>
               </w:rPr>
               <w:t>.</w:t>
             </w:r>
@@ -33321,71 +32612,221 @@
               </w:rPr>
               <w:t>get</w:t>
             </w:r>
-            <w:r>
-              <w:rPr>
-                <w:rFonts w:ascii="Courier New" w:eastAsia="Times New Roman" w:hAnsi="Courier New" w:cs="Courier New"/>
-                <w:b/>
-                <w:bCs/>
-                <w:color w:val="000080"/>
+            <w:proofErr w:type="spellEnd"/>
+            <w:r>
+              <w:rPr>
+                <w:rFonts w:ascii="Courier New" w:eastAsia="Times New Roman" w:hAnsi="Courier New" w:cs="Courier New"/>
+                <w:b/>
+                <w:bCs/>
+                <w:color w:val="000080"/>
+                <w:sz w:val="20"/>
+                <w:szCs w:val="20"/>
+                <w:lang w:val="en-US" w:eastAsia="ru-RU"/>
+              </w:rPr>
+              <w:t>(</w:t>
+            </w:r>
+            <w:r>
+              <w:rPr>
+                <w:rFonts w:ascii="Courier New" w:eastAsia="Times New Roman" w:hAnsi="Courier New" w:cs="Courier New"/>
+                <w:color w:val="000000"/>
+                <w:sz w:val="20"/>
+                <w:szCs w:val="20"/>
+                <w:lang w:val="en-US" w:eastAsia="ru-RU"/>
+              </w:rPr>
+              <w:t>did</w:t>
+            </w:r>
+            <w:r>
+              <w:rPr>
+                <w:rFonts w:ascii="Courier New" w:eastAsia="Times New Roman" w:hAnsi="Courier New" w:cs="Courier New"/>
+                <w:b/>
+                <w:bCs/>
+                <w:color w:val="000080"/>
+                <w:sz w:val="20"/>
+                <w:szCs w:val="20"/>
+                <w:lang w:val="en-US" w:eastAsia="ru-RU"/>
+              </w:rPr>
+              <w:t>,</w:t>
+            </w:r>
+            <w:r>
+              <w:rPr>
+                <w:rFonts w:ascii="Courier New" w:eastAsia="Times New Roman" w:hAnsi="Courier New" w:cs="Courier New"/>
+                <w:color w:val="000000"/>
+                <w:sz w:val="20"/>
+                <w:szCs w:val="20"/>
+                <w:lang w:val="en-US" w:eastAsia="ru-RU"/>
+              </w:rPr>
+              <w:t xml:space="preserve"> </w:t>
+            </w:r>
+            <w:r>
+              <w:rPr>
+                <w:rFonts w:ascii="Courier New" w:eastAsia="Times New Roman" w:hAnsi="Courier New" w:cs="Courier New"/>
+                <w:b/>
+                <w:bCs/>
+                <w:color w:val="000080"/>
+                <w:sz w:val="20"/>
+                <w:szCs w:val="20"/>
+                <w:lang w:val="en-US" w:eastAsia="ru-RU"/>
+              </w:rPr>
+              <w:t>{})</w:t>
+            </w:r>
+            <w:r>
+              <w:rPr>
+                <w:rFonts w:ascii="Courier New" w:eastAsia="Times New Roman" w:hAnsi="Courier New" w:cs="Courier New"/>
+                <w:color w:val="000000"/>
+                <w:sz w:val="20"/>
+                <w:szCs w:val="20"/>
+                <w:lang w:val="en-US" w:eastAsia="ru-RU"/>
+              </w:rPr>
+              <w:t xml:space="preserve"> </w:t>
+            </w:r>
+            <w:r>
+              <w:rPr>
+                <w:rFonts w:ascii="Courier New" w:eastAsia="Times New Roman" w:hAnsi="Courier New" w:cs="Courier New"/>
+                <w:color w:val="008000"/>
+                <w:sz w:val="20"/>
+                <w:szCs w:val="20"/>
+                <w:lang w:val="en-US" w:eastAsia="ru-RU"/>
+              </w:rPr>
+              <w:t>#</w:t>
+            </w:r>
+            <w:r>
+              <w:rPr>
+                <w:rFonts w:ascii="Courier New" w:eastAsia="Times New Roman" w:hAnsi="Courier New" w:cs="Courier New"/>
+                <w:color w:val="008000"/>
                 <w:sz w:val="20"/>
                 <w:szCs w:val="20"/>
                 <w:lang w:eastAsia="ru-RU"/>
               </w:rPr>
-              <w:t>(</w:t>
-            </w:r>
-            <w:proofErr w:type="gramEnd"/>
-            <w:r>
-              <w:rPr>
-                <w:rFonts w:ascii="Courier New" w:eastAsia="Times New Roman" w:hAnsi="Courier New" w:cs="Courier New"/>
-                <w:color w:val="000000"/>
-                <w:sz w:val="20"/>
-                <w:szCs w:val="20"/>
-                <w:lang w:val="en-US" w:eastAsia="ru-RU"/>
-              </w:rPr>
-              <w:t>did</w:t>
-            </w:r>
-            <w:r>
-              <w:rPr>
-                <w:rFonts w:ascii="Courier New" w:eastAsia="Times New Roman" w:hAnsi="Courier New" w:cs="Courier New"/>
-                <w:b/>
-                <w:bCs/>
-                <w:color w:val="000080"/>
+              <w:t>пробуем</w:t>
+            </w:r>
+            <w:r>
+              <w:rPr>
+                <w:rFonts w:ascii="Courier New" w:eastAsia="Times New Roman" w:hAnsi="Courier New" w:cs="Courier New"/>
+                <w:color w:val="008000"/>
+                <w:sz w:val="20"/>
+                <w:szCs w:val="20"/>
+                <w:lang w:val="en-US" w:eastAsia="ru-RU"/>
+              </w:rPr>
+              <w:t xml:space="preserve"> </w:t>
+            </w:r>
+            <w:r>
+              <w:rPr>
+                <w:rFonts w:ascii="Courier New" w:eastAsia="Times New Roman" w:hAnsi="Courier New" w:cs="Courier New"/>
+                <w:color w:val="008000"/>
                 <w:sz w:val="20"/>
                 <w:szCs w:val="20"/>
                 <w:lang w:eastAsia="ru-RU"/>
               </w:rPr>
-              <w:t>,</w:t>
-            </w:r>
-            <w:r>
-              <w:rPr>
-                <w:rFonts w:ascii="Courier New" w:eastAsia="Times New Roman" w:hAnsi="Courier New" w:cs="Courier New"/>
-                <w:color w:val="000000"/>
+              <w:t>взять</w:t>
+            </w:r>
+            <w:r>
+              <w:rPr>
+                <w:rFonts w:ascii="Courier New" w:eastAsia="Times New Roman" w:hAnsi="Courier New" w:cs="Courier New"/>
+                <w:color w:val="008000"/>
+                <w:sz w:val="20"/>
+                <w:szCs w:val="20"/>
+                <w:lang w:val="en-US" w:eastAsia="ru-RU"/>
+              </w:rPr>
+              <w:t xml:space="preserve"> </w:t>
+            </w:r>
+            <w:r>
+              <w:rPr>
+                <w:rFonts w:ascii="Courier New" w:eastAsia="Times New Roman" w:hAnsi="Courier New" w:cs="Courier New"/>
+                <w:color w:val="008000"/>
                 <w:sz w:val="20"/>
                 <w:szCs w:val="20"/>
                 <w:lang w:eastAsia="ru-RU"/>
               </w:rPr>
+              <w:t>по</w:t>
+            </w:r>
+            <w:r>
+              <w:rPr>
+                <w:rFonts w:ascii="Courier New" w:eastAsia="Times New Roman" w:hAnsi="Courier New" w:cs="Courier New"/>
+                <w:color w:val="008000"/>
+                <w:sz w:val="20"/>
+                <w:szCs w:val="20"/>
+                <w:lang w:val="en-US" w:eastAsia="ru-RU"/>
+              </w:rPr>
               <w:t xml:space="preserve"> </w:t>
             </w:r>
             <w:r>
               <w:rPr>
                 <w:rFonts w:ascii="Courier New" w:eastAsia="Times New Roman" w:hAnsi="Courier New" w:cs="Courier New"/>
-                <w:b/>
-                <w:bCs/>
-                <w:color w:val="000080"/>
+                <w:color w:val="008000"/>
+                <w:sz w:val="20"/>
+                <w:szCs w:val="20"/>
+                <w:lang w:val="en-US" w:eastAsia="ru-RU"/>
+              </w:rPr>
+              <w:t>id</w:t>
+            </w:r>
+            <w:r>
+              <w:rPr>
+                <w:rFonts w:ascii="Courier New" w:eastAsia="Times New Roman" w:hAnsi="Courier New" w:cs="Courier New"/>
+                <w:color w:val="008000"/>
+                <w:sz w:val="20"/>
+                <w:szCs w:val="20"/>
+                <w:lang w:val="en-US" w:eastAsia="ru-RU"/>
+              </w:rPr>
+              <w:t xml:space="preserve"> </w:t>
+            </w:r>
+            <w:r>
+              <w:rPr>
+                <w:rFonts w:ascii="Courier New" w:eastAsia="Times New Roman" w:hAnsi="Courier New" w:cs="Courier New"/>
+                <w:color w:val="008000"/>
+                <w:sz w:val="20"/>
+                <w:szCs w:val="20"/>
+                <w:lang w:val="en-US" w:eastAsia="ru-RU"/>
+              </w:rPr>
+              <w:t>definition</w:t>
+            </w:r>
+            <w:r>
+              <w:rPr>
+                <w:rFonts w:ascii="Courier New" w:eastAsia="Times New Roman" w:hAnsi="Courier New" w:cs="Courier New"/>
+                <w:color w:val="008000"/>
+                <w:sz w:val="20"/>
+                <w:szCs w:val="20"/>
+                <w:lang w:val="en-US" w:eastAsia="ru-RU"/>
+              </w:rPr>
+              <w:t xml:space="preserve"> </w:t>
+            </w:r>
+            <w:r>
+              <w:rPr>
+                <w:rFonts w:ascii="Courier New" w:eastAsia="Times New Roman" w:hAnsi="Courier New" w:cs="Courier New"/>
+                <w:color w:val="008000"/>
                 <w:sz w:val="20"/>
                 <w:szCs w:val="20"/>
                 <w:lang w:eastAsia="ru-RU"/>
               </w:rPr>
-              <w:t>{})</w:t>
-            </w:r>
-            <w:r>
-              <w:rPr>
-                <w:rFonts w:ascii="Courier New" w:eastAsia="Times New Roman" w:hAnsi="Courier New" w:cs="Courier New"/>
-                <w:color w:val="000000"/>
+              <w:t>информацию</w:t>
+            </w:r>
+            <w:r>
+              <w:rPr>
+                <w:rFonts w:ascii="Courier New" w:eastAsia="Times New Roman" w:hAnsi="Courier New" w:cs="Courier New"/>
+                <w:color w:val="008000"/>
+                <w:sz w:val="20"/>
+                <w:szCs w:val="20"/>
+                <w:lang w:val="en-US" w:eastAsia="ru-RU"/>
+              </w:rPr>
+              <w:t xml:space="preserve">, </w:t>
+            </w:r>
+            <w:r>
+              <w:rPr>
+                <w:rFonts w:ascii="Courier New" w:eastAsia="Times New Roman" w:hAnsi="Courier New" w:cs="Courier New"/>
+                <w:color w:val="008000"/>
                 <w:sz w:val="20"/>
                 <w:szCs w:val="20"/>
                 <w:lang w:eastAsia="ru-RU"/>
               </w:rPr>
+              <w:t>если</w:t>
+            </w:r>
+            <w:r>
+              <w:rPr>
+                <w:rFonts w:ascii="Courier New" w:eastAsia="Times New Roman" w:hAnsi="Courier New" w:cs="Courier New"/>
+                <w:color w:val="008000"/>
+                <w:sz w:val="20"/>
+                <w:szCs w:val="20"/>
+                <w:lang w:val="en-US" w:eastAsia="ru-RU"/>
+              </w:rPr>
               <w:t xml:space="preserve"> </w:t>
             </w:r>
             <w:r>
@@ -33396,7 +32837,7 @@
                 <w:szCs w:val="20"/>
                 <w:lang w:eastAsia="ru-RU"/>
               </w:rPr>
-              <w:t>#</w:t>
+              <w:t>не</w:t>
             </w:r>
             <w:r>
               <w:rPr>
@@ -33404,9 +32845,19 @@
                 <w:color w:val="008000"/>
                 <w:sz w:val="20"/>
                 <w:szCs w:val="20"/>
+                <w:lang w:val="en-US" w:eastAsia="ru-RU"/>
+              </w:rPr>
+              <w:t xml:space="preserve"> </w:t>
+            </w:r>
+            <w:r>
+              <w:rPr>
+                <w:rFonts w:ascii="Courier New" w:eastAsia="Times New Roman" w:hAnsi="Courier New" w:cs="Courier New"/>
+                <w:color w:val="008000"/>
+                <w:sz w:val="20"/>
+                <w:szCs w:val="20"/>
                 <w:lang w:eastAsia="ru-RU"/>
               </w:rPr>
-              <w:t>пробуем</w:t>
+              <w:t>получается</w:t>
             </w:r>
             <w:r>
               <w:rPr>
@@ -33414,9 +32865,19 @@
                 <w:color w:val="008000"/>
                 <w:sz w:val="20"/>
                 <w:szCs w:val="20"/>
+                <w:lang w:val="en-US" w:eastAsia="ru-RU"/>
+              </w:rPr>
+              <w:t xml:space="preserve"> - </w:t>
+            </w:r>
+            <w:r>
+              <w:rPr>
+                <w:rFonts w:ascii="Courier New" w:eastAsia="Times New Roman" w:hAnsi="Courier New" w:cs="Courier New"/>
+                <w:color w:val="008000"/>
+                <w:sz w:val="20"/>
+                <w:szCs w:val="20"/>
                 <w:lang w:eastAsia="ru-RU"/>
               </w:rPr>
-              <w:t xml:space="preserve"> </w:t>
+              <w:t>пустой</w:t>
             </w:r>
             <w:r>
               <w:rPr>
@@ -33424,177 +32885,7 @@
                 <w:color w:val="008000"/>
                 <w:sz w:val="20"/>
                 <w:szCs w:val="20"/>
-                <w:lang w:eastAsia="ru-RU"/>
-              </w:rPr>
-              <w:t>взять</w:t>
-            </w:r>
-            <w:r>
-              <w:rPr>
-                <w:rFonts w:ascii="Courier New" w:eastAsia="Times New Roman" w:hAnsi="Courier New" w:cs="Courier New"/>
-                <w:color w:val="008000"/>
-                <w:sz w:val="20"/>
-                <w:szCs w:val="20"/>
-                <w:lang w:eastAsia="ru-RU"/>
-              </w:rPr>
-              <w:t xml:space="preserve"> </w:t>
-            </w:r>
-            <w:r>
-              <w:rPr>
-                <w:rFonts w:ascii="Courier New" w:eastAsia="Times New Roman" w:hAnsi="Courier New" w:cs="Courier New"/>
-                <w:color w:val="008000"/>
-                <w:sz w:val="20"/>
-                <w:szCs w:val="20"/>
-                <w:lang w:eastAsia="ru-RU"/>
-              </w:rPr>
-              <w:t>по</w:t>
-            </w:r>
-            <w:r>
-              <w:rPr>
-                <w:rFonts w:ascii="Courier New" w:eastAsia="Times New Roman" w:hAnsi="Courier New" w:cs="Courier New"/>
-                <w:color w:val="008000"/>
-                <w:sz w:val="20"/>
-                <w:szCs w:val="20"/>
-                <w:lang w:eastAsia="ru-RU"/>
-              </w:rPr>
-              <w:t xml:space="preserve"> </w:t>
-            </w:r>
-            <w:r>
-              <w:rPr>
-                <w:rFonts w:ascii="Courier New" w:eastAsia="Times New Roman" w:hAnsi="Courier New" w:cs="Courier New"/>
-                <w:color w:val="008000"/>
-                <w:sz w:val="20"/>
-                <w:szCs w:val="20"/>
-                <w:lang w:val="en-US" w:eastAsia="ru-RU"/>
-              </w:rPr>
-              <w:t>id</w:t>
-            </w:r>
-            <w:r>
-              <w:rPr>
-                <w:rFonts w:ascii="Courier New" w:eastAsia="Times New Roman" w:hAnsi="Courier New" w:cs="Courier New"/>
-                <w:color w:val="008000"/>
-                <w:sz w:val="20"/>
-                <w:szCs w:val="20"/>
-                <w:lang w:eastAsia="ru-RU"/>
-              </w:rPr>
-              <w:t xml:space="preserve"> </w:t>
-            </w:r>
-            <w:r>
-              <w:rPr>
-                <w:rFonts w:ascii="Courier New" w:eastAsia="Times New Roman" w:hAnsi="Courier New" w:cs="Courier New"/>
-                <w:color w:val="008000"/>
-                <w:sz w:val="20"/>
-                <w:szCs w:val="20"/>
-                <w:lang w:val="en-US" w:eastAsia="ru-RU"/>
-              </w:rPr>
-              <w:t>definition</w:t>
-            </w:r>
-            <w:r>
-              <w:rPr>
-                <w:rFonts w:ascii="Courier New" w:eastAsia="Times New Roman" w:hAnsi="Courier New" w:cs="Courier New"/>
-                <w:color w:val="008000"/>
-                <w:sz w:val="20"/>
-                <w:szCs w:val="20"/>
-                <w:lang w:eastAsia="ru-RU"/>
-              </w:rPr>
-              <w:t xml:space="preserve"> </w:t>
-            </w:r>
-            <w:r>
-              <w:rPr>
-                <w:rFonts w:ascii="Courier New" w:eastAsia="Times New Roman" w:hAnsi="Courier New" w:cs="Courier New"/>
-                <w:color w:val="008000"/>
-                <w:sz w:val="20"/>
-                <w:szCs w:val="20"/>
-                <w:lang w:eastAsia="ru-RU"/>
-              </w:rPr>
-              <w:t>информацию</w:t>
-            </w:r>
-            <w:r>
-              <w:rPr>
-                <w:rFonts w:ascii="Courier New" w:eastAsia="Times New Roman" w:hAnsi="Courier New" w:cs="Courier New"/>
-                <w:color w:val="008000"/>
-                <w:sz w:val="20"/>
-                <w:szCs w:val="20"/>
-                <w:lang w:eastAsia="ru-RU"/>
-              </w:rPr>
-              <w:t xml:space="preserve">, </w:t>
-            </w:r>
-            <w:r>
-              <w:rPr>
-                <w:rFonts w:ascii="Courier New" w:eastAsia="Times New Roman" w:hAnsi="Courier New" w:cs="Courier New"/>
-                <w:color w:val="008000"/>
-                <w:sz w:val="20"/>
-                <w:szCs w:val="20"/>
-                <w:lang w:eastAsia="ru-RU"/>
-              </w:rPr>
-              <w:t>если</w:t>
-            </w:r>
-            <w:r>
-              <w:rPr>
-                <w:rFonts w:ascii="Courier New" w:eastAsia="Times New Roman" w:hAnsi="Courier New" w:cs="Courier New"/>
-                <w:color w:val="008000"/>
-                <w:sz w:val="20"/>
-                <w:szCs w:val="20"/>
-                <w:lang w:eastAsia="ru-RU"/>
-              </w:rPr>
-              <w:t xml:space="preserve"> </w:t>
-            </w:r>
-            <w:r>
-              <w:rPr>
-                <w:rFonts w:ascii="Courier New" w:eastAsia="Times New Roman" w:hAnsi="Courier New" w:cs="Courier New"/>
-                <w:color w:val="008000"/>
-                <w:sz w:val="20"/>
-                <w:szCs w:val="20"/>
-                <w:lang w:eastAsia="ru-RU"/>
-              </w:rPr>
-              <w:t>не</w:t>
-            </w:r>
-            <w:r>
-              <w:rPr>
-                <w:rFonts w:ascii="Courier New" w:eastAsia="Times New Roman" w:hAnsi="Courier New" w:cs="Courier New"/>
-                <w:color w:val="008000"/>
-                <w:sz w:val="20"/>
-                <w:szCs w:val="20"/>
-                <w:lang w:eastAsia="ru-RU"/>
-              </w:rPr>
-              <w:t xml:space="preserve"> </w:t>
-            </w:r>
-            <w:r>
-              <w:rPr>
-                <w:rFonts w:ascii="Courier New" w:eastAsia="Times New Roman" w:hAnsi="Courier New" w:cs="Courier New"/>
-                <w:color w:val="008000"/>
-                <w:sz w:val="20"/>
-                <w:szCs w:val="20"/>
-                <w:lang w:eastAsia="ru-RU"/>
-              </w:rPr>
-              <w:t>получается</w:t>
-            </w:r>
-            <w:r>
-              <w:rPr>
-                <w:rFonts w:ascii="Courier New" w:eastAsia="Times New Roman" w:hAnsi="Courier New" w:cs="Courier New"/>
-                <w:color w:val="008000"/>
-                <w:sz w:val="20"/>
-                <w:szCs w:val="20"/>
-                <w:lang w:eastAsia="ru-RU"/>
-              </w:rPr>
-              <w:t xml:space="preserve"> - </w:t>
-            </w:r>
-            <w:r>
-              <w:rPr>
-                <w:rFonts w:ascii="Courier New" w:eastAsia="Times New Roman" w:hAnsi="Courier New" w:cs="Courier New"/>
-                <w:color w:val="008000"/>
-                <w:sz w:val="20"/>
-                <w:szCs w:val="20"/>
-                <w:lang w:eastAsia="ru-RU"/>
-              </w:rPr>
-              <w:t>пустой</w:t>
-            </w:r>
-            <w:r>
-              <w:rPr>
-                <w:rFonts w:ascii="Courier New" w:eastAsia="Times New Roman" w:hAnsi="Courier New" w:cs="Courier New"/>
-                <w:color w:val="008000"/>
-                <w:sz w:val="20"/>
-                <w:szCs w:val="20"/>
-                <w:lang w:eastAsia="ru-RU"/>
+                <w:lang w:val="en-US" w:eastAsia="ru-RU"/>
               </w:rPr>
               <w:t xml:space="preserve"> </w:t>
             </w:r>
@@ -33619,7 +32910,7 @@
                 <w:color w:val="000000"/>
                 <w:sz w:val="20"/>
                 <w:szCs w:val="20"/>
-                <w:lang w:eastAsia="ru-RU"/>
+                <w:lang w:val="en-US" w:eastAsia="ru-RU"/>
               </w:rPr>
             </w:pPr>
           </w:p>
@@ -33642,7 +32933,7 @@
                 <w:color w:val="000000"/>
                 <w:sz w:val="20"/>
                 <w:szCs w:val="20"/>
-                <w:lang w:eastAsia="ru-RU"/>
+                <w:lang w:val="en-US" w:eastAsia="ru-RU"/>
               </w:rPr>
               <w:t xml:space="preserve">        </w:t>
             </w:r>
@@ -33655,18 +32946,7 @@
                 <w:szCs w:val="20"/>
                 <w:lang w:val="en-US" w:eastAsia="ru-RU"/>
               </w:rPr>
-              <w:t>final_</w:t>
-            </w:r>
-            <w:proofErr w:type="gramStart"/>
-            <w:r>
-              <w:rPr>
-                <w:rFonts w:ascii="Courier New" w:eastAsia="Times New Roman" w:hAnsi="Courier New" w:cs="Courier New"/>
-                <w:color w:val="000000"/>
-                <w:sz w:val="20"/>
-                <w:szCs w:val="20"/>
-                <w:lang w:val="en-US" w:eastAsia="ru-RU"/>
-              </w:rPr>
-              <w:t>out</w:t>
+              <w:t>final_out</w:t>
             </w:r>
             <w:r>
               <w:rPr>
@@ -33693,7 +32973,6 @@
               <w:t>append</w:t>
             </w:r>
             <w:proofErr w:type="spellEnd"/>
-            <w:proofErr w:type="gramEnd"/>
             <w:r>
               <w:rPr>
                 <w:rFonts w:ascii="Courier New" w:eastAsia="Times New Roman" w:hAnsi="Courier New" w:cs="Courier New"/>
@@ -33853,7 +33132,6 @@
               <w:t xml:space="preserve"> </w:t>
             </w:r>
             <w:proofErr w:type="spellStart"/>
-            <w:proofErr w:type="gramStart"/>
             <w:r>
               <w:rPr>
                 <w:rFonts w:ascii="Courier New" w:eastAsia="Times New Roman" w:hAnsi="Courier New" w:cs="Courier New"/>
@@ -33901,7 +33179,6 @@
               </w:rPr>
               <w:t>(</w:t>
             </w:r>
-            <w:proofErr w:type="gramEnd"/>
             <w:r>
               <w:rPr>
                 <w:rFonts w:ascii="Courier New" w:eastAsia="Times New Roman" w:hAnsi="Courier New" w:cs="Courier New"/>
@@ -34103,7 +33380,6 @@
               <w:t xml:space="preserve"> </w:t>
             </w:r>
             <w:proofErr w:type="spellStart"/>
-            <w:proofErr w:type="gramStart"/>
             <w:r>
               <w:rPr>
                 <w:rFonts w:ascii="Courier New" w:eastAsia="Times New Roman" w:hAnsi="Courier New" w:cs="Courier New"/>
@@ -34151,7 +33427,6 @@
               </w:rPr>
               <w:t>(</w:t>
             </w:r>
-            <w:proofErr w:type="gramEnd"/>
             <w:r>
               <w:rPr>
                 <w:rFonts w:ascii="Courier New" w:eastAsia="Times New Roman" w:hAnsi="Courier New" w:cs="Courier New"/>
@@ -34713,6 +33988,5375 @@
           <w:szCs w:val="24"/>
         </w:rPr>
         <w:t>дефинициям</w:t>
+      </w:r>
+    </w:p>
+    <w:tbl>
+      <w:tblPr>
+        <w:tblStyle w:val="a7"/>
+        <w:tblW w:w="0" w:type="auto"/>
+        <w:tblLook w:val="04A0" w:firstRow="1" w:lastRow="0" w:firstColumn="1" w:lastColumn="0" w:noHBand="0" w:noVBand="1"/>
+      </w:tblPr>
+      <w:tblGrid>
+        <w:gridCol w:w="9344"/>
+      </w:tblGrid>
+      <w:tr>
+        <w:tc>
+          <w:tcPr>
+            <w:tcW w:w="9344" w:type="dxa"/>
+          </w:tcPr>
+          <w:p>
+            <w:pPr>
+              <w:shd w:val="clear" w:color="auto" w:fill="FFFFFF"/>
+              <w:spacing w:line="240" w:lineRule="auto"/>
+              <w:ind w:firstLine="0"/>
+              <w:rPr>
+                <w:rFonts w:ascii="Courier New" w:eastAsia="Times New Roman" w:hAnsi="Courier New" w:cs="Courier New"/>
+                <w:color w:val="000000"/>
+                <w:sz w:val="20"/>
+                <w:szCs w:val="20"/>
+                <w:lang w:val="en-US" w:eastAsia="ru-RU"/>
+              </w:rPr>
+            </w:pPr>
+            <w:r>
+              <w:rPr>
+                <w:rFonts w:ascii="Courier New" w:eastAsia="Times New Roman" w:hAnsi="Courier New" w:cs="Courier New"/>
+                <w:b/>
+                <w:bCs/>
+                <w:color w:val="0000FF"/>
+                <w:sz w:val="20"/>
+                <w:szCs w:val="20"/>
+                <w:lang w:val="en-US" w:eastAsia="ru-RU"/>
+              </w:rPr>
+              <w:t>from</w:t>
+            </w:r>
+            <w:r>
+              <w:rPr>
+                <w:rFonts w:ascii="Courier New" w:eastAsia="Times New Roman" w:hAnsi="Courier New" w:cs="Courier New"/>
+                <w:color w:val="000000"/>
+                <w:sz w:val="20"/>
+                <w:szCs w:val="20"/>
+                <w:lang w:val="en-US" w:eastAsia="ru-RU"/>
+              </w:rPr>
+              <w:t xml:space="preserve"> </w:t>
+            </w:r>
+            <w:proofErr w:type="spellStart"/>
+            <w:r>
+              <w:rPr>
+                <w:rFonts w:ascii="Courier New" w:eastAsia="Times New Roman" w:hAnsi="Courier New" w:cs="Courier New"/>
+                <w:color w:val="000000"/>
+                <w:sz w:val="20"/>
+                <w:szCs w:val="20"/>
+                <w:lang w:val="en-US" w:eastAsia="ru-RU"/>
+              </w:rPr>
+              <w:t>pathlib</w:t>
+            </w:r>
+            <w:proofErr w:type="spellEnd"/>
+            <w:r>
+              <w:rPr>
+                <w:rFonts w:ascii="Courier New" w:eastAsia="Times New Roman" w:hAnsi="Courier New" w:cs="Courier New"/>
+                <w:color w:val="000000"/>
+                <w:sz w:val="20"/>
+                <w:szCs w:val="20"/>
+                <w:lang w:val="en-US" w:eastAsia="ru-RU"/>
+              </w:rPr>
+              <w:t xml:space="preserve"> </w:t>
+            </w:r>
+            <w:r>
+              <w:rPr>
+                <w:rFonts w:ascii="Courier New" w:eastAsia="Times New Roman" w:hAnsi="Courier New" w:cs="Courier New"/>
+                <w:b/>
+                <w:bCs/>
+                <w:color w:val="0000FF"/>
+                <w:sz w:val="20"/>
+                <w:szCs w:val="20"/>
+                <w:lang w:val="en-US" w:eastAsia="ru-RU"/>
+              </w:rPr>
+              <w:t>import</w:t>
+            </w:r>
+            <w:r>
+              <w:rPr>
+                <w:rFonts w:ascii="Courier New" w:eastAsia="Times New Roman" w:hAnsi="Courier New" w:cs="Courier New"/>
+                <w:color w:val="000000"/>
+                <w:sz w:val="20"/>
+                <w:szCs w:val="20"/>
+                <w:lang w:val="en-US" w:eastAsia="ru-RU"/>
+              </w:rPr>
+              <w:t xml:space="preserve"> Path</w:t>
+            </w:r>
+          </w:p>
+          <w:p>
+            <w:pPr>
+              <w:shd w:val="clear" w:color="auto" w:fill="FFFFFF"/>
+              <w:spacing w:line="240" w:lineRule="auto"/>
+              <w:ind w:firstLine="0"/>
+              <w:rPr>
+                <w:rFonts w:ascii="Courier New" w:eastAsia="Times New Roman" w:hAnsi="Courier New" w:cs="Courier New"/>
+                <w:color w:val="000000"/>
+                <w:sz w:val="20"/>
+                <w:szCs w:val="20"/>
+                <w:lang w:val="en-US" w:eastAsia="ru-RU"/>
+              </w:rPr>
+            </w:pPr>
+            <w:r>
+              <w:rPr>
+                <w:rFonts w:ascii="Courier New" w:eastAsia="Times New Roman" w:hAnsi="Courier New" w:cs="Courier New"/>
+                <w:b/>
+                <w:bCs/>
+                <w:color w:val="0000FF"/>
+                <w:sz w:val="20"/>
+                <w:szCs w:val="20"/>
+                <w:lang w:val="en-US" w:eastAsia="ru-RU"/>
+              </w:rPr>
+              <w:t>import</w:t>
+            </w:r>
+            <w:r>
+              <w:rPr>
+                <w:rFonts w:ascii="Courier New" w:eastAsia="Times New Roman" w:hAnsi="Courier New" w:cs="Courier New"/>
+                <w:color w:val="000000"/>
+                <w:sz w:val="20"/>
+                <w:szCs w:val="20"/>
+                <w:lang w:val="en-US" w:eastAsia="ru-RU"/>
+              </w:rPr>
+              <w:t xml:space="preserve"> </w:t>
+            </w:r>
+            <w:proofErr w:type="spellStart"/>
+            <w:r>
+              <w:rPr>
+                <w:rFonts w:ascii="Courier New" w:eastAsia="Times New Roman" w:hAnsi="Courier New" w:cs="Courier New"/>
+                <w:color w:val="000000"/>
+                <w:sz w:val="20"/>
+                <w:szCs w:val="20"/>
+                <w:lang w:val="en-US" w:eastAsia="ru-RU"/>
+              </w:rPr>
+              <w:t>shlex</w:t>
+            </w:r>
+            <w:proofErr w:type="spellEnd"/>
+          </w:p>
+          <w:p>
+            <w:pPr>
+              <w:shd w:val="clear" w:color="auto" w:fill="FFFFFF"/>
+              <w:spacing w:line="240" w:lineRule="auto"/>
+              <w:ind w:firstLine="0"/>
+              <w:rPr>
+                <w:rFonts w:ascii="Courier New" w:eastAsia="Times New Roman" w:hAnsi="Courier New" w:cs="Courier New"/>
+                <w:color w:val="000000"/>
+                <w:sz w:val="20"/>
+                <w:szCs w:val="20"/>
+                <w:lang w:val="en-US" w:eastAsia="ru-RU"/>
+              </w:rPr>
+            </w:pPr>
+            <w:r>
+              <w:rPr>
+                <w:rFonts w:ascii="Courier New" w:eastAsia="Times New Roman" w:hAnsi="Courier New" w:cs="Courier New"/>
+                <w:b/>
+                <w:bCs/>
+                <w:color w:val="0000FF"/>
+                <w:sz w:val="20"/>
+                <w:szCs w:val="20"/>
+                <w:lang w:val="en-US" w:eastAsia="ru-RU"/>
+              </w:rPr>
+              <w:t>import</w:t>
+            </w:r>
+            <w:r>
+              <w:rPr>
+                <w:rFonts w:ascii="Courier New" w:eastAsia="Times New Roman" w:hAnsi="Courier New" w:cs="Courier New"/>
+                <w:color w:val="000000"/>
+                <w:sz w:val="20"/>
+                <w:szCs w:val="20"/>
+                <w:lang w:val="en-US" w:eastAsia="ru-RU"/>
+              </w:rPr>
+              <w:t xml:space="preserve"> </w:t>
+            </w:r>
+            <w:proofErr w:type="spellStart"/>
+            <w:r>
+              <w:rPr>
+                <w:rFonts w:ascii="Courier New" w:eastAsia="Times New Roman" w:hAnsi="Courier New" w:cs="Courier New"/>
+                <w:color w:val="000000"/>
+                <w:sz w:val="20"/>
+                <w:szCs w:val="20"/>
+                <w:lang w:val="en-US" w:eastAsia="ru-RU"/>
+              </w:rPr>
+              <w:t>paramiko</w:t>
+            </w:r>
+            <w:proofErr w:type="spellEnd"/>
+          </w:p>
+          <w:p>
+            <w:pPr>
+              <w:shd w:val="clear" w:color="auto" w:fill="FFFFFF"/>
+              <w:spacing w:line="240" w:lineRule="auto"/>
+              <w:ind w:firstLine="0"/>
+              <w:rPr>
+                <w:rFonts w:ascii="Courier New" w:eastAsia="Times New Roman" w:hAnsi="Courier New" w:cs="Courier New"/>
+                <w:color w:val="000000"/>
+                <w:sz w:val="20"/>
+                <w:szCs w:val="20"/>
+                <w:lang w:val="en-US" w:eastAsia="ru-RU"/>
+              </w:rPr>
+            </w:pPr>
+          </w:p>
+          <w:p>
+            <w:pPr>
+              <w:shd w:val="clear" w:color="auto" w:fill="FFFFFF"/>
+              <w:spacing w:line="240" w:lineRule="auto"/>
+              <w:ind w:firstLine="0"/>
+              <w:rPr>
+                <w:rFonts w:ascii="Courier New" w:eastAsia="Times New Roman" w:hAnsi="Courier New" w:cs="Courier New"/>
+                <w:color w:val="000000"/>
+                <w:sz w:val="20"/>
+                <w:szCs w:val="20"/>
+                <w:lang w:val="en-US" w:eastAsia="ru-RU"/>
+              </w:rPr>
+            </w:pPr>
+            <w:proofErr w:type="spellStart"/>
+            <w:r>
+              <w:rPr>
+                <w:rFonts w:ascii="Courier New" w:eastAsia="Times New Roman" w:hAnsi="Courier New" w:cs="Courier New"/>
+                <w:color w:val="000000"/>
+                <w:sz w:val="20"/>
+                <w:szCs w:val="20"/>
+                <w:lang w:val="en-US" w:eastAsia="ru-RU"/>
+              </w:rPr>
+              <w:t>remote_xml</w:t>
+            </w:r>
+            <w:proofErr w:type="spellEnd"/>
+            <w:r>
+              <w:rPr>
+                <w:rFonts w:ascii="Courier New" w:eastAsia="Times New Roman" w:hAnsi="Courier New" w:cs="Courier New"/>
+                <w:color w:val="000000"/>
+                <w:sz w:val="20"/>
+                <w:szCs w:val="20"/>
+                <w:lang w:val="en-US" w:eastAsia="ru-RU"/>
+              </w:rPr>
+              <w:t xml:space="preserve"> </w:t>
+            </w:r>
+            <w:r>
+              <w:rPr>
+                <w:rFonts w:ascii="Courier New" w:eastAsia="Times New Roman" w:hAnsi="Courier New" w:cs="Courier New"/>
+                <w:b/>
+                <w:bCs/>
+                <w:color w:val="000080"/>
+                <w:sz w:val="20"/>
+                <w:szCs w:val="20"/>
+                <w:lang w:val="en-US" w:eastAsia="ru-RU"/>
+              </w:rPr>
+              <w:t>=</w:t>
+            </w:r>
+            <w:r>
+              <w:rPr>
+                <w:rFonts w:ascii="Courier New" w:eastAsia="Times New Roman" w:hAnsi="Courier New" w:cs="Courier New"/>
+                <w:color w:val="000000"/>
+                <w:sz w:val="20"/>
+                <w:szCs w:val="20"/>
+                <w:lang w:val="en-US" w:eastAsia="ru-RU"/>
+              </w:rPr>
+              <w:t xml:space="preserve"> </w:t>
+            </w:r>
+            <w:r>
+              <w:rPr>
+                <w:rFonts w:ascii="Courier New" w:eastAsia="Times New Roman" w:hAnsi="Courier New" w:cs="Courier New"/>
+                <w:color w:val="808080"/>
+                <w:sz w:val="20"/>
+                <w:szCs w:val="20"/>
+                <w:lang w:val="en-US" w:eastAsia="ru-RU"/>
+              </w:rPr>
+              <w:t>"results_xccdf.xml"</w:t>
+            </w:r>
+          </w:p>
+          <w:p>
+            <w:pPr>
+              <w:shd w:val="clear" w:color="auto" w:fill="FFFFFF"/>
+              <w:spacing w:line="240" w:lineRule="auto"/>
+              <w:ind w:firstLine="0"/>
+              <w:rPr>
+                <w:rFonts w:ascii="Courier New" w:eastAsia="Times New Roman" w:hAnsi="Courier New" w:cs="Courier New"/>
+                <w:color w:val="000000"/>
+                <w:sz w:val="20"/>
+                <w:szCs w:val="20"/>
+                <w:lang w:val="en-US" w:eastAsia="ru-RU"/>
+              </w:rPr>
+            </w:pPr>
+            <w:proofErr w:type="spellStart"/>
+            <w:r>
+              <w:rPr>
+                <w:rFonts w:ascii="Courier New" w:eastAsia="Times New Roman" w:hAnsi="Courier New" w:cs="Courier New"/>
+                <w:color w:val="000000"/>
+                <w:sz w:val="20"/>
+                <w:szCs w:val="20"/>
+                <w:lang w:val="en-US" w:eastAsia="ru-RU"/>
+              </w:rPr>
+              <w:t>remote_datastream</w:t>
+            </w:r>
+            <w:proofErr w:type="spellEnd"/>
+            <w:r>
+              <w:rPr>
+                <w:rFonts w:ascii="Courier New" w:eastAsia="Times New Roman" w:hAnsi="Courier New" w:cs="Courier New"/>
+                <w:color w:val="000000"/>
+                <w:sz w:val="20"/>
+                <w:szCs w:val="20"/>
+                <w:lang w:val="en-US" w:eastAsia="ru-RU"/>
+              </w:rPr>
+              <w:t xml:space="preserve"> </w:t>
+            </w:r>
+            <w:r>
+              <w:rPr>
+                <w:rFonts w:ascii="Courier New" w:eastAsia="Times New Roman" w:hAnsi="Courier New" w:cs="Courier New"/>
+                <w:b/>
+                <w:bCs/>
+                <w:color w:val="000080"/>
+                <w:sz w:val="20"/>
+                <w:szCs w:val="20"/>
+                <w:lang w:val="en-US" w:eastAsia="ru-RU"/>
+              </w:rPr>
+              <w:t>=</w:t>
+            </w:r>
+            <w:r>
+              <w:rPr>
+                <w:rFonts w:ascii="Courier New" w:eastAsia="Times New Roman" w:hAnsi="Courier New" w:cs="Courier New"/>
+                <w:color w:val="000000"/>
+                <w:sz w:val="20"/>
+                <w:szCs w:val="20"/>
+                <w:lang w:val="en-US" w:eastAsia="ru-RU"/>
+              </w:rPr>
+              <w:t xml:space="preserve"> </w:t>
+            </w:r>
+            <w:r>
+              <w:rPr>
+                <w:rFonts w:ascii="Courier New" w:eastAsia="Times New Roman" w:hAnsi="Courier New" w:cs="Courier New"/>
+                <w:color w:val="808080"/>
+                <w:sz w:val="20"/>
+                <w:szCs w:val="20"/>
+                <w:lang w:val="en-US" w:eastAsia="ru-RU"/>
+              </w:rPr>
+              <w:t>"/</w:t>
+            </w:r>
+            <w:proofErr w:type="spellStart"/>
+            <w:r>
+              <w:rPr>
+                <w:rFonts w:ascii="Courier New" w:eastAsia="Times New Roman" w:hAnsi="Courier New" w:cs="Courier New"/>
+                <w:color w:val="808080"/>
+                <w:sz w:val="20"/>
+                <w:szCs w:val="20"/>
+                <w:lang w:val="en-US" w:eastAsia="ru-RU"/>
+              </w:rPr>
+              <w:t>usr</w:t>
+            </w:r>
+            <w:proofErr w:type="spellEnd"/>
+            <w:r>
+              <w:rPr>
+                <w:rFonts w:ascii="Courier New" w:eastAsia="Times New Roman" w:hAnsi="Courier New" w:cs="Courier New"/>
+                <w:color w:val="808080"/>
+                <w:sz w:val="20"/>
+                <w:szCs w:val="20"/>
+                <w:lang w:val="en-US" w:eastAsia="ru-RU"/>
+              </w:rPr>
+              <w:t>/share/xml/</w:t>
+            </w:r>
+            <w:proofErr w:type="spellStart"/>
+            <w:r>
+              <w:rPr>
+                <w:rFonts w:ascii="Courier New" w:eastAsia="Times New Roman" w:hAnsi="Courier New" w:cs="Courier New"/>
+                <w:color w:val="808080"/>
+                <w:sz w:val="20"/>
+                <w:szCs w:val="20"/>
+                <w:lang w:val="en-US" w:eastAsia="ru-RU"/>
+              </w:rPr>
+              <w:t>scap</w:t>
+            </w:r>
+            <w:proofErr w:type="spellEnd"/>
+            <w:r>
+              <w:rPr>
+                <w:rFonts w:ascii="Courier New" w:eastAsia="Times New Roman" w:hAnsi="Courier New" w:cs="Courier New"/>
+                <w:color w:val="808080"/>
+                <w:sz w:val="20"/>
+                <w:szCs w:val="20"/>
+                <w:lang w:val="en-US" w:eastAsia="ru-RU"/>
+              </w:rPr>
+              <w:t>/</w:t>
+            </w:r>
+            <w:proofErr w:type="spellStart"/>
+            <w:r>
+              <w:rPr>
+                <w:rFonts w:ascii="Courier New" w:eastAsia="Times New Roman" w:hAnsi="Courier New" w:cs="Courier New"/>
+                <w:color w:val="808080"/>
+                <w:sz w:val="20"/>
+                <w:szCs w:val="20"/>
+                <w:lang w:val="en-US" w:eastAsia="ru-RU"/>
+              </w:rPr>
+              <w:t>ssg</w:t>
+            </w:r>
+            <w:proofErr w:type="spellEnd"/>
+            <w:r>
+              <w:rPr>
+                <w:rFonts w:ascii="Courier New" w:eastAsia="Times New Roman" w:hAnsi="Courier New" w:cs="Courier New"/>
+                <w:color w:val="808080"/>
+                <w:sz w:val="20"/>
+                <w:szCs w:val="20"/>
+                <w:lang w:val="en-US" w:eastAsia="ru-RU"/>
+              </w:rPr>
+              <w:t>/content/ssg-debian13-ds.xml"</w:t>
+            </w:r>
+          </w:p>
+          <w:p>
+            <w:pPr>
+              <w:shd w:val="clear" w:color="auto" w:fill="FFFFFF"/>
+              <w:spacing w:line="240" w:lineRule="auto"/>
+              <w:ind w:firstLine="0"/>
+              <w:rPr>
+                <w:rFonts w:ascii="Courier New" w:eastAsia="Times New Roman" w:hAnsi="Courier New" w:cs="Courier New"/>
+                <w:color w:val="000000"/>
+                <w:sz w:val="20"/>
+                <w:szCs w:val="20"/>
+                <w:lang w:val="en-US" w:eastAsia="ru-RU"/>
+              </w:rPr>
+            </w:pPr>
+            <w:proofErr w:type="spellStart"/>
+            <w:r>
+              <w:rPr>
+                <w:rFonts w:ascii="Courier New" w:eastAsia="Times New Roman" w:hAnsi="Courier New" w:cs="Courier New"/>
+                <w:color w:val="000000"/>
+                <w:sz w:val="20"/>
+                <w:szCs w:val="20"/>
+                <w:lang w:val="en-US" w:eastAsia="ru-RU"/>
+              </w:rPr>
+              <w:t>remote_profile</w:t>
+            </w:r>
+            <w:proofErr w:type="spellEnd"/>
+            <w:r>
+              <w:rPr>
+                <w:rFonts w:ascii="Courier New" w:eastAsia="Times New Roman" w:hAnsi="Courier New" w:cs="Courier New"/>
+                <w:color w:val="000000"/>
+                <w:sz w:val="20"/>
+                <w:szCs w:val="20"/>
+                <w:lang w:val="en-US" w:eastAsia="ru-RU"/>
+              </w:rPr>
+              <w:t xml:space="preserve"> </w:t>
+            </w:r>
+            <w:r>
+              <w:rPr>
+                <w:rFonts w:ascii="Courier New" w:eastAsia="Times New Roman" w:hAnsi="Courier New" w:cs="Courier New"/>
+                <w:b/>
+                <w:bCs/>
+                <w:color w:val="000080"/>
+                <w:sz w:val="20"/>
+                <w:szCs w:val="20"/>
+                <w:lang w:val="en-US" w:eastAsia="ru-RU"/>
+              </w:rPr>
+              <w:t>=</w:t>
+            </w:r>
+            <w:r>
+              <w:rPr>
+                <w:rFonts w:ascii="Courier New" w:eastAsia="Times New Roman" w:hAnsi="Courier New" w:cs="Courier New"/>
+                <w:color w:val="000000"/>
+                <w:sz w:val="20"/>
+                <w:szCs w:val="20"/>
+                <w:lang w:val="en-US" w:eastAsia="ru-RU"/>
+              </w:rPr>
+              <w:t xml:space="preserve"> </w:t>
+            </w:r>
+            <w:r>
+              <w:rPr>
+                <w:rFonts w:ascii="Courier New" w:eastAsia="Times New Roman" w:hAnsi="Courier New" w:cs="Courier New"/>
+                <w:color w:val="808080"/>
+                <w:sz w:val="20"/>
+                <w:szCs w:val="20"/>
+                <w:lang w:val="en-US" w:eastAsia="ru-RU"/>
+              </w:rPr>
+              <w:t>"</w:t>
+            </w:r>
+            <w:proofErr w:type="spellStart"/>
+            <w:r>
+              <w:rPr>
+                <w:rFonts w:ascii="Courier New" w:eastAsia="Times New Roman" w:hAnsi="Courier New" w:cs="Courier New"/>
+                <w:color w:val="808080"/>
+                <w:sz w:val="20"/>
+                <w:szCs w:val="20"/>
+                <w:lang w:val="en-US" w:eastAsia="ru-RU"/>
+              </w:rPr>
+              <w:t>xccdf_org.ssgproject.content_profile_standard</w:t>
+            </w:r>
+            <w:proofErr w:type="spellEnd"/>
+            <w:r>
+              <w:rPr>
+                <w:rFonts w:ascii="Courier New" w:eastAsia="Times New Roman" w:hAnsi="Courier New" w:cs="Courier New"/>
+                <w:color w:val="808080"/>
+                <w:sz w:val="20"/>
+                <w:szCs w:val="20"/>
+                <w:lang w:val="en-US" w:eastAsia="ru-RU"/>
+              </w:rPr>
+              <w:t>"</w:t>
+            </w:r>
+          </w:p>
+          <w:p>
+            <w:pPr>
+              <w:shd w:val="clear" w:color="auto" w:fill="FFFFFF"/>
+              <w:spacing w:line="240" w:lineRule="auto"/>
+              <w:ind w:firstLine="0"/>
+              <w:rPr>
+                <w:rFonts w:ascii="Courier New" w:eastAsia="Times New Roman" w:hAnsi="Courier New" w:cs="Courier New"/>
+                <w:color w:val="000000"/>
+                <w:sz w:val="20"/>
+                <w:szCs w:val="20"/>
+                <w:lang w:val="en-US" w:eastAsia="ru-RU"/>
+              </w:rPr>
+            </w:pPr>
+            <w:r>
+              <w:rPr>
+                <w:rFonts w:ascii="Courier New" w:eastAsia="Times New Roman" w:hAnsi="Courier New" w:cs="Courier New"/>
+                <w:b/>
+                <w:bCs/>
+                <w:color w:val="0000FF"/>
+                <w:sz w:val="20"/>
+                <w:szCs w:val="20"/>
+                <w:lang w:val="en-US" w:eastAsia="ru-RU"/>
+              </w:rPr>
+              <w:t>def</w:t>
+            </w:r>
+            <w:r>
+              <w:rPr>
+                <w:rFonts w:ascii="Courier New" w:eastAsia="Times New Roman" w:hAnsi="Courier New" w:cs="Courier New"/>
+                <w:color w:val="000000"/>
+                <w:sz w:val="20"/>
+                <w:szCs w:val="20"/>
+                <w:lang w:val="en-US" w:eastAsia="ru-RU"/>
+              </w:rPr>
+              <w:t xml:space="preserve"> </w:t>
+            </w:r>
+            <w:proofErr w:type="spellStart"/>
+            <w:r>
+              <w:rPr>
+                <w:rFonts w:ascii="Courier New" w:eastAsia="Times New Roman" w:hAnsi="Courier New" w:cs="Courier New"/>
+                <w:color w:val="FF00FF"/>
+                <w:sz w:val="20"/>
+                <w:szCs w:val="20"/>
+                <w:lang w:val="en-US" w:eastAsia="ru-RU"/>
+              </w:rPr>
+              <w:t>run_ssh</w:t>
+            </w:r>
+            <w:proofErr w:type="spellEnd"/>
+            <w:r>
+              <w:rPr>
+                <w:rFonts w:ascii="Courier New" w:eastAsia="Times New Roman" w:hAnsi="Courier New" w:cs="Courier New"/>
+                <w:b/>
+                <w:bCs/>
+                <w:color w:val="000080"/>
+                <w:sz w:val="20"/>
+                <w:szCs w:val="20"/>
+                <w:lang w:val="en-US" w:eastAsia="ru-RU"/>
+              </w:rPr>
+              <w:t>(</w:t>
+            </w:r>
+            <w:proofErr w:type="spellStart"/>
+            <w:r>
+              <w:rPr>
+                <w:rFonts w:ascii="Courier New" w:eastAsia="Times New Roman" w:hAnsi="Courier New" w:cs="Courier New"/>
+                <w:color w:val="000000"/>
+                <w:sz w:val="20"/>
+                <w:szCs w:val="20"/>
+                <w:lang w:val="en-US" w:eastAsia="ru-RU"/>
+              </w:rPr>
+              <w:t>ssh</w:t>
+            </w:r>
+            <w:proofErr w:type="spellEnd"/>
+            <w:r>
+              <w:rPr>
+                <w:rFonts w:ascii="Courier New" w:eastAsia="Times New Roman" w:hAnsi="Courier New" w:cs="Courier New"/>
+                <w:b/>
+                <w:bCs/>
+                <w:color w:val="000080"/>
+                <w:sz w:val="20"/>
+                <w:szCs w:val="20"/>
+                <w:lang w:val="en-US" w:eastAsia="ru-RU"/>
+              </w:rPr>
+              <w:t>,</w:t>
+            </w:r>
+            <w:r>
+              <w:rPr>
+                <w:rFonts w:ascii="Courier New" w:eastAsia="Times New Roman" w:hAnsi="Courier New" w:cs="Courier New"/>
+                <w:color w:val="000000"/>
+                <w:sz w:val="20"/>
+                <w:szCs w:val="20"/>
+                <w:lang w:val="en-US" w:eastAsia="ru-RU"/>
+              </w:rPr>
+              <w:t xml:space="preserve"> password</w:t>
+            </w:r>
+            <w:r>
+              <w:rPr>
+                <w:rFonts w:ascii="Courier New" w:eastAsia="Times New Roman" w:hAnsi="Courier New" w:cs="Courier New"/>
+                <w:b/>
+                <w:bCs/>
+                <w:color w:val="000080"/>
+                <w:sz w:val="20"/>
+                <w:szCs w:val="20"/>
+                <w:lang w:val="en-US" w:eastAsia="ru-RU"/>
+              </w:rPr>
+              <w:t>,</w:t>
+            </w:r>
+            <w:r>
+              <w:rPr>
+                <w:rFonts w:ascii="Courier New" w:eastAsia="Times New Roman" w:hAnsi="Courier New" w:cs="Courier New"/>
+                <w:color w:val="000000"/>
+                <w:sz w:val="20"/>
+                <w:szCs w:val="20"/>
+                <w:lang w:val="en-US" w:eastAsia="ru-RU"/>
+              </w:rPr>
+              <w:t xml:space="preserve"> command</w:t>
+            </w:r>
+            <w:r>
+              <w:rPr>
+                <w:rFonts w:ascii="Courier New" w:eastAsia="Times New Roman" w:hAnsi="Courier New" w:cs="Courier New"/>
+                <w:b/>
+                <w:bCs/>
+                <w:color w:val="000080"/>
+                <w:sz w:val="20"/>
+                <w:szCs w:val="20"/>
+                <w:lang w:val="en-US" w:eastAsia="ru-RU"/>
+              </w:rPr>
+              <w:t>,</w:t>
+            </w:r>
+            <w:r>
+              <w:rPr>
+                <w:rFonts w:ascii="Courier New" w:eastAsia="Times New Roman" w:hAnsi="Courier New" w:cs="Courier New"/>
+                <w:color w:val="000000"/>
+                <w:sz w:val="20"/>
+                <w:szCs w:val="20"/>
+                <w:lang w:val="en-US" w:eastAsia="ru-RU"/>
+              </w:rPr>
+              <w:t xml:space="preserve"> </w:t>
+            </w:r>
+            <w:proofErr w:type="spellStart"/>
+            <w:r>
+              <w:rPr>
+                <w:rFonts w:ascii="Courier New" w:eastAsia="Times New Roman" w:hAnsi="Courier New" w:cs="Courier New"/>
+                <w:color w:val="000000"/>
+                <w:sz w:val="20"/>
+                <w:szCs w:val="20"/>
+                <w:lang w:val="en-US" w:eastAsia="ru-RU"/>
+              </w:rPr>
+              <w:t>use_sudo</w:t>
+            </w:r>
+            <w:proofErr w:type="spellEnd"/>
+            <w:r>
+              <w:rPr>
+                <w:rFonts w:ascii="Courier New" w:eastAsia="Times New Roman" w:hAnsi="Courier New" w:cs="Courier New"/>
+                <w:b/>
+                <w:bCs/>
+                <w:color w:val="000080"/>
+                <w:sz w:val="20"/>
+                <w:szCs w:val="20"/>
+                <w:lang w:val="en-US" w:eastAsia="ru-RU"/>
+              </w:rPr>
+              <w:t>=</w:t>
+            </w:r>
+            <w:r>
+              <w:rPr>
+                <w:rFonts w:ascii="Courier New" w:eastAsia="Times New Roman" w:hAnsi="Courier New" w:cs="Courier New"/>
+                <w:b/>
+                <w:bCs/>
+                <w:color w:val="880088"/>
+                <w:sz w:val="20"/>
+                <w:szCs w:val="20"/>
+                <w:lang w:val="en-US" w:eastAsia="ru-RU"/>
+              </w:rPr>
+              <w:t>False</w:t>
+            </w:r>
+            <w:r>
+              <w:rPr>
+                <w:rFonts w:ascii="Courier New" w:eastAsia="Times New Roman" w:hAnsi="Courier New" w:cs="Courier New"/>
+                <w:b/>
+                <w:bCs/>
+                <w:color w:val="000080"/>
+                <w:sz w:val="20"/>
+                <w:szCs w:val="20"/>
+                <w:lang w:val="en-US" w:eastAsia="ru-RU"/>
+              </w:rPr>
+              <w:t>):</w:t>
+            </w:r>
+          </w:p>
+          <w:p>
+            <w:pPr>
+              <w:shd w:val="clear" w:color="auto" w:fill="FFFFFF"/>
+              <w:spacing w:line="240" w:lineRule="auto"/>
+              <w:ind w:firstLine="0"/>
+              <w:rPr>
+                <w:rFonts w:ascii="Courier New" w:eastAsia="Times New Roman" w:hAnsi="Courier New" w:cs="Courier New"/>
+                <w:color w:val="000000"/>
+                <w:sz w:val="20"/>
+                <w:szCs w:val="20"/>
+                <w:lang w:val="en-US" w:eastAsia="ru-RU"/>
+              </w:rPr>
+            </w:pPr>
+            <w:r>
+              <w:rPr>
+                <w:rFonts w:ascii="Courier New" w:eastAsia="Times New Roman" w:hAnsi="Courier New" w:cs="Courier New"/>
+                <w:color w:val="000000"/>
+                <w:sz w:val="20"/>
+                <w:szCs w:val="20"/>
+                <w:lang w:val="en-US" w:eastAsia="ru-RU"/>
+              </w:rPr>
+              <w:t xml:space="preserve">    </w:t>
+            </w:r>
+            <w:r>
+              <w:rPr>
+                <w:rFonts w:ascii="Courier New" w:eastAsia="Times New Roman" w:hAnsi="Courier New" w:cs="Courier New"/>
+                <w:b/>
+                <w:bCs/>
+                <w:color w:val="0000FF"/>
+                <w:sz w:val="20"/>
+                <w:szCs w:val="20"/>
+                <w:lang w:val="en-US" w:eastAsia="ru-RU"/>
+              </w:rPr>
+              <w:t>if</w:t>
+            </w:r>
+            <w:r>
+              <w:rPr>
+                <w:rFonts w:ascii="Courier New" w:eastAsia="Times New Roman" w:hAnsi="Courier New" w:cs="Courier New"/>
+                <w:color w:val="000000"/>
+                <w:sz w:val="20"/>
+                <w:szCs w:val="20"/>
+                <w:lang w:val="en-US" w:eastAsia="ru-RU"/>
+              </w:rPr>
+              <w:t xml:space="preserve"> </w:t>
+            </w:r>
+            <w:proofErr w:type="spellStart"/>
+            <w:r>
+              <w:rPr>
+                <w:rFonts w:ascii="Courier New" w:eastAsia="Times New Roman" w:hAnsi="Courier New" w:cs="Courier New"/>
+                <w:color w:val="000000"/>
+                <w:sz w:val="20"/>
+                <w:szCs w:val="20"/>
+                <w:lang w:val="en-US" w:eastAsia="ru-RU"/>
+              </w:rPr>
+              <w:t>use_sudo</w:t>
+            </w:r>
+            <w:proofErr w:type="spellEnd"/>
+            <w:r>
+              <w:rPr>
+                <w:rFonts w:ascii="Courier New" w:eastAsia="Times New Roman" w:hAnsi="Courier New" w:cs="Courier New"/>
+                <w:b/>
+                <w:bCs/>
+                <w:color w:val="000080"/>
+                <w:sz w:val="20"/>
+                <w:szCs w:val="20"/>
+                <w:lang w:val="en-US" w:eastAsia="ru-RU"/>
+              </w:rPr>
+              <w:t>:</w:t>
+            </w:r>
+          </w:p>
+          <w:p>
+            <w:pPr>
+              <w:shd w:val="clear" w:color="auto" w:fill="FFFFFF"/>
+              <w:spacing w:line="240" w:lineRule="auto"/>
+              <w:ind w:firstLine="0"/>
+              <w:rPr>
+                <w:rFonts w:ascii="Courier New" w:eastAsia="Times New Roman" w:hAnsi="Courier New" w:cs="Courier New"/>
+                <w:color w:val="000000"/>
+                <w:sz w:val="20"/>
+                <w:szCs w:val="20"/>
+                <w:lang w:val="en-US" w:eastAsia="ru-RU"/>
+              </w:rPr>
+            </w:pPr>
+            <w:r>
+              <w:rPr>
+                <w:rFonts w:ascii="Courier New" w:eastAsia="Times New Roman" w:hAnsi="Courier New" w:cs="Courier New"/>
+                <w:color w:val="000000"/>
+                <w:sz w:val="20"/>
+                <w:szCs w:val="20"/>
+                <w:lang w:val="en-US" w:eastAsia="ru-RU"/>
+              </w:rPr>
+              <w:t xml:space="preserve">        command </w:t>
+            </w:r>
+            <w:r>
+              <w:rPr>
+                <w:rFonts w:ascii="Courier New" w:eastAsia="Times New Roman" w:hAnsi="Courier New" w:cs="Courier New"/>
+                <w:b/>
+                <w:bCs/>
+                <w:color w:val="000080"/>
+                <w:sz w:val="20"/>
+                <w:szCs w:val="20"/>
+                <w:lang w:val="en-US" w:eastAsia="ru-RU"/>
+              </w:rPr>
+              <w:t>=</w:t>
+            </w:r>
+            <w:r>
+              <w:rPr>
+                <w:rFonts w:ascii="Courier New" w:eastAsia="Times New Roman" w:hAnsi="Courier New" w:cs="Courier New"/>
+                <w:color w:val="000000"/>
+                <w:sz w:val="20"/>
+                <w:szCs w:val="20"/>
+                <w:lang w:val="en-US" w:eastAsia="ru-RU"/>
+              </w:rPr>
+              <w:t xml:space="preserve"> </w:t>
+            </w:r>
+            <w:proofErr w:type="spellStart"/>
+            <w:r>
+              <w:rPr>
+                <w:rFonts w:ascii="Courier New" w:eastAsia="Times New Roman" w:hAnsi="Courier New" w:cs="Courier New"/>
+                <w:color w:val="808080"/>
+                <w:sz w:val="20"/>
+                <w:szCs w:val="20"/>
+                <w:lang w:val="en-US" w:eastAsia="ru-RU"/>
+              </w:rPr>
+              <w:t>f"echo</w:t>
+            </w:r>
+            <w:proofErr w:type="spellEnd"/>
+            <w:r>
+              <w:rPr>
+                <w:rFonts w:ascii="Courier New" w:eastAsia="Times New Roman" w:hAnsi="Courier New" w:cs="Courier New"/>
+                <w:color w:val="808080"/>
+                <w:sz w:val="20"/>
+                <w:szCs w:val="20"/>
+                <w:lang w:val="en-US" w:eastAsia="ru-RU"/>
+              </w:rPr>
+              <w:t xml:space="preserve"> {</w:t>
+            </w:r>
+            <w:proofErr w:type="spellStart"/>
+            <w:r>
+              <w:rPr>
+                <w:rFonts w:ascii="Courier New" w:eastAsia="Times New Roman" w:hAnsi="Courier New" w:cs="Courier New"/>
+                <w:color w:val="000000"/>
+                <w:sz w:val="20"/>
+                <w:szCs w:val="20"/>
+                <w:lang w:val="en-US" w:eastAsia="ru-RU"/>
+              </w:rPr>
+              <w:t>shlex</w:t>
+            </w:r>
+            <w:r>
+              <w:rPr>
+                <w:rFonts w:ascii="Courier New" w:eastAsia="Times New Roman" w:hAnsi="Courier New" w:cs="Courier New"/>
+                <w:b/>
+                <w:bCs/>
+                <w:color w:val="000080"/>
+                <w:sz w:val="20"/>
+                <w:szCs w:val="20"/>
+                <w:lang w:val="en-US" w:eastAsia="ru-RU"/>
+              </w:rPr>
+              <w:t>.</w:t>
+            </w:r>
+            <w:r>
+              <w:rPr>
+                <w:rFonts w:ascii="Courier New" w:eastAsia="Times New Roman" w:hAnsi="Courier New" w:cs="Courier New"/>
+                <w:i/>
+                <w:iCs/>
+                <w:color w:val="FF8000"/>
+                <w:sz w:val="20"/>
+                <w:szCs w:val="20"/>
+                <w:lang w:val="en-US" w:eastAsia="ru-RU"/>
+              </w:rPr>
+              <w:t>quote</w:t>
+            </w:r>
+            <w:proofErr w:type="spellEnd"/>
+            <w:r>
+              <w:rPr>
+                <w:rFonts w:ascii="Courier New" w:eastAsia="Times New Roman" w:hAnsi="Courier New" w:cs="Courier New"/>
+                <w:b/>
+                <w:bCs/>
+                <w:color w:val="000080"/>
+                <w:sz w:val="20"/>
+                <w:szCs w:val="20"/>
+                <w:lang w:val="en-US" w:eastAsia="ru-RU"/>
+              </w:rPr>
+              <w:t>(</w:t>
+            </w:r>
+            <w:r>
+              <w:rPr>
+                <w:rFonts w:ascii="Courier New" w:eastAsia="Times New Roman" w:hAnsi="Courier New" w:cs="Courier New"/>
+                <w:color w:val="000000"/>
+                <w:sz w:val="20"/>
+                <w:szCs w:val="20"/>
+                <w:lang w:val="en-US" w:eastAsia="ru-RU"/>
+              </w:rPr>
+              <w:t>password</w:t>
+            </w:r>
+            <w:r>
+              <w:rPr>
+                <w:rFonts w:ascii="Courier New" w:eastAsia="Times New Roman" w:hAnsi="Courier New" w:cs="Courier New"/>
+                <w:b/>
+                <w:bCs/>
+                <w:color w:val="000080"/>
+                <w:sz w:val="20"/>
+                <w:szCs w:val="20"/>
+                <w:lang w:val="en-US" w:eastAsia="ru-RU"/>
+              </w:rPr>
+              <w:t>)</w:t>
+            </w:r>
+            <w:r>
+              <w:rPr>
+                <w:rFonts w:ascii="Courier New" w:eastAsia="Times New Roman" w:hAnsi="Courier New" w:cs="Courier New"/>
+                <w:color w:val="808080"/>
+                <w:sz w:val="20"/>
+                <w:szCs w:val="20"/>
+                <w:lang w:val="en-US" w:eastAsia="ru-RU"/>
+              </w:rPr>
+              <w:t xml:space="preserve">} | </w:t>
+            </w:r>
+            <w:proofErr w:type="spellStart"/>
+            <w:r>
+              <w:rPr>
+                <w:rFonts w:ascii="Courier New" w:eastAsia="Times New Roman" w:hAnsi="Courier New" w:cs="Courier New"/>
+                <w:color w:val="808080"/>
+                <w:sz w:val="20"/>
+                <w:szCs w:val="20"/>
+                <w:lang w:val="en-US" w:eastAsia="ru-RU"/>
+              </w:rPr>
+              <w:t>sudo</w:t>
+            </w:r>
+            <w:proofErr w:type="spellEnd"/>
+            <w:r>
+              <w:rPr>
+                <w:rFonts w:ascii="Courier New" w:eastAsia="Times New Roman" w:hAnsi="Courier New" w:cs="Courier New"/>
+                <w:color w:val="808080"/>
+                <w:sz w:val="20"/>
+                <w:szCs w:val="20"/>
+                <w:lang w:val="en-US" w:eastAsia="ru-RU"/>
+              </w:rPr>
+              <w:t xml:space="preserve"> -S -p '' bash -lc {</w:t>
+            </w:r>
+            <w:proofErr w:type="spellStart"/>
+            <w:r>
+              <w:rPr>
+                <w:rFonts w:ascii="Courier New" w:eastAsia="Times New Roman" w:hAnsi="Courier New" w:cs="Courier New"/>
+                <w:color w:val="000000"/>
+                <w:sz w:val="20"/>
+                <w:szCs w:val="20"/>
+                <w:lang w:val="en-US" w:eastAsia="ru-RU"/>
+              </w:rPr>
+              <w:t>shlex</w:t>
+            </w:r>
+            <w:r>
+              <w:rPr>
+                <w:rFonts w:ascii="Courier New" w:eastAsia="Times New Roman" w:hAnsi="Courier New" w:cs="Courier New"/>
+                <w:b/>
+                <w:bCs/>
+                <w:color w:val="000080"/>
+                <w:sz w:val="20"/>
+                <w:szCs w:val="20"/>
+                <w:lang w:val="en-US" w:eastAsia="ru-RU"/>
+              </w:rPr>
+              <w:t>.</w:t>
+            </w:r>
+            <w:r>
+              <w:rPr>
+                <w:rFonts w:ascii="Courier New" w:eastAsia="Times New Roman" w:hAnsi="Courier New" w:cs="Courier New"/>
+                <w:i/>
+                <w:iCs/>
+                <w:color w:val="FF8000"/>
+                <w:sz w:val="20"/>
+                <w:szCs w:val="20"/>
+                <w:lang w:val="en-US" w:eastAsia="ru-RU"/>
+              </w:rPr>
+              <w:t>quote</w:t>
+            </w:r>
+            <w:proofErr w:type="spellEnd"/>
+            <w:r>
+              <w:rPr>
+                <w:rFonts w:ascii="Courier New" w:eastAsia="Times New Roman" w:hAnsi="Courier New" w:cs="Courier New"/>
+                <w:b/>
+                <w:bCs/>
+                <w:color w:val="000080"/>
+                <w:sz w:val="20"/>
+                <w:szCs w:val="20"/>
+                <w:lang w:val="en-US" w:eastAsia="ru-RU"/>
+              </w:rPr>
+              <w:t>(</w:t>
+            </w:r>
+            <w:r>
+              <w:rPr>
+                <w:rFonts w:ascii="Courier New" w:eastAsia="Times New Roman" w:hAnsi="Courier New" w:cs="Courier New"/>
+                <w:color w:val="000000"/>
+                <w:sz w:val="20"/>
+                <w:szCs w:val="20"/>
+                <w:lang w:val="en-US" w:eastAsia="ru-RU"/>
+              </w:rPr>
+              <w:t>command</w:t>
+            </w:r>
+            <w:r>
+              <w:rPr>
+                <w:rFonts w:ascii="Courier New" w:eastAsia="Times New Roman" w:hAnsi="Courier New" w:cs="Courier New"/>
+                <w:b/>
+                <w:bCs/>
+                <w:color w:val="000080"/>
+                <w:sz w:val="20"/>
+                <w:szCs w:val="20"/>
+                <w:lang w:val="en-US" w:eastAsia="ru-RU"/>
+              </w:rPr>
+              <w:t>)</w:t>
+            </w:r>
+            <w:r>
+              <w:rPr>
+                <w:rFonts w:ascii="Courier New" w:eastAsia="Times New Roman" w:hAnsi="Courier New" w:cs="Courier New"/>
+                <w:color w:val="808080"/>
+                <w:sz w:val="20"/>
+                <w:szCs w:val="20"/>
+                <w:lang w:val="en-US" w:eastAsia="ru-RU"/>
+              </w:rPr>
+              <w:t>}"</w:t>
+            </w:r>
+          </w:p>
+          <w:p>
+            <w:pPr>
+              <w:shd w:val="clear" w:color="auto" w:fill="FFFFFF"/>
+              <w:spacing w:line="240" w:lineRule="auto"/>
+              <w:ind w:firstLine="0"/>
+              <w:rPr>
+                <w:rFonts w:ascii="Courier New" w:eastAsia="Times New Roman" w:hAnsi="Courier New" w:cs="Courier New"/>
+                <w:color w:val="000000"/>
+                <w:sz w:val="20"/>
+                <w:szCs w:val="20"/>
+                <w:lang w:val="en-US" w:eastAsia="ru-RU"/>
+              </w:rPr>
+            </w:pPr>
+          </w:p>
+          <w:p>
+            <w:pPr>
+              <w:shd w:val="clear" w:color="auto" w:fill="FFFFFF"/>
+              <w:spacing w:line="240" w:lineRule="auto"/>
+              <w:ind w:firstLine="0"/>
+              <w:rPr>
+                <w:rFonts w:ascii="Courier New" w:eastAsia="Times New Roman" w:hAnsi="Courier New" w:cs="Courier New"/>
+                <w:color w:val="000000"/>
+                <w:sz w:val="20"/>
+                <w:szCs w:val="20"/>
+                <w:lang w:val="en-US" w:eastAsia="ru-RU"/>
+              </w:rPr>
+            </w:pPr>
+            <w:r>
+              <w:rPr>
+                <w:rFonts w:ascii="Courier New" w:eastAsia="Times New Roman" w:hAnsi="Courier New" w:cs="Courier New"/>
+                <w:color w:val="000000"/>
+                <w:sz w:val="20"/>
+                <w:szCs w:val="20"/>
+                <w:lang w:val="en-US" w:eastAsia="ru-RU"/>
+              </w:rPr>
+              <w:t xml:space="preserve">    _</w:t>
+            </w:r>
+            <w:r>
+              <w:rPr>
+                <w:rFonts w:ascii="Courier New" w:eastAsia="Times New Roman" w:hAnsi="Courier New" w:cs="Courier New"/>
+                <w:b/>
+                <w:bCs/>
+                <w:color w:val="000080"/>
+                <w:sz w:val="20"/>
+                <w:szCs w:val="20"/>
+                <w:lang w:val="en-US" w:eastAsia="ru-RU"/>
+              </w:rPr>
+              <w:t>,</w:t>
+            </w:r>
+            <w:r>
+              <w:rPr>
+                <w:rFonts w:ascii="Courier New" w:eastAsia="Times New Roman" w:hAnsi="Courier New" w:cs="Courier New"/>
+                <w:color w:val="000000"/>
+                <w:sz w:val="20"/>
+                <w:szCs w:val="20"/>
+                <w:lang w:val="en-US" w:eastAsia="ru-RU"/>
+              </w:rPr>
+              <w:t xml:space="preserve"> </w:t>
+            </w:r>
+            <w:proofErr w:type="spellStart"/>
+            <w:r>
+              <w:rPr>
+                <w:rFonts w:ascii="Courier New" w:eastAsia="Times New Roman" w:hAnsi="Courier New" w:cs="Courier New"/>
+                <w:color w:val="000000"/>
+                <w:sz w:val="20"/>
+                <w:szCs w:val="20"/>
+                <w:lang w:val="en-US" w:eastAsia="ru-RU"/>
+              </w:rPr>
+              <w:t>stdout</w:t>
+            </w:r>
+            <w:proofErr w:type="spellEnd"/>
+            <w:r>
+              <w:rPr>
+                <w:rFonts w:ascii="Courier New" w:eastAsia="Times New Roman" w:hAnsi="Courier New" w:cs="Courier New"/>
+                <w:b/>
+                <w:bCs/>
+                <w:color w:val="000080"/>
+                <w:sz w:val="20"/>
+                <w:szCs w:val="20"/>
+                <w:lang w:val="en-US" w:eastAsia="ru-RU"/>
+              </w:rPr>
+              <w:t>,</w:t>
+            </w:r>
+            <w:r>
+              <w:rPr>
+                <w:rFonts w:ascii="Courier New" w:eastAsia="Times New Roman" w:hAnsi="Courier New" w:cs="Courier New"/>
+                <w:color w:val="000000"/>
+                <w:sz w:val="20"/>
+                <w:szCs w:val="20"/>
+                <w:lang w:val="en-US" w:eastAsia="ru-RU"/>
+              </w:rPr>
+              <w:t xml:space="preserve"> stderr </w:t>
+            </w:r>
+            <w:r>
+              <w:rPr>
+                <w:rFonts w:ascii="Courier New" w:eastAsia="Times New Roman" w:hAnsi="Courier New" w:cs="Courier New"/>
+                <w:b/>
+                <w:bCs/>
+                <w:color w:val="000080"/>
+                <w:sz w:val="20"/>
+                <w:szCs w:val="20"/>
+                <w:lang w:val="en-US" w:eastAsia="ru-RU"/>
+              </w:rPr>
+              <w:t>=</w:t>
+            </w:r>
+            <w:r>
+              <w:rPr>
+                <w:rFonts w:ascii="Courier New" w:eastAsia="Times New Roman" w:hAnsi="Courier New" w:cs="Courier New"/>
+                <w:color w:val="000000"/>
+                <w:sz w:val="20"/>
+                <w:szCs w:val="20"/>
+                <w:lang w:val="en-US" w:eastAsia="ru-RU"/>
+              </w:rPr>
+              <w:t xml:space="preserve"> </w:t>
+            </w:r>
+            <w:proofErr w:type="spellStart"/>
+            <w:r>
+              <w:rPr>
+                <w:rFonts w:ascii="Courier New" w:eastAsia="Times New Roman" w:hAnsi="Courier New" w:cs="Courier New"/>
+                <w:color w:val="000000"/>
+                <w:sz w:val="20"/>
+                <w:szCs w:val="20"/>
+                <w:lang w:val="en-US" w:eastAsia="ru-RU"/>
+              </w:rPr>
+              <w:t>ssh</w:t>
+            </w:r>
+            <w:r>
+              <w:rPr>
+                <w:rFonts w:ascii="Courier New" w:eastAsia="Times New Roman" w:hAnsi="Courier New" w:cs="Courier New"/>
+                <w:b/>
+                <w:bCs/>
+                <w:color w:val="000080"/>
+                <w:sz w:val="20"/>
+                <w:szCs w:val="20"/>
+                <w:lang w:val="en-US" w:eastAsia="ru-RU"/>
+              </w:rPr>
+              <w:t>.</w:t>
+            </w:r>
+            <w:r>
+              <w:rPr>
+                <w:rFonts w:ascii="Courier New" w:eastAsia="Times New Roman" w:hAnsi="Courier New" w:cs="Courier New"/>
+                <w:i/>
+                <w:iCs/>
+                <w:color w:val="FF8000"/>
+                <w:sz w:val="20"/>
+                <w:szCs w:val="20"/>
+                <w:lang w:val="en-US" w:eastAsia="ru-RU"/>
+              </w:rPr>
+              <w:t>exec_command</w:t>
+            </w:r>
+            <w:proofErr w:type="spellEnd"/>
+            <w:r>
+              <w:rPr>
+                <w:rFonts w:ascii="Courier New" w:eastAsia="Times New Roman" w:hAnsi="Courier New" w:cs="Courier New"/>
+                <w:b/>
+                <w:bCs/>
+                <w:color w:val="000080"/>
+                <w:sz w:val="20"/>
+                <w:szCs w:val="20"/>
+                <w:lang w:val="en-US" w:eastAsia="ru-RU"/>
+              </w:rPr>
+              <w:t>(</w:t>
+            </w:r>
+            <w:r>
+              <w:rPr>
+                <w:rFonts w:ascii="Courier New" w:eastAsia="Times New Roman" w:hAnsi="Courier New" w:cs="Courier New"/>
+                <w:color w:val="000000"/>
+                <w:sz w:val="20"/>
+                <w:szCs w:val="20"/>
+                <w:lang w:val="en-US" w:eastAsia="ru-RU"/>
+              </w:rPr>
+              <w:t>command</w:t>
+            </w:r>
+            <w:r>
+              <w:rPr>
+                <w:rFonts w:ascii="Courier New" w:eastAsia="Times New Roman" w:hAnsi="Courier New" w:cs="Courier New"/>
+                <w:b/>
+                <w:bCs/>
+                <w:color w:val="000080"/>
+                <w:sz w:val="20"/>
+                <w:szCs w:val="20"/>
+                <w:lang w:val="en-US" w:eastAsia="ru-RU"/>
+              </w:rPr>
+              <w:t>,</w:t>
+            </w:r>
+            <w:r>
+              <w:rPr>
+                <w:rFonts w:ascii="Courier New" w:eastAsia="Times New Roman" w:hAnsi="Courier New" w:cs="Courier New"/>
+                <w:color w:val="000000"/>
+                <w:sz w:val="20"/>
+                <w:szCs w:val="20"/>
+                <w:lang w:val="en-US" w:eastAsia="ru-RU"/>
+              </w:rPr>
+              <w:t xml:space="preserve"> </w:t>
+            </w:r>
+            <w:proofErr w:type="spellStart"/>
+            <w:r>
+              <w:rPr>
+                <w:rFonts w:ascii="Courier New" w:eastAsia="Times New Roman" w:hAnsi="Courier New" w:cs="Courier New"/>
+                <w:color w:val="000000"/>
+                <w:sz w:val="20"/>
+                <w:szCs w:val="20"/>
+                <w:lang w:val="en-US" w:eastAsia="ru-RU"/>
+              </w:rPr>
+              <w:t>get_pty</w:t>
+            </w:r>
+            <w:proofErr w:type="spellEnd"/>
+            <w:r>
+              <w:rPr>
+                <w:rFonts w:ascii="Courier New" w:eastAsia="Times New Roman" w:hAnsi="Courier New" w:cs="Courier New"/>
+                <w:b/>
+                <w:bCs/>
+                <w:color w:val="000080"/>
+                <w:sz w:val="20"/>
+                <w:szCs w:val="20"/>
+                <w:lang w:val="en-US" w:eastAsia="ru-RU"/>
+              </w:rPr>
+              <w:t>=</w:t>
+            </w:r>
+            <w:r>
+              <w:rPr>
+                <w:rFonts w:ascii="Courier New" w:eastAsia="Times New Roman" w:hAnsi="Courier New" w:cs="Courier New"/>
+                <w:b/>
+                <w:bCs/>
+                <w:color w:val="880088"/>
+                <w:sz w:val="20"/>
+                <w:szCs w:val="20"/>
+                <w:lang w:val="en-US" w:eastAsia="ru-RU"/>
+              </w:rPr>
+              <w:t>True</w:t>
+            </w:r>
+            <w:r>
+              <w:rPr>
+                <w:rFonts w:ascii="Courier New" w:eastAsia="Times New Roman" w:hAnsi="Courier New" w:cs="Courier New"/>
+                <w:b/>
+                <w:bCs/>
+                <w:color w:val="000080"/>
+                <w:sz w:val="20"/>
+                <w:szCs w:val="20"/>
+                <w:lang w:val="en-US" w:eastAsia="ru-RU"/>
+              </w:rPr>
+              <w:t>)</w:t>
+            </w:r>
+          </w:p>
+          <w:p>
+            <w:pPr>
+              <w:shd w:val="clear" w:color="auto" w:fill="FFFFFF"/>
+              <w:spacing w:line="240" w:lineRule="auto"/>
+              <w:ind w:firstLine="0"/>
+              <w:rPr>
+                <w:rFonts w:ascii="Courier New" w:eastAsia="Times New Roman" w:hAnsi="Courier New" w:cs="Courier New"/>
+                <w:color w:val="000000"/>
+                <w:sz w:val="20"/>
+                <w:szCs w:val="20"/>
+                <w:lang w:val="en-US" w:eastAsia="ru-RU"/>
+              </w:rPr>
+            </w:pPr>
+            <w:r>
+              <w:rPr>
+                <w:rFonts w:ascii="Courier New" w:eastAsia="Times New Roman" w:hAnsi="Courier New" w:cs="Courier New"/>
+                <w:color w:val="000000"/>
+                <w:sz w:val="20"/>
+                <w:szCs w:val="20"/>
+                <w:lang w:val="en-US" w:eastAsia="ru-RU"/>
+              </w:rPr>
+              <w:t xml:space="preserve">    out </w:t>
+            </w:r>
+            <w:r>
+              <w:rPr>
+                <w:rFonts w:ascii="Courier New" w:eastAsia="Times New Roman" w:hAnsi="Courier New" w:cs="Courier New"/>
+                <w:b/>
+                <w:bCs/>
+                <w:color w:val="000080"/>
+                <w:sz w:val="20"/>
+                <w:szCs w:val="20"/>
+                <w:lang w:val="en-US" w:eastAsia="ru-RU"/>
+              </w:rPr>
+              <w:t>=</w:t>
+            </w:r>
+            <w:r>
+              <w:rPr>
+                <w:rFonts w:ascii="Courier New" w:eastAsia="Times New Roman" w:hAnsi="Courier New" w:cs="Courier New"/>
+                <w:color w:val="000000"/>
+                <w:sz w:val="20"/>
+                <w:szCs w:val="20"/>
+                <w:lang w:val="en-US" w:eastAsia="ru-RU"/>
+              </w:rPr>
+              <w:t xml:space="preserve"> </w:t>
+            </w:r>
+            <w:proofErr w:type="spellStart"/>
+            <w:r>
+              <w:rPr>
+                <w:rFonts w:ascii="Courier New" w:eastAsia="Times New Roman" w:hAnsi="Courier New" w:cs="Courier New"/>
+                <w:color w:val="000000"/>
+                <w:sz w:val="20"/>
+                <w:szCs w:val="20"/>
+                <w:lang w:val="en-US" w:eastAsia="ru-RU"/>
+              </w:rPr>
+              <w:t>stdout</w:t>
+            </w:r>
+            <w:r>
+              <w:rPr>
+                <w:rFonts w:ascii="Courier New" w:eastAsia="Times New Roman" w:hAnsi="Courier New" w:cs="Courier New"/>
+                <w:b/>
+                <w:bCs/>
+                <w:color w:val="000080"/>
+                <w:sz w:val="20"/>
+                <w:szCs w:val="20"/>
+                <w:lang w:val="en-US" w:eastAsia="ru-RU"/>
+              </w:rPr>
+              <w:t>.</w:t>
+            </w:r>
+            <w:r>
+              <w:rPr>
+                <w:rFonts w:ascii="Courier New" w:eastAsia="Times New Roman" w:hAnsi="Courier New" w:cs="Courier New"/>
+                <w:i/>
+                <w:iCs/>
+                <w:color w:val="FF8000"/>
+                <w:sz w:val="20"/>
+                <w:szCs w:val="20"/>
+                <w:lang w:val="en-US" w:eastAsia="ru-RU"/>
+              </w:rPr>
+              <w:t>read</w:t>
+            </w:r>
+            <w:proofErr w:type="spellEnd"/>
+            <w:r>
+              <w:rPr>
+                <w:rFonts w:ascii="Courier New" w:eastAsia="Times New Roman" w:hAnsi="Courier New" w:cs="Courier New"/>
+                <w:b/>
+                <w:bCs/>
+                <w:color w:val="000080"/>
+                <w:sz w:val="20"/>
+                <w:szCs w:val="20"/>
+                <w:lang w:val="en-US" w:eastAsia="ru-RU"/>
+              </w:rPr>
+              <w:t>().</w:t>
+            </w:r>
+            <w:r>
+              <w:rPr>
+                <w:rFonts w:ascii="Courier New" w:eastAsia="Times New Roman" w:hAnsi="Courier New" w:cs="Courier New"/>
+                <w:i/>
+                <w:iCs/>
+                <w:color w:val="FF8000"/>
+                <w:sz w:val="20"/>
+                <w:szCs w:val="20"/>
+                <w:lang w:val="en-US" w:eastAsia="ru-RU"/>
+              </w:rPr>
+              <w:t>decode</w:t>
+            </w:r>
+            <w:r>
+              <w:rPr>
+                <w:rFonts w:ascii="Courier New" w:eastAsia="Times New Roman" w:hAnsi="Courier New" w:cs="Courier New"/>
+                <w:b/>
+                <w:bCs/>
+                <w:color w:val="000080"/>
+                <w:sz w:val="20"/>
+                <w:szCs w:val="20"/>
+                <w:lang w:val="en-US" w:eastAsia="ru-RU"/>
+              </w:rPr>
+              <w:t>(</w:t>
+            </w:r>
+            <w:r>
+              <w:rPr>
+                <w:rFonts w:ascii="Courier New" w:eastAsia="Times New Roman" w:hAnsi="Courier New" w:cs="Courier New"/>
+                <w:color w:val="808080"/>
+                <w:sz w:val="20"/>
+                <w:szCs w:val="20"/>
+                <w:lang w:val="en-US" w:eastAsia="ru-RU"/>
+              </w:rPr>
+              <w:t>"utf-8"</w:t>
+            </w:r>
+            <w:r>
+              <w:rPr>
+                <w:rFonts w:ascii="Courier New" w:eastAsia="Times New Roman" w:hAnsi="Courier New" w:cs="Courier New"/>
+                <w:b/>
+                <w:bCs/>
+                <w:color w:val="000080"/>
+                <w:sz w:val="20"/>
+                <w:szCs w:val="20"/>
+                <w:lang w:val="en-US" w:eastAsia="ru-RU"/>
+              </w:rPr>
+              <w:t>,</w:t>
+            </w:r>
+            <w:r>
+              <w:rPr>
+                <w:rFonts w:ascii="Courier New" w:eastAsia="Times New Roman" w:hAnsi="Courier New" w:cs="Courier New"/>
+                <w:color w:val="000000"/>
+                <w:sz w:val="20"/>
+                <w:szCs w:val="20"/>
+                <w:lang w:val="en-US" w:eastAsia="ru-RU"/>
+              </w:rPr>
+              <w:t xml:space="preserve"> errors</w:t>
+            </w:r>
+            <w:r>
+              <w:rPr>
+                <w:rFonts w:ascii="Courier New" w:eastAsia="Times New Roman" w:hAnsi="Courier New" w:cs="Courier New"/>
+                <w:b/>
+                <w:bCs/>
+                <w:color w:val="000080"/>
+                <w:sz w:val="20"/>
+                <w:szCs w:val="20"/>
+                <w:lang w:val="en-US" w:eastAsia="ru-RU"/>
+              </w:rPr>
+              <w:t>=</w:t>
+            </w:r>
+            <w:r>
+              <w:rPr>
+                <w:rFonts w:ascii="Courier New" w:eastAsia="Times New Roman" w:hAnsi="Courier New" w:cs="Courier New"/>
+                <w:color w:val="808080"/>
+                <w:sz w:val="20"/>
+                <w:szCs w:val="20"/>
+                <w:lang w:val="en-US" w:eastAsia="ru-RU"/>
+              </w:rPr>
+              <w:t>"replace"</w:t>
+            </w:r>
+            <w:r>
+              <w:rPr>
+                <w:rFonts w:ascii="Courier New" w:eastAsia="Times New Roman" w:hAnsi="Courier New" w:cs="Courier New"/>
+                <w:b/>
+                <w:bCs/>
+                <w:color w:val="000080"/>
+                <w:sz w:val="20"/>
+                <w:szCs w:val="20"/>
+                <w:lang w:val="en-US" w:eastAsia="ru-RU"/>
+              </w:rPr>
+              <w:t>)</w:t>
+            </w:r>
+          </w:p>
+          <w:p>
+            <w:pPr>
+              <w:shd w:val="clear" w:color="auto" w:fill="FFFFFF"/>
+              <w:spacing w:line="240" w:lineRule="auto"/>
+              <w:ind w:firstLine="0"/>
+              <w:rPr>
+                <w:rFonts w:ascii="Courier New" w:eastAsia="Times New Roman" w:hAnsi="Courier New" w:cs="Courier New"/>
+                <w:color w:val="000000"/>
+                <w:sz w:val="20"/>
+                <w:szCs w:val="20"/>
+                <w:lang w:val="en-US" w:eastAsia="ru-RU"/>
+              </w:rPr>
+            </w:pPr>
+          </w:p>
+          <w:p>
+            <w:pPr>
+              <w:shd w:val="clear" w:color="auto" w:fill="FFFFFF"/>
+              <w:spacing w:line="240" w:lineRule="auto"/>
+              <w:ind w:firstLine="0"/>
+              <w:rPr>
+                <w:rFonts w:ascii="Courier New" w:eastAsia="Times New Roman" w:hAnsi="Courier New" w:cs="Courier New"/>
+                <w:color w:val="000000"/>
+                <w:sz w:val="20"/>
+                <w:szCs w:val="20"/>
+                <w:lang w:val="en-US" w:eastAsia="ru-RU"/>
+              </w:rPr>
+            </w:pPr>
+            <w:r>
+              <w:rPr>
+                <w:rFonts w:ascii="Courier New" w:eastAsia="Times New Roman" w:hAnsi="Courier New" w:cs="Courier New"/>
+                <w:color w:val="000000"/>
+                <w:sz w:val="20"/>
+                <w:szCs w:val="20"/>
+                <w:lang w:val="en-US" w:eastAsia="ru-RU"/>
+              </w:rPr>
+              <w:t xml:space="preserve">    </w:t>
+            </w:r>
+            <w:r>
+              <w:rPr>
+                <w:rFonts w:ascii="Courier New" w:eastAsia="Times New Roman" w:hAnsi="Courier New" w:cs="Courier New"/>
+                <w:b/>
+                <w:bCs/>
+                <w:color w:val="0000FF"/>
+                <w:sz w:val="20"/>
+                <w:szCs w:val="20"/>
+                <w:lang w:val="en-US" w:eastAsia="ru-RU"/>
+              </w:rPr>
+              <w:t>return</w:t>
+            </w:r>
+            <w:r>
+              <w:rPr>
+                <w:rFonts w:ascii="Courier New" w:eastAsia="Times New Roman" w:hAnsi="Courier New" w:cs="Courier New"/>
+                <w:color w:val="000000"/>
+                <w:sz w:val="20"/>
+                <w:szCs w:val="20"/>
+                <w:lang w:val="en-US" w:eastAsia="ru-RU"/>
+              </w:rPr>
+              <w:t xml:space="preserve"> out</w:t>
+            </w:r>
+          </w:p>
+          <w:p>
+            <w:pPr>
+              <w:shd w:val="clear" w:color="auto" w:fill="FFFFFF"/>
+              <w:spacing w:line="240" w:lineRule="auto"/>
+              <w:ind w:firstLine="0"/>
+              <w:rPr>
+                <w:rFonts w:ascii="Courier New" w:eastAsia="Times New Roman" w:hAnsi="Courier New" w:cs="Courier New"/>
+                <w:color w:val="000000"/>
+                <w:sz w:val="20"/>
+                <w:szCs w:val="20"/>
+                <w:lang w:val="en-US" w:eastAsia="ru-RU"/>
+              </w:rPr>
+            </w:pPr>
+            <w:r>
+              <w:rPr>
+                <w:rFonts w:ascii="Courier New" w:eastAsia="Times New Roman" w:hAnsi="Courier New" w:cs="Courier New"/>
+                <w:b/>
+                <w:bCs/>
+                <w:color w:val="0000FF"/>
+                <w:sz w:val="20"/>
+                <w:szCs w:val="20"/>
+                <w:lang w:val="en-US" w:eastAsia="ru-RU"/>
+              </w:rPr>
+              <w:t>def</w:t>
+            </w:r>
+            <w:r>
+              <w:rPr>
+                <w:rFonts w:ascii="Courier New" w:eastAsia="Times New Roman" w:hAnsi="Courier New" w:cs="Courier New"/>
+                <w:color w:val="000000"/>
+                <w:sz w:val="20"/>
+                <w:szCs w:val="20"/>
+                <w:lang w:val="en-US" w:eastAsia="ru-RU"/>
+              </w:rPr>
+              <w:t xml:space="preserve"> </w:t>
+            </w:r>
+            <w:proofErr w:type="spellStart"/>
+            <w:r>
+              <w:rPr>
+                <w:rFonts w:ascii="Courier New" w:eastAsia="Times New Roman" w:hAnsi="Courier New" w:cs="Courier New"/>
+                <w:color w:val="FF00FF"/>
+                <w:sz w:val="20"/>
+                <w:szCs w:val="20"/>
+                <w:lang w:val="en-US" w:eastAsia="ru-RU"/>
+              </w:rPr>
+              <w:t>virtual_check</w:t>
+            </w:r>
+            <w:proofErr w:type="spellEnd"/>
+            <w:r>
+              <w:rPr>
+                <w:rFonts w:ascii="Courier New" w:eastAsia="Times New Roman" w:hAnsi="Courier New" w:cs="Courier New"/>
+                <w:b/>
+                <w:bCs/>
+                <w:color w:val="000080"/>
+                <w:sz w:val="20"/>
+                <w:szCs w:val="20"/>
+                <w:lang w:val="en-US" w:eastAsia="ru-RU"/>
+              </w:rPr>
+              <w:t>(</w:t>
+            </w:r>
+            <w:r>
+              <w:rPr>
+                <w:rFonts w:ascii="Courier New" w:eastAsia="Times New Roman" w:hAnsi="Courier New" w:cs="Courier New"/>
+                <w:color w:val="000000"/>
+                <w:sz w:val="20"/>
+                <w:szCs w:val="20"/>
+                <w:lang w:val="en-US" w:eastAsia="ru-RU"/>
+              </w:rPr>
+              <w:t>login</w:t>
+            </w:r>
+            <w:r>
+              <w:rPr>
+                <w:rFonts w:ascii="Courier New" w:eastAsia="Times New Roman" w:hAnsi="Courier New" w:cs="Courier New"/>
+                <w:b/>
+                <w:bCs/>
+                <w:color w:val="000080"/>
+                <w:sz w:val="20"/>
+                <w:szCs w:val="20"/>
+                <w:lang w:val="en-US" w:eastAsia="ru-RU"/>
+              </w:rPr>
+              <w:t>,</w:t>
+            </w:r>
+            <w:r>
+              <w:rPr>
+                <w:rFonts w:ascii="Courier New" w:eastAsia="Times New Roman" w:hAnsi="Courier New" w:cs="Courier New"/>
+                <w:color w:val="000000"/>
+                <w:sz w:val="20"/>
+                <w:szCs w:val="20"/>
+                <w:lang w:val="en-US" w:eastAsia="ru-RU"/>
+              </w:rPr>
+              <w:t xml:space="preserve"> password</w:t>
+            </w:r>
+            <w:r>
+              <w:rPr>
+                <w:rFonts w:ascii="Courier New" w:eastAsia="Times New Roman" w:hAnsi="Courier New" w:cs="Courier New"/>
+                <w:b/>
+                <w:bCs/>
+                <w:color w:val="000080"/>
+                <w:sz w:val="20"/>
+                <w:szCs w:val="20"/>
+                <w:lang w:val="en-US" w:eastAsia="ru-RU"/>
+              </w:rPr>
+              <w:t>,</w:t>
+            </w:r>
+            <w:r>
+              <w:rPr>
+                <w:rFonts w:ascii="Courier New" w:eastAsia="Times New Roman" w:hAnsi="Courier New" w:cs="Courier New"/>
+                <w:color w:val="000000"/>
+                <w:sz w:val="20"/>
+                <w:szCs w:val="20"/>
+                <w:lang w:val="en-US" w:eastAsia="ru-RU"/>
+              </w:rPr>
+              <w:t xml:space="preserve"> </w:t>
+            </w:r>
+            <w:proofErr w:type="spellStart"/>
+            <w:r>
+              <w:rPr>
+                <w:rFonts w:ascii="Courier New" w:eastAsia="Times New Roman" w:hAnsi="Courier New" w:cs="Courier New"/>
+                <w:color w:val="000000"/>
+                <w:sz w:val="20"/>
+                <w:szCs w:val="20"/>
+                <w:lang w:val="en-US" w:eastAsia="ru-RU"/>
+              </w:rPr>
+              <w:t>ip</w:t>
+            </w:r>
+            <w:proofErr w:type="spellEnd"/>
+            <w:r>
+              <w:rPr>
+                <w:rFonts w:ascii="Courier New" w:eastAsia="Times New Roman" w:hAnsi="Courier New" w:cs="Courier New"/>
+                <w:b/>
+                <w:bCs/>
+                <w:color w:val="000080"/>
+                <w:sz w:val="20"/>
+                <w:szCs w:val="20"/>
+                <w:lang w:val="en-US" w:eastAsia="ru-RU"/>
+              </w:rPr>
+              <w:t>,</w:t>
+            </w:r>
+            <w:r>
+              <w:rPr>
+                <w:rFonts w:ascii="Courier New" w:eastAsia="Times New Roman" w:hAnsi="Courier New" w:cs="Courier New"/>
+                <w:color w:val="000000"/>
+                <w:sz w:val="20"/>
+                <w:szCs w:val="20"/>
+                <w:lang w:val="en-US" w:eastAsia="ru-RU"/>
+              </w:rPr>
+              <w:t xml:space="preserve"> port</w:t>
+            </w:r>
+            <w:r>
+              <w:rPr>
+                <w:rFonts w:ascii="Courier New" w:eastAsia="Times New Roman" w:hAnsi="Courier New" w:cs="Courier New"/>
+                <w:b/>
+                <w:bCs/>
+                <w:color w:val="000080"/>
+                <w:sz w:val="20"/>
+                <w:szCs w:val="20"/>
+                <w:lang w:val="en-US" w:eastAsia="ru-RU"/>
+              </w:rPr>
+              <w:t>):</w:t>
+            </w:r>
+          </w:p>
+          <w:p>
+            <w:pPr>
+              <w:shd w:val="clear" w:color="auto" w:fill="FFFFFF"/>
+              <w:spacing w:line="240" w:lineRule="auto"/>
+              <w:ind w:firstLine="0"/>
+              <w:rPr>
+                <w:rFonts w:ascii="Courier New" w:eastAsia="Times New Roman" w:hAnsi="Courier New" w:cs="Courier New"/>
+                <w:color w:val="000000"/>
+                <w:sz w:val="20"/>
+                <w:szCs w:val="20"/>
+                <w:lang w:val="en-US" w:eastAsia="ru-RU"/>
+              </w:rPr>
+            </w:pPr>
+            <w:r>
+              <w:rPr>
+                <w:rFonts w:ascii="Courier New" w:eastAsia="Times New Roman" w:hAnsi="Courier New" w:cs="Courier New"/>
+                <w:color w:val="000000"/>
+                <w:sz w:val="20"/>
+                <w:szCs w:val="20"/>
+                <w:lang w:val="en-US" w:eastAsia="ru-RU"/>
+              </w:rPr>
+              <w:t xml:space="preserve">    port </w:t>
+            </w:r>
+            <w:r>
+              <w:rPr>
+                <w:rFonts w:ascii="Courier New" w:eastAsia="Times New Roman" w:hAnsi="Courier New" w:cs="Courier New"/>
+                <w:b/>
+                <w:bCs/>
+                <w:color w:val="000080"/>
+                <w:sz w:val="20"/>
+                <w:szCs w:val="20"/>
+                <w:lang w:val="en-US" w:eastAsia="ru-RU"/>
+              </w:rPr>
+              <w:t>=</w:t>
+            </w:r>
+            <w:r>
+              <w:rPr>
+                <w:rFonts w:ascii="Courier New" w:eastAsia="Times New Roman" w:hAnsi="Courier New" w:cs="Courier New"/>
+                <w:color w:val="000000"/>
+                <w:sz w:val="20"/>
+                <w:szCs w:val="20"/>
+                <w:lang w:val="en-US" w:eastAsia="ru-RU"/>
+              </w:rPr>
+              <w:t xml:space="preserve"> </w:t>
+            </w:r>
+            <w:r>
+              <w:rPr>
+                <w:rFonts w:ascii="Courier New" w:eastAsia="Times New Roman" w:hAnsi="Courier New" w:cs="Courier New"/>
+                <w:b/>
+                <w:bCs/>
+                <w:color w:val="880088"/>
+                <w:sz w:val="20"/>
+                <w:szCs w:val="20"/>
+                <w:lang w:val="en-US" w:eastAsia="ru-RU"/>
+              </w:rPr>
+              <w:t>int</w:t>
+            </w:r>
+            <w:r>
+              <w:rPr>
+                <w:rFonts w:ascii="Courier New" w:eastAsia="Times New Roman" w:hAnsi="Courier New" w:cs="Courier New"/>
+                <w:b/>
+                <w:bCs/>
+                <w:color w:val="000080"/>
+                <w:sz w:val="20"/>
+                <w:szCs w:val="20"/>
+                <w:lang w:val="en-US" w:eastAsia="ru-RU"/>
+              </w:rPr>
+              <w:t>(</w:t>
+            </w:r>
+            <w:r>
+              <w:rPr>
+                <w:rFonts w:ascii="Courier New" w:eastAsia="Times New Roman" w:hAnsi="Courier New" w:cs="Courier New"/>
+                <w:color w:val="000000"/>
+                <w:sz w:val="20"/>
+                <w:szCs w:val="20"/>
+                <w:lang w:val="en-US" w:eastAsia="ru-RU"/>
+              </w:rPr>
+              <w:t>port</w:t>
+            </w:r>
+            <w:r>
+              <w:rPr>
+                <w:rFonts w:ascii="Courier New" w:eastAsia="Times New Roman" w:hAnsi="Courier New" w:cs="Courier New"/>
+                <w:b/>
+                <w:bCs/>
+                <w:color w:val="000080"/>
+                <w:sz w:val="20"/>
+                <w:szCs w:val="20"/>
+                <w:lang w:val="en-US" w:eastAsia="ru-RU"/>
+              </w:rPr>
+              <w:t>)</w:t>
+            </w:r>
+          </w:p>
+          <w:p>
+            <w:pPr>
+              <w:shd w:val="clear" w:color="auto" w:fill="FFFFFF"/>
+              <w:spacing w:line="240" w:lineRule="auto"/>
+              <w:ind w:firstLine="0"/>
+              <w:rPr>
+                <w:rFonts w:ascii="Courier New" w:eastAsia="Times New Roman" w:hAnsi="Courier New" w:cs="Courier New"/>
+                <w:color w:val="000000"/>
+                <w:sz w:val="20"/>
+                <w:szCs w:val="20"/>
+                <w:lang w:val="en-US" w:eastAsia="ru-RU"/>
+              </w:rPr>
+            </w:pPr>
+          </w:p>
+          <w:p>
+            <w:pPr>
+              <w:shd w:val="clear" w:color="auto" w:fill="FFFFFF"/>
+              <w:spacing w:line="240" w:lineRule="auto"/>
+              <w:ind w:firstLine="0"/>
+              <w:rPr>
+                <w:rFonts w:ascii="Courier New" w:eastAsia="Times New Roman" w:hAnsi="Courier New" w:cs="Courier New"/>
+                <w:color w:val="000000"/>
+                <w:sz w:val="20"/>
+                <w:szCs w:val="20"/>
+                <w:lang w:val="en-US" w:eastAsia="ru-RU"/>
+              </w:rPr>
+            </w:pPr>
+            <w:r>
+              <w:rPr>
+                <w:rFonts w:ascii="Courier New" w:eastAsia="Times New Roman" w:hAnsi="Courier New" w:cs="Courier New"/>
+                <w:color w:val="000000"/>
+                <w:sz w:val="20"/>
+                <w:szCs w:val="20"/>
+                <w:lang w:val="en-US" w:eastAsia="ru-RU"/>
+              </w:rPr>
+              <w:t xml:space="preserve">    </w:t>
+            </w:r>
+            <w:proofErr w:type="spellStart"/>
+            <w:r>
+              <w:rPr>
+                <w:rFonts w:ascii="Courier New" w:eastAsia="Times New Roman" w:hAnsi="Courier New" w:cs="Courier New"/>
+                <w:color w:val="000000"/>
+                <w:sz w:val="20"/>
+                <w:szCs w:val="20"/>
+                <w:lang w:val="en-US" w:eastAsia="ru-RU"/>
+              </w:rPr>
+              <w:t>ssh</w:t>
+            </w:r>
+            <w:proofErr w:type="spellEnd"/>
+            <w:r>
+              <w:rPr>
+                <w:rFonts w:ascii="Courier New" w:eastAsia="Times New Roman" w:hAnsi="Courier New" w:cs="Courier New"/>
+                <w:color w:val="000000"/>
+                <w:sz w:val="20"/>
+                <w:szCs w:val="20"/>
+                <w:lang w:val="en-US" w:eastAsia="ru-RU"/>
+              </w:rPr>
+              <w:t xml:space="preserve"> </w:t>
+            </w:r>
+            <w:r>
+              <w:rPr>
+                <w:rFonts w:ascii="Courier New" w:eastAsia="Times New Roman" w:hAnsi="Courier New" w:cs="Courier New"/>
+                <w:b/>
+                <w:bCs/>
+                <w:color w:val="000080"/>
+                <w:sz w:val="20"/>
+                <w:szCs w:val="20"/>
+                <w:lang w:val="en-US" w:eastAsia="ru-RU"/>
+              </w:rPr>
+              <w:t>=</w:t>
+            </w:r>
+            <w:r>
+              <w:rPr>
+                <w:rFonts w:ascii="Courier New" w:eastAsia="Times New Roman" w:hAnsi="Courier New" w:cs="Courier New"/>
+                <w:color w:val="000000"/>
+                <w:sz w:val="20"/>
+                <w:szCs w:val="20"/>
+                <w:lang w:val="en-US" w:eastAsia="ru-RU"/>
+              </w:rPr>
+              <w:t xml:space="preserve"> </w:t>
+            </w:r>
+            <w:proofErr w:type="spellStart"/>
+            <w:r>
+              <w:rPr>
+                <w:rFonts w:ascii="Courier New" w:eastAsia="Times New Roman" w:hAnsi="Courier New" w:cs="Courier New"/>
+                <w:color w:val="000000"/>
+                <w:sz w:val="20"/>
+                <w:szCs w:val="20"/>
+                <w:lang w:val="en-US" w:eastAsia="ru-RU"/>
+              </w:rPr>
+              <w:t>paramiko</w:t>
+            </w:r>
+            <w:r>
+              <w:rPr>
+                <w:rFonts w:ascii="Courier New" w:eastAsia="Times New Roman" w:hAnsi="Courier New" w:cs="Courier New"/>
+                <w:b/>
+                <w:bCs/>
+                <w:color w:val="000080"/>
+                <w:sz w:val="20"/>
+                <w:szCs w:val="20"/>
+                <w:lang w:val="en-US" w:eastAsia="ru-RU"/>
+              </w:rPr>
+              <w:t>.</w:t>
+            </w:r>
+            <w:r>
+              <w:rPr>
+                <w:rFonts w:ascii="Courier New" w:eastAsia="Times New Roman" w:hAnsi="Courier New" w:cs="Courier New"/>
+                <w:i/>
+                <w:iCs/>
+                <w:color w:val="FF8000"/>
+                <w:sz w:val="20"/>
+                <w:szCs w:val="20"/>
+                <w:lang w:val="en-US" w:eastAsia="ru-RU"/>
+              </w:rPr>
+              <w:t>SSHClient</w:t>
+            </w:r>
+            <w:proofErr w:type="spellEnd"/>
+            <w:r>
+              <w:rPr>
+                <w:rFonts w:ascii="Courier New" w:eastAsia="Times New Roman" w:hAnsi="Courier New" w:cs="Courier New"/>
+                <w:b/>
+                <w:bCs/>
+                <w:color w:val="000080"/>
+                <w:sz w:val="20"/>
+                <w:szCs w:val="20"/>
+                <w:lang w:val="en-US" w:eastAsia="ru-RU"/>
+              </w:rPr>
+              <w:t>()</w:t>
+            </w:r>
+          </w:p>
+          <w:p>
+            <w:pPr>
+              <w:shd w:val="clear" w:color="auto" w:fill="FFFFFF"/>
+              <w:spacing w:line="240" w:lineRule="auto"/>
+              <w:ind w:firstLine="0"/>
+              <w:rPr>
+                <w:rFonts w:ascii="Courier New" w:eastAsia="Times New Roman" w:hAnsi="Courier New" w:cs="Courier New"/>
+                <w:color w:val="000000"/>
+                <w:sz w:val="20"/>
+                <w:szCs w:val="20"/>
+                <w:lang w:val="en-US" w:eastAsia="ru-RU"/>
+              </w:rPr>
+            </w:pPr>
+            <w:r>
+              <w:rPr>
+                <w:rFonts w:ascii="Courier New" w:eastAsia="Times New Roman" w:hAnsi="Courier New" w:cs="Courier New"/>
+                <w:color w:val="000000"/>
+                <w:sz w:val="20"/>
+                <w:szCs w:val="20"/>
+                <w:lang w:val="en-US" w:eastAsia="ru-RU"/>
+              </w:rPr>
+              <w:t xml:space="preserve">    </w:t>
+            </w:r>
+            <w:proofErr w:type="spellStart"/>
+            <w:r>
+              <w:rPr>
+                <w:rFonts w:ascii="Courier New" w:eastAsia="Times New Roman" w:hAnsi="Courier New" w:cs="Courier New"/>
+                <w:color w:val="000000"/>
+                <w:sz w:val="20"/>
+                <w:szCs w:val="20"/>
+                <w:lang w:val="en-US" w:eastAsia="ru-RU"/>
+              </w:rPr>
+              <w:t>ssh</w:t>
+            </w:r>
+            <w:r>
+              <w:rPr>
+                <w:rFonts w:ascii="Courier New" w:eastAsia="Times New Roman" w:hAnsi="Courier New" w:cs="Courier New"/>
+                <w:b/>
+                <w:bCs/>
+                <w:color w:val="000080"/>
+                <w:sz w:val="20"/>
+                <w:szCs w:val="20"/>
+                <w:lang w:val="en-US" w:eastAsia="ru-RU"/>
+              </w:rPr>
+              <w:t>.</w:t>
+            </w:r>
+            <w:r>
+              <w:rPr>
+                <w:rFonts w:ascii="Courier New" w:eastAsia="Times New Roman" w:hAnsi="Courier New" w:cs="Courier New"/>
+                <w:i/>
+                <w:iCs/>
+                <w:color w:val="FF8000"/>
+                <w:sz w:val="20"/>
+                <w:szCs w:val="20"/>
+                <w:lang w:val="en-US" w:eastAsia="ru-RU"/>
+              </w:rPr>
+              <w:t>set_missing_host_key_policy</w:t>
+            </w:r>
+            <w:proofErr w:type="spellEnd"/>
+            <w:r>
+              <w:rPr>
+                <w:rFonts w:ascii="Courier New" w:eastAsia="Times New Roman" w:hAnsi="Courier New" w:cs="Courier New"/>
+                <w:b/>
+                <w:bCs/>
+                <w:color w:val="000080"/>
+                <w:sz w:val="20"/>
+                <w:szCs w:val="20"/>
+                <w:lang w:val="en-US" w:eastAsia="ru-RU"/>
+              </w:rPr>
+              <w:t>(</w:t>
+            </w:r>
+            <w:proofErr w:type="spellStart"/>
+            <w:r>
+              <w:rPr>
+                <w:rFonts w:ascii="Courier New" w:eastAsia="Times New Roman" w:hAnsi="Courier New" w:cs="Courier New"/>
+                <w:color w:val="000000"/>
+                <w:sz w:val="20"/>
+                <w:szCs w:val="20"/>
+                <w:lang w:val="en-US" w:eastAsia="ru-RU"/>
+              </w:rPr>
+              <w:t>paramiko</w:t>
+            </w:r>
+            <w:r>
+              <w:rPr>
+                <w:rFonts w:ascii="Courier New" w:eastAsia="Times New Roman" w:hAnsi="Courier New" w:cs="Courier New"/>
+                <w:b/>
+                <w:bCs/>
+                <w:color w:val="000080"/>
+                <w:sz w:val="20"/>
+                <w:szCs w:val="20"/>
+                <w:lang w:val="en-US" w:eastAsia="ru-RU"/>
+              </w:rPr>
+              <w:t>.</w:t>
+            </w:r>
+            <w:r>
+              <w:rPr>
+                <w:rFonts w:ascii="Courier New" w:eastAsia="Times New Roman" w:hAnsi="Courier New" w:cs="Courier New"/>
+                <w:i/>
+                <w:iCs/>
+                <w:color w:val="FF8000"/>
+                <w:sz w:val="20"/>
+                <w:szCs w:val="20"/>
+                <w:lang w:val="en-US" w:eastAsia="ru-RU"/>
+              </w:rPr>
+              <w:t>AutoAddPolicy</w:t>
+            </w:r>
+            <w:proofErr w:type="spellEnd"/>
+            <w:r>
+              <w:rPr>
+                <w:rFonts w:ascii="Courier New" w:eastAsia="Times New Roman" w:hAnsi="Courier New" w:cs="Courier New"/>
+                <w:b/>
+                <w:bCs/>
+                <w:color w:val="000080"/>
+                <w:sz w:val="20"/>
+                <w:szCs w:val="20"/>
+                <w:lang w:val="en-US" w:eastAsia="ru-RU"/>
+              </w:rPr>
+              <w:t>())</w:t>
+            </w:r>
+          </w:p>
+          <w:p>
+            <w:pPr>
+              <w:shd w:val="clear" w:color="auto" w:fill="FFFFFF"/>
+              <w:spacing w:line="240" w:lineRule="auto"/>
+              <w:ind w:firstLine="0"/>
+              <w:rPr>
+                <w:rFonts w:ascii="Courier New" w:eastAsia="Times New Roman" w:hAnsi="Courier New" w:cs="Courier New"/>
+                <w:color w:val="000000"/>
+                <w:sz w:val="20"/>
+                <w:szCs w:val="20"/>
+                <w:lang w:val="en-US" w:eastAsia="ru-RU"/>
+              </w:rPr>
+            </w:pPr>
+            <w:r>
+              <w:rPr>
+                <w:rFonts w:ascii="Courier New" w:eastAsia="Times New Roman" w:hAnsi="Courier New" w:cs="Courier New"/>
+                <w:color w:val="000000"/>
+                <w:sz w:val="20"/>
+                <w:szCs w:val="20"/>
+                <w:lang w:val="en-US" w:eastAsia="ru-RU"/>
+              </w:rPr>
+              <w:lastRenderedPageBreak/>
+              <w:t xml:space="preserve">    </w:t>
+            </w:r>
+            <w:proofErr w:type="spellStart"/>
+            <w:r>
+              <w:rPr>
+                <w:rFonts w:ascii="Courier New" w:eastAsia="Times New Roman" w:hAnsi="Courier New" w:cs="Courier New"/>
+                <w:color w:val="000000"/>
+                <w:sz w:val="20"/>
+                <w:szCs w:val="20"/>
+                <w:lang w:val="en-US" w:eastAsia="ru-RU"/>
+              </w:rPr>
+              <w:t>ssh</w:t>
+            </w:r>
+            <w:r>
+              <w:rPr>
+                <w:rFonts w:ascii="Courier New" w:eastAsia="Times New Roman" w:hAnsi="Courier New" w:cs="Courier New"/>
+                <w:b/>
+                <w:bCs/>
+                <w:color w:val="000080"/>
+                <w:sz w:val="20"/>
+                <w:szCs w:val="20"/>
+                <w:lang w:val="en-US" w:eastAsia="ru-RU"/>
+              </w:rPr>
+              <w:t>.</w:t>
+            </w:r>
+            <w:r>
+              <w:rPr>
+                <w:rFonts w:ascii="Courier New" w:eastAsia="Times New Roman" w:hAnsi="Courier New" w:cs="Courier New"/>
+                <w:i/>
+                <w:iCs/>
+                <w:color w:val="FF8000"/>
+                <w:sz w:val="20"/>
+                <w:szCs w:val="20"/>
+                <w:lang w:val="en-US" w:eastAsia="ru-RU"/>
+              </w:rPr>
+              <w:t>connect</w:t>
+            </w:r>
+            <w:proofErr w:type="spellEnd"/>
+            <w:r>
+              <w:rPr>
+                <w:rFonts w:ascii="Courier New" w:eastAsia="Times New Roman" w:hAnsi="Courier New" w:cs="Courier New"/>
+                <w:b/>
+                <w:bCs/>
+                <w:color w:val="000080"/>
+                <w:sz w:val="20"/>
+                <w:szCs w:val="20"/>
+                <w:lang w:val="en-US" w:eastAsia="ru-RU"/>
+              </w:rPr>
+              <w:t>(</w:t>
+            </w:r>
+          </w:p>
+          <w:p>
+            <w:pPr>
+              <w:shd w:val="clear" w:color="auto" w:fill="FFFFFF"/>
+              <w:spacing w:line="240" w:lineRule="auto"/>
+              <w:ind w:firstLine="0"/>
+              <w:rPr>
+                <w:rFonts w:ascii="Courier New" w:eastAsia="Times New Roman" w:hAnsi="Courier New" w:cs="Courier New"/>
+                <w:color w:val="000000"/>
+                <w:sz w:val="20"/>
+                <w:szCs w:val="20"/>
+                <w:lang w:val="en-US" w:eastAsia="ru-RU"/>
+              </w:rPr>
+            </w:pPr>
+            <w:r>
+              <w:rPr>
+                <w:rFonts w:ascii="Courier New" w:eastAsia="Times New Roman" w:hAnsi="Courier New" w:cs="Courier New"/>
+                <w:color w:val="000000"/>
+                <w:sz w:val="20"/>
+                <w:szCs w:val="20"/>
+                <w:lang w:val="en-US" w:eastAsia="ru-RU"/>
+              </w:rPr>
+              <w:t xml:space="preserve">        hostname</w:t>
+            </w:r>
+            <w:r>
+              <w:rPr>
+                <w:rFonts w:ascii="Courier New" w:eastAsia="Times New Roman" w:hAnsi="Courier New" w:cs="Courier New"/>
+                <w:b/>
+                <w:bCs/>
+                <w:color w:val="000080"/>
+                <w:sz w:val="20"/>
+                <w:szCs w:val="20"/>
+                <w:lang w:val="en-US" w:eastAsia="ru-RU"/>
+              </w:rPr>
+              <w:t>=</w:t>
+            </w:r>
+            <w:proofErr w:type="spellStart"/>
+            <w:r>
+              <w:rPr>
+                <w:rFonts w:ascii="Courier New" w:eastAsia="Times New Roman" w:hAnsi="Courier New" w:cs="Courier New"/>
+                <w:color w:val="000000"/>
+                <w:sz w:val="20"/>
+                <w:szCs w:val="20"/>
+                <w:lang w:val="en-US" w:eastAsia="ru-RU"/>
+              </w:rPr>
+              <w:t>ip</w:t>
+            </w:r>
+            <w:proofErr w:type="spellEnd"/>
+            <w:r>
+              <w:rPr>
+                <w:rFonts w:ascii="Courier New" w:eastAsia="Times New Roman" w:hAnsi="Courier New" w:cs="Courier New"/>
+                <w:b/>
+                <w:bCs/>
+                <w:color w:val="000080"/>
+                <w:sz w:val="20"/>
+                <w:szCs w:val="20"/>
+                <w:lang w:val="en-US" w:eastAsia="ru-RU"/>
+              </w:rPr>
+              <w:t>,</w:t>
+            </w:r>
+          </w:p>
+          <w:p>
+            <w:pPr>
+              <w:shd w:val="clear" w:color="auto" w:fill="FFFFFF"/>
+              <w:spacing w:line="240" w:lineRule="auto"/>
+              <w:ind w:firstLine="0"/>
+              <w:rPr>
+                <w:rFonts w:ascii="Courier New" w:eastAsia="Times New Roman" w:hAnsi="Courier New" w:cs="Courier New"/>
+                <w:color w:val="000000"/>
+                <w:sz w:val="20"/>
+                <w:szCs w:val="20"/>
+                <w:lang w:val="en-US" w:eastAsia="ru-RU"/>
+              </w:rPr>
+            </w:pPr>
+            <w:r>
+              <w:rPr>
+                <w:rFonts w:ascii="Courier New" w:eastAsia="Times New Roman" w:hAnsi="Courier New" w:cs="Courier New"/>
+                <w:color w:val="000000"/>
+                <w:sz w:val="20"/>
+                <w:szCs w:val="20"/>
+                <w:lang w:val="en-US" w:eastAsia="ru-RU"/>
+              </w:rPr>
+              <w:t xml:space="preserve">        port</w:t>
+            </w:r>
+            <w:r>
+              <w:rPr>
+                <w:rFonts w:ascii="Courier New" w:eastAsia="Times New Roman" w:hAnsi="Courier New" w:cs="Courier New"/>
+                <w:b/>
+                <w:bCs/>
+                <w:color w:val="000080"/>
+                <w:sz w:val="20"/>
+                <w:szCs w:val="20"/>
+                <w:lang w:val="en-US" w:eastAsia="ru-RU"/>
+              </w:rPr>
+              <w:t>=</w:t>
+            </w:r>
+            <w:r>
+              <w:rPr>
+                <w:rFonts w:ascii="Courier New" w:eastAsia="Times New Roman" w:hAnsi="Courier New" w:cs="Courier New"/>
+                <w:color w:val="000000"/>
+                <w:sz w:val="20"/>
+                <w:szCs w:val="20"/>
+                <w:lang w:val="en-US" w:eastAsia="ru-RU"/>
+              </w:rPr>
+              <w:t>port</w:t>
+            </w:r>
+            <w:r>
+              <w:rPr>
+                <w:rFonts w:ascii="Courier New" w:eastAsia="Times New Roman" w:hAnsi="Courier New" w:cs="Courier New"/>
+                <w:b/>
+                <w:bCs/>
+                <w:color w:val="000080"/>
+                <w:sz w:val="20"/>
+                <w:szCs w:val="20"/>
+                <w:lang w:val="en-US" w:eastAsia="ru-RU"/>
+              </w:rPr>
+              <w:t>,</w:t>
+            </w:r>
+          </w:p>
+          <w:p>
+            <w:pPr>
+              <w:shd w:val="clear" w:color="auto" w:fill="FFFFFF"/>
+              <w:spacing w:line="240" w:lineRule="auto"/>
+              <w:ind w:firstLine="0"/>
+              <w:rPr>
+                <w:rFonts w:ascii="Courier New" w:eastAsia="Times New Roman" w:hAnsi="Courier New" w:cs="Courier New"/>
+                <w:color w:val="000000"/>
+                <w:sz w:val="20"/>
+                <w:szCs w:val="20"/>
+                <w:lang w:val="en-US" w:eastAsia="ru-RU"/>
+              </w:rPr>
+            </w:pPr>
+            <w:r>
+              <w:rPr>
+                <w:rFonts w:ascii="Courier New" w:eastAsia="Times New Roman" w:hAnsi="Courier New" w:cs="Courier New"/>
+                <w:color w:val="000000"/>
+                <w:sz w:val="20"/>
+                <w:szCs w:val="20"/>
+                <w:lang w:val="en-US" w:eastAsia="ru-RU"/>
+              </w:rPr>
+              <w:t xml:space="preserve">        username</w:t>
+            </w:r>
+            <w:r>
+              <w:rPr>
+                <w:rFonts w:ascii="Courier New" w:eastAsia="Times New Roman" w:hAnsi="Courier New" w:cs="Courier New"/>
+                <w:b/>
+                <w:bCs/>
+                <w:color w:val="000080"/>
+                <w:sz w:val="20"/>
+                <w:szCs w:val="20"/>
+                <w:lang w:val="en-US" w:eastAsia="ru-RU"/>
+              </w:rPr>
+              <w:t>=</w:t>
+            </w:r>
+            <w:r>
+              <w:rPr>
+                <w:rFonts w:ascii="Courier New" w:eastAsia="Times New Roman" w:hAnsi="Courier New" w:cs="Courier New"/>
+                <w:color w:val="000000"/>
+                <w:sz w:val="20"/>
+                <w:szCs w:val="20"/>
+                <w:lang w:val="en-US" w:eastAsia="ru-RU"/>
+              </w:rPr>
+              <w:t>login</w:t>
+            </w:r>
+            <w:r>
+              <w:rPr>
+                <w:rFonts w:ascii="Courier New" w:eastAsia="Times New Roman" w:hAnsi="Courier New" w:cs="Courier New"/>
+                <w:b/>
+                <w:bCs/>
+                <w:color w:val="000080"/>
+                <w:sz w:val="20"/>
+                <w:szCs w:val="20"/>
+                <w:lang w:val="en-US" w:eastAsia="ru-RU"/>
+              </w:rPr>
+              <w:t>,</w:t>
+            </w:r>
+          </w:p>
+          <w:p>
+            <w:pPr>
+              <w:shd w:val="clear" w:color="auto" w:fill="FFFFFF"/>
+              <w:spacing w:line="240" w:lineRule="auto"/>
+              <w:ind w:firstLine="0"/>
+              <w:rPr>
+                <w:rFonts w:ascii="Courier New" w:eastAsia="Times New Roman" w:hAnsi="Courier New" w:cs="Courier New"/>
+                <w:color w:val="000000"/>
+                <w:sz w:val="20"/>
+                <w:szCs w:val="20"/>
+                <w:lang w:val="en-US" w:eastAsia="ru-RU"/>
+              </w:rPr>
+            </w:pPr>
+            <w:r>
+              <w:rPr>
+                <w:rFonts w:ascii="Courier New" w:eastAsia="Times New Roman" w:hAnsi="Courier New" w:cs="Courier New"/>
+                <w:color w:val="000000"/>
+                <w:sz w:val="20"/>
+                <w:szCs w:val="20"/>
+                <w:lang w:val="en-US" w:eastAsia="ru-RU"/>
+              </w:rPr>
+              <w:t xml:space="preserve">        password</w:t>
+            </w:r>
+            <w:r>
+              <w:rPr>
+                <w:rFonts w:ascii="Courier New" w:eastAsia="Times New Roman" w:hAnsi="Courier New" w:cs="Courier New"/>
+                <w:b/>
+                <w:bCs/>
+                <w:color w:val="000080"/>
+                <w:sz w:val="20"/>
+                <w:szCs w:val="20"/>
+                <w:lang w:val="en-US" w:eastAsia="ru-RU"/>
+              </w:rPr>
+              <w:t>=</w:t>
+            </w:r>
+            <w:r>
+              <w:rPr>
+                <w:rFonts w:ascii="Courier New" w:eastAsia="Times New Roman" w:hAnsi="Courier New" w:cs="Courier New"/>
+                <w:color w:val="000000"/>
+                <w:sz w:val="20"/>
+                <w:szCs w:val="20"/>
+                <w:lang w:val="en-US" w:eastAsia="ru-RU"/>
+              </w:rPr>
+              <w:t>password</w:t>
+            </w:r>
+            <w:r>
+              <w:rPr>
+                <w:rFonts w:ascii="Courier New" w:eastAsia="Times New Roman" w:hAnsi="Courier New" w:cs="Courier New"/>
+                <w:b/>
+                <w:bCs/>
+                <w:color w:val="000080"/>
+                <w:sz w:val="20"/>
+                <w:szCs w:val="20"/>
+                <w:lang w:val="en-US" w:eastAsia="ru-RU"/>
+              </w:rPr>
+              <w:t>,</w:t>
+            </w:r>
+          </w:p>
+          <w:p>
+            <w:pPr>
+              <w:shd w:val="clear" w:color="auto" w:fill="FFFFFF"/>
+              <w:spacing w:line="240" w:lineRule="auto"/>
+              <w:ind w:firstLine="0"/>
+              <w:rPr>
+                <w:rFonts w:ascii="Courier New" w:eastAsia="Times New Roman" w:hAnsi="Courier New" w:cs="Courier New"/>
+                <w:color w:val="000000"/>
+                <w:sz w:val="20"/>
+                <w:szCs w:val="20"/>
+                <w:lang w:val="en-US" w:eastAsia="ru-RU"/>
+              </w:rPr>
+            </w:pPr>
+            <w:r>
+              <w:rPr>
+                <w:rFonts w:ascii="Courier New" w:eastAsia="Times New Roman" w:hAnsi="Courier New" w:cs="Courier New"/>
+                <w:color w:val="000000"/>
+                <w:sz w:val="20"/>
+                <w:szCs w:val="20"/>
+                <w:lang w:val="en-US" w:eastAsia="ru-RU"/>
+              </w:rPr>
+              <w:t xml:space="preserve">        </w:t>
+            </w:r>
+            <w:proofErr w:type="spellStart"/>
+            <w:r>
+              <w:rPr>
+                <w:rFonts w:ascii="Courier New" w:eastAsia="Times New Roman" w:hAnsi="Courier New" w:cs="Courier New"/>
+                <w:color w:val="000000"/>
+                <w:sz w:val="20"/>
+                <w:szCs w:val="20"/>
+                <w:lang w:val="en-US" w:eastAsia="ru-RU"/>
+              </w:rPr>
+              <w:t>look_for_keys</w:t>
+            </w:r>
+            <w:proofErr w:type="spellEnd"/>
+            <w:r>
+              <w:rPr>
+                <w:rFonts w:ascii="Courier New" w:eastAsia="Times New Roman" w:hAnsi="Courier New" w:cs="Courier New"/>
+                <w:b/>
+                <w:bCs/>
+                <w:color w:val="000080"/>
+                <w:sz w:val="20"/>
+                <w:szCs w:val="20"/>
+                <w:lang w:val="en-US" w:eastAsia="ru-RU"/>
+              </w:rPr>
+              <w:t>=</w:t>
+            </w:r>
+            <w:r>
+              <w:rPr>
+                <w:rFonts w:ascii="Courier New" w:eastAsia="Times New Roman" w:hAnsi="Courier New" w:cs="Courier New"/>
+                <w:b/>
+                <w:bCs/>
+                <w:color w:val="880088"/>
+                <w:sz w:val="20"/>
+                <w:szCs w:val="20"/>
+                <w:lang w:val="en-US" w:eastAsia="ru-RU"/>
+              </w:rPr>
+              <w:t>False</w:t>
+            </w:r>
+            <w:r>
+              <w:rPr>
+                <w:rFonts w:ascii="Courier New" w:eastAsia="Times New Roman" w:hAnsi="Courier New" w:cs="Courier New"/>
+                <w:b/>
+                <w:bCs/>
+                <w:color w:val="000080"/>
+                <w:sz w:val="20"/>
+                <w:szCs w:val="20"/>
+                <w:lang w:val="en-US" w:eastAsia="ru-RU"/>
+              </w:rPr>
+              <w:t>,</w:t>
+            </w:r>
+          </w:p>
+          <w:p>
+            <w:pPr>
+              <w:shd w:val="clear" w:color="auto" w:fill="FFFFFF"/>
+              <w:spacing w:line="240" w:lineRule="auto"/>
+              <w:ind w:firstLine="0"/>
+              <w:rPr>
+                <w:rFonts w:ascii="Courier New" w:eastAsia="Times New Roman" w:hAnsi="Courier New" w:cs="Courier New"/>
+                <w:color w:val="000000"/>
+                <w:sz w:val="20"/>
+                <w:szCs w:val="20"/>
+                <w:lang w:val="en-US" w:eastAsia="ru-RU"/>
+              </w:rPr>
+            </w:pPr>
+            <w:r>
+              <w:rPr>
+                <w:rFonts w:ascii="Courier New" w:eastAsia="Times New Roman" w:hAnsi="Courier New" w:cs="Courier New"/>
+                <w:color w:val="000000"/>
+                <w:sz w:val="20"/>
+                <w:szCs w:val="20"/>
+                <w:lang w:val="en-US" w:eastAsia="ru-RU"/>
+              </w:rPr>
+              <w:t xml:space="preserve">        </w:t>
+            </w:r>
+            <w:proofErr w:type="spellStart"/>
+            <w:r>
+              <w:rPr>
+                <w:rFonts w:ascii="Courier New" w:eastAsia="Times New Roman" w:hAnsi="Courier New" w:cs="Courier New"/>
+                <w:color w:val="000000"/>
+                <w:sz w:val="20"/>
+                <w:szCs w:val="20"/>
+                <w:lang w:val="en-US" w:eastAsia="ru-RU"/>
+              </w:rPr>
+              <w:t>allow_agent</w:t>
+            </w:r>
+            <w:proofErr w:type="spellEnd"/>
+            <w:r>
+              <w:rPr>
+                <w:rFonts w:ascii="Courier New" w:eastAsia="Times New Roman" w:hAnsi="Courier New" w:cs="Courier New"/>
+                <w:b/>
+                <w:bCs/>
+                <w:color w:val="000080"/>
+                <w:sz w:val="20"/>
+                <w:szCs w:val="20"/>
+                <w:lang w:val="en-US" w:eastAsia="ru-RU"/>
+              </w:rPr>
+              <w:t>=</w:t>
+            </w:r>
+            <w:r>
+              <w:rPr>
+                <w:rFonts w:ascii="Courier New" w:eastAsia="Times New Roman" w:hAnsi="Courier New" w:cs="Courier New"/>
+                <w:b/>
+                <w:bCs/>
+                <w:color w:val="880088"/>
+                <w:sz w:val="20"/>
+                <w:szCs w:val="20"/>
+                <w:lang w:val="en-US" w:eastAsia="ru-RU"/>
+              </w:rPr>
+              <w:t>False</w:t>
+            </w:r>
+            <w:r>
+              <w:rPr>
+                <w:rFonts w:ascii="Courier New" w:eastAsia="Times New Roman" w:hAnsi="Courier New" w:cs="Courier New"/>
+                <w:b/>
+                <w:bCs/>
+                <w:color w:val="000080"/>
+                <w:sz w:val="20"/>
+                <w:szCs w:val="20"/>
+                <w:lang w:val="en-US" w:eastAsia="ru-RU"/>
+              </w:rPr>
+              <w:t>,</w:t>
+            </w:r>
+          </w:p>
+          <w:p>
+            <w:pPr>
+              <w:shd w:val="clear" w:color="auto" w:fill="FFFFFF"/>
+              <w:spacing w:line="240" w:lineRule="auto"/>
+              <w:ind w:firstLine="0"/>
+              <w:rPr>
+                <w:rFonts w:ascii="Courier New" w:eastAsia="Times New Roman" w:hAnsi="Courier New" w:cs="Courier New"/>
+                <w:color w:val="000000"/>
+                <w:sz w:val="20"/>
+                <w:szCs w:val="20"/>
+                <w:lang w:val="en-US" w:eastAsia="ru-RU"/>
+              </w:rPr>
+            </w:pPr>
+            <w:r>
+              <w:rPr>
+                <w:rFonts w:ascii="Courier New" w:eastAsia="Times New Roman" w:hAnsi="Courier New" w:cs="Courier New"/>
+                <w:color w:val="000000"/>
+                <w:sz w:val="20"/>
+                <w:szCs w:val="20"/>
+                <w:lang w:val="en-US" w:eastAsia="ru-RU"/>
+              </w:rPr>
+              <w:t xml:space="preserve">    </w:t>
+            </w:r>
+            <w:r>
+              <w:rPr>
+                <w:rFonts w:ascii="Courier New" w:eastAsia="Times New Roman" w:hAnsi="Courier New" w:cs="Courier New"/>
+                <w:b/>
+                <w:bCs/>
+                <w:color w:val="000080"/>
+                <w:sz w:val="20"/>
+                <w:szCs w:val="20"/>
+                <w:lang w:val="en-US" w:eastAsia="ru-RU"/>
+              </w:rPr>
+              <w:t>)</w:t>
+            </w:r>
+          </w:p>
+          <w:p>
+            <w:pPr>
+              <w:shd w:val="clear" w:color="auto" w:fill="FFFFFF"/>
+              <w:spacing w:line="240" w:lineRule="auto"/>
+              <w:ind w:firstLine="0"/>
+              <w:rPr>
+                <w:rFonts w:ascii="Courier New" w:eastAsia="Times New Roman" w:hAnsi="Courier New" w:cs="Courier New"/>
+                <w:color w:val="000000"/>
+                <w:sz w:val="20"/>
+                <w:szCs w:val="20"/>
+                <w:lang w:val="en-US" w:eastAsia="ru-RU"/>
+              </w:rPr>
+            </w:pPr>
+          </w:p>
+          <w:p>
+            <w:pPr>
+              <w:shd w:val="clear" w:color="auto" w:fill="FFFFFF"/>
+              <w:spacing w:line="240" w:lineRule="auto"/>
+              <w:ind w:firstLine="0"/>
+              <w:rPr>
+                <w:rFonts w:ascii="Courier New" w:eastAsia="Times New Roman" w:hAnsi="Courier New" w:cs="Courier New"/>
+                <w:color w:val="000000"/>
+                <w:sz w:val="20"/>
+                <w:szCs w:val="20"/>
+                <w:lang w:val="en-US" w:eastAsia="ru-RU"/>
+              </w:rPr>
+            </w:pPr>
+            <w:r>
+              <w:rPr>
+                <w:rFonts w:ascii="Courier New" w:eastAsia="Times New Roman" w:hAnsi="Courier New" w:cs="Courier New"/>
+                <w:color w:val="000000"/>
+                <w:sz w:val="20"/>
+                <w:szCs w:val="20"/>
+                <w:lang w:val="en-US" w:eastAsia="ru-RU"/>
+              </w:rPr>
+              <w:t xml:space="preserve">    </w:t>
+            </w:r>
+            <w:r>
+              <w:rPr>
+                <w:rFonts w:ascii="Courier New" w:eastAsia="Times New Roman" w:hAnsi="Courier New" w:cs="Courier New"/>
+                <w:b/>
+                <w:bCs/>
+                <w:color w:val="0000FF"/>
+                <w:sz w:val="20"/>
+                <w:szCs w:val="20"/>
+                <w:lang w:val="en-US" w:eastAsia="ru-RU"/>
+              </w:rPr>
+              <w:t>try</w:t>
+            </w:r>
+            <w:r>
+              <w:rPr>
+                <w:rFonts w:ascii="Courier New" w:eastAsia="Times New Roman" w:hAnsi="Courier New" w:cs="Courier New"/>
+                <w:b/>
+                <w:bCs/>
+                <w:color w:val="000080"/>
+                <w:sz w:val="20"/>
+                <w:szCs w:val="20"/>
+                <w:lang w:val="en-US" w:eastAsia="ru-RU"/>
+              </w:rPr>
+              <w:t>:</w:t>
+            </w:r>
+          </w:p>
+          <w:p>
+            <w:pPr>
+              <w:shd w:val="clear" w:color="auto" w:fill="FFFFFF"/>
+              <w:spacing w:line="240" w:lineRule="auto"/>
+              <w:ind w:firstLine="0"/>
+              <w:rPr>
+                <w:rFonts w:ascii="Courier New" w:eastAsia="Times New Roman" w:hAnsi="Courier New" w:cs="Courier New"/>
+                <w:color w:val="000000"/>
+                <w:sz w:val="20"/>
+                <w:szCs w:val="20"/>
+                <w:lang w:val="en-US" w:eastAsia="ru-RU"/>
+              </w:rPr>
+            </w:pPr>
+            <w:r>
+              <w:rPr>
+                <w:rFonts w:ascii="Courier New" w:eastAsia="Times New Roman" w:hAnsi="Courier New" w:cs="Courier New"/>
+                <w:color w:val="000000"/>
+                <w:sz w:val="20"/>
+                <w:szCs w:val="20"/>
+                <w:lang w:val="en-US" w:eastAsia="ru-RU"/>
+              </w:rPr>
+              <w:t xml:space="preserve">        </w:t>
+            </w:r>
+            <w:proofErr w:type="spellStart"/>
+            <w:r>
+              <w:rPr>
+                <w:rFonts w:ascii="Courier New" w:eastAsia="Times New Roman" w:hAnsi="Courier New" w:cs="Courier New"/>
+                <w:color w:val="000000"/>
+                <w:sz w:val="20"/>
+                <w:szCs w:val="20"/>
+                <w:lang w:val="en-US" w:eastAsia="ru-RU"/>
+              </w:rPr>
+              <w:t>run_ssh</w:t>
+            </w:r>
+            <w:proofErr w:type="spellEnd"/>
+            <w:r>
+              <w:rPr>
+                <w:rFonts w:ascii="Courier New" w:eastAsia="Times New Roman" w:hAnsi="Courier New" w:cs="Courier New"/>
+                <w:b/>
+                <w:bCs/>
+                <w:color w:val="000080"/>
+                <w:sz w:val="20"/>
+                <w:szCs w:val="20"/>
+                <w:lang w:val="en-US" w:eastAsia="ru-RU"/>
+              </w:rPr>
+              <w:t>(</w:t>
+            </w:r>
+          </w:p>
+          <w:p>
+            <w:pPr>
+              <w:shd w:val="clear" w:color="auto" w:fill="FFFFFF"/>
+              <w:spacing w:line="240" w:lineRule="auto"/>
+              <w:ind w:firstLine="0"/>
+              <w:rPr>
+                <w:rFonts w:ascii="Courier New" w:eastAsia="Times New Roman" w:hAnsi="Courier New" w:cs="Courier New"/>
+                <w:color w:val="000000"/>
+                <w:sz w:val="20"/>
+                <w:szCs w:val="20"/>
+                <w:lang w:val="en-US" w:eastAsia="ru-RU"/>
+              </w:rPr>
+            </w:pPr>
+            <w:r>
+              <w:rPr>
+                <w:rFonts w:ascii="Courier New" w:eastAsia="Times New Roman" w:hAnsi="Courier New" w:cs="Courier New"/>
+                <w:color w:val="000000"/>
+                <w:sz w:val="20"/>
+                <w:szCs w:val="20"/>
+                <w:lang w:val="en-US" w:eastAsia="ru-RU"/>
+              </w:rPr>
+              <w:t xml:space="preserve">            </w:t>
+            </w:r>
+            <w:proofErr w:type="spellStart"/>
+            <w:r>
+              <w:rPr>
+                <w:rFonts w:ascii="Courier New" w:eastAsia="Times New Roman" w:hAnsi="Courier New" w:cs="Courier New"/>
+                <w:color w:val="000000"/>
+                <w:sz w:val="20"/>
+                <w:szCs w:val="20"/>
+                <w:lang w:val="en-US" w:eastAsia="ru-RU"/>
+              </w:rPr>
+              <w:t>ssh</w:t>
+            </w:r>
+            <w:proofErr w:type="spellEnd"/>
+            <w:r>
+              <w:rPr>
+                <w:rFonts w:ascii="Courier New" w:eastAsia="Times New Roman" w:hAnsi="Courier New" w:cs="Courier New"/>
+                <w:b/>
+                <w:bCs/>
+                <w:color w:val="000080"/>
+                <w:sz w:val="20"/>
+                <w:szCs w:val="20"/>
+                <w:lang w:val="en-US" w:eastAsia="ru-RU"/>
+              </w:rPr>
+              <w:t>,</w:t>
+            </w:r>
+          </w:p>
+          <w:p>
+            <w:pPr>
+              <w:shd w:val="clear" w:color="auto" w:fill="FFFFFF"/>
+              <w:spacing w:line="240" w:lineRule="auto"/>
+              <w:ind w:firstLine="0"/>
+              <w:rPr>
+                <w:rFonts w:ascii="Courier New" w:eastAsia="Times New Roman" w:hAnsi="Courier New" w:cs="Courier New"/>
+                <w:color w:val="000000"/>
+                <w:sz w:val="20"/>
+                <w:szCs w:val="20"/>
+                <w:lang w:val="en-US" w:eastAsia="ru-RU"/>
+              </w:rPr>
+            </w:pPr>
+            <w:r>
+              <w:rPr>
+                <w:rFonts w:ascii="Courier New" w:eastAsia="Times New Roman" w:hAnsi="Courier New" w:cs="Courier New"/>
+                <w:color w:val="000000"/>
+                <w:sz w:val="20"/>
+                <w:szCs w:val="20"/>
+                <w:lang w:val="en-US" w:eastAsia="ru-RU"/>
+              </w:rPr>
+              <w:t xml:space="preserve">            password</w:t>
+            </w:r>
+            <w:r>
+              <w:rPr>
+                <w:rFonts w:ascii="Courier New" w:eastAsia="Times New Roman" w:hAnsi="Courier New" w:cs="Courier New"/>
+                <w:b/>
+                <w:bCs/>
+                <w:color w:val="000080"/>
+                <w:sz w:val="20"/>
+                <w:szCs w:val="20"/>
+                <w:lang w:val="en-US" w:eastAsia="ru-RU"/>
+              </w:rPr>
+              <w:t>,</w:t>
+            </w:r>
+          </w:p>
+          <w:p>
+            <w:pPr>
+              <w:shd w:val="clear" w:color="auto" w:fill="FFFFFF"/>
+              <w:spacing w:line="240" w:lineRule="auto"/>
+              <w:ind w:firstLine="0"/>
+              <w:rPr>
+                <w:rFonts w:ascii="Courier New" w:eastAsia="Times New Roman" w:hAnsi="Courier New" w:cs="Courier New"/>
+                <w:color w:val="000000"/>
+                <w:sz w:val="20"/>
+                <w:szCs w:val="20"/>
+                <w:lang w:val="en-US" w:eastAsia="ru-RU"/>
+              </w:rPr>
+            </w:pPr>
+            <w:r>
+              <w:rPr>
+                <w:rFonts w:ascii="Courier New" w:eastAsia="Times New Roman" w:hAnsi="Courier New" w:cs="Courier New"/>
+                <w:color w:val="000000"/>
+                <w:sz w:val="20"/>
+                <w:szCs w:val="20"/>
+                <w:lang w:val="en-US" w:eastAsia="ru-RU"/>
+              </w:rPr>
+              <w:t xml:space="preserve">            </w:t>
+            </w:r>
+            <w:r>
+              <w:rPr>
+                <w:rFonts w:ascii="Courier New" w:eastAsia="Times New Roman" w:hAnsi="Courier New" w:cs="Courier New"/>
+                <w:color w:val="808080"/>
+                <w:sz w:val="20"/>
+                <w:szCs w:val="20"/>
+                <w:lang w:val="en-US" w:eastAsia="ru-RU"/>
+              </w:rPr>
+              <w:t xml:space="preserve">"apt-get update &amp;&amp; apt-get install -y --reinstall </w:t>
+            </w:r>
+            <w:proofErr w:type="spellStart"/>
+            <w:r>
+              <w:rPr>
+                <w:rFonts w:ascii="Courier New" w:eastAsia="Times New Roman" w:hAnsi="Courier New" w:cs="Courier New"/>
+                <w:color w:val="808080"/>
+                <w:sz w:val="20"/>
+                <w:szCs w:val="20"/>
+                <w:lang w:val="en-US" w:eastAsia="ru-RU"/>
+              </w:rPr>
+              <w:t>openscap</w:t>
+            </w:r>
+            <w:proofErr w:type="spellEnd"/>
+            <w:r>
+              <w:rPr>
+                <w:rFonts w:ascii="Courier New" w:eastAsia="Times New Roman" w:hAnsi="Courier New" w:cs="Courier New"/>
+                <w:color w:val="808080"/>
+                <w:sz w:val="20"/>
+                <w:szCs w:val="20"/>
+                <w:lang w:val="en-US" w:eastAsia="ru-RU"/>
+              </w:rPr>
+              <w:t xml:space="preserve">-scanner </w:t>
+            </w:r>
+            <w:proofErr w:type="spellStart"/>
+            <w:r>
+              <w:rPr>
+                <w:rFonts w:ascii="Courier New" w:eastAsia="Times New Roman" w:hAnsi="Courier New" w:cs="Courier New"/>
+                <w:color w:val="808080"/>
+                <w:sz w:val="20"/>
+                <w:szCs w:val="20"/>
+                <w:lang w:val="en-US" w:eastAsia="ru-RU"/>
+              </w:rPr>
+              <w:t>ssg-debian</w:t>
+            </w:r>
+            <w:proofErr w:type="spellEnd"/>
+            <w:r>
+              <w:rPr>
+                <w:rFonts w:ascii="Courier New" w:eastAsia="Times New Roman" w:hAnsi="Courier New" w:cs="Courier New"/>
+                <w:color w:val="808080"/>
+                <w:sz w:val="20"/>
+                <w:szCs w:val="20"/>
+                <w:lang w:val="en-US" w:eastAsia="ru-RU"/>
+              </w:rPr>
+              <w:t>"</w:t>
+            </w:r>
+            <w:r>
+              <w:rPr>
+                <w:rFonts w:ascii="Courier New" w:eastAsia="Times New Roman" w:hAnsi="Courier New" w:cs="Courier New"/>
+                <w:b/>
+                <w:bCs/>
+                <w:color w:val="000080"/>
+                <w:sz w:val="20"/>
+                <w:szCs w:val="20"/>
+                <w:lang w:val="en-US" w:eastAsia="ru-RU"/>
+              </w:rPr>
+              <w:t>,</w:t>
+            </w:r>
+          </w:p>
+          <w:p>
+            <w:pPr>
+              <w:shd w:val="clear" w:color="auto" w:fill="FFFFFF"/>
+              <w:spacing w:line="240" w:lineRule="auto"/>
+              <w:ind w:firstLine="0"/>
+              <w:rPr>
+                <w:rFonts w:ascii="Courier New" w:eastAsia="Times New Roman" w:hAnsi="Courier New" w:cs="Courier New"/>
+                <w:color w:val="000000"/>
+                <w:sz w:val="20"/>
+                <w:szCs w:val="20"/>
+                <w:lang w:val="en-US" w:eastAsia="ru-RU"/>
+              </w:rPr>
+            </w:pPr>
+            <w:r>
+              <w:rPr>
+                <w:rFonts w:ascii="Courier New" w:eastAsia="Times New Roman" w:hAnsi="Courier New" w:cs="Courier New"/>
+                <w:color w:val="000000"/>
+                <w:sz w:val="20"/>
+                <w:szCs w:val="20"/>
+                <w:lang w:val="en-US" w:eastAsia="ru-RU"/>
+              </w:rPr>
+              <w:t xml:space="preserve">            </w:t>
+            </w:r>
+            <w:proofErr w:type="spellStart"/>
+            <w:r>
+              <w:rPr>
+                <w:rFonts w:ascii="Courier New" w:eastAsia="Times New Roman" w:hAnsi="Courier New" w:cs="Courier New"/>
+                <w:color w:val="000000"/>
+                <w:sz w:val="20"/>
+                <w:szCs w:val="20"/>
+                <w:lang w:val="en-US" w:eastAsia="ru-RU"/>
+              </w:rPr>
+              <w:t>use_sudo</w:t>
+            </w:r>
+            <w:proofErr w:type="spellEnd"/>
+            <w:r>
+              <w:rPr>
+                <w:rFonts w:ascii="Courier New" w:eastAsia="Times New Roman" w:hAnsi="Courier New" w:cs="Courier New"/>
+                <w:b/>
+                <w:bCs/>
+                <w:color w:val="000080"/>
+                <w:sz w:val="20"/>
+                <w:szCs w:val="20"/>
+                <w:lang w:val="en-US" w:eastAsia="ru-RU"/>
+              </w:rPr>
+              <w:t>=</w:t>
+            </w:r>
+            <w:r>
+              <w:rPr>
+                <w:rFonts w:ascii="Courier New" w:eastAsia="Times New Roman" w:hAnsi="Courier New" w:cs="Courier New"/>
+                <w:b/>
+                <w:bCs/>
+                <w:color w:val="880088"/>
+                <w:sz w:val="20"/>
+                <w:szCs w:val="20"/>
+                <w:lang w:val="en-US" w:eastAsia="ru-RU"/>
+              </w:rPr>
+              <w:t>True</w:t>
+            </w:r>
+            <w:r>
+              <w:rPr>
+                <w:rFonts w:ascii="Courier New" w:eastAsia="Times New Roman" w:hAnsi="Courier New" w:cs="Courier New"/>
+                <w:b/>
+                <w:bCs/>
+                <w:color w:val="000080"/>
+                <w:sz w:val="20"/>
+                <w:szCs w:val="20"/>
+                <w:lang w:val="en-US" w:eastAsia="ru-RU"/>
+              </w:rPr>
+              <w:t>,</w:t>
+            </w:r>
+          </w:p>
+          <w:p>
+            <w:pPr>
+              <w:shd w:val="clear" w:color="auto" w:fill="FFFFFF"/>
+              <w:spacing w:line="240" w:lineRule="auto"/>
+              <w:ind w:firstLine="0"/>
+              <w:rPr>
+                <w:rFonts w:ascii="Courier New" w:eastAsia="Times New Roman" w:hAnsi="Courier New" w:cs="Courier New"/>
+                <w:color w:val="000000"/>
+                <w:sz w:val="20"/>
+                <w:szCs w:val="20"/>
+                <w:lang w:val="en-US" w:eastAsia="ru-RU"/>
+              </w:rPr>
+            </w:pPr>
+            <w:r>
+              <w:rPr>
+                <w:rFonts w:ascii="Courier New" w:eastAsia="Times New Roman" w:hAnsi="Courier New" w:cs="Courier New"/>
+                <w:color w:val="000000"/>
+                <w:sz w:val="20"/>
+                <w:szCs w:val="20"/>
+                <w:lang w:val="en-US" w:eastAsia="ru-RU"/>
+              </w:rPr>
+              <w:t xml:space="preserve">        </w:t>
+            </w:r>
+            <w:r>
+              <w:rPr>
+                <w:rFonts w:ascii="Courier New" w:eastAsia="Times New Roman" w:hAnsi="Courier New" w:cs="Courier New"/>
+                <w:b/>
+                <w:bCs/>
+                <w:color w:val="000080"/>
+                <w:sz w:val="20"/>
+                <w:szCs w:val="20"/>
+                <w:lang w:val="en-US" w:eastAsia="ru-RU"/>
+              </w:rPr>
+              <w:t>)</w:t>
+            </w:r>
+          </w:p>
+          <w:p>
+            <w:pPr>
+              <w:shd w:val="clear" w:color="auto" w:fill="FFFFFF"/>
+              <w:spacing w:line="240" w:lineRule="auto"/>
+              <w:ind w:firstLine="0"/>
+              <w:rPr>
+                <w:rFonts w:ascii="Courier New" w:eastAsia="Times New Roman" w:hAnsi="Courier New" w:cs="Courier New"/>
+                <w:color w:val="000000"/>
+                <w:sz w:val="20"/>
+                <w:szCs w:val="20"/>
+                <w:lang w:val="en-US" w:eastAsia="ru-RU"/>
+              </w:rPr>
+            </w:pPr>
+          </w:p>
+          <w:p>
+            <w:pPr>
+              <w:shd w:val="clear" w:color="auto" w:fill="FFFFFF"/>
+              <w:spacing w:line="240" w:lineRule="auto"/>
+              <w:ind w:firstLine="0"/>
+              <w:rPr>
+                <w:rFonts w:ascii="Courier New" w:eastAsia="Times New Roman" w:hAnsi="Courier New" w:cs="Courier New"/>
+                <w:color w:val="000000"/>
+                <w:sz w:val="20"/>
+                <w:szCs w:val="20"/>
+                <w:lang w:val="en-US" w:eastAsia="ru-RU"/>
+              </w:rPr>
+            </w:pPr>
+            <w:r>
+              <w:rPr>
+                <w:rFonts w:ascii="Courier New" w:eastAsia="Times New Roman" w:hAnsi="Courier New" w:cs="Courier New"/>
+                <w:color w:val="000000"/>
+                <w:sz w:val="20"/>
+                <w:szCs w:val="20"/>
+                <w:lang w:val="en-US" w:eastAsia="ru-RU"/>
+              </w:rPr>
+              <w:t xml:space="preserve">        </w:t>
+            </w:r>
+            <w:proofErr w:type="spellStart"/>
+            <w:r>
+              <w:rPr>
+                <w:rFonts w:ascii="Courier New" w:eastAsia="Times New Roman" w:hAnsi="Courier New" w:cs="Courier New"/>
+                <w:color w:val="000000"/>
+                <w:sz w:val="20"/>
+                <w:szCs w:val="20"/>
+                <w:lang w:val="en-US" w:eastAsia="ru-RU"/>
+              </w:rPr>
+              <w:t>run_ssh</w:t>
+            </w:r>
+            <w:proofErr w:type="spellEnd"/>
+            <w:r>
+              <w:rPr>
+                <w:rFonts w:ascii="Courier New" w:eastAsia="Times New Roman" w:hAnsi="Courier New" w:cs="Courier New"/>
+                <w:b/>
+                <w:bCs/>
+                <w:color w:val="000080"/>
+                <w:sz w:val="20"/>
+                <w:szCs w:val="20"/>
+                <w:lang w:val="en-US" w:eastAsia="ru-RU"/>
+              </w:rPr>
+              <w:t>(</w:t>
+            </w:r>
+          </w:p>
+          <w:p>
+            <w:pPr>
+              <w:shd w:val="clear" w:color="auto" w:fill="FFFFFF"/>
+              <w:spacing w:line="240" w:lineRule="auto"/>
+              <w:ind w:firstLine="0"/>
+              <w:rPr>
+                <w:rFonts w:ascii="Courier New" w:eastAsia="Times New Roman" w:hAnsi="Courier New" w:cs="Courier New"/>
+                <w:color w:val="000000"/>
+                <w:sz w:val="20"/>
+                <w:szCs w:val="20"/>
+                <w:lang w:val="en-US" w:eastAsia="ru-RU"/>
+              </w:rPr>
+            </w:pPr>
+            <w:r>
+              <w:rPr>
+                <w:rFonts w:ascii="Courier New" w:eastAsia="Times New Roman" w:hAnsi="Courier New" w:cs="Courier New"/>
+                <w:color w:val="000000"/>
+                <w:sz w:val="20"/>
+                <w:szCs w:val="20"/>
+                <w:lang w:val="en-US" w:eastAsia="ru-RU"/>
+              </w:rPr>
+              <w:t xml:space="preserve">            </w:t>
+            </w:r>
+            <w:proofErr w:type="spellStart"/>
+            <w:r>
+              <w:rPr>
+                <w:rFonts w:ascii="Courier New" w:eastAsia="Times New Roman" w:hAnsi="Courier New" w:cs="Courier New"/>
+                <w:color w:val="000000"/>
+                <w:sz w:val="20"/>
+                <w:szCs w:val="20"/>
+                <w:lang w:val="en-US" w:eastAsia="ru-RU"/>
+              </w:rPr>
+              <w:t>ssh</w:t>
+            </w:r>
+            <w:proofErr w:type="spellEnd"/>
+            <w:r>
+              <w:rPr>
+                <w:rFonts w:ascii="Courier New" w:eastAsia="Times New Roman" w:hAnsi="Courier New" w:cs="Courier New"/>
+                <w:b/>
+                <w:bCs/>
+                <w:color w:val="000080"/>
+                <w:sz w:val="20"/>
+                <w:szCs w:val="20"/>
+                <w:lang w:val="en-US" w:eastAsia="ru-RU"/>
+              </w:rPr>
+              <w:t>,</w:t>
+            </w:r>
+          </w:p>
+          <w:p>
+            <w:pPr>
+              <w:shd w:val="clear" w:color="auto" w:fill="FFFFFF"/>
+              <w:spacing w:line="240" w:lineRule="auto"/>
+              <w:ind w:firstLine="0"/>
+              <w:rPr>
+                <w:rFonts w:ascii="Courier New" w:eastAsia="Times New Roman" w:hAnsi="Courier New" w:cs="Courier New"/>
+                <w:color w:val="000000"/>
+                <w:sz w:val="20"/>
+                <w:szCs w:val="20"/>
+                <w:lang w:val="en-US" w:eastAsia="ru-RU"/>
+              </w:rPr>
+            </w:pPr>
+            <w:r>
+              <w:rPr>
+                <w:rFonts w:ascii="Courier New" w:eastAsia="Times New Roman" w:hAnsi="Courier New" w:cs="Courier New"/>
+                <w:color w:val="000000"/>
+                <w:sz w:val="20"/>
+                <w:szCs w:val="20"/>
+                <w:lang w:val="en-US" w:eastAsia="ru-RU"/>
+              </w:rPr>
+              <w:t xml:space="preserve">            password</w:t>
+            </w:r>
+            <w:r>
+              <w:rPr>
+                <w:rFonts w:ascii="Courier New" w:eastAsia="Times New Roman" w:hAnsi="Courier New" w:cs="Courier New"/>
+                <w:b/>
+                <w:bCs/>
+                <w:color w:val="000080"/>
+                <w:sz w:val="20"/>
+                <w:szCs w:val="20"/>
+                <w:lang w:val="en-US" w:eastAsia="ru-RU"/>
+              </w:rPr>
+              <w:t>,</w:t>
+            </w:r>
+          </w:p>
+          <w:p>
+            <w:pPr>
+              <w:shd w:val="clear" w:color="auto" w:fill="FFFFFF"/>
+              <w:spacing w:line="240" w:lineRule="auto"/>
+              <w:ind w:firstLine="0"/>
+              <w:rPr>
+                <w:rFonts w:ascii="Courier New" w:eastAsia="Times New Roman" w:hAnsi="Courier New" w:cs="Courier New"/>
+                <w:color w:val="000000"/>
+                <w:sz w:val="20"/>
+                <w:szCs w:val="20"/>
+                <w:lang w:val="en-US" w:eastAsia="ru-RU"/>
+              </w:rPr>
+            </w:pPr>
+            <w:r>
+              <w:rPr>
+                <w:rFonts w:ascii="Courier New" w:eastAsia="Times New Roman" w:hAnsi="Courier New" w:cs="Courier New"/>
+                <w:color w:val="000000"/>
+                <w:sz w:val="20"/>
+                <w:szCs w:val="20"/>
+                <w:lang w:val="en-US" w:eastAsia="ru-RU"/>
+              </w:rPr>
+              <w:t xml:space="preserve">            </w:t>
+            </w:r>
+            <w:r>
+              <w:rPr>
+                <w:rFonts w:ascii="Courier New" w:eastAsia="Times New Roman" w:hAnsi="Courier New" w:cs="Courier New"/>
+                <w:color w:val="FF8000"/>
+                <w:sz w:val="20"/>
+                <w:szCs w:val="20"/>
+                <w:lang w:val="en-US" w:eastAsia="ru-RU"/>
+              </w:rPr>
+              <w:t xml:space="preserve">"""python3 -c "from </w:t>
+            </w:r>
+            <w:proofErr w:type="spellStart"/>
+            <w:r>
+              <w:rPr>
+                <w:rFonts w:ascii="Courier New" w:eastAsia="Times New Roman" w:hAnsi="Courier New" w:cs="Courier New"/>
+                <w:color w:val="FF8000"/>
+                <w:sz w:val="20"/>
+                <w:szCs w:val="20"/>
+                <w:lang w:val="en-US" w:eastAsia="ru-RU"/>
+              </w:rPr>
+              <w:t>pathlib</w:t>
+            </w:r>
+            <w:proofErr w:type="spellEnd"/>
+            <w:r>
+              <w:rPr>
+                <w:rFonts w:ascii="Courier New" w:eastAsia="Times New Roman" w:hAnsi="Courier New" w:cs="Courier New"/>
+                <w:color w:val="FF8000"/>
+                <w:sz w:val="20"/>
+                <w:szCs w:val="20"/>
+                <w:lang w:val="en-US" w:eastAsia="ru-RU"/>
+              </w:rPr>
+              <w:t xml:space="preserve"> import Path; import re; p=Path('/</w:t>
+            </w:r>
+            <w:proofErr w:type="spellStart"/>
+            <w:r>
+              <w:rPr>
+                <w:rFonts w:ascii="Courier New" w:eastAsia="Times New Roman" w:hAnsi="Courier New" w:cs="Courier New"/>
+                <w:color w:val="FF8000"/>
+                <w:sz w:val="20"/>
+                <w:szCs w:val="20"/>
+                <w:lang w:val="en-US" w:eastAsia="ru-RU"/>
+              </w:rPr>
+              <w:t>usr</w:t>
+            </w:r>
+            <w:proofErr w:type="spellEnd"/>
+            <w:r>
+              <w:rPr>
+                <w:rFonts w:ascii="Courier New" w:eastAsia="Times New Roman" w:hAnsi="Courier New" w:cs="Courier New"/>
+                <w:color w:val="FF8000"/>
+                <w:sz w:val="20"/>
+                <w:szCs w:val="20"/>
+                <w:lang w:val="en-US" w:eastAsia="ru-RU"/>
+              </w:rPr>
+              <w:t>/share/xml/</w:t>
+            </w:r>
+            <w:proofErr w:type="spellStart"/>
+            <w:r>
+              <w:rPr>
+                <w:rFonts w:ascii="Courier New" w:eastAsia="Times New Roman" w:hAnsi="Courier New" w:cs="Courier New"/>
+                <w:color w:val="FF8000"/>
+                <w:sz w:val="20"/>
+                <w:szCs w:val="20"/>
+                <w:lang w:val="en-US" w:eastAsia="ru-RU"/>
+              </w:rPr>
+              <w:t>scap</w:t>
+            </w:r>
+            <w:proofErr w:type="spellEnd"/>
+            <w:r>
+              <w:rPr>
+                <w:rFonts w:ascii="Courier New" w:eastAsia="Times New Roman" w:hAnsi="Courier New" w:cs="Courier New"/>
+                <w:color w:val="FF8000"/>
+                <w:sz w:val="20"/>
+                <w:szCs w:val="20"/>
+                <w:lang w:val="en-US" w:eastAsia="ru-RU"/>
+              </w:rPr>
+              <w:t>/</w:t>
+            </w:r>
+            <w:proofErr w:type="spellStart"/>
+            <w:r>
+              <w:rPr>
+                <w:rFonts w:ascii="Courier New" w:eastAsia="Times New Roman" w:hAnsi="Courier New" w:cs="Courier New"/>
+                <w:color w:val="FF8000"/>
+                <w:sz w:val="20"/>
+                <w:szCs w:val="20"/>
+                <w:lang w:val="en-US" w:eastAsia="ru-RU"/>
+              </w:rPr>
+              <w:t>ssg</w:t>
+            </w:r>
+            <w:proofErr w:type="spellEnd"/>
+            <w:r>
+              <w:rPr>
+                <w:rFonts w:ascii="Courier New" w:eastAsia="Times New Roman" w:hAnsi="Courier New" w:cs="Courier New"/>
+                <w:color w:val="FF8000"/>
+                <w:sz w:val="20"/>
+                <w:szCs w:val="20"/>
+                <w:lang w:val="en-US" w:eastAsia="ru-RU"/>
+              </w:rPr>
+              <w:t>/content/ssg-debian13-ds.xml'); t=</w:t>
+            </w:r>
+            <w:proofErr w:type="spellStart"/>
+            <w:r>
+              <w:rPr>
+                <w:rFonts w:ascii="Courier New" w:eastAsia="Times New Roman" w:hAnsi="Courier New" w:cs="Courier New"/>
+                <w:color w:val="FF8000"/>
+                <w:sz w:val="20"/>
+                <w:szCs w:val="20"/>
+                <w:lang w:val="en-US" w:eastAsia="ru-RU"/>
+              </w:rPr>
+              <w:t>p.read_text</w:t>
+            </w:r>
+            <w:proofErr w:type="spellEnd"/>
+            <w:r>
+              <w:rPr>
+                <w:rFonts w:ascii="Courier New" w:eastAsia="Times New Roman" w:hAnsi="Courier New" w:cs="Courier New"/>
+                <w:color w:val="FF8000"/>
+                <w:sz w:val="20"/>
+                <w:szCs w:val="20"/>
+                <w:lang w:val="en-US" w:eastAsia="ru-RU"/>
+              </w:rPr>
+              <w:t>(encoding='utf-8'); n=</w:t>
+            </w:r>
+            <w:proofErr w:type="spellStart"/>
+            <w:r>
+              <w:rPr>
+                <w:rFonts w:ascii="Courier New" w:eastAsia="Times New Roman" w:hAnsi="Courier New" w:cs="Courier New"/>
+                <w:color w:val="FF8000"/>
+                <w:sz w:val="20"/>
+                <w:szCs w:val="20"/>
+                <w:lang w:val="en-US" w:eastAsia="ru-RU"/>
+              </w:rPr>
+              <w:t>re.sub</w:t>
+            </w:r>
+            <w:proofErr w:type="spellEnd"/>
+            <w:r>
+              <w:rPr>
+                <w:rFonts w:ascii="Courier New" w:eastAsia="Times New Roman" w:hAnsi="Courier New" w:cs="Courier New"/>
+                <w:color w:val="FF8000"/>
+                <w:sz w:val="20"/>
+                <w:szCs w:val="20"/>
+                <w:lang w:val="en-US" w:eastAsia="ru-RU"/>
+              </w:rPr>
+              <w:t>(r'^\\s*&lt;</w:t>
+            </w:r>
+            <w:proofErr w:type="spellStart"/>
+            <w:r>
+              <w:rPr>
+                <w:rFonts w:ascii="Courier New" w:eastAsia="Times New Roman" w:hAnsi="Courier New" w:cs="Courier New"/>
+                <w:color w:val="FF8000"/>
+                <w:sz w:val="20"/>
+                <w:szCs w:val="20"/>
+                <w:lang w:val="en-US" w:eastAsia="ru-RU"/>
+              </w:rPr>
+              <w:t>oval-def:criterion</w:t>
+            </w:r>
+            <w:proofErr w:type="spellEnd"/>
+            <w:r>
+              <w:rPr>
+                <w:rFonts w:ascii="Courier New" w:eastAsia="Times New Roman" w:hAnsi="Courier New" w:cs="Courier New"/>
+                <w:color w:val="FF8000"/>
+                <w:sz w:val="20"/>
+                <w:szCs w:val="20"/>
+                <w:lang w:val="en-US" w:eastAsia="ru-RU"/>
+              </w:rPr>
+              <w:t xml:space="preserve"> comment=\\"Debian13 is installed\\" </w:t>
+            </w:r>
+            <w:proofErr w:type="spellStart"/>
+            <w:r>
+              <w:rPr>
+                <w:rFonts w:ascii="Courier New" w:eastAsia="Times New Roman" w:hAnsi="Courier New" w:cs="Courier New"/>
+                <w:color w:val="FF8000"/>
+                <w:sz w:val="20"/>
+                <w:szCs w:val="20"/>
+                <w:lang w:val="en-US" w:eastAsia="ru-RU"/>
+              </w:rPr>
+              <w:t>test_ref</w:t>
+            </w:r>
+            <w:proofErr w:type="spellEnd"/>
+            <w:r>
+              <w:rPr>
+                <w:rFonts w:ascii="Courier New" w:eastAsia="Times New Roman" w:hAnsi="Courier New" w:cs="Courier New"/>
+                <w:color w:val="FF8000"/>
+                <w:sz w:val="20"/>
+                <w:szCs w:val="20"/>
+                <w:lang w:val="en-US" w:eastAsia="ru-RU"/>
+              </w:rPr>
+              <w:t>=\\"oval:ssg-test_debian_13:tst:1\\"/&gt;\\r?\\n?', '', t, count=1, flags=</w:t>
+            </w:r>
+            <w:proofErr w:type="spellStart"/>
+            <w:r>
+              <w:rPr>
+                <w:rFonts w:ascii="Courier New" w:eastAsia="Times New Roman" w:hAnsi="Courier New" w:cs="Courier New"/>
+                <w:color w:val="FF8000"/>
+                <w:sz w:val="20"/>
+                <w:szCs w:val="20"/>
+                <w:lang w:val="en-US" w:eastAsia="ru-RU"/>
+              </w:rPr>
+              <w:t>re.MULTILINE</w:t>
+            </w:r>
+            <w:proofErr w:type="spellEnd"/>
+            <w:r>
+              <w:rPr>
+                <w:rFonts w:ascii="Courier New" w:eastAsia="Times New Roman" w:hAnsi="Courier New" w:cs="Courier New"/>
+                <w:color w:val="FF8000"/>
+                <w:sz w:val="20"/>
+                <w:szCs w:val="20"/>
+                <w:lang w:val="en-US" w:eastAsia="ru-RU"/>
+              </w:rPr>
+              <w:t xml:space="preserve">); </w:t>
+            </w:r>
+            <w:proofErr w:type="spellStart"/>
+            <w:r>
+              <w:rPr>
+                <w:rFonts w:ascii="Courier New" w:eastAsia="Times New Roman" w:hAnsi="Courier New" w:cs="Courier New"/>
+                <w:color w:val="FF8000"/>
+                <w:sz w:val="20"/>
+                <w:szCs w:val="20"/>
+                <w:lang w:val="en-US" w:eastAsia="ru-RU"/>
+              </w:rPr>
+              <w:t>p.with_suffix</w:t>
+            </w:r>
+            <w:proofErr w:type="spellEnd"/>
+            <w:r>
+              <w:rPr>
+                <w:rFonts w:ascii="Courier New" w:eastAsia="Times New Roman" w:hAnsi="Courier New" w:cs="Courier New"/>
+                <w:color w:val="FF8000"/>
+                <w:sz w:val="20"/>
+                <w:szCs w:val="20"/>
+                <w:lang w:val="en-US" w:eastAsia="ru-RU"/>
+              </w:rPr>
+              <w:t>(</w:t>
+            </w:r>
+            <w:proofErr w:type="spellStart"/>
+            <w:r>
+              <w:rPr>
+                <w:rFonts w:ascii="Courier New" w:eastAsia="Times New Roman" w:hAnsi="Courier New" w:cs="Courier New"/>
+                <w:color w:val="FF8000"/>
+                <w:sz w:val="20"/>
+                <w:szCs w:val="20"/>
+                <w:lang w:val="en-US" w:eastAsia="ru-RU"/>
+              </w:rPr>
+              <w:t>p.suffix</w:t>
+            </w:r>
+            <w:proofErr w:type="spellEnd"/>
+            <w:r>
+              <w:rPr>
+                <w:rFonts w:ascii="Courier New" w:eastAsia="Times New Roman" w:hAnsi="Courier New" w:cs="Courier New"/>
+                <w:color w:val="FF8000"/>
+                <w:sz w:val="20"/>
+                <w:szCs w:val="20"/>
+                <w:lang w:val="en-US" w:eastAsia="ru-RU"/>
+              </w:rPr>
+              <w:t xml:space="preserve"> + '.</w:t>
+            </w:r>
+            <w:proofErr w:type="spellStart"/>
+            <w:r>
+              <w:rPr>
+                <w:rFonts w:ascii="Courier New" w:eastAsia="Times New Roman" w:hAnsi="Courier New" w:cs="Courier New"/>
+                <w:color w:val="FF8000"/>
+                <w:sz w:val="20"/>
+                <w:szCs w:val="20"/>
+                <w:lang w:val="en-US" w:eastAsia="ru-RU"/>
+              </w:rPr>
+              <w:t>bak</w:t>
+            </w:r>
+            <w:proofErr w:type="spellEnd"/>
+            <w:r>
+              <w:rPr>
+                <w:rFonts w:ascii="Courier New" w:eastAsia="Times New Roman" w:hAnsi="Courier New" w:cs="Courier New"/>
+                <w:color w:val="FF8000"/>
+                <w:sz w:val="20"/>
+                <w:szCs w:val="20"/>
+                <w:lang w:val="en-US" w:eastAsia="ru-RU"/>
+              </w:rPr>
+              <w:t>').</w:t>
+            </w:r>
+            <w:proofErr w:type="spellStart"/>
+            <w:r>
+              <w:rPr>
+                <w:rFonts w:ascii="Courier New" w:eastAsia="Times New Roman" w:hAnsi="Courier New" w:cs="Courier New"/>
+                <w:color w:val="FF8000"/>
+                <w:sz w:val="20"/>
+                <w:szCs w:val="20"/>
+                <w:lang w:val="en-US" w:eastAsia="ru-RU"/>
+              </w:rPr>
+              <w:t>write_text</w:t>
+            </w:r>
+            <w:proofErr w:type="spellEnd"/>
+            <w:r>
+              <w:rPr>
+                <w:rFonts w:ascii="Courier New" w:eastAsia="Times New Roman" w:hAnsi="Courier New" w:cs="Courier New"/>
+                <w:color w:val="FF8000"/>
+                <w:sz w:val="20"/>
+                <w:szCs w:val="20"/>
+                <w:lang w:val="en-US" w:eastAsia="ru-RU"/>
+              </w:rPr>
+              <w:t xml:space="preserve">(t, encoding='utf-8'); </w:t>
+            </w:r>
+            <w:proofErr w:type="spellStart"/>
+            <w:r>
+              <w:rPr>
+                <w:rFonts w:ascii="Courier New" w:eastAsia="Times New Roman" w:hAnsi="Courier New" w:cs="Courier New"/>
+                <w:color w:val="FF8000"/>
+                <w:sz w:val="20"/>
+                <w:szCs w:val="20"/>
+                <w:lang w:val="en-US" w:eastAsia="ru-RU"/>
+              </w:rPr>
+              <w:t>p.write_text</w:t>
+            </w:r>
+            <w:proofErr w:type="spellEnd"/>
+            <w:r>
+              <w:rPr>
+                <w:rFonts w:ascii="Courier New" w:eastAsia="Times New Roman" w:hAnsi="Courier New" w:cs="Courier New"/>
+                <w:color w:val="FF8000"/>
+                <w:sz w:val="20"/>
+                <w:szCs w:val="20"/>
+                <w:lang w:val="en-US" w:eastAsia="ru-RU"/>
+              </w:rPr>
+              <w:t>(n, encoding='utf-8')" """</w:t>
+            </w:r>
+            <w:r>
+              <w:rPr>
+                <w:rFonts w:ascii="Courier New" w:eastAsia="Times New Roman" w:hAnsi="Courier New" w:cs="Courier New"/>
+                <w:b/>
+                <w:bCs/>
+                <w:color w:val="000080"/>
+                <w:sz w:val="20"/>
+                <w:szCs w:val="20"/>
+                <w:lang w:val="en-US" w:eastAsia="ru-RU"/>
+              </w:rPr>
+              <w:t>,</w:t>
+            </w:r>
+          </w:p>
+          <w:p>
+            <w:pPr>
+              <w:shd w:val="clear" w:color="auto" w:fill="FFFFFF"/>
+              <w:spacing w:line="240" w:lineRule="auto"/>
+              <w:ind w:firstLine="0"/>
+              <w:rPr>
+                <w:rFonts w:ascii="Courier New" w:eastAsia="Times New Roman" w:hAnsi="Courier New" w:cs="Courier New"/>
+                <w:color w:val="000000"/>
+                <w:sz w:val="20"/>
+                <w:szCs w:val="20"/>
+                <w:lang w:val="en-US" w:eastAsia="ru-RU"/>
+              </w:rPr>
+            </w:pPr>
+            <w:r>
+              <w:rPr>
+                <w:rFonts w:ascii="Courier New" w:eastAsia="Times New Roman" w:hAnsi="Courier New" w:cs="Courier New"/>
+                <w:color w:val="000000"/>
+                <w:sz w:val="20"/>
+                <w:szCs w:val="20"/>
+                <w:lang w:val="en-US" w:eastAsia="ru-RU"/>
+              </w:rPr>
+              <w:t xml:space="preserve">            </w:t>
+            </w:r>
+            <w:proofErr w:type="spellStart"/>
+            <w:r>
+              <w:rPr>
+                <w:rFonts w:ascii="Courier New" w:eastAsia="Times New Roman" w:hAnsi="Courier New" w:cs="Courier New"/>
+                <w:color w:val="000000"/>
+                <w:sz w:val="20"/>
+                <w:szCs w:val="20"/>
+                <w:lang w:val="en-US" w:eastAsia="ru-RU"/>
+              </w:rPr>
+              <w:t>use_sudo</w:t>
+            </w:r>
+            <w:proofErr w:type="spellEnd"/>
+            <w:r>
+              <w:rPr>
+                <w:rFonts w:ascii="Courier New" w:eastAsia="Times New Roman" w:hAnsi="Courier New" w:cs="Courier New"/>
+                <w:b/>
+                <w:bCs/>
+                <w:color w:val="000080"/>
+                <w:sz w:val="20"/>
+                <w:szCs w:val="20"/>
+                <w:lang w:val="en-US" w:eastAsia="ru-RU"/>
+              </w:rPr>
+              <w:t>=</w:t>
+            </w:r>
+            <w:r>
+              <w:rPr>
+                <w:rFonts w:ascii="Courier New" w:eastAsia="Times New Roman" w:hAnsi="Courier New" w:cs="Courier New"/>
+                <w:b/>
+                <w:bCs/>
+                <w:color w:val="880088"/>
+                <w:sz w:val="20"/>
+                <w:szCs w:val="20"/>
+                <w:lang w:val="en-US" w:eastAsia="ru-RU"/>
+              </w:rPr>
+              <w:t>True</w:t>
+            </w:r>
+            <w:r>
+              <w:rPr>
+                <w:rFonts w:ascii="Courier New" w:eastAsia="Times New Roman" w:hAnsi="Courier New" w:cs="Courier New"/>
+                <w:b/>
+                <w:bCs/>
+                <w:color w:val="000080"/>
+                <w:sz w:val="20"/>
+                <w:szCs w:val="20"/>
+                <w:lang w:val="en-US" w:eastAsia="ru-RU"/>
+              </w:rPr>
+              <w:t>,</w:t>
+            </w:r>
+          </w:p>
+          <w:p>
+            <w:pPr>
+              <w:shd w:val="clear" w:color="auto" w:fill="FFFFFF"/>
+              <w:spacing w:line="240" w:lineRule="auto"/>
+              <w:ind w:firstLine="0"/>
+              <w:rPr>
+                <w:rFonts w:ascii="Courier New" w:eastAsia="Times New Roman" w:hAnsi="Courier New" w:cs="Courier New"/>
+                <w:color w:val="000000"/>
+                <w:sz w:val="20"/>
+                <w:szCs w:val="20"/>
+                <w:lang w:val="en-US" w:eastAsia="ru-RU"/>
+              </w:rPr>
+            </w:pPr>
+            <w:r>
+              <w:rPr>
+                <w:rFonts w:ascii="Courier New" w:eastAsia="Times New Roman" w:hAnsi="Courier New" w:cs="Courier New"/>
+                <w:color w:val="000000"/>
+                <w:sz w:val="20"/>
+                <w:szCs w:val="20"/>
+                <w:lang w:val="en-US" w:eastAsia="ru-RU"/>
+              </w:rPr>
+              <w:t xml:space="preserve">        </w:t>
+            </w:r>
+            <w:r>
+              <w:rPr>
+                <w:rFonts w:ascii="Courier New" w:eastAsia="Times New Roman" w:hAnsi="Courier New" w:cs="Courier New"/>
+                <w:b/>
+                <w:bCs/>
+                <w:color w:val="000080"/>
+                <w:sz w:val="20"/>
+                <w:szCs w:val="20"/>
+                <w:lang w:val="en-US" w:eastAsia="ru-RU"/>
+              </w:rPr>
+              <w:t>)</w:t>
+            </w:r>
+          </w:p>
+          <w:p>
+            <w:pPr>
+              <w:shd w:val="clear" w:color="auto" w:fill="FFFFFF"/>
+              <w:spacing w:line="240" w:lineRule="auto"/>
+              <w:ind w:firstLine="0"/>
+              <w:rPr>
+                <w:rFonts w:ascii="Courier New" w:eastAsia="Times New Roman" w:hAnsi="Courier New" w:cs="Courier New"/>
+                <w:color w:val="000000"/>
+                <w:sz w:val="20"/>
+                <w:szCs w:val="20"/>
+                <w:lang w:val="en-US" w:eastAsia="ru-RU"/>
+              </w:rPr>
+            </w:pPr>
+          </w:p>
+          <w:p>
+            <w:pPr>
+              <w:shd w:val="clear" w:color="auto" w:fill="FFFFFF"/>
+              <w:spacing w:line="240" w:lineRule="auto"/>
+              <w:ind w:firstLine="0"/>
+              <w:rPr>
+                <w:rFonts w:ascii="Courier New" w:eastAsia="Times New Roman" w:hAnsi="Courier New" w:cs="Courier New"/>
+                <w:color w:val="000000"/>
+                <w:sz w:val="20"/>
+                <w:szCs w:val="20"/>
+                <w:lang w:val="en-US" w:eastAsia="ru-RU"/>
+              </w:rPr>
+            </w:pPr>
+            <w:r>
+              <w:rPr>
+                <w:rFonts w:ascii="Courier New" w:eastAsia="Times New Roman" w:hAnsi="Courier New" w:cs="Courier New"/>
+                <w:color w:val="000000"/>
+                <w:sz w:val="20"/>
+                <w:szCs w:val="20"/>
+                <w:lang w:val="en-US" w:eastAsia="ru-RU"/>
+              </w:rPr>
+              <w:t xml:space="preserve">        </w:t>
+            </w:r>
+            <w:proofErr w:type="spellStart"/>
+            <w:r>
+              <w:rPr>
+                <w:rFonts w:ascii="Courier New" w:eastAsia="Times New Roman" w:hAnsi="Courier New" w:cs="Courier New"/>
+                <w:color w:val="000000"/>
+                <w:sz w:val="20"/>
+                <w:szCs w:val="20"/>
+                <w:lang w:val="en-US" w:eastAsia="ru-RU"/>
+              </w:rPr>
+              <w:t>remote_dir</w:t>
+            </w:r>
+            <w:proofErr w:type="spellEnd"/>
+            <w:r>
+              <w:rPr>
+                <w:rFonts w:ascii="Courier New" w:eastAsia="Times New Roman" w:hAnsi="Courier New" w:cs="Courier New"/>
+                <w:color w:val="000000"/>
+                <w:sz w:val="20"/>
+                <w:szCs w:val="20"/>
+                <w:lang w:val="en-US" w:eastAsia="ru-RU"/>
+              </w:rPr>
+              <w:t xml:space="preserve"> </w:t>
+            </w:r>
+            <w:r>
+              <w:rPr>
+                <w:rFonts w:ascii="Courier New" w:eastAsia="Times New Roman" w:hAnsi="Courier New" w:cs="Courier New"/>
+                <w:b/>
+                <w:bCs/>
+                <w:color w:val="000080"/>
+                <w:sz w:val="20"/>
+                <w:szCs w:val="20"/>
+                <w:lang w:val="en-US" w:eastAsia="ru-RU"/>
+              </w:rPr>
+              <w:t>=</w:t>
+            </w:r>
+            <w:r>
+              <w:rPr>
+                <w:rFonts w:ascii="Courier New" w:eastAsia="Times New Roman" w:hAnsi="Courier New" w:cs="Courier New"/>
+                <w:color w:val="000000"/>
+                <w:sz w:val="20"/>
+                <w:szCs w:val="20"/>
+                <w:lang w:val="en-US" w:eastAsia="ru-RU"/>
+              </w:rPr>
+              <w:t xml:space="preserve"> </w:t>
+            </w:r>
+            <w:proofErr w:type="spellStart"/>
+            <w:r>
+              <w:rPr>
+                <w:rFonts w:ascii="Courier New" w:eastAsia="Times New Roman" w:hAnsi="Courier New" w:cs="Courier New"/>
+                <w:color w:val="000000"/>
+                <w:sz w:val="20"/>
+                <w:szCs w:val="20"/>
+                <w:lang w:val="en-US" w:eastAsia="ru-RU"/>
+              </w:rPr>
+              <w:t>run_ssh</w:t>
+            </w:r>
+            <w:proofErr w:type="spellEnd"/>
+            <w:r>
+              <w:rPr>
+                <w:rFonts w:ascii="Courier New" w:eastAsia="Times New Roman" w:hAnsi="Courier New" w:cs="Courier New"/>
+                <w:b/>
+                <w:bCs/>
+                <w:color w:val="000080"/>
+                <w:sz w:val="20"/>
+                <w:szCs w:val="20"/>
+                <w:lang w:val="en-US" w:eastAsia="ru-RU"/>
+              </w:rPr>
+              <w:t>(</w:t>
+            </w:r>
+            <w:proofErr w:type="spellStart"/>
+            <w:r>
+              <w:rPr>
+                <w:rFonts w:ascii="Courier New" w:eastAsia="Times New Roman" w:hAnsi="Courier New" w:cs="Courier New"/>
+                <w:color w:val="000000"/>
+                <w:sz w:val="20"/>
+                <w:szCs w:val="20"/>
+                <w:lang w:val="en-US" w:eastAsia="ru-RU"/>
+              </w:rPr>
+              <w:t>ssh</w:t>
+            </w:r>
+            <w:proofErr w:type="spellEnd"/>
+            <w:r>
+              <w:rPr>
+                <w:rFonts w:ascii="Courier New" w:eastAsia="Times New Roman" w:hAnsi="Courier New" w:cs="Courier New"/>
+                <w:b/>
+                <w:bCs/>
+                <w:color w:val="000080"/>
+                <w:sz w:val="20"/>
+                <w:szCs w:val="20"/>
+                <w:lang w:val="en-US" w:eastAsia="ru-RU"/>
+              </w:rPr>
+              <w:t>,</w:t>
+            </w:r>
+            <w:r>
+              <w:rPr>
+                <w:rFonts w:ascii="Courier New" w:eastAsia="Times New Roman" w:hAnsi="Courier New" w:cs="Courier New"/>
+                <w:color w:val="000000"/>
+                <w:sz w:val="20"/>
+                <w:szCs w:val="20"/>
+                <w:lang w:val="en-US" w:eastAsia="ru-RU"/>
+              </w:rPr>
+              <w:t xml:space="preserve"> password</w:t>
+            </w:r>
+            <w:r>
+              <w:rPr>
+                <w:rFonts w:ascii="Courier New" w:eastAsia="Times New Roman" w:hAnsi="Courier New" w:cs="Courier New"/>
+                <w:b/>
+                <w:bCs/>
+                <w:color w:val="000080"/>
+                <w:sz w:val="20"/>
+                <w:szCs w:val="20"/>
+                <w:lang w:val="en-US" w:eastAsia="ru-RU"/>
+              </w:rPr>
+              <w:t>,</w:t>
+            </w:r>
+            <w:r>
+              <w:rPr>
+                <w:rFonts w:ascii="Courier New" w:eastAsia="Times New Roman" w:hAnsi="Courier New" w:cs="Courier New"/>
+                <w:color w:val="000000"/>
+                <w:sz w:val="20"/>
+                <w:szCs w:val="20"/>
+                <w:lang w:val="en-US" w:eastAsia="ru-RU"/>
+              </w:rPr>
+              <w:t xml:space="preserve"> </w:t>
+            </w:r>
+            <w:r>
+              <w:rPr>
+                <w:rFonts w:ascii="Courier New" w:eastAsia="Times New Roman" w:hAnsi="Courier New" w:cs="Courier New"/>
+                <w:color w:val="808080"/>
+                <w:sz w:val="20"/>
+                <w:szCs w:val="20"/>
+                <w:lang w:val="en-US" w:eastAsia="ru-RU"/>
+              </w:rPr>
+              <w:t>"</w:t>
+            </w:r>
+            <w:proofErr w:type="spellStart"/>
+            <w:r>
+              <w:rPr>
+                <w:rFonts w:ascii="Courier New" w:eastAsia="Times New Roman" w:hAnsi="Courier New" w:cs="Courier New"/>
+                <w:color w:val="808080"/>
+                <w:sz w:val="20"/>
+                <w:szCs w:val="20"/>
+                <w:lang w:val="en-US" w:eastAsia="ru-RU"/>
+              </w:rPr>
+              <w:t>mktemp</w:t>
+            </w:r>
+            <w:proofErr w:type="spellEnd"/>
+            <w:r>
+              <w:rPr>
+                <w:rFonts w:ascii="Courier New" w:eastAsia="Times New Roman" w:hAnsi="Courier New" w:cs="Courier New"/>
+                <w:color w:val="808080"/>
+                <w:sz w:val="20"/>
+                <w:szCs w:val="20"/>
+                <w:lang w:val="en-US" w:eastAsia="ru-RU"/>
+              </w:rPr>
+              <w:t xml:space="preserve"> -d /</w:t>
+            </w:r>
+            <w:proofErr w:type="spellStart"/>
+            <w:r>
+              <w:rPr>
+                <w:rFonts w:ascii="Courier New" w:eastAsia="Times New Roman" w:hAnsi="Courier New" w:cs="Courier New"/>
+                <w:color w:val="808080"/>
+                <w:sz w:val="20"/>
+                <w:szCs w:val="20"/>
+                <w:lang w:val="en-US" w:eastAsia="ru-RU"/>
+              </w:rPr>
+              <w:t>tmp</w:t>
+            </w:r>
+            <w:proofErr w:type="spellEnd"/>
+            <w:r>
+              <w:rPr>
+                <w:rFonts w:ascii="Courier New" w:eastAsia="Times New Roman" w:hAnsi="Courier New" w:cs="Courier New"/>
+                <w:color w:val="808080"/>
+                <w:sz w:val="20"/>
+                <w:szCs w:val="20"/>
+                <w:lang w:val="en-US" w:eastAsia="ru-RU"/>
+              </w:rPr>
+              <w:t>/</w:t>
+            </w:r>
+            <w:proofErr w:type="spellStart"/>
+            <w:r>
+              <w:rPr>
+                <w:rFonts w:ascii="Courier New" w:eastAsia="Times New Roman" w:hAnsi="Courier New" w:cs="Courier New"/>
+                <w:color w:val="808080"/>
+                <w:sz w:val="20"/>
+                <w:szCs w:val="20"/>
+                <w:lang w:val="en-US" w:eastAsia="ru-RU"/>
+              </w:rPr>
+              <w:t>vulnoval</w:t>
+            </w:r>
+            <w:proofErr w:type="spellEnd"/>
+            <w:r>
+              <w:rPr>
+                <w:rFonts w:ascii="Courier New" w:eastAsia="Times New Roman" w:hAnsi="Courier New" w:cs="Courier New"/>
+                <w:color w:val="808080"/>
+                <w:sz w:val="20"/>
+                <w:szCs w:val="20"/>
+                <w:lang w:val="en-US" w:eastAsia="ru-RU"/>
+              </w:rPr>
+              <w:t>-</w:t>
+            </w:r>
+            <w:proofErr w:type="spellStart"/>
+            <w:r>
+              <w:rPr>
+                <w:rFonts w:ascii="Courier New" w:eastAsia="Times New Roman" w:hAnsi="Courier New" w:cs="Courier New"/>
+                <w:color w:val="808080"/>
+                <w:sz w:val="20"/>
+                <w:szCs w:val="20"/>
+                <w:lang w:val="en-US" w:eastAsia="ru-RU"/>
+              </w:rPr>
+              <w:t>ssh</w:t>
+            </w:r>
+            <w:proofErr w:type="spellEnd"/>
+            <w:r>
+              <w:rPr>
+                <w:rFonts w:ascii="Courier New" w:eastAsia="Times New Roman" w:hAnsi="Courier New" w:cs="Courier New"/>
+                <w:color w:val="808080"/>
+                <w:sz w:val="20"/>
+                <w:szCs w:val="20"/>
+                <w:lang w:val="en-US" w:eastAsia="ru-RU"/>
+              </w:rPr>
+              <w:t>-XXXXXX"</w:t>
+            </w:r>
+            <w:r>
+              <w:rPr>
+                <w:rFonts w:ascii="Courier New" w:eastAsia="Times New Roman" w:hAnsi="Courier New" w:cs="Courier New"/>
+                <w:b/>
+                <w:bCs/>
+                <w:color w:val="000080"/>
+                <w:sz w:val="20"/>
+                <w:szCs w:val="20"/>
+                <w:lang w:val="en-US" w:eastAsia="ru-RU"/>
+              </w:rPr>
+              <w:t>).</w:t>
+            </w:r>
+            <w:r>
+              <w:rPr>
+                <w:rFonts w:ascii="Courier New" w:eastAsia="Times New Roman" w:hAnsi="Courier New" w:cs="Courier New"/>
+                <w:i/>
+                <w:iCs/>
+                <w:color w:val="FF8000"/>
+                <w:sz w:val="20"/>
+                <w:szCs w:val="20"/>
+                <w:lang w:val="en-US" w:eastAsia="ru-RU"/>
+              </w:rPr>
+              <w:t>strip</w:t>
+            </w:r>
+            <w:r>
+              <w:rPr>
+                <w:rFonts w:ascii="Courier New" w:eastAsia="Times New Roman" w:hAnsi="Courier New" w:cs="Courier New"/>
+                <w:b/>
+                <w:bCs/>
+                <w:color w:val="000080"/>
+                <w:sz w:val="20"/>
+                <w:szCs w:val="20"/>
+                <w:lang w:val="en-US" w:eastAsia="ru-RU"/>
+              </w:rPr>
+              <w:t>()</w:t>
+            </w:r>
+          </w:p>
+          <w:p>
+            <w:pPr>
+              <w:shd w:val="clear" w:color="auto" w:fill="FFFFFF"/>
+              <w:spacing w:line="240" w:lineRule="auto"/>
+              <w:ind w:firstLine="0"/>
+              <w:rPr>
+                <w:rFonts w:ascii="Courier New" w:eastAsia="Times New Roman" w:hAnsi="Courier New" w:cs="Courier New"/>
+                <w:color w:val="000000"/>
+                <w:sz w:val="20"/>
+                <w:szCs w:val="20"/>
+                <w:lang w:val="en-US" w:eastAsia="ru-RU"/>
+              </w:rPr>
+            </w:pPr>
+          </w:p>
+          <w:p>
+            <w:pPr>
+              <w:shd w:val="clear" w:color="auto" w:fill="FFFFFF"/>
+              <w:spacing w:line="240" w:lineRule="auto"/>
+              <w:ind w:firstLine="0"/>
+              <w:rPr>
+                <w:rFonts w:ascii="Courier New" w:eastAsia="Times New Roman" w:hAnsi="Courier New" w:cs="Courier New"/>
+                <w:color w:val="000000"/>
+                <w:sz w:val="20"/>
+                <w:szCs w:val="20"/>
+                <w:lang w:val="en-US" w:eastAsia="ru-RU"/>
+              </w:rPr>
+            </w:pPr>
+            <w:r>
+              <w:rPr>
+                <w:rFonts w:ascii="Courier New" w:eastAsia="Times New Roman" w:hAnsi="Courier New" w:cs="Courier New"/>
+                <w:color w:val="000000"/>
+                <w:sz w:val="20"/>
+                <w:szCs w:val="20"/>
+                <w:lang w:val="en-US" w:eastAsia="ru-RU"/>
+              </w:rPr>
+              <w:t xml:space="preserve">        </w:t>
+            </w:r>
+            <w:proofErr w:type="spellStart"/>
+            <w:r>
+              <w:rPr>
+                <w:rFonts w:ascii="Courier New" w:eastAsia="Times New Roman" w:hAnsi="Courier New" w:cs="Courier New"/>
+                <w:color w:val="000000"/>
+                <w:sz w:val="20"/>
+                <w:szCs w:val="20"/>
+                <w:lang w:val="en-US" w:eastAsia="ru-RU"/>
+              </w:rPr>
+              <w:t>run_ssh</w:t>
+            </w:r>
+            <w:proofErr w:type="spellEnd"/>
+            <w:r>
+              <w:rPr>
+                <w:rFonts w:ascii="Courier New" w:eastAsia="Times New Roman" w:hAnsi="Courier New" w:cs="Courier New"/>
+                <w:b/>
+                <w:bCs/>
+                <w:color w:val="000080"/>
+                <w:sz w:val="20"/>
+                <w:szCs w:val="20"/>
+                <w:lang w:val="en-US" w:eastAsia="ru-RU"/>
+              </w:rPr>
+              <w:t>(</w:t>
+            </w:r>
+          </w:p>
+          <w:p>
+            <w:pPr>
+              <w:shd w:val="clear" w:color="auto" w:fill="FFFFFF"/>
+              <w:spacing w:line="240" w:lineRule="auto"/>
+              <w:ind w:firstLine="0"/>
+              <w:rPr>
+                <w:rFonts w:ascii="Courier New" w:eastAsia="Times New Roman" w:hAnsi="Courier New" w:cs="Courier New"/>
+                <w:color w:val="000000"/>
+                <w:sz w:val="20"/>
+                <w:szCs w:val="20"/>
+                <w:lang w:val="en-US" w:eastAsia="ru-RU"/>
+              </w:rPr>
+            </w:pPr>
+            <w:r>
+              <w:rPr>
+                <w:rFonts w:ascii="Courier New" w:eastAsia="Times New Roman" w:hAnsi="Courier New" w:cs="Courier New"/>
+                <w:color w:val="000000"/>
+                <w:sz w:val="20"/>
+                <w:szCs w:val="20"/>
+                <w:lang w:val="en-US" w:eastAsia="ru-RU"/>
+              </w:rPr>
+              <w:t xml:space="preserve">            </w:t>
+            </w:r>
+            <w:proofErr w:type="spellStart"/>
+            <w:r>
+              <w:rPr>
+                <w:rFonts w:ascii="Courier New" w:eastAsia="Times New Roman" w:hAnsi="Courier New" w:cs="Courier New"/>
+                <w:color w:val="000000"/>
+                <w:sz w:val="20"/>
+                <w:szCs w:val="20"/>
+                <w:lang w:val="en-US" w:eastAsia="ru-RU"/>
+              </w:rPr>
+              <w:t>ssh</w:t>
+            </w:r>
+            <w:proofErr w:type="spellEnd"/>
+            <w:r>
+              <w:rPr>
+                <w:rFonts w:ascii="Courier New" w:eastAsia="Times New Roman" w:hAnsi="Courier New" w:cs="Courier New"/>
+                <w:b/>
+                <w:bCs/>
+                <w:color w:val="000080"/>
+                <w:sz w:val="20"/>
+                <w:szCs w:val="20"/>
+                <w:lang w:val="en-US" w:eastAsia="ru-RU"/>
+              </w:rPr>
+              <w:t>,</w:t>
+            </w:r>
+          </w:p>
+          <w:p>
+            <w:pPr>
+              <w:shd w:val="clear" w:color="auto" w:fill="FFFFFF"/>
+              <w:spacing w:line="240" w:lineRule="auto"/>
+              <w:ind w:firstLine="0"/>
+              <w:rPr>
+                <w:rFonts w:ascii="Courier New" w:eastAsia="Times New Roman" w:hAnsi="Courier New" w:cs="Courier New"/>
+                <w:color w:val="000000"/>
+                <w:sz w:val="20"/>
+                <w:szCs w:val="20"/>
+                <w:lang w:val="en-US" w:eastAsia="ru-RU"/>
+              </w:rPr>
+            </w:pPr>
+            <w:r>
+              <w:rPr>
+                <w:rFonts w:ascii="Courier New" w:eastAsia="Times New Roman" w:hAnsi="Courier New" w:cs="Courier New"/>
+                <w:color w:val="000000"/>
+                <w:sz w:val="20"/>
+                <w:szCs w:val="20"/>
+                <w:lang w:val="en-US" w:eastAsia="ru-RU"/>
+              </w:rPr>
+              <w:t xml:space="preserve">            password</w:t>
+            </w:r>
+            <w:r>
+              <w:rPr>
+                <w:rFonts w:ascii="Courier New" w:eastAsia="Times New Roman" w:hAnsi="Courier New" w:cs="Courier New"/>
+                <w:b/>
+                <w:bCs/>
+                <w:color w:val="000080"/>
+                <w:sz w:val="20"/>
+                <w:szCs w:val="20"/>
+                <w:lang w:val="en-US" w:eastAsia="ru-RU"/>
+              </w:rPr>
+              <w:t>,</w:t>
+            </w:r>
+          </w:p>
+          <w:p>
+            <w:pPr>
+              <w:shd w:val="clear" w:color="auto" w:fill="FFFFFF"/>
+              <w:spacing w:line="240" w:lineRule="auto"/>
+              <w:ind w:firstLine="0"/>
+              <w:rPr>
+                <w:rFonts w:ascii="Courier New" w:eastAsia="Times New Roman" w:hAnsi="Courier New" w:cs="Courier New"/>
+                <w:color w:val="000000"/>
+                <w:sz w:val="20"/>
+                <w:szCs w:val="20"/>
+                <w:lang w:val="en-US" w:eastAsia="ru-RU"/>
+              </w:rPr>
+            </w:pPr>
+            <w:r>
+              <w:rPr>
+                <w:rFonts w:ascii="Courier New" w:eastAsia="Times New Roman" w:hAnsi="Courier New" w:cs="Courier New"/>
+                <w:color w:val="000000"/>
+                <w:sz w:val="20"/>
+                <w:szCs w:val="20"/>
+                <w:lang w:val="en-US" w:eastAsia="ru-RU"/>
+              </w:rPr>
+              <w:t xml:space="preserve">            </w:t>
+            </w:r>
+            <w:r>
+              <w:rPr>
+                <w:rFonts w:ascii="Courier New" w:eastAsia="Times New Roman" w:hAnsi="Courier New" w:cs="Courier New"/>
+                <w:color w:val="808080"/>
+                <w:sz w:val="20"/>
+                <w:szCs w:val="20"/>
+                <w:lang w:val="en-US" w:eastAsia="ru-RU"/>
+              </w:rPr>
+              <w:t>" "</w:t>
+            </w:r>
+            <w:r>
+              <w:rPr>
+                <w:rFonts w:ascii="Courier New" w:eastAsia="Times New Roman" w:hAnsi="Courier New" w:cs="Courier New"/>
+                <w:b/>
+                <w:bCs/>
+                <w:color w:val="000080"/>
+                <w:sz w:val="20"/>
+                <w:szCs w:val="20"/>
+                <w:lang w:val="en-US" w:eastAsia="ru-RU"/>
+              </w:rPr>
+              <w:t>.</w:t>
+            </w:r>
+            <w:r>
+              <w:rPr>
+                <w:rFonts w:ascii="Courier New" w:eastAsia="Times New Roman" w:hAnsi="Courier New" w:cs="Courier New"/>
+                <w:i/>
+                <w:iCs/>
+                <w:color w:val="FF8000"/>
+                <w:sz w:val="20"/>
+                <w:szCs w:val="20"/>
+                <w:lang w:val="en-US" w:eastAsia="ru-RU"/>
+              </w:rPr>
+              <w:t>join</w:t>
+            </w:r>
+            <w:r>
+              <w:rPr>
+                <w:rFonts w:ascii="Courier New" w:eastAsia="Times New Roman" w:hAnsi="Courier New" w:cs="Courier New"/>
+                <w:b/>
+                <w:bCs/>
+                <w:color w:val="000080"/>
+                <w:sz w:val="20"/>
+                <w:szCs w:val="20"/>
+                <w:lang w:val="en-US" w:eastAsia="ru-RU"/>
+              </w:rPr>
+              <w:t>(</w:t>
+            </w:r>
+          </w:p>
+          <w:p>
+            <w:pPr>
+              <w:shd w:val="clear" w:color="auto" w:fill="FFFFFF"/>
+              <w:spacing w:line="240" w:lineRule="auto"/>
+              <w:ind w:firstLine="0"/>
+              <w:rPr>
+                <w:rFonts w:ascii="Courier New" w:eastAsia="Times New Roman" w:hAnsi="Courier New" w:cs="Courier New"/>
+                <w:color w:val="000000"/>
+                <w:sz w:val="20"/>
+                <w:szCs w:val="20"/>
+                <w:lang w:val="en-US" w:eastAsia="ru-RU"/>
+              </w:rPr>
+            </w:pPr>
+            <w:r>
+              <w:rPr>
+                <w:rFonts w:ascii="Courier New" w:eastAsia="Times New Roman" w:hAnsi="Courier New" w:cs="Courier New"/>
+                <w:color w:val="000000"/>
+                <w:sz w:val="20"/>
+                <w:szCs w:val="20"/>
+                <w:lang w:val="en-US" w:eastAsia="ru-RU"/>
+              </w:rPr>
+              <w:t xml:space="preserve">                </w:t>
+            </w:r>
+            <w:r>
+              <w:rPr>
+                <w:rFonts w:ascii="Courier New" w:eastAsia="Times New Roman" w:hAnsi="Courier New" w:cs="Courier New"/>
+                <w:b/>
+                <w:bCs/>
+                <w:color w:val="000080"/>
+                <w:sz w:val="20"/>
+                <w:szCs w:val="20"/>
+                <w:lang w:val="en-US" w:eastAsia="ru-RU"/>
+              </w:rPr>
+              <w:t>[</w:t>
+            </w:r>
+          </w:p>
+          <w:p>
+            <w:pPr>
+              <w:shd w:val="clear" w:color="auto" w:fill="FFFFFF"/>
+              <w:spacing w:line="240" w:lineRule="auto"/>
+              <w:ind w:firstLine="0"/>
+              <w:rPr>
+                <w:rFonts w:ascii="Courier New" w:eastAsia="Times New Roman" w:hAnsi="Courier New" w:cs="Courier New"/>
+                <w:color w:val="000000"/>
+                <w:sz w:val="20"/>
+                <w:szCs w:val="20"/>
+                <w:lang w:val="en-US" w:eastAsia="ru-RU"/>
+              </w:rPr>
+            </w:pPr>
+            <w:r>
+              <w:rPr>
+                <w:rFonts w:ascii="Courier New" w:eastAsia="Times New Roman" w:hAnsi="Courier New" w:cs="Courier New"/>
+                <w:color w:val="000000"/>
+                <w:sz w:val="20"/>
+                <w:szCs w:val="20"/>
+                <w:lang w:val="en-US" w:eastAsia="ru-RU"/>
+              </w:rPr>
+              <w:t xml:space="preserve">                    </w:t>
+            </w:r>
+            <w:r>
+              <w:rPr>
+                <w:rFonts w:ascii="Courier New" w:eastAsia="Times New Roman" w:hAnsi="Courier New" w:cs="Courier New"/>
+                <w:color w:val="808080"/>
+                <w:sz w:val="20"/>
+                <w:szCs w:val="20"/>
+                <w:lang w:val="en-US" w:eastAsia="ru-RU"/>
+              </w:rPr>
+              <w:t>"</w:t>
+            </w:r>
+            <w:proofErr w:type="spellStart"/>
+            <w:r>
+              <w:rPr>
+                <w:rFonts w:ascii="Courier New" w:eastAsia="Times New Roman" w:hAnsi="Courier New" w:cs="Courier New"/>
+                <w:color w:val="808080"/>
+                <w:sz w:val="20"/>
+                <w:szCs w:val="20"/>
+                <w:lang w:val="en-US" w:eastAsia="ru-RU"/>
+              </w:rPr>
+              <w:t>oscap</w:t>
+            </w:r>
+            <w:proofErr w:type="spellEnd"/>
+            <w:r>
+              <w:rPr>
+                <w:rFonts w:ascii="Courier New" w:eastAsia="Times New Roman" w:hAnsi="Courier New" w:cs="Courier New"/>
+                <w:color w:val="808080"/>
+                <w:sz w:val="20"/>
+                <w:szCs w:val="20"/>
+                <w:lang w:val="en-US" w:eastAsia="ru-RU"/>
+              </w:rPr>
+              <w:t xml:space="preserve"> </w:t>
+            </w:r>
+            <w:proofErr w:type="spellStart"/>
+            <w:r>
+              <w:rPr>
+                <w:rFonts w:ascii="Courier New" w:eastAsia="Times New Roman" w:hAnsi="Courier New" w:cs="Courier New"/>
+                <w:color w:val="808080"/>
+                <w:sz w:val="20"/>
+                <w:szCs w:val="20"/>
+                <w:lang w:val="en-US" w:eastAsia="ru-RU"/>
+              </w:rPr>
+              <w:t>xccdf</w:t>
+            </w:r>
+            <w:proofErr w:type="spellEnd"/>
+            <w:r>
+              <w:rPr>
+                <w:rFonts w:ascii="Courier New" w:eastAsia="Times New Roman" w:hAnsi="Courier New" w:cs="Courier New"/>
+                <w:color w:val="808080"/>
+                <w:sz w:val="20"/>
+                <w:szCs w:val="20"/>
+                <w:lang w:val="en-US" w:eastAsia="ru-RU"/>
+              </w:rPr>
+              <w:t xml:space="preserve"> eval"</w:t>
+            </w:r>
+            <w:r>
+              <w:rPr>
+                <w:rFonts w:ascii="Courier New" w:eastAsia="Times New Roman" w:hAnsi="Courier New" w:cs="Courier New"/>
+                <w:b/>
+                <w:bCs/>
+                <w:color w:val="000080"/>
+                <w:sz w:val="20"/>
+                <w:szCs w:val="20"/>
+                <w:lang w:val="en-US" w:eastAsia="ru-RU"/>
+              </w:rPr>
+              <w:t>,</w:t>
+            </w:r>
+          </w:p>
+          <w:p>
+            <w:pPr>
+              <w:shd w:val="clear" w:color="auto" w:fill="FFFFFF"/>
+              <w:spacing w:line="240" w:lineRule="auto"/>
+              <w:ind w:firstLine="0"/>
+              <w:rPr>
+                <w:rFonts w:ascii="Courier New" w:eastAsia="Times New Roman" w:hAnsi="Courier New" w:cs="Courier New"/>
+                <w:color w:val="000000"/>
+                <w:sz w:val="20"/>
+                <w:szCs w:val="20"/>
+                <w:lang w:val="en-US" w:eastAsia="ru-RU"/>
+              </w:rPr>
+            </w:pPr>
+            <w:r>
+              <w:rPr>
+                <w:rFonts w:ascii="Courier New" w:eastAsia="Times New Roman" w:hAnsi="Courier New" w:cs="Courier New"/>
+                <w:color w:val="000000"/>
+                <w:sz w:val="20"/>
+                <w:szCs w:val="20"/>
+                <w:lang w:val="en-US" w:eastAsia="ru-RU"/>
+              </w:rPr>
+              <w:t xml:space="preserve">                    </w:t>
+            </w:r>
+            <w:r>
+              <w:rPr>
+                <w:rFonts w:ascii="Courier New" w:eastAsia="Times New Roman" w:hAnsi="Courier New" w:cs="Courier New"/>
+                <w:color w:val="808080"/>
+                <w:sz w:val="20"/>
+                <w:szCs w:val="20"/>
+                <w:lang w:val="en-US" w:eastAsia="ru-RU"/>
+              </w:rPr>
+              <w:t>"--skip-signature-validation"</w:t>
+            </w:r>
+            <w:r>
+              <w:rPr>
+                <w:rFonts w:ascii="Courier New" w:eastAsia="Times New Roman" w:hAnsi="Courier New" w:cs="Courier New"/>
+                <w:b/>
+                <w:bCs/>
+                <w:color w:val="000080"/>
+                <w:sz w:val="20"/>
+                <w:szCs w:val="20"/>
+                <w:lang w:val="en-US" w:eastAsia="ru-RU"/>
+              </w:rPr>
+              <w:t>,</w:t>
+            </w:r>
+          </w:p>
+          <w:p>
+            <w:pPr>
+              <w:shd w:val="clear" w:color="auto" w:fill="FFFFFF"/>
+              <w:spacing w:line="240" w:lineRule="auto"/>
+              <w:ind w:firstLine="0"/>
+              <w:rPr>
+                <w:rFonts w:ascii="Courier New" w:eastAsia="Times New Roman" w:hAnsi="Courier New" w:cs="Courier New"/>
+                <w:color w:val="000000"/>
+                <w:sz w:val="20"/>
+                <w:szCs w:val="20"/>
+                <w:lang w:val="en-US" w:eastAsia="ru-RU"/>
+              </w:rPr>
+            </w:pPr>
+            <w:r>
+              <w:rPr>
+                <w:rFonts w:ascii="Courier New" w:eastAsia="Times New Roman" w:hAnsi="Courier New" w:cs="Courier New"/>
+                <w:color w:val="000000"/>
+                <w:sz w:val="20"/>
+                <w:szCs w:val="20"/>
+                <w:lang w:val="en-US" w:eastAsia="ru-RU"/>
+              </w:rPr>
+              <w:t xml:space="preserve">                    </w:t>
+            </w:r>
+            <w:r>
+              <w:rPr>
+                <w:rFonts w:ascii="Courier New" w:eastAsia="Times New Roman" w:hAnsi="Courier New" w:cs="Courier New"/>
+                <w:color w:val="808080"/>
+                <w:sz w:val="20"/>
+                <w:szCs w:val="20"/>
+                <w:lang w:val="en-US" w:eastAsia="ru-RU"/>
+              </w:rPr>
+              <w:t>f"--profile {</w:t>
+            </w:r>
+            <w:proofErr w:type="spellStart"/>
+            <w:r>
+              <w:rPr>
+                <w:rFonts w:ascii="Courier New" w:eastAsia="Times New Roman" w:hAnsi="Courier New" w:cs="Courier New"/>
+                <w:color w:val="000000"/>
+                <w:sz w:val="20"/>
+                <w:szCs w:val="20"/>
+                <w:lang w:val="en-US" w:eastAsia="ru-RU"/>
+              </w:rPr>
+              <w:t>remote_profile</w:t>
+            </w:r>
+            <w:proofErr w:type="spellEnd"/>
+            <w:r>
+              <w:rPr>
+                <w:rFonts w:ascii="Courier New" w:eastAsia="Times New Roman" w:hAnsi="Courier New" w:cs="Courier New"/>
+                <w:color w:val="808080"/>
+                <w:sz w:val="20"/>
+                <w:szCs w:val="20"/>
+                <w:lang w:val="en-US" w:eastAsia="ru-RU"/>
+              </w:rPr>
+              <w:t>}"</w:t>
+            </w:r>
+            <w:r>
+              <w:rPr>
+                <w:rFonts w:ascii="Courier New" w:eastAsia="Times New Roman" w:hAnsi="Courier New" w:cs="Courier New"/>
+                <w:b/>
+                <w:bCs/>
+                <w:color w:val="000080"/>
+                <w:sz w:val="20"/>
+                <w:szCs w:val="20"/>
+                <w:lang w:val="en-US" w:eastAsia="ru-RU"/>
+              </w:rPr>
+              <w:t>,</w:t>
+            </w:r>
+          </w:p>
+          <w:p>
+            <w:pPr>
+              <w:shd w:val="clear" w:color="auto" w:fill="FFFFFF"/>
+              <w:spacing w:line="240" w:lineRule="auto"/>
+              <w:ind w:firstLine="0"/>
+              <w:rPr>
+                <w:rFonts w:ascii="Courier New" w:eastAsia="Times New Roman" w:hAnsi="Courier New" w:cs="Courier New"/>
+                <w:color w:val="000000"/>
+                <w:sz w:val="20"/>
+                <w:szCs w:val="20"/>
+                <w:lang w:val="en-US" w:eastAsia="ru-RU"/>
+              </w:rPr>
+            </w:pPr>
+            <w:r>
+              <w:rPr>
+                <w:rFonts w:ascii="Courier New" w:eastAsia="Times New Roman" w:hAnsi="Courier New" w:cs="Courier New"/>
+                <w:color w:val="000000"/>
+                <w:sz w:val="20"/>
+                <w:szCs w:val="20"/>
+                <w:lang w:val="en-US" w:eastAsia="ru-RU"/>
+              </w:rPr>
+              <w:t xml:space="preserve">                    </w:t>
+            </w:r>
+            <w:r>
+              <w:rPr>
+                <w:rFonts w:ascii="Courier New" w:eastAsia="Times New Roman" w:hAnsi="Courier New" w:cs="Courier New"/>
+                <w:color w:val="808080"/>
+                <w:sz w:val="20"/>
+                <w:szCs w:val="20"/>
+                <w:lang w:val="en-US" w:eastAsia="ru-RU"/>
+              </w:rPr>
+              <w:t>f"--results {</w:t>
+            </w:r>
+            <w:proofErr w:type="spellStart"/>
+            <w:r>
+              <w:rPr>
+                <w:rFonts w:ascii="Courier New" w:eastAsia="Times New Roman" w:hAnsi="Courier New" w:cs="Courier New"/>
+                <w:color w:val="000000"/>
+                <w:sz w:val="20"/>
+                <w:szCs w:val="20"/>
+                <w:lang w:val="en-US" w:eastAsia="ru-RU"/>
+              </w:rPr>
+              <w:t>remote_dir</w:t>
+            </w:r>
+            <w:proofErr w:type="spellEnd"/>
+            <w:r>
+              <w:rPr>
+                <w:rFonts w:ascii="Courier New" w:eastAsia="Times New Roman" w:hAnsi="Courier New" w:cs="Courier New"/>
+                <w:color w:val="808080"/>
+                <w:sz w:val="20"/>
+                <w:szCs w:val="20"/>
+                <w:lang w:val="en-US" w:eastAsia="ru-RU"/>
+              </w:rPr>
+              <w:t>}/{</w:t>
+            </w:r>
+            <w:proofErr w:type="spellStart"/>
+            <w:r>
+              <w:rPr>
+                <w:rFonts w:ascii="Courier New" w:eastAsia="Times New Roman" w:hAnsi="Courier New" w:cs="Courier New"/>
+                <w:color w:val="000000"/>
+                <w:sz w:val="20"/>
+                <w:szCs w:val="20"/>
+                <w:lang w:val="en-US" w:eastAsia="ru-RU"/>
+              </w:rPr>
+              <w:t>remote_xml</w:t>
+            </w:r>
+            <w:proofErr w:type="spellEnd"/>
+            <w:r>
+              <w:rPr>
+                <w:rFonts w:ascii="Courier New" w:eastAsia="Times New Roman" w:hAnsi="Courier New" w:cs="Courier New"/>
+                <w:color w:val="808080"/>
+                <w:sz w:val="20"/>
+                <w:szCs w:val="20"/>
+                <w:lang w:val="en-US" w:eastAsia="ru-RU"/>
+              </w:rPr>
+              <w:t>}"</w:t>
+            </w:r>
+            <w:r>
+              <w:rPr>
+                <w:rFonts w:ascii="Courier New" w:eastAsia="Times New Roman" w:hAnsi="Courier New" w:cs="Courier New"/>
+                <w:b/>
+                <w:bCs/>
+                <w:color w:val="000080"/>
+                <w:sz w:val="20"/>
+                <w:szCs w:val="20"/>
+                <w:lang w:val="en-US" w:eastAsia="ru-RU"/>
+              </w:rPr>
+              <w:t>,</w:t>
+            </w:r>
+          </w:p>
+          <w:p>
+            <w:pPr>
+              <w:shd w:val="clear" w:color="auto" w:fill="FFFFFF"/>
+              <w:spacing w:line="240" w:lineRule="auto"/>
+              <w:ind w:firstLine="0"/>
+              <w:rPr>
+                <w:rFonts w:ascii="Courier New" w:eastAsia="Times New Roman" w:hAnsi="Courier New" w:cs="Courier New"/>
+                <w:color w:val="000000"/>
+                <w:sz w:val="20"/>
+                <w:szCs w:val="20"/>
+                <w:lang w:val="en-US" w:eastAsia="ru-RU"/>
+              </w:rPr>
+            </w:pPr>
+            <w:r>
+              <w:rPr>
+                <w:rFonts w:ascii="Courier New" w:eastAsia="Times New Roman" w:hAnsi="Courier New" w:cs="Courier New"/>
+                <w:color w:val="000000"/>
+                <w:sz w:val="20"/>
+                <w:szCs w:val="20"/>
+                <w:lang w:val="en-US" w:eastAsia="ru-RU"/>
+              </w:rPr>
+              <w:t xml:space="preserve">                    </w:t>
+            </w:r>
+            <w:proofErr w:type="spellStart"/>
+            <w:r>
+              <w:rPr>
+                <w:rFonts w:ascii="Courier New" w:eastAsia="Times New Roman" w:hAnsi="Courier New" w:cs="Courier New"/>
+                <w:color w:val="000000"/>
+                <w:sz w:val="20"/>
+                <w:szCs w:val="20"/>
+                <w:lang w:val="en-US" w:eastAsia="ru-RU"/>
+              </w:rPr>
+              <w:t>remote_datastream</w:t>
+            </w:r>
+            <w:proofErr w:type="spellEnd"/>
+            <w:r>
+              <w:rPr>
+                <w:rFonts w:ascii="Courier New" w:eastAsia="Times New Roman" w:hAnsi="Courier New" w:cs="Courier New"/>
+                <w:b/>
+                <w:bCs/>
+                <w:color w:val="000080"/>
+                <w:sz w:val="20"/>
+                <w:szCs w:val="20"/>
+                <w:lang w:val="en-US" w:eastAsia="ru-RU"/>
+              </w:rPr>
+              <w:t>,</w:t>
+            </w:r>
+          </w:p>
+          <w:p>
+            <w:pPr>
+              <w:shd w:val="clear" w:color="auto" w:fill="FFFFFF"/>
+              <w:spacing w:line="240" w:lineRule="auto"/>
+              <w:ind w:firstLine="0"/>
+              <w:rPr>
+                <w:rFonts w:ascii="Courier New" w:eastAsia="Times New Roman" w:hAnsi="Courier New" w:cs="Courier New"/>
+                <w:color w:val="000000"/>
+                <w:sz w:val="20"/>
+                <w:szCs w:val="20"/>
+                <w:lang w:val="en-US" w:eastAsia="ru-RU"/>
+              </w:rPr>
+            </w:pPr>
+            <w:r>
+              <w:rPr>
+                <w:rFonts w:ascii="Courier New" w:eastAsia="Times New Roman" w:hAnsi="Courier New" w:cs="Courier New"/>
+                <w:color w:val="000000"/>
+                <w:sz w:val="20"/>
+                <w:szCs w:val="20"/>
+                <w:lang w:val="en-US" w:eastAsia="ru-RU"/>
+              </w:rPr>
+              <w:t xml:space="preserve">                </w:t>
+            </w:r>
+            <w:r>
+              <w:rPr>
+                <w:rFonts w:ascii="Courier New" w:eastAsia="Times New Roman" w:hAnsi="Courier New" w:cs="Courier New"/>
+                <w:b/>
+                <w:bCs/>
+                <w:color w:val="000080"/>
+                <w:sz w:val="20"/>
+                <w:szCs w:val="20"/>
+                <w:lang w:val="en-US" w:eastAsia="ru-RU"/>
+              </w:rPr>
+              <w:t>]</w:t>
+            </w:r>
+          </w:p>
+          <w:p>
+            <w:pPr>
+              <w:shd w:val="clear" w:color="auto" w:fill="FFFFFF"/>
+              <w:spacing w:line="240" w:lineRule="auto"/>
+              <w:ind w:firstLine="0"/>
+              <w:rPr>
+                <w:rFonts w:ascii="Courier New" w:eastAsia="Times New Roman" w:hAnsi="Courier New" w:cs="Courier New"/>
+                <w:color w:val="000000"/>
+                <w:sz w:val="20"/>
+                <w:szCs w:val="20"/>
+                <w:lang w:val="en-US" w:eastAsia="ru-RU"/>
+              </w:rPr>
+            </w:pPr>
+            <w:r>
+              <w:rPr>
+                <w:rFonts w:ascii="Courier New" w:eastAsia="Times New Roman" w:hAnsi="Courier New" w:cs="Courier New"/>
+                <w:color w:val="000000"/>
+                <w:sz w:val="20"/>
+                <w:szCs w:val="20"/>
+                <w:lang w:val="en-US" w:eastAsia="ru-RU"/>
+              </w:rPr>
+              <w:t xml:space="preserve">            </w:t>
+            </w:r>
+            <w:r>
+              <w:rPr>
+                <w:rFonts w:ascii="Courier New" w:eastAsia="Times New Roman" w:hAnsi="Courier New" w:cs="Courier New"/>
+                <w:b/>
+                <w:bCs/>
+                <w:color w:val="000080"/>
+                <w:sz w:val="20"/>
+                <w:szCs w:val="20"/>
+                <w:lang w:val="en-US" w:eastAsia="ru-RU"/>
+              </w:rPr>
+              <w:t>),</w:t>
+            </w:r>
+          </w:p>
+          <w:p>
+            <w:pPr>
+              <w:shd w:val="clear" w:color="auto" w:fill="FFFFFF"/>
+              <w:spacing w:line="240" w:lineRule="auto"/>
+              <w:ind w:firstLine="0"/>
+              <w:rPr>
+                <w:rFonts w:ascii="Courier New" w:eastAsia="Times New Roman" w:hAnsi="Courier New" w:cs="Courier New"/>
+                <w:color w:val="000000"/>
+                <w:sz w:val="20"/>
+                <w:szCs w:val="20"/>
+                <w:lang w:val="en-US" w:eastAsia="ru-RU"/>
+              </w:rPr>
+            </w:pPr>
+            <w:r>
+              <w:rPr>
+                <w:rFonts w:ascii="Courier New" w:eastAsia="Times New Roman" w:hAnsi="Courier New" w:cs="Courier New"/>
+                <w:color w:val="000000"/>
+                <w:sz w:val="20"/>
+                <w:szCs w:val="20"/>
+                <w:lang w:val="en-US" w:eastAsia="ru-RU"/>
+              </w:rPr>
+              <w:t xml:space="preserve">            </w:t>
+            </w:r>
+            <w:proofErr w:type="spellStart"/>
+            <w:r>
+              <w:rPr>
+                <w:rFonts w:ascii="Courier New" w:eastAsia="Times New Roman" w:hAnsi="Courier New" w:cs="Courier New"/>
+                <w:color w:val="000000"/>
+                <w:sz w:val="20"/>
+                <w:szCs w:val="20"/>
+                <w:lang w:val="en-US" w:eastAsia="ru-RU"/>
+              </w:rPr>
+              <w:t>use_sudo</w:t>
+            </w:r>
+            <w:proofErr w:type="spellEnd"/>
+            <w:r>
+              <w:rPr>
+                <w:rFonts w:ascii="Courier New" w:eastAsia="Times New Roman" w:hAnsi="Courier New" w:cs="Courier New"/>
+                <w:b/>
+                <w:bCs/>
+                <w:color w:val="000080"/>
+                <w:sz w:val="20"/>
+                <w:szCs w:val="20"/>
+                <w:lang w:val="en-US" w:eastAsia="ru-RU"/>
+              </w:rPr>
+              <w:t>=</w:t>
+            </w:r>
+            <w:r>
+              <w:rPr>
+                <w:rFonts w:ascii="Courier New" w:eastAsia="Times New Roman" w:hAnsi="Courier New" w:cs="Courier New"/>
+                <w:b/>
+                <w:bCs/>
+                <w:color w:val="880088"/>
+                <w:sz w:val="20"/>
+                <w:szCs w:val="20"/>
+                <w:lang w:val="en-US" w:eastAsia="ru-RU"/>
+              </w:rPr>
+              <w:t>True</w:t>
+            </w:r>
+            <w:r>
+              <w:rPr>
+                <w:rFonts w:ascii="Courier New" w:eastAsia="Times New Roman" w:hAnsi="Courier New" w:cs="Courier New"/>
+                <w:b/>
+                <w:bCs/>
+                <w:color w:val="000080"/>
+                <w:sz w:val="20"/>
+                <w:szCs w:val="20"/>
+                <w:lang w:val="en-US" w:eastAsia="ru-RU"/>
+              </w:rPr>
+              <w:t>,</w:t>
+            </w:r>
+          </w:p>
+          <w:p>
+            <w:pPr>
+              <w:shd w:val="clear" w:color="auto" w:fill="FFFFFF"/>
+              <w:spacing w:line="240" w:lineRule="auto"/>
+              <w:ind w:firstLine="0"/>
+              <w:rPr>
+                <w:rFonts w:ascii="Courier New" w:eastAsia="Times New Roman" w:hAnsi="Courier New" w:cs="Courier New"/>
+                <w:color w:val="000000"/>
+                <w:sz w:val="20"/>
+                <w:szCs w:val="20"/>
+                <w:lang w:val="en-US" w:eastAsia="ru-RU"/>
+              </w:rPr>
+            </w:pPr>
+            <w:r>
+              <w:rPr>
+                <w:rFonts w:ascii="Courier New" w:eastAsia="Times New Roman" w:hAnsi="Courier New" w:cs="Courier New"/>
+                <w:color w:val="000000"/>
+                <w:sz w:val="20"/>
+                <w:szCs w:val="20"/>
+                <w:lang w:val="en-US" w:eastAsia="ru-RU"/>
+              </w:rPr>
+              <w:t xml:space="preserve">        </w:t>
+            </w:r>
+            <w:r>
+              <w:rPr>
+                <w:rFonts w:ascii="Courier New" w:eastAsia="Times New Roman" w:hAnsi="Courier New" w:cs="Courier New"/>
+                <w:b/>
+                <w:bCs/>
+                <w:color w:val="000080"/>
+                <w:sz w:val="20"/>
+                <w:szCs w:val="20"/>
+                <w:lang w:val="en-US" w:eastAsia="ru-RU"/>
+              </w:rPr>
+              <w:t>)</w:t>
+            </w:r>
+          </w:p>
+          <w:p>
+            <w:pPr>
+              <w:shd w:val="clear" w:color="auto" w:fill="FFFFFF"/>
+              <w:spacing w:line="240" w:lineRule="auto"/>
+              <w:ind w:firstLine="0"/>
+              <w:rPr>
+                <w:rFonts w:ascii="Courier New" w:eastAsia="Times New Roman" w:hAnsi="Courier New" w:cs="Courier New"/>
+                <w:color w:val="000000"/>
+                <w:sz w:val="20"/>
+                <w:szCs w:val="20"/>
+                <w:lang w:val="en-US" w:eastAsia="ru-RU"/>
+              </w:rPr>
+            </w:pPr>
+          </w:p>
+          <w:p>
+            <w:pPr>
+              <w:shd w:val="clear" w:color="auto" w:fill="FFFFFF"/>
+              <w:spacing w:line="240" w:lineRule="auto"/>
+              <w:ind w:firstLine="0"/>
+              <w:rPr>
+                <w:rFonts w:ascii="Courier New" w:eastAsia="Times New Roman" w:hAnsi="Courier New" w:cs="Courier New"/>
+                <w:color w:val="000000"/>
+                <w:sz w:val="20"/>
+                <w:szCs w:val="20"/>
+                <w:lang w:val="en-US" w:eastAsia="ru-RU"/>
+              </w:rPr>
+            </w:pPr>
+            <w:r>
+              <w:rPr>
+                <w:rFonts w:ascii="Courier New" w:eastAsia="Times New Roman" w:hAnsi="Courier New" w:cs="Courier New"/>
+                <w:color w:val="000000"/>
+                <w:sz w:val="20"/>
+                <w:szCs w:val="20"/>
+                <w:lang w:val="en-US" w:eastAsia="ru-RU"/>
+              </w:rPr>
+              <w:t xml:space="preserve">        </w:t>
+            </w:r>
+            <w:proofErr w:type="spellStart"/>
+            <w:r>
+              <w:rPr>
+                <w:rFonts w:ascii="Courier New" w:eastAsia="Times New Roman" w:hAnsi="Courier New" w:cs="Courier New"/>
+                <w:color w:val="000000"/>
+                <w:sz w:val="20"/>
+                <w:szCs w:val="20"/>
+                <w:lang w:val="en-US" w:eastAsia="ru-RU"/>
+              </w:rPr>
+              <w:t>local_xml</w:t>
+            </w:r>
+            <w:proofErr w:type="spellEnd"/>
+            <w:r>
+              <w:rPr>
+                <w:rFonts w:ascii="Courier New" w:eastAsia="Times New Roman" w:hAnsi="Courier New" w:cs="Courier New"/>
+                <w:color w:val="000000"/>
+                <w:sz w:val="20"/>
+                <w:szCs w:val="20"/>
+                <w:lang w:val="en-US" w:eastAsia="ru-RU"/>
+              </w:rPr>
+              <w:t xml:space="preserve"> </w:t>
+            </w:r>
+            <w:r>
+              <w:rPr>
+                <w:rFonts w:ascii="Courier New" w:eastAsia="Times New Roman" w:hAnsi="Courier New" w:cs="Courier New"/>
+                <w:b/>
+                <w:bCs/>
+                <w:color w:val="000080"/>
+                <w:sz w:val="20"/>
+                <w:szCs w:val="20"/>
+                <w:lang w:val="en-US" w:eastAsia="ru-RU"/>
+              </w:rPr>
+              <w:t>=</w:t>
+            </w:r>
+            <w:r>
+              <w:rPr>
+                <w:rFonts w:ascii="Courier New" w:eastAsia="Times New Roman" w:hAnsi="Courier New" w:cs="Courier New"/>
+                <w:color w:val="000000"/>
+                <w:sz w:val="20"/>
+                <w:szCs w:val="20"/>
+                <w:lang w:val="en-US" w:eastAsia="ru-RU"/>
+              </w:rPr>
+              <w:t xml:space="preserve"> Path</w:t>
+            </w:r>
+            <w:r>
+              <w:rPr>
+                <w:rFonts w:ascii="Courier New" w:eastAsia="Times New Roman" w:hAnsi="Courier New" w:cs="Courier New"/>
+                <w:b/>
+                <w:bCs/>
+                <w:color w:val="000080"/>
+                <w:sz w:val="20"/>
+                <w:szCs w:val="20"/>
+                <w:lang w:val="en-US" w:eastAsia="ru-RU"/>
+              </w:rPr>
+              <w:t>(</w:t>
+            </w:r>
+            <w:proofErr w:type="spellStart"/>
+            <w:r>
+              <w:rPr>
+                <w:rFonts w:ascii="Courier New" w:eastAsia="Times New Roman" w:hAnsi="Courier New" w:cs="Courier New"/>
+                <w:color w:val="000000"/>
+                <w:sz w:val="20"/>
+                <w:szCs w:val="20"/>
+                <w:lang w:val="en-US" w:eastAsia="ru-RU"/>
+              </w:rPr>
+              <w:t>remote_xml</w:t>
+            </w:r>
+            <w:proofErr w:type="spellEnd"/>
+            <w:r>
+              <w:rPr>
+                <w:rFonts w:ascii="Courier New" w:eastAsia="Times New Roman" w:hAnsi="Courier New" w:cs="Courier New"/>
+                <w:b/>
+                <w:bCs/>
+                <w:color w:val="000080"/>
+                <w:sz w:val="20"/>
+                <w:szCs w:val="20"/>
+                <w:lang w:val="en-US" w:eastAsia="ru-RU"/>
+              </w:rPr>
+              <w:t>)</w:t>
+            </w:r>
+          </w:p>
+          <w:p>
+            <w:pPr>
+              <w:shd w:val="clear" w:color="auto" w:fill="FFFFFF"/>
+              <w:spacing w:line="240" w:lineRule="auto"/>
+              <w:ind w:firstLine="0"/>
+              <w:rPr>
+                <w:rFonts w:ascii="Courier New" w:eastAsia="Times New Roman" w:hAnsi="Courier New" w:cs="Courier New"/>
+                <w:color w:val="000000"/>
+                <w:sz w:val="20"/>
+                <w:szCs w:val="20"/>
+                <w:lang w:val="en-US" w:eastAsia="ru-RU"/>
+              </w:rPr>
+            </w:pPr>
+            <w:r>
+              <w:rPr>
+                <w:rFonts w:ascii="Courier New" w:eastAsia="Times New Roman" w:hAnsi="Courier New" w:cs="Courier New"/>
+                <w:color w:val="000000"/>
+                <w:sz w:val="20"/>
+                <w:szCs w:val="20"/>
+                <w:lang w:val="en-US" w:eastAsia="ru-RU"/>
+              </w:rPr>
+              <w:t xml:space="preserve">        </w:t>
+            </w:r>
+            <w:r>
+              <w:rPr>
+                <w:rFonts w:ascii="Courier New" w:eastAsia="Times New Roman" w:hAnsi="Courier New" w:cs="Courier New"/>
+                <w:b/>
+                <w:bCs/>
+                <w:color w:val="0000FF"/>
+                <w:sz w:val="20"/>
+                <w:szCs w:val="20"/>
+                <w:lang w:val="en-US" w:eastAsia="ru-RU"/>
+              </w:rPr>
+              <w:t>with</w:t>
+            </w:r>
+            <w:r>
+              <w:rPr>
+                <w:rFonts w:ascii="Courier New" w:eastAsia="Times New Roman" w:hAnsi="Courier New" w:cs="Courier New"/>
+                <w:color w:val="000000"/>
+                <w:sz w:val="20"/>
+                <w:szCs w:val="20"/>
+                <w:lang w:val="en-US" w:eastAsia="ru-RU"/>
+              </w:rPr>
+              <w:t xml:space="preserve"> </w:t>
+            </w:r>
+            <w:proofErr w:type="spellStart"/>
+            <w:r>
+              <w:rPr>
+                <w:rFonts w:ascii="Courier New" w:eastAsia="Times New Roman" w:hAnsi="Courier New" w:cs="Courier New"/>
+                <w:color w:val="000000"/>
+                <w:sz w:val="20"/>
+                <w:szCs w:val="20"/>
+                <w:lang w:val="en-US" w:eastAsia="ru-RU"/>
+              </w:rPr>
+              <w:t>ssh</w:t>
+            </w:r>
+            <w:r>
+              <w:rPr>
+                <w:rFonts w:ascii="Courier New" w:eastAsia="Times New Roman" w:hAnsi="Courier New" w:cs="Courier New"/>
+                <w:b/>
+                <w:bCs/>
+                <w:color w:val="000080"/>
+                <w:sz w:val="20"/>
+                <w:szCs w:val="20"/>
+                <w:lang w:val="en-US" w:eastAsia="ru-RU"/>
+              </w:rPr>
+              <w:t>.</w:t>
+            </w:r>
+            <w:r>
+              <w:rPr>
+                <w:rFonts w:ascii="Courier New" w:eastAsia="Times New Roman" w:hAnsi="Courier New" w:cs="Courier New"/>
+                <w:i/>
+                <w:iCs/>
+                <w:color w:val="FF8000"/>
+                <w:sz w:val="20"/>
+                <w:szCs w:val="20"/>
+                <w:lang w:val="en-US" w:eastAsia="ru-RU"/>
+              </w:rPr>
+              <w:t>open_sftp</w:t>
+            </w:r>
+            <w:proofErr w:type="spellEnd"/>
+            <w:r>
+              <w:rPr>
+                <w:rFonts w:ascii="Courier New" w:eastAsia="Times New Roman" w:hAnsi="Courier New" w:cs="Courier New"/>
+                <w:b/>
+                <w:bCs/>
+                <w:color w:val="000080"/>
+                <w:sz w:val="20"/>
+                <w:szCs w:val="20"/>
+                <w:lang w:val="en-US" w:eastAsia="ru-RU"/>
+              </w:rPr>
+              <w:t>()</w:t>
+            </w:r>
+            <w:r>
+              <w:rPr>
+                <w:rFonts w:ascii="Courier New" w:eastAsia="Times New Roman" w:hAnsi="Courier New" w:cs="Courier New"/>
+                <w:color w:val="000000"/>
+                <w:sz w:val="20"/>
+                <w:szCs w:val="20"/>
+                <w:lang w:val="en-US" w:eastAsia="ru-RU"/>
+              </w:rPr>
+              <w:t xml:space="preserve"> </w:t>
+            </w:r>
+            <w:r>
+              <w:rPr>
+                <w:rFonts w:ascii="Courier New" w:eastAsia="Times New Roman" w:hAnsi="Courier New" w:cs="Courier New"/>
+                <w:b/>
+                <w:bCs/>
+                <w:color w:val="0000FF"/>
+                <w:sz w:val="20"/>
+                <w:szCs w:val="20"/>
+                <w:lang w:val="en-US" w:eastAsia="ru-RU"/>
+              </w:rPr>
+              <w:t>as</w:t>
+            </w:r>
+            <w:r>
+              <w:rPr>
+                <w:rFonts w:ascii="Courier New" w:eastAsia="Times New Roman" w:hAnsi="Courier New" w:cs="Courier New"/>
+                <w:color w:val="000000"/>
+                <w:sz w:val="20"/>
+                <w:szCs w:val="20"/>
+                <w:lang w:val="en-US" w:eastAsia="ru-RU"/>
+              </w:rPr>
+              <w:t xml:space="preserve"> sftp</w:t>
+            </w:r>
+            <w:r>
+              <w:rPr>
+                <w:rFonts w:ascii="Courier New" w:eastAsia="Times New Roman" w:hAnsi="Courier New" w:cs="Courier New"/>
+                <w:b/>
+                <w:bCs/>
+                <w:color w:val="000080"/>
+                <w:sz w:val="20"/>
+                <w:szCs w:val="20"/>
+                <w:lang w:val="en-US" w:eastAsia="ru-RU"/>
+              </w:rPr>
+              <w:t>:</w:t>
+            </w:r>
+          </w:p>
+          <w:p>
+            <w:pPr>
+              <w:shd w:val="clear" w:color="auto" w:fill="FFFFFF"/>
+              <w:spacing w:line="240" w:lineRule="auto"/>
+              <w:ind w:firstLine="0"/>
+              <w:rPr>
+                <w:rFonts w:ascii="Courier New" w:eastAsia="Times New Roman" w:hAnsi="Courier New" w:cs="Courier New"/>
+                <w:color w:val="000000"/>
+                <w:sz w:val="20"/>
+                <w:szCs w:val="20"/>
+                <w:lang w:val="en-US" w:eastAsia="ru-RU"/>
+              </w:rPr>
+            </w:pPr>
+            <w:r>
+              <w:rPr>
+                <w:rFonts w:ascii="Courier New" w:eastAsia="Times New Roman" w:hAnsi="Courier New" w:cs="Courier New"/>
+                <w:color w:val="000000"/>
+                <w:sz w:val="20"/>
+                <w:szCs w:val="20"/>
+                <w:lang w:val="en-US" w:eastAsia="ru-RU"/>
+              </w:rPr>
+              <w:t xml:space="preserve">            </w:t>
+            </w:r>
+            <w:proofErr w:type="spellStart"/>
+            <w:r>
+              <w:rPr>
+                <w:rFonts w:ascii="Courier New" w:eastAsia="Times New Roman" w:hAnsi="Courier New" w:cs="Courier New"/>
+                <w:color w:val="000000"/>
+                <w:sz w:val="20"/>
+                <w:szCs w:val="20"/>
+                <w:lang w:val="en-US" w:eastAsia="ru-RU"/>
+              </w:rPr>
+              <w:t>sftp</w:t>
+            </w:r>
+            <w:r>
+              <w:rPr>
+                <w:rFonts w:ascii="Courier New" w:eastAsia="Times New Roman" w:hAnsi="Courier New" w:cs="Courier New"/>
+                <w:b/>
+                <w:bCs/>
+                <w:color w:val="000080"/>
+                <w:sz w:val="20"/>
+                <w:szCs w:val="20"/>
+                <w:lang w:val="en-US" w:eastAsia="ru-RU"/>
+              </w:rPr>
+              <w:t>.</w:t>
+            </w:r>
+            <w:r>
+              <w:rPr>
+                <w:rFonts w:ascii="Courier New" w:eastAsia="Times New Roman" w:hAnsi="Courier New" w:cs="Courier New"/>
+                <w:i/>
+                <w:iCs/>
+                <w:color w:val="FF8000"/>
+                <w:sz w:val="20"/>
+                <w:szCs w:val="20"/>
+                <w:lang w:val="en-US" w:eastAsia="ru-RU"/>
+              </w:rPr>
+              <w:t>get</w:t>
+            </w:r>
+            <w:proofErr w:type="spellEnd"/>
+            <w:r>
+              <w:rPr>
+                <w:rFonts w:ascii="Courier New" w:eastAsia="Times New Roman" w:hAnsi="Courier New" w:cs="Courier New"/>
+                <w:b/>
+                <w:bCs/>
+                <w:color w:val="000080"/>
+                <w:sz w:val="20"/>
+                <w:szCs w:val="20"/>
+                <w:lang w:val="en-US" w:eastAsia="ru-RU"/>
+              </w:rPr>
+              <w:t>(</w:t>
+            </w:r>
+            <w:r>
+              <w:rPr>
+                <w:rFonts w:ascii="Courier New" w:eastAsia="Times New Roman" w:hAnsi="Courier New" w:cs="Courier New"/>
+                <w:color w:val="808080"/>
+                <w:sz w:val="20"/>
+                <w:szCs w:val="20"/>
+                <w:lang w:val="en-US" w:eastAsia="ru-RU"/>
+              </w:rPr>
+              <w:t>f"{</w:t>
+            </w:r>
+            <w:proofErr w:type="spellStart"/>
+            <w:r>
+              <w:rPr>
+                <w:rFonts w:ascii="Courier New" w:eastAsia="Times New Roman" w:hAnsi="Courier New" w:cs="Courier New"/>
+                <w:color w:val="000000"/>
+                <w:sz w:val="20"/>
+                <w:szCs w:val="20"/>
+                <w:lang w:val="en-US" w:eastAsia="ru-RU"/>
+              </w:rPr>
+              <w:t>remote_dir</w:t>
+            </w:r>
+            <w:proofErr w:type="spellEnd"/>
+            <w:r>
+              <w:rPr>
+                <w:rFonts w:ascii="Courier New" w:eastAsia="Times New Roman" w:hAnsi="Courier New" w:cs="Courier New"/>
+                <w:color w:val="808080"/>
+                <w:sz w:val="20"/>
+                <w:szCs w:val="20"/>
+                <w:lang w:val="en-US" w:eastAsia="ru-RU"/>
+              </w:rPr>
+              <w:t>}/{</w:t>
+            </w:r>
+            <w:proofErr w:type="spellStart"/>
+            <w:r>
+              <w:rPr>
+                <w:rFonts w:ascii="Courier New" w:eastAsia="Times New Roman" w:hAnsi="Courier New" w:cs="Courier New"/>
+                <w:color w:val="000000"/>
+                <w:sz w:val="20"/>
+                <w:szCs w:val="20"/>
+                <w:lang w:val="en-US" w:eastAsia="ru-RU"/>
+              </w:rPr>
+              <w:t>remote_xml</w:t>
+            </w:r>
+            <w:proofErr w:type="spellEnd"/>
+            <w:r>
+              <w:rPr>
+                <w:rFonts w:ascii="Courier New" w:eastAsia="Times New Roman" w:hAnsi="Courier New" w:cs="Courier New"/>
+                <w:color w:val="808080"/>
+                <w:sz w:val="20"/>
+                <w:szCs w:val="20"/>
+                <w:lang w:val="en-US" w:eastAsia="ru-RU"/>
+              </w:rPr>
+              <w:t>}"</w:t>
+            </w:r>
+            <w:r>
+              <w:rPr>
+                <w:rFonts w:ascii="Courier New" w:eastAsia="Times New Roman" w:hAnsi="Courier New" w:cs="Courier New"/>
+                <w:b/>
+                <w:bCs/>
+                <w:color w:val="000080"/>
+                <w:sz w:val="20"/>
+                <w:szCs w:val="20"/>
+                <w:lang w:val="en-US" w:eastAsia="ru-RU"/>
+              </w:rPr>
+              <w:t>,</w:t>
+            </w:r>
+            <w:r>
+              <w:rPr>
+                <w:rFonts w:ascii="Courier New" w:eastAsia="Times New Roman" w:hAnsi="Courier New" w:cs="Courier New"/>
+                <w:color w:val="000000"/>
+                <w:sz w:val="20"/>
+                <w:szCs w:val="20"/>
+                <w:lang w:val="en-US" w:eastAsia="ru-RU"/>
+              </w:rPr>
+              <w:t xml:space="preserve"> </w:t>
+            </w:r>
+            <w:r>
+              <w:rPr>
+                <w:rFonts w:ascii="Courier New" w:eastAsia="Times New Roman" w:hAnsi="Courier New" w:cs="Courier New"/>
+                <w:b/>
+                <w:bCs/>
+                <w:color w:val="880088"/>
+                <w:sz w:val="20"/>
+                <w:szCs w:val="20"/>
+                <w:lang w:val="en-US" w:eastAsia="ru-RU"/>
+              </w:rPr>
+              <w:t>str</w:t>
+            </w:r>
+            <w:r>
+              <w:rPr>
+                <w:rFonts w:ascii="Courier New" w:eastAsia="Times New Roman" w:hAnsi="Courier New" w:cs="Courier New"/>
+                <w:b/>
+                <w:bCs/>
+                <w:color w:val="000080"/>
+                <w:sz w:val="20"/>
+                <w:szCs w:val="20"/>
+                <w:lang w:val="en-US" w:eastAsia="ru-RU"/>
+              </w:rPr>
+              <w:t>(</w:t>
+            </w:r>
+            <w:proofErr w:type="spellStart"/>
+            <w:r>
+              <w:rPr>
+                <w:rFonts w:ascii="Courier New" w:eastAsia="Times New Roman" w:hAnsi="Courier New" w:cs="Courier New"/>
+                <w:color w:val="000000"/>
+                <w:sz w:val="20"/>
+                <w:szCs w:val="20"/>
+                <w:lang w:val="en-US" w:eastAsia="ru-RU"/>
+              </w:rPr>
+              <w:t>local_xml</w:t>
+            </w:r>
+            <w:proofErr w:type="spellEnd"/>
+            <w:r>
+              <w:rPr>
+                <w:rFonts w:ascii="Courier New" w:eastAsia="Times New Roman" w:hAnsi="Courier New" w:cs="Courier New"/>
+                <w:b/>
+                <w:bCs/>
+                <w:color w:val="000080"/>
+                <w:sz w:val="20"/>
+                <w:szCs w:val="20"/>
+                <w:lang w:val="en-US" w:eastAsia="ru-RU"/>
+              </w:rPr>
+              <w:t>))</w:t>
+            </w:r>
+          </w:p>
+          <w:p>
+            <w:pPr>
+              <w:shd w:val="clear" w:color="auto" w:fill="FFFFFF"/>
+              <w:spacing w:line="240" w:lineRule="auto"/>
+              <w:ind w:firstLine="0"/>
+              <w:rPr>
+                <w:rFonts w:ascii="Courier New" w:eastAsia="Times New Roman" w:hAnsi="Courier New" w:cs="Courier New"/>
+                <w:color w:val="000000"/>
+                <w:sz w:val="20"/>
+                <w:szCs w:val="20"/>
+                <w:lang w:val="en-US" w:eastAsia="ru-RU"/>
+              </w:rPr>
+            </w:pPr>
+          </w:p>
+          <w:p>
+            <w:pPr>
+              <w:shd w:val="clear" w:color="auto" w:fill="FFFFFF"/>
+              <w:spacing w:line="240" w:lineRule="auto"/>
+              <w:ind w:firstLine="0"/>
+              <w:rPr>
+                <w:rFonts w:ascii="Courier New" w:eastAsia="Times New Roman" w:hAnsi="Courier New" w:cs="Courier New"/>
+                <w:color w:val="000000"/>
+                <w:sz w:val="20"/>
+                <w:szCs w:val="20"/>
+                <w:lang w:val="en-US" w:eastAsia="ru-RU"/>
+              </w:rPr>
+            </w:pPr>
+            <w:r>
+              <w:rPr>
+                <w:rFonts w:ascii="Courier New" w:eastAsia="Times New Roman" w:hAnsi="Courier New" w:cs="Courier New"/>
+                <w:color w:val="000000"/>
+                <w:sz w:val="20"/>
+                <w:szCs w:val="20"/>
+                <w:lang w:val="en-US" w:eastAsia="ru-RU"/>
+              </w:rPr>
+              <w:t xml:space="preserve">    </w:t>
+            </w:r>
+            <w:r>
+              <w:rPr>
+                <w:rFonts w:ascii="Courier New" w:eastAsia="Times New Roman" w:hAnsi="Courier New" w:cs="Courier New"/>
+                <w:b/>
+                <w:bCs/>
+                <w:color w:val="0000FF"/>
+                <w:sz w:val="20"/>
+                <w:szCs w:val="20"/>
+                <w:lang w:val="en-US" w:eastAsia="ru-RU"/>
+              </w:rPr>
+              <w:t>finally</w:t>
+            </w:r>
+            <w:r>
+              <w:rPr>
+                <w:rFonts w:ascii="Courier New" w:eastAsia="Times New Roman" w:hAnsi="Courier New" w:cs="Courier New"/>
+                <w:b/>
+                <w:bCs/>
+                <w:color w:val="000080"/>
+                <w:sz w:val="20"/>
+                <w:szCs w:val="20"/>
+                <w:lang w:val="en-US" w:eastAsia="ru-RU"/>
+              </w:rPr>
+              <w:t>:</w:t>
+            </w:r>
+          </w:p>
+          <w:p>
+            <w:pPr>
+              <w:shd w:val="clear" w:color="auto" w:fill="FFFFFF"/>
+              <w:spacing w:line="240" w:lineRule="auto"/>
+              <w:ind w:firstLine="0"/>
+              <w:rPr>
+                <w:rFonts w:ascii="Courier New" w:eastAsia="Times New Roman" w:hAnsi="Courier New" w:cs="Courier New"/>
+                <w:color w:val="000000"/>
+                <w:sz w:val="20"/>
+                <w:szCs w:val="20"/>
+                <w:lang w:val="en-US" w:eastAsia="ru-RU"/>
+              </w:rPr>
+            </w:pPr>
+            <w:r>
+              <w:rPr>
+                <w:rFonts w:ascii="Courier New" w:eastAsia="Times New Roman" w:hAnsi="Courier New" w:cs="Courier New"/>
+                <w:color w:val="000000"/>
+                <w:sz w:val="20"/>
+                <w:szCs w:val="20"/>
+                <w:lang w:val="en-US" w:eastAsia="ru-RU"/>
+              </w:rPr>
+              <w:t xml:space="preserve">        </w:t>
+            </w:r>
+            <w:proofErr w:type="spellStart"/>
+            <w:r>
+              <w:rPr>
+                <w:rFonts w:ascii="Courier New" w:eastAsia="Times New Roman" w:hAnsi="Courier New" w:cs="Courier New"/>
+                <w:color w:val="000000"/>
+                <w:sz w:val="20"/>
+                <w:szCs w:val="20"/>
+                <w:lang w:val="en-US" w:eastAsia="ru-RU"/>
+              </w:rPr>
+              <w:t>ssh</w:t>
+            </w:r>
+            <w:r>
+              <w:rPr>
+                <w:rFonts w:ascii="Courier New" w:eastAsia="Times New Roman" w:hAnsi="Courier New" w:cs="Courier New"/>
+                <w:b/>
+                <w:bCs/>
+                <w:color w:val="000080"/>
+                <w:sz w:val="20"/>
+                <w:szCs w:val="20"/>
+                <w:lang w:val="en-US" w:eastAsia="ru-RU"/>
+              </w:rPr>
+              <w:t>.</w:t>
+            </w:r>
+            <w:r>
+              <w:rPr>
+                <w:rFonts w:ascii="Courier New" w:eastAsia="Times New Roman" w:hAnsi="Courier New" w:cs="Courier New"/>
+                <w:i/>
+                <w:iCs/>
+                <w:color w:val="FF8000"/>
+                <w:sz w:val="20"/>
+                <w:szCs w:val="20"/>
+                <w:lang w:val="en-US" w:eastAsia="ru-RU"/>
+              </w:rPr>
+              <w:t>close</w:t>
+            </w:r>
+            <w:proofErr w:type="spellEnd"/>
+            <w:r>
+              <w:rPr>
+                <w:rFonts w:ascii="Courier New" w:eastAsia="Times New Roman" w:hAnsi="Courier New" w:cs="Courier New"/>
+                <w:b/>
+                <w:bCs/>
+                <w:color w:val="000080"/>
+                <w:sz w:val="20"/>
+                <w:szCs w:val="20"/>
+                <w:lang w:val="en-US" w:eastAsia="ru-RU"/>
+              </w:rPr>
+              <w:t>()</w:t>
+            </w:r>
+          </w:p>
+          <w:p>
+            <w:pPr>
+              <w:shd w:val="clear" w:color="auto" w:fill="FFFFFF"/>
+              <w:spacing w:line="240" w:lineRule="auto"/>
+              <w:ind w:firstLine="0"/>
+              <w:rPr>
+                <w:rFonts w:ascii="Courier New" w:eastAsia="Times New Roman" w:hAnsi="Courier New" w:cs="Courier New"/>
+                <w:color w:val="000000"/>
+                <w:sz w:val="20"/>
+                <w:szCs w:val="20"/>
+                <w:lang w:val="en-US" w:eastAsia="ru-RU"/>
+              </w:rPr>
+            </w:pPr>
+          </w:p>
+          <w:p>
+            <w:pPr>
+              <w:shd w:val="clear" w:color="auto" w:fill="FFFFFF"/>
+              <w:spacing w:line="240" w:lineRule="auto"/>
+              <w:ind w:firstLine="0"/>
+              <w:rPr>
+                <w:rFonts w:ascii="Courier New" w:eastAsia="Times New Roman" w:hAnsi="Courier New" w:cs="Courier New"/>
+                <w:b/>
+                <w:bCs/>
+                <w:color w:val="000080"/>
+                <w:sz w:val="20"/>
+                <w:szCs w:val="20"/>
+                <w:lang w:val="en-US" w:eastAsia="ru-RU"/>
+              </w:rPr>
+            </w:pPr>
+            <w:r>
+              <w:rPr>
+                <w:rFonts w:ascii="Courier New" w:eastAsia="Times New Roman" w:hAnsi="Courier New" w:cs="Courier New"/>
+                <w:color w:val="000000"/>
+                <w:sz w:val="20"/>
+                <w:szCs w:val="20"/>
+                <w:lang w:val="en-US" w:eastAsia="ru-RU"/>
+              </w:rPr>
+              <w:t xml:space="preserve">    </w:t>
+            </w:r>
+            <w:r>
+              <w:rPr>
+                <w:rFonts w:ascii="Courier New" w:eastAsia="Times New Roman" w:hAnsi="Courier New" w:cs="Courier New"/>
+                <w:b/>
+                <w:bCs/>
+                <w:color w:val="0000FF"/>
+                <w:sz w:val="20"/>
+                <w:szCs w:val="20"/>
+                <w:lang w:val="en-US" w:eastAsia="ru-RU"/>
+              </w:rPr>
+              <w:t>return</w:t>
+            </w:r>
+            <w:r>
+              <w:rPr>
+                <w:rFonts w:ascii="Courier New" w:eastAsia="Times New Roman" w:hAnsi="Courier New" w:cs="Courier New"/>
+                <w:color w:val="000000"/>
+                <w:sz w:val="20"/>
+                <w:szCs w:val="20"/>
+                <w:lang w:val="en-US" w:eastAsia="ru-RU"/>
+              </w:rPr>
+              <w:t xml:space="preserve"> </w:t>
+            </w:r>
+            <w:r>
+              <w:rPr>
+                <w:rFonts w:ascii="Courier New" w:eastAsia="Times New Roman" w:hAnsi="Courier New" w:cs="Courier New"/>
+                <w:b/>
+                <w:bCs/>
+                <w:color w:val="880088"/>
+                <w:sz w:val="20"/>
+                <w:szCs w:val="20"/>
+                <w:lang w:val="en-US" w:eastAsia="ru-RU"/>
+              </w:rPr>
+              <w:t>str</w:t>
+            </w:r>
+            <w:r>
+              <w:rPr>
+                <w:rFonts w:ascii="Courier New" w:eastAsia="Times New Roman" w:hAnsi="Courier New" w:cs="Courier New"/>
+                <w:b/>
+                <w:bCs/>
+                <w:color w:val="000080"/>
+                <w:sz w:val="20"/>
+                <w:szCs w:val="20"/>
+                <w:lang w:val="en-US" w:eastAsia="ru-RU"/>
+              </w:rPr>
+              <w:t>(</w:t>
+            </w:r>
+            <w:proofErr w:type="spellStart"/>
+            <w:r>
+              <w:rPr>
+                <w:rFonts w:ascii="Courier New" w:eastAsia="Times New Roman" w:hAnsi="Courier New" w:cs="Courier New"/>
+                <w:color w:val="000000"/>
+                <w:sz w:val="20"/>
+                <w:szCs w:val="20"/>
+                <w:lang w:val="en-US" w:eastAsia="ru-RU"/>
+              </w:rPr>
+              <w:t>local_xml</w:t>
+            </w:r>
+            <w:proofErr w:type="spellEnd"/>
+            <w:r>
+              <w:rPr>
+                <w:rFonts w:ascii="Courier New" w:eastAsia="Times New Roman" w:hAnsi="Courier New" w:cs="Courier New"/>
+                <w:b/>
+                <w:bCs/>
+                <w:color w:val="000080"/>
+                <w:sz w:val="20"/>
+                <w:szCs w:val="20"/>
+                <w:lang w:val="en-US" w:eastAsia="ru-RU"/>
+              </w:rPr>
+              <w:t>)</w:t>
+            </w:r>
+          </w:p>
+          <w:p>
+            <w:pPr>
+              <w:shd w:val="clear" w:color="auto" w:fill="FFFFFF"/>
+              <w:spacing w:line="240" w:lineRule="auto"/>
+              <w:ind w:firstLine="0"/>
+              <w:rPr>
+                <w:rFonts w:ascii="Courier New" w:eastAsia="Times New Roman" w:hAnsi="Courier New" w:cs="Courier New"/>
+                <w:color w:val="000000"/>
+                <w:sz w:val="20"/>
+                <w:szCs w:val="20"/>
+                <w:lang w:val="en-US" w:eastAsia="ru-RU"/>
+              </w:rPr>
+            </w:pPr>
+          </w:p>
+        </w:tc>
+      </w:tr>
+    </w:tbl>
+    <w:p>
+      <w:pPr>
+        <w:spacing w:before="100" w:beforeAutospacing="1" w:after="100" w:afterAutospacing="1"/>
+        <w:ind w:firstLine="0"/>
+        <w:jc w:val="center"/>
+        <w:rPr>
+          <w:rFonts w:cs="Times New Roman"/>
+          <w:bCs/>
+          <w:szCs w:val="24"/>
+        </w:rPr>
+      </w:pPr>
+      <w:r>
+        <w:rPr>
+          <w:rFonts w:cs="Times New Roman"/>
+          <w:bCs/>
+          <w:szCs w:val="24"/>
+        </w:rPr>
+        <w:lastRenderedPageBreak/>
+        <w:t xml:space="preserve">Функция проведения проверки по </w:t>
+      </w:r>
+      <w:r>
+        <w:rPr>
+          <w:rFonts w:cs="Times New Roman"/>
+          <w:bCs/>
+          <w:szCs w:val="24"/>
+          <w:lang w:val="en-US"/>
+        </w:rPr>
+        <w:t>XCCDF</w:t>
+      </w:r>
+      <w:r>
+        <w:rPr>
+          <w:rFonts w:cs="Times New Roman"/>
+          <w:bCs/>
+          <w:szCs w:val="24"/>
+        </w:rPr>
+        <w:t>-</w:t>
+      </w:r>
+      <w:r>
+        <w:rPr>
+          <w:rFonts w:cs="Times New Roman"/>
+          <w:bCs/>
+          <w:szCs w:val="24"/>
+        </w:rPr>
+        <w:t xml:space="preserve">контенту по </w:t>
+      </w:r>
+      <w:proofErr w:type="spellStart"/>
+      <w:r>
+        <w:rPr>
+          <w:rFonts w:cs="Times New Roman"/>
+          <w:bCs/>
+          <w:szCs w:val="24"/>
+          <w:lang w:val="en-US"/>
+        </w:rPr>
+        <w:t>ssh</w:t>
+      </w:r>
+      <w:proofErr w:type="spellEnd"/>
+      <w:r>
+        <w:rPr>
+          <w:rFonts w:cs="Times New Roman"/>
+          <w:bCs/>
+          <w:szCs w:val="24"/>
+        </w:rPr>
+        <w:t xml:space="preserve"> </w:t>
+      </w:r>
+      <w:r>
+        <w:rPr>
+          <w:rFonts w:cs="Times New Roman"/>
+          <w:bCs/>
+          <w:szCs w:val="24"/>
+        </w:rPr>
+        <w:t xml:space="preserve">(на примере </w:t>
+      </w:r>
+      <w:r>
+        <w:rPr>
+          <w:rFonts w:cs="Times New Roman"/>
+          <w:bCs/>
+          <w:szCs w:val="24"/>
+          <w:lang w:val="en-US"/>
+        </w:rPr>
+        <w:t>Kali</w:t>
+      </w:r>
+      <w:r>
+        <w:rPr>
+          <w:rFonts w:cs="Times New Roman"/>
+          <w:bCs/>
+          <w:szCs w:val="24"/>
+        </w:rPr>
+        <w:t xml:space="preserve"> </w:t>
+      </w:r>
+      <w:r>
+        <w:rPr>
+          <w:rFonts w:cs="Times New Roman"/>
+          <w:bCs/>
+          <w:szCs w:val="24"/>
+          <w:lang w:val="en-US"/>
+        </w:rPr>
+        <w:t>Linux</w:t>
+      </w:r>
+      <w:r>
+        <w:rPr>
+          <w:rFonts w:cs="Times New Roman"/>
+          <w:bCs/>
+          <w:szCs w:val="24"/>
+        </w:rPr>
+        <w:t>)</w:t>
       </w:r>
     </w:p>
     <w:sectPr>
@@ -39298,6 +43942,17 @@
       <w:szCs w:val="20"/>
     </w:rPr>
   </w:style>
+  <w:style w:type="character" w:customStyle="1" w:styleId="sc71">
+    <w:name w:val="sc71"/>
+    <w:basedOn w:val="a0"/>
+    <w:rsid w:val="0059308B"/>
+    <w:rPr>
+      <w:rFonts w:ascii="Courier New" w:hAnsi="Courier New" w:cs="Courier New" w:hint="default"/>
+      <w:color w:val="FF8000"/>
+      <w:sz w:val="20"/>
+      <w:szCs w:val="20"/>
+    </w:rPr>
+  </w:style>
 </w:styles>
 </file>
 

--- a/PZ and plakat/beta_pz/ПЗ11.docx
+++ b/PZ and plakat/beta_pz/ПЗ11.docx
@@ -117,7 +117,7 @@
               </wp:inline>
             </w:drawing>
           </mc:Choice>
-          <mc:Fallback xmlns:oel="http://schemas.microsoft.com/office/2019/extlst" xmlns:w16du="http://schemas.microsoft.com/office/word/2023/wordml/word16du" xmlns:w16sdtfl="http://schemas.microsoft.com/office/word/2024/wordml/sdtformatlock">
+          <mc:Fallback xmlns:w16sdtfl="http://schemas.microsoft.com/office/word/2024/wordml/sdtformatlock" xmlns:w16du="http://schemas.microsoft.com/office/word/2023/wordml/word16du" xmlns:oel="http://schemas.microsoft.com/office/2019/extlst">
             <w:pict>
               <v:rect w14:anchorId="396DFA57" id="Rectangle 2" o:spid="_x0000_s1026" alt="https://informatics.ru/img/logo-full.svg" style="width:24.2pt;height:24.2pt;visibility:visible;mso-wrap-style:square;mso-left-percent:-10001;mso-top-percent:-10001;mso-position-horizontal:absolute;mso-position-horizontal-relative:char;mso-position-vertical:absolute;mso-position-vertical-relative:line;mso-left-percent:-10001;mso-top-percent:-10001;v-text-anchor:top" o:gfxdata="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" filled="f" stroked="f">
                 <o:lock v:ext="edit" aspectratio="t"/>
@@ -419,48 +419,11 @@
               <w:ind w:firstLine="0"/>
               <w:rPr>
                 <w:rFonts w:cs="Times New Roman"/>
-                <w:szCs w:val="36"/>
-              </w:rPr>
-            </w:pPr>
-            <w:r>
-              <w:rPr>
-                <w:rFonts w:cs="Times New Roman"/>
-                <w:szCs w:val="36"/>
-              </w:rPr>
-              <w:t>Ученик</w:t>
-            </w:r>
-            <w:r>
-              <w:rPr>
-                <w:rFonts w:cs="Times New Roman"/>
-                <w:szCs w:val="36"/>
-              </w:rPr>
-              <w:t xml:space="preserve"> </w:t>
-            </w:r>
-            <w:r>
-              <w:rPr>
-                <w:rFonts w:cs="Times New Roman"/>
-                <w:szCs w:val="36"/>
-              </w:rPr>
-              <w:t>11 класса</w:t>
-            </w:r>
-          </w:p>
-          <w:p>
-            <w:pPr>
-              <w:ind w:firstLine="0"/>
-              <w:rPr>
-                <w:rFonts w:cs="Times New Roman"/>
                 <w:b/>
                 <w:sz w:val="36"/>
                 <w:szCs w:val="36"/>
               </w:rPr>
             </w:pPr>
-            <w:r>
-              <w:rPr>
-                <w:rFonts w:cs="Times New Roman"/>
-                <w:szCs w:val="36"/>
-              </w:rPr>
-              <w:t>МБОУ Гимназии №1</w:t>
-            </w:r>
           </w:p>
         </w:tc>
         <w:tc>
@@ -486,13 +449,6 @@
                 <w:szCs w:val="36"/>
               </w:rPr>
             </w:pPr>
-            <w:r>
-              <w:rPr>
-                <w:rFonts w:cs="Times New Roman"/>
-                <w:szCs w:val="36"/>
-              </w:rPr>
-              <w:t>ФИО</w:t>
-            </w:r>
           </w:p>
         </w:tc>
         <w:tc>
@@ -517,14 +473,6 @@
                 <w:szCs w:val="24"/>
               </w:rPr>
             </w:pPr>
-            <w:r>
-              <w:rPr>
-                <w:rFonts w:cs="Times New Roman"/>
-                <w:bCs/>
-                <w:szCs w:val="24"/>
-              </w:rPr>
-              <w:t>Бородин Денис Викторович</w:t>
-            </w:r>
           </w:p>
         </w:tc>
       </w:tr>
@@ -4771,7 +4719,15 @@
       </w:r>
       <w:proofErr w:type="spellEnd"/>
       <w:r>
-        <w:t xml:space="preserve"> Protocol, протокол автоматизации управления данными безопасности) - это набор открытых стандартов, определяющих технические спецификации для представления, описания и обмена данными в области безопасности. Его задача </w:t>
+        <w:t xml:space="preserve"> Protocol, протокол автоматизации управления данными безопасности) </w:t>
+      </w:r>
+      <w:proofErr w:type="gramStart"/>
+      <w:r>
+        <w:t>- это</w:t>
+      </w:r>
+      <w:proofErr w:type="gramEnd"/>
+      <w:r>
+        <w:t xml:space="preserve"> набор открытых стандартов, определяющих технические спецификации для представления, описания и обмена данными в области безопасности. Его задача </w:t>
       </w:r>
       <w:r>
         <w:t>-</w:t>
@@ -4898,7 +4854,15 @@
       </w:r>
       <w:proofErr w:type="spellEnd"/>
       <w:r>
-        <w:t xml:space="preserve"> Assessment Language) - это открытый стандартизированный язык, который в машиночитаемом виде предоставляет информацию как проверять систему на наличие уязвимостей. OVAL имеет одинаковую структуру вне зависимости от вендора.</w:t>
+        <w:t xml:space="preserve"> Assessment Language) </w:t>
+      </w:r>
+      <w:proofErr w:type="gramStart"/>
+      <w:r>
+        <w:t>- это</w:t>
+      </w:r>
+      <w:proofErr w:type="gramEnd"/>
+      <w:r>
+        <w:t xml:space="preserve"> открытый стандартизированный язык, который в машиночитаемом виде предоставляет информацию как проверять систему на наличие уязвимостей. OVAL имеет одинаковую структуру вне зависимости от вендора.</w:t>
       </w:r>
     </w:p>
     <w:p>
@@ -5045,7 +5009,15 @@
       </w:r>
       <w:proofErr w:type="spellEnd"/>
       <w:r>
-        <w:t xml:space="preserve"> Format) - это формат, который позволяет описывать политики и структуру проверок: какие требования проверять, как их группировать, какие профили использовать, как формировать результат оценки. Также благодаря XCCDF можно проводить </w:t>
+        <w:t xml:space="preserve"> Format) </w:t>
+      </w:r>
+      <w:proofErr w:type="gramStart"/>
+      <w:r>
+        <w:t>- это</w:t>
+      </w:r>
+      <w:proofErr w:type="gramEnd"/>
+      <w:r>
+        <w:t xml:space="preserve"> формат, который позволяет описывать политики и структуру проверок: какие требования проверять, как их группировать, какие профили использовать, как формировать результат оценки. Также благодаря XCCDF можно проводить </w:t>
       </w:r>
       <w:proofErr w:type="spellStart"/>
       <w:r>
@@ -6051,7 +6023,15 @@
         <w:jc w:val="both"/>
       </w:pPr>
       <w:r>
-        <w:t>2. SCAP-контент C, включает набор OVAL-дефиниций D = {d1,d2,d3...,</w:t>
+        <w:t>2. SCAP-контент C, включает набор OVAL-дефиниций D = {d</w:t>
+      </w:r>
+      <w:proofErr w:type="gramStart"/>
+      <w:r>
+        <w:t>1,d</w:t>
+      </w:r>
+      <w:proofErr w:type="gramEnd"/>
+      <w:r>
+        <w:t>2,d3...,</w:t>
       </w:r>
       <w:proofErr w:type="spellStart"/>
       <w:r>
@@ -6154,8 +6134,13 @@
         <w:t xml:space="preserve"> {</w:t>
       </w:r>
       <w:proofErr w:type="spellStart"/>
-      <w:r>
-        <w:t>true,false,unknown,error,notapplicable</w:t>
+      <w:proofErr w:type="gramStart"/>
+      <w:r>
+        <w:t>true,false</w:t>
+      </w:r>
+      <w:proofErr w:type="gramEnd"/>
+      <w:r>
+        <w:t>,unknown,error,notapplicable</w:t>
       </w:r>
       <w:proofErr w:type="spellEnd"/>
       <w:r>
@@ -6241,10 +6226,12 @@
         <w:t xml:space="preserve"> {</w:t>
       </w:r>
       <w:proofErr w:type="spellStart"/>
+      <w:proofErr w:type="gramStart"/>
       <w:r>
         <w:t>pass,fail</w:t>
       </w:r>
       <w:proofErr w:type="spellEnd"/>
+      <w:proofErr w:type="gramEnd"/>
       <w:r>
         <w:t>,</w:t>
       </w:r>
@@ -6572,13 +6559,18 @@
       </w:r>
       <w:proofErr w:type="spellStart"/>
       <w:r>
-        <w:t>Result_OVAL</w:t>
+        <w:t>Result_</w:t>
+      </w:r>
+      <w:proofErr w:type="gramStart"/>
+      <w:r>
+        <w:t>OVAL</w:t>
       </w:r>
       <w:proofErr w:type="spellEnd"/>
       <w:r>
         <w:t>(</w:t>
       </w:r>
       <w:proofErr w:type="spellStart"/>
+      <w:proofErr w:type="gramEnd"/>
       <w:r>
         <w:t>di</w:t>
       </w:r>
@@ -6606,13 +6598,18 @@
       </w:r>
       <w:proofErr w:type="spellStart"/>
       <w:r>
-        <w:t>Result_XCCDF</w:t>
+        <w:t>Result_</w:t>
+      </w:r>
+      <w:proofErr w:type="gramStart"/>
+      <w:r>
+        <w:t>XCCDF</w:t>
       </w:r>
       <w:proofErr w:type="spellEnd"/>
       <w:r>
         <w:t>(</w:t>
       </w:r>
       <w:proofErr w:type="spellStart"/>
+      <w:proofErr w:type="gramEnd"/>
       <w:r>
         <w:t>ri</w:t>
       </w:r>
@@ -6633,13 +6630,18 @@
       </w:r>
       <w:proofErr w:type="spellStart"/>
       <w:r>
-        <w:t>Result_XCCDF</w:t>
+        <w:t>Result_</w:t>
+      </w:r>
+      <w:proofErr w:type="gramStart"/>
+      <w:r>
+        <w:t>XCCDF</w:t>
       </w:r>
       <w:proofErr w:type="spellEnd"/>
       <w:r>
         <w:t>(</w:t>
       </w:r>
       <w:proofErr w:type="spellStart"/>
+      <w:proofErr w:type="gramEnd"/>
       <w:r>
         <w:t>ri</w:t>
       </w:r>
@@ -8315,7 +8317,15 @@
         <w:t>давать</w:t>
       </w:r>
       <w:r>
-        <w:t xml:space="preserve"> возможность выбора операционной системы и загрузки соответствующего SCAP-контента.</w:t>
+        <w:t xml:space="preserve"> </w:t>
+      </w:r>
+      <w:proofErr w:type="gramStart"/>
+      <w:r>
+        <w:t>возможность выбора операционной системы и загрузки</w:t>
+      </w:r>
+      <w:proofErr w:type="gramEnd"/>
+      <w:r>
+        <w:t xml:space="preserve"> соответствующего SCAP-контента.</w:t>
       </w:r>
     </w:p>
     <w:p>
@@ -9141,8 +9151,13 @@
         <w:t xml:space="preserve">, </w:t>
       </w:r>
       <w:proofErr w:type="spellStart"/>
-      <w:r>
-        <w:t>xml.etree.ElementTree</w:t>
+      <w:proofErr w:type="gramStart"/>
+      <w:r>
+        <w:t>xml.etree</w:t>
+      </w:r>
+      <w:proofErr w:type="gramEnd"/>
+      <w:r>
+        <w:t>.ElementTree</w:t>
       </w:r>
       <w:proofErr w:type="spellEnd"/>
       <w:r>
@@ -9934,13 +9949,18 @@
       </w:r>
       <w:proofErr w:type="spellStart"/>
       <w:r>
-        <w:t>Result_OVAL</w:t>
+        <w:t>Result_</w:t>
+      </w:r>
+      <w:proofErr w:type="gramStart"/>
+      <w:r>
+        <w:t>OVAL</w:t>
       </w:r>
       <w:proofErr w:type="spellEnd"/>
       <w:r>
         <w:t>(</w:t>
       </w:r>
       <w:proofErr w:type="spellStart"/>
+      <w:proofErr w:type="gramEnd"/>
       <w:r>
         <w:t>di</w:t>
       </w:r>
@@ -10032,13 +10052,18 @@
       </w:r>
       <w:proofErr w:type="spellStart"/>
       <w:r>
-        <w:t>Result_XCCDF</w:t>
+        <w:t>Result_</w:t>
+      </w:r>
+      <w:proofErr w:type="gramStart"/>
+      <w:r>
+        <w:t>XCCDF</w:t>
       </w:r>
       <w:proofErr w:type="spellEnd"/>
       <w:r>
         <w:t>(</w:t>
       </w:r>
       <w:proofErr w:type="spellStart"/>
+      <w:proofErr w:type="gramEnd"/>
       <w:r>
         <w:t>ri</w:t>
       </w:r>
@@ -10711,6 +10736,7 @@
       <w:r>
         <w:t>_</w:t>
       </w:r>
+      <w:proofErr w:type="gramStart"/>
       <w:r>
         <w:rPr>
           <w:lang w:val="en-US"/>
@@ -10728,6 +10754,7 @@
         <w:t>ssgproject</w:t>
       </w:r>
       <w:proofErr w:type="spellEnd"/>
+      <w:proofErr w:type="gramEnd"/>
       <w:r>
         <w:t>.</w:t>
       </w:r>
@@ -11355,6 +11382,7 @@
       <w:r>
         <w:t>_</w:t>
       </w:r>
+      <w:proofErr w:type="gramStart"/>
       <w:r>
         <w:rPr>
           <w:lang w:val="en-US"/>
@@ -11372,6 +11400,7 @@
         <w:t>ssgproject</w:t>
       </w:r>
       <w:proofErr w:type="spellEnd"/>
+      <w:proofErr w:type="gramEnd"/>
       <w:r>
         <w:t>.</w:t>
       </w:r>
@@ -12936,6 +12965,7 @@
         <w:t xml:space="preserve">] // </w:t>
       </w:r>
       <w:proofErr w:type="spellStart"/>
+      <w:proofErr w:type="gramStart"/>
       <w:r>
         <w:rPr>
           <w:rFonts w:cs="Times New Roman"/>
@@ -12944,6 +12974,7 @@
         <w:t>github.blog</w:t>
       </w:r>
       <w:proofErr w:type="spellEnd"/>
+      <w:proofErr w:type="gramEnd"/>
       <w:r>
         <w:rPr>
           <w:lang w:val="en-US"/>
@@ -12962,16 +12993,34 @@
         </w:rPr>
         <w:t xml:space="preserve">. — URL: </w:t>
       </w:r>
-      <w:hyperlink r:id="rId21" w:history="1">
-        <w:r>
-          <w:rPr>
-            <w:rStyle w:val="aa"/>
-            <w:rFonts w:cs="Times New Roman"/>
-            <w:lang w:val="en-US"/>
-          </w:rPr>
-          <w:t>https://github.blog/security/supply-chain-security/securing-the-open-source-supply-chain-the-essential-role-of-cves/</w:t>
-        </w:r>
-      </w:hyperlink>
+      <w:r>
+        <w:fldChar w:fldCharType="begin"/>
+      </w:r>
+      <w:r>
+        <w:rPr>
+          <w:lang w:val="en-US"/>
+        </w:rPr>
+        <w:instrText xml:space="preserve"> HYPERLINK "https://github.blog/security/supply-chain-security/securing-the-open-source-supply-chain-the-essential-role-of-cves/" </w:instrText>
+      </w:r>
+      <w:r>
+        <w:fldChar w:fldCharType="separate"/>
+      </w:r>
+      <w:r>
+        <w:rPr>
+          <w:rStyle w:val="aa"/>
+          <w:rFonts w:cs="Times New Roman"/>
+          <w:lang w:val="en-US"/>
+        </w:rPr>
+        <w:t>https://github.blog/security/supply-chain-security/securing-the-open-source-supply-chain-the-essential-role-of-cves/</w:t>
+      </w:r>
+      <w:r>
+        <w:rPr>
+          <w:rStyle w:val="aa"/>
+          <w:rFonts w:cs="Times New Roman"/>
+          <w:lang w:val="en-US"/>
+        </w:rPr>
+        <w:fldChar w:fldCharType="end"/>
+      </w:r>
       <w:r>
         <w:rPr>
           <w:rFonts w:cs="Times New Roman"/>
@@ -13075,16 +13124,34 @@
         </w:rPr>
         <w:t xml:space="preserve">. — URL: </w:t>
       </w:r>
-      <w:hyperlink r:id="rId22" w:history="1">
-        <w:r>
-          <w:rPr>
-            <w:rStyle w:val="aa"/>
-            <w:rFonts w:cs="Times New Roman"/>
-            <w:lang w:val="en-US"/>
-          </w:rPr>
-          <w:t>https://en.wikipedia.org/wiki/Usage_share_of_operating_systems</w:t>
-        </w:r>
-      </w:hyperlink>
+      <w:r>
+        <w:fldChar w:fldCharType="begin"/>
+      </w:r>
+      <w:r>
+        <w:rPr>
+          <w:lang w:val="en-US"/>
+        </w:rPr>
+        <w:instrText xml:space="preserve"> HYPERLINK "https://en.wikipedia.org/wiki/Usage_share_of_operating_systems" </w:instrText>
+      </w:r>
+      <w:r>
+        <w:fldChar w:fldCharType="separate"/>
+      </w:r>
+      <w:r>
+        <w:rPr>
+          <w:rStyle w:val="aa"/>
+          <w:rFonts w:cs="Times New Roman"/>
+          <w:lang w:val="en-US"/>
+        </w:rPr>
+        <w:t>https://en.wikipedia.org/wiki/Usage_share_of_operating_systems</w:t>
+      </w:r>
+      <w:r>
+        <w:rPr>
+          <w:rStyle w:val="aa"/>
+          <w:rFonts w:cs="Times New Roman"/>
+          <w:lang w:val="en-US"/>
+        </w:rPr>
+        <w:fldChar w:fldCharType="end"/>
+      </w:r>
       <w:r>
         <w:rPr>
           <w:rFonts w:cs="Times New Roman"/>
@@ -13166,7 +13233,7 @@
         </w:rPr>
         <w:t xml:space="preserve"> </w:t>
       </w:r>
-      <w:hyperlink r:id="rId23" w:history="1">
+      <w:hyperlink r:id="rId21" w:history="1">
         <w:r>
           <w:rPr>
             <w:rStyle w:val="aa"/>
@@ -13346,7 +13413,7 @@
       <w:r>
         <w:t xml:space="preserve">: </w:t>
       </w:r>
-      <w:hyperlink r:id="rId24" w:history="1">
+      <w:hyperlink r:id="rId22" w:history="1">
         <w:r>
           <w:rPr>
             <w:rStyle w:val="aa"/>
@@ -13539,7 +13606,7 @@
       <w:r>
         <w:t xml:space="preserve">. — 2021. — URL: </w:t>
       </w:r>
-      <w:hyperlink r:id="rId25" w:history="1">
+      <w:hyperlink r:id="rId23" w:history="1">
         <w:r>
           <w:rPr>
             <w:rStyle w:val="aa"/>
@@ -15489,6 +15556,7 @@
               <w:t xml:space="preserve"> </w:t>
             </w:r>
             <w:proofErr w:type="spellStart"/>
+            <w:proofErr w:type="gramStart"/>
             <w:r>
               <w:rPr>
                 <w:rFonts w:ascii="Courier New" w:eastAsia="Times New Roman" w:hAnsi="Courier New" w:cs="Courier New"/>
@@ -15515,6 +15583,7 @@
               <w:t>(</w:t>
             </w:r>
             <w:proofErr w:type="spellStart"/>
+            <w:proofErr w:type="gramEnd"/>
             <w:r>
               <w:rPr>
                 <w:rFonts w:ascii="Courier New" w:eastAsia="Times New Roman" w:hAnsi="Courier New" w:cs="Courier New"/>
@@ -15754,7 +15823,20 @@
                 <w:szCs w:val="20"/>
                 <w:lang w:val="en-US" w:eastAsia="ru-RU"/>
               </w:rPr>
-              <w:t>().</w:t>
+              <w:t>(</w:t>
+            </w:r>
+            <w:proofErr w:type="gramStart"/>
+            <w:r>
+              <w:rPr>
+                <w:rFonts w:ascii="Courier New" w:eastAsia="Times New Roman" w:hAnsi="Courier New" w:cs="Courier New"/>
+                <w:b/>
+                <w:bCs/>
+                <w:color w:val="000080"/>
+                <w:sz w:val="20"/>
+                <w:szCs w:val="20"/>
+                <w:lang w:val="en-US" w:eastAsia="ru-RU"/>
+              </w:rPr>
+              <w:t>).</w:t>
             </w:r>
             <w:r>
               <w:rPr>
@@ -15766,7 +15848,20 @@
                 <w:szCs w:val="20"/>
                 <w:lang w:val="en-US" w:eastAsia="ru-RU"/>
               </w:rPr>
-              <w:t>__</w:t>
+              <w:t>_</w:t>
+            </w:r>
+            <w:proofErr w:type="gramEnd"/>
+            <w:r>
+              <w:rPr>
+                <w:rFonts w:ascii="Courier New" w:eastAsia="Times New Roman" w:hAnsi="Courier New" w:cs="Courier New"/>
+                <w:i/>
+                <w:iCs/>
+                <w:color w:val="FF8000"/>
+                <w:sz w:val="20"/>
+                <w:szCs w:val="20"/>
+                <w:lang w:val="en-US" w:eastAsia="ru-RU"/>
+              </w:rPr>
+              <w:t>_</w:t>
             </w:r>
             <w:proofErr w:type="spellStart"/>
             <w:r>
@@ -15831,6 +15926,7 @@
               <w:t xml:space="preserve">        </w:t>
             </w:r>
             <w:proofErr w:type="spellStart"/>
+            <w:proofErr w:type="gramStart"/>
             <w:r>
               <w:rPr>
                 <w:rFonts w:ascii="Courier New" w:eastAsia="Times New Roman" w:hAnsi="Courier New" w:cs="Courier New"/>
@@ -15866,6 +15962,7 @@
               <w:t>setupUi</w:t>
             </w:r>
             <w:proofErr w:type="spellEnd"/>
+            <w:proofErr w:type="gramEnd"/>
             <w:r>
               <w:rPr>
                 <w:rFonts w:ascii="Courier New" w:eastAsia="Times New Roman" w:hAnsi="Courier New" w:cs="Courier New"/>
@@ -15957,20 +16054,9 @@
                 <w:szCs w:val="20"/>
                 <w:lang w:val="en-US" w:eastAsia="ru-RU"/>
               </w:rPr>
-              <w:t>bt_OVALcheck</w:t>
-            </w:r>
-            <w:r>
-              <w:rPr>
-                <w:rFonts w:ascii="Courier New" w:eastAsia="Times New Roman" w:hAnsi="Courier New" w:cs="Courier New"/>
-                <w:b/>
-                <w:bCs/>
-                <w:color w:val="000080"/>
-                <w:sz w:val="20"/>
-                <w:szCs w:val="20"/>
-                <w:lang w:val="en-US" w:eastAsia="ru-RU"/>
-              </w:rPr>
-              <w:t>.</w:t>
-            </w:r>
+              <w:t>bt_</w:t>
+            </w:r>
+            <w:proofErr w:type="gramStart"/>
             <w:r>
               <w:rPr>
                 <w:rFonts w:ascii="Courier New" w:eastAsia="Times New Roman" w:hAnsi="Courier New" w:cs="Courier New"/>
@@ -15981,7 +16067,7 @@
                 <w:szCs w:val="20"/>
                 <w:lang w:val="en-US" w:eastAsia="ru-RU"/>
               </w:rPr>
-              <w:t>clicked</w:t>
+              <w:t>OVALcheck</w:t>
             </w:r>
             <w:r>
               <w:rPr>
@@ -16005,9 +16091,34 @@
                 <w:szCs w:val="20"/>
                 <w:lang w:val="en-US" w:eastAsia="ru-RU"/>
               </w:rPr>
+              <w:t>clicked</w:t>
+            </w:r>
+            <w:r>
+              <w:rPr>
+                <w:rFonts w:ascii="Courier New" w:eastAsia="Times New Roman" w:hAnsi="Courier New" w:cs="Courier New"/>
+                <w:b/>
+                <w:bCs/>
+                <w:color w:val="000080"/>
+                <w:sz w:val="20"/>
+                <w:szCs w:val="20"/>
+                <w:lang w:val="en-US" w:eastAsia="ru-RU"/>
+              </w:rPr>
+              <w:t>.</w:t>
+            </w:r>
+            <w:r>
+              <w:rPr>
+                <w:rFonts w:ascii="Courier New" w:eastAsia="Times New Roman" w:hAnsi="Courier New" w:cs="Courier New"/>
+                <w:i/>
+                <w:iCs/>
+                <w:color w:val="FF8000"/>
+                <w:sz w:val="20"/>
+                <w:szCs w:val="20"/>
+                <w:lang w:val="en-US" w:eastAsia="ru-RU"/>
+              </w:rPr>
               <w:t>connect</w:t>
             </w:r>
             <w:proofErr w:type="spellEnd"/>
+            <w:proofErr w:type="gramEnd"/>
             <w:r>
               <w:rPr>
                 <w:rFonts w:ascii="Courier New" w:eastAsia="Times New Roman" w:hAnsi="Courier New" w:cs="Courier New"/>
@@ -16125,20 +16236,9 @@
                 <w:szCs w:val="20"/>
                 <w:lang w:val="en-US" w:eastAsia="ru-RU"/>
               </w:rPr>
-              <w:t>bt_XCCDFcheck</w:t>
-            </w:r>
-            <w:r>
-              <w:rPr>
-                <w:rFonts w:ascii="Courier New" w:eastAsia="Times New Roman" w:hAnsi="Courier New" w:cs="Courier New"/>
-                <w:b/>
-                <w:bCs/>
-                <w:color w:val="000080"/>
-                <w:sz w:val="20"/>
-                <w:szCs w:val="20"/>
-                <w:lang w:val="en-US" w:eastAsia="ru-RU"/>
-              </w:rPr>
-              <w:t>.</w:t>
-            </w:r>
+              <w:t>bt_</w:t>
+            </w:r>
+            <w:proofErr w:type="gramStart"/>
             <w:r>
               <w:rPr>
                 <w:rFonts w:ascii="Courier New" w:eastAsia="Times New Roman" w:hAnsi="Courier New" w:cs="Courier New"/>
@@ -16149,7 +16249,7 @@
                 <w:szCs w:val="20"/>
                 <w:lang w:val="en-US" w:eastAsia="ru-RU"/>
               </w:rPr>
-              <w:t>clicked</w:t>
+              <w:t>XCCDFcheck</w:t>
             </w:r>
             <w:r>
               <w:rPr>
@@ -16173,9 +16273,34 @@
                 <w:szCs w:val="20"/>
                 <w:lang w:val="en-US" w:eastAsia="ru-RU"/>
               </w:rPr>
+              <w:t>clicked</w:t>
+            </w:r>
+            <w:r>
+              <w:rPr>
+                <w:rFonts w:ascii="Courier New" w:eastAsia="Times New Roman" w:hAnsi="Courier New" w:cs="Courier New"/>
+                <w:b/>
+                <w:bCs/>
+                <w:color w:val="000080"/>
+                <w:sz w:val="20"/>
+                <w:szCs w:val="20"/>
+                <w:lang w:val="en-US" w:eastAsia="ru-RU"/>
+              </w:rPr>
+              <w:t>.</w:t>
+            </w:r>
+            <w:r>
+              <w:rPr>
+                <w:rFonts w:ascii="Courier New" w:eastAsia="Times New Roman" w:hAnsi="Courier New" w:cs="Courier New"/>
+                <w:i/>
+                <w:iCs/>
+                <w:color w:val="FF8000"/>
+                <w:sz w:val="20"/>
+                <w:szCs w:val="20"/>
+                <w:lang w:val="en-US" w:eastAsia="ru-RU"/>
+              </w:rPr>
               <w:t>connect</w:t>
             </w:r>
             <w:proofErr w:type="spellEnd"/>
+            <w:proofErr w:type="gramEnd"/>
             <w:r>
               <w:rPr>
                 <w:rFonts w:ascii="Courier New" w:eastAsia="Times New Roman" w:hAnsi="Courier New" w:cs="Courier New"/>
@@ -16293,20 +16418,9 @@
                 <w:szCs w:val="20"/>
                 <w:lang w:val="en-US" w:eastAsia="ru-RU"/>
               </w:rPr>
-              <w:t>bt_OVAL_page</w:t>
-            </w:r>
-            <w:r>
-              <w:rPr>
-                <w:rFonts w:ascii="Courier New" w:eastAsia="Times New Roman" w:hAnsi="Courier New" w:cs="Courier New"/>
-                <w:b/>
-                <w:bCs/>
-                <w:color w:val="000080"/>
-                <w:sz w:val="20"/>
-                <w:szCs w:val="20"/>
-                <w:lang w:val="en-US" w:eastAsia="ru-RU"/>
-              </w:rPr>
-              <w:t>.</w:t>
-            </w:r>
+              <w:t>bt_OVAL_</w:t>
+            </w:r>
+            <w:proofErr w:type="gramStart"/>
             <w:r>
               <w:rPr>
                 <w:rFonts w:ascii="Courier New" w:eastAsia="Times New Roman" w:hAnsi="Courier New" w:cs="Courier New"/>
@@ -16317,8 +16431,33 @@
                 <w:szCs w:val="20"/>
                 <w:lang w:val="en-US" w:eastAsia="ru-RU"/>
               </w:rPr>
+              <w:t>page</w:t>
+            </w:r>
+            <w:r>
+              <w:rPr>
+                <w:rFonts w:ascii="Courier New" w:eastAsia="Times New Roman" w:hAnsi="Courier New" w:cs="Courier New"/>
+                <w:b/>
+                <w:bCs/>
+                <w:color w:val="000080"/>
+                <w:sz w:val="20"/>
+                <w:szCs w:val="20"/>
+                <w:lang w:val="en-US" w:eastAsia="ru-RU"/>
+              </w:rPr>
+              <w:t>.</w:t>
+            </w:r>
+            <w:r>
+              <w:rPr>
+                <w:rFonts w:ascii="Courier New" w:eastAsia="Times New Roman" w:hAnsi="Courier New" w:cs="Courier New"/>
+                <w:i/>
+                <w:iCs/>
+                <w:color w:val="FF8000"/>
+                <w:sz w:val="20"/>
+                <w:szCs w:val="20"/>
+                <w:lang w:val="en-US" w:eastAsia="ru-RU"/>
+              </w:rPr>
               <w:t>clicked</w:t>
             </w:r>
+            <w:proofErr w:type="gramEnd"/>
             <w:r>
               <w:rPr>
                 <w:rFonts w:ascii="Courier New" w:eastAsia="Times New Roman" w:hAnsi="Courier New" w:cs="Courier New"/>
@@ -16567,20 +16706,9 @@
                 <w:szCs w:val="20"/>
                 <w:lang w:val="en-US" w:eastAsia="ru-RU"/>
               </w:rPr>
-              <w:t>bt_XCCDF_page</w:t>
-            </w:r>
-            <w:r>
-              <w:rPr>
-                <w:rFonts w:ascii="Courier New" w:eastAsia="Times New Roman" w:hAnsi="Courier New" w:cs="Courier New"/>
-                <w:b/>
-                <w:bCs/>
-                <w:color w:val="000080"/>
-                <w:sz w:val="20"/>
-                <w:szCs w:val="20"/>
-                <w:lang w:val="en-US" w:eastAsia="ru-RU"/>
-              </w:rPr>
-              <w:t>.</w:t>
-            </w:r>
+              <w:t>bt_XCCDF_</w:t>
+            </w:r>
+            <w:proofErr w:type="gramStart"/>
             <w:r>
               <w:rPr>
                 <w:rFonts w:ascii="Courier New" w:eastAsia="Times New Roman" w:hAnsi="Courier New" w:cs="Courier New"/>
@@ -16591,8 +16719,33 @@
                 <w:szCs w:val="20"/>
                 <w:lang w:val="en-US" w:eastAsia="ru-RU"/>
               </w:rPr>
+              <w:t>page</w:t>
+            </w:r>
+            <w:r>
+              <w:rPr>
+                <w:rFonts w:ascii="Courier New" w:eastAsia="Times New Roman" w:hAnsi="Courier New" w:cs="Courier New"/>
+                <w:b/>
+                <w:bCs/>
+                <w:color w:val="000080"/>
+                <w:sz w:val="20"/>
+                <w:szCs w:val="20"/>
+                <w:lang w:val="en-US" w:eastAsia="ru-RU"/>
+              </w:rPr>
+              <w:t>.</w:t>
+            </w:r>
+            <w:r>
+              <w:rPr>
+                <w:rFonts w:ascii="Courier New" w:eastAsia="Times New Roman" w:hAnsi="Courier New" w:cs="Courier New"/>
+                <w:i/>
+                <w:iCs/>
+                <w:color w:val="FF8000"/>
+                <w:sz w:val="20"/>
+                <w:szCs w:val="20"/>
+                <w:lang w:val="en-US" w:eastAsia="ru-RU"/>
+              </w:rPr>
               <w:t>clicked</w:t>
             </w:r>
+            <w:proofErr w:type="gramEnd"/>
             <w:r>
               <w:rPr>
                 <w:rFonts w:ascii="Courier New" w:eastAsia="Times New Roman" w:hAnsi="Courier New" w:cs="Courier New"/>
@@ -16809,6 +16962,7 @@
               <w:t xml:space="preserve">        </w:t>
             </w:r>
             <w:proofErr w:type="spellStart"/>
+            <w:proofErr w:type="gramStart"/>
             <w:r>
               <w:rPr>
                 <w:rFonts w:ascii="Courier New" w:eastAsia="Times New Roman" w:hAnsi="Courier New" w:cs="Courier New"/>
@@ -16841,7 +16995,20 @@
                 <w:szCs w:val="20"/>
                 <w:lang w:val="en-US" w:eastAsia="ru-RU"/>
               </w:rPr>
-              <w:t>first_encounter</w:t>
+              <w:t>first</w:t>
+            </w:r>
+            <w:proofErr w:type="gramEnd"/>
+            <w:r>
+              <w:rPr>
+                <w:rFonts w:ascii="Courier New" w:eastAsia="Times New Roman" w:hAnsi="Courier New" w:cs="Courier New"/>
+                <w:i/>
+                <w:iCs/>
+                <w:color w:val="FF8000"/>
+                <w:sz w:val="20"/>
+                <w:szCs w:val="20"/>
+                <w:lang w:val="en-US" w:eastAsia="ru-RU"/>
+              </w:rPr>
+              <w:t>_encounter</w:t>
             </w:r>
             <w:proofErr w:type="spellEnd"/>
             <w:r>
@@ -17039,6 +17206,7 @@
               <w:t xml:space="preserve"> </w:t>
             </w:r>
             <w:proofErr w:type="spellStart"/>
+            <w:proofErr w:type="gramStart"/>
             <w:r>
               <w:rPr>
                 <w:rFonts w:ascii="Courier New" w:eastAsia="Times New Roman" w:hAnsi="Courier New" w:cs="Courier New"/>
@@ -17071,7 +17239,20 @@
                 <w:szCs w:val="20"/>
                 <w:lang w:val="en-US" w:eastAsia="ru-RU"/>
               </w:rPr>
-              <w:t>first_encounter</w:t>
+              <w:t>first</w:t>
+            </w:r>
+            <w:proofErr w:type="gramEnd"/>
+            <w:r>
+              <w:rPr>
+                <w:rFonts w:ascii="Courier New" w:eastAsia="Times New Roman" w:hAnsi="Courier New" w:cs="Courier New"/>
+                <w:i/>
+                <w:iCs/>
+                <w:color w:val="FF8000"/>
+                <w:sz w:val="20"/>
+                <w:szCs w:val="20"/>
+                <w:lang w:val="en-US" w:eastAsia="ru-RU"/>
+              </w:rPr>
+              <w:t>_encounter</w:t>
             </w:r>
             <w:proofErr w:type="spellEnd"/>
             <w:r>
@@ -17153,6 +17334,7 @@
               <w:t xml:space="preserve">            </w:t>
             </w:r>
             <w:proofErr w:type="spellStart"/>
+            <w:proofErr w:type="gramStart"/>
             <w:r>
               <w:rPr>
                 <w:rFonts w:ascii="Courier New" w:eastAsia="Times New Roman" w:hAnsi="Courier New" w:cs="Courier New"/>
@@ -17185,7 +17367,20 @@
                 <w:szCs w:val="20"/>
                 <w:lang w:val="en-US" w:eastAsia="ru-RU"/>
               </w:rPr>
-              <w:t>first_encounter</w:t>
+              <w:t>first</w:t>
+            </w:r>
+            <w:proofErr w:type="gramEnd"/>
+            <w:r>
+              <w:rPr>
+                <w:rFonts w:ascii="Courier New" w:eastAsia="Times New Roman" w:hAnsi="Courier New" w:cs="Courier New"/>
+                <w:i/>
+                <w:iCs/>
+                <w:color w:val="FF8000"/>
+                <w:sz w:val="20"/>
+                <w:szCs w:val="20"/>
+                <w:lang w:val="en-US" w:eastAsia="ru-RU"/>
+              </w:rPr>
+              <w:t>_encounter</w:t>
             </w:r>
             <w:proofErr w:type="spellEnd"/>
             <w:r>
@@ -17279,6 +17474,7 @@
               <w:t>(</w:t>
             </w:r>
             <w:proofErr w:type="spellStart"/>
+            <w:proofErr w:type="gramStart"/>
             <w:r>
               <w:rPr>
                 <w:rFonts w:ascii="Courier New" w:eastAsia="Times New Roman" w:hAnsi="Courier New" w:cs="Courier New"/>
@@ -17311,7 +17507,20 @@
                 <w:szCs w:val="20"/>
                 <w:lang w:val="en-US" w:eastAsia="ru-RU"/>
               </w:rPr>
-              <w:t>Cb_chooseos</w:t>
+              <w:t>Cb</w:t>
+            </w:r>
+            <w:proofErr w:type="gramEnd"/>
+            <w:r>
+              <w:rPr>
+                <w:rFonts w:ascii="Courier New" w:eastAsia="Times New Roman" w:hAnsi="Courier New" w:cs="Courier New"/>
+                <w:i/>
+                <w:iCs/>
+                <w:color w:val="FF8000"/>
+                <w:sz w:val="20"/>
+                <w:szCs w:val="20"/>
+                <w:lang w:val="en-US" w:eastAsia="ru-RU"/>
+              </w:rPr>
+              <w:t>_chooseos</w:t>
             </w:r>
             <w:r>
               <w:rPr>
@@ -17399,6 +17608,7 @@
               <w:t>(</w:t>
             </w:r>
             <w:proofErr w:type="spellStart"/>
+            <w:proofErr w:type="gramStart"/>
             <w:r>
               <w:rPr>
                 <w:rFonts w:ascii="Courier New" w:eastAsia="Times New Roman" w:hAnsi="Courier New" w:cs="Courier New"/>
@@ -17431,7 +17641,20 @@
                 <w:szCs w:val="20"/>
                 <w:lang w:val="en-US" w:eastAsia="ru-RU"/>
               </w:rPr>
-              <w:t>Cb_chooseos</w:t>
+              <w:t>Cb</w:t>
+            </w:r>
+            <w:proofErr w:type="gramEnd"/>
+            <w:r>
+              <w:rPr>
+                <w:rFonts w:ascii="Courier New" w:eastAsia="Times New Roman" w:hAnsi="Courier New" w:cs="Courier New"/>
+                <w:i/>
+                <w:iCs/>
+                <w:color w:val="FF8000"/>
+                <w:sz w:val="20"/>
+                <w:szCs w:val="20"/>
+                <w:lang w:val="en-US" w:eastAsia="ru-RU"/>
+              </w:rPr>
+              <w:t>_chooseos</w:t>
             </w:r>
             <w:r>
               <w:rPr>
@@ -17519,6 +17742,7 @@
               <w:t>(</w:t>
             </w:r>
             <w:proofErr w:type="spellStart"/>
+            <w:proofErr w:type="gramStart"/>
             <w:r>
               <w:rPr>
                 <w:rFonts w:ascii="Courier New" w:eastAsia="Times New Roman" w:hAnsi="Courier New" w:cs="Courier New"/>
@@ -17551,7 +17775,20 @@
                 <w:szCs w:val="20"/>
                 <w:lang w:val="en-US" w:eastAsia="ru-RU"/>
               </w:rPr>
-              <w:t>Cb_chooseos</w:t>
+              <w:t>Cb</w:t>
+            </w:r>
+            <w:proofErr w:type="gramEnd"/>
+            <w:r>
+              <w:rPr>
+                <w:rFonts w:ascii="Courier New" w:eastAsia="Times New Roman" w:hAnsi="Courier New" w:cs="Courier New"/>
+                <w:i/>
+                <w:iCs/>
+                <w:color w:val="FF8000"/>
+                <w:sz w:val="20"/>
+                <w:szCs w:val="20"/>
+                <w:lang w:val="en-US" w:eastAsia="ru-RU"/>
+              </w:rPr>
+              <w:t>_chooseos</w:t>
             </w:r>
             <w:r>
               <w:rPr>
@@ -17911,6 +18148,7 @@
               <w:t xml:space="preserve"> </w:t>
             </w:r>
             <w:proofErr w:type="spellStart"/>
+            <w:proofErr w:type="gramStart"/>
             <w:r>
               <w:rPr>
                 <w:rFonts w:ascii="Courier New" w:eastAsia="Times New Roman" w:hAnsi="Courier New" w:cs="Courier New"/>
@@ -17943,7 +18181,20 @@
                 <w:szCs w:val="20"/>
                 <w:lang w:val="en-US" w:eastAsia="ru-RU"/>
               </w:rPr>
-              <w:t>table_OVAL_results</w:t>
+              <w:t>table</w:t>
+            </w:r>
+            <w:proofErr w:type="gramEnd"/>
+            <w:r>
+              <w:rPr>
+                <w:rFonts w:ascii="Courier New" w:eastAsia="Times New Roman" w:hAnsi="Courier New" w:cs="Courier New"/>
+                <w:i/>
+                <w:iCs/>
+                <w:color w:val="FF8000"/>
+                <w:sz w:val="20"/>
+                <w:szCs w:val="20"/>
+                <w:lang w:val="en-US" w:eastAsia="ru-RU"/>
+              </w:rPr>
+              <w:t>_OVAL_results</w:t>
             </w:r>
             <w:r>
               <w:rPr>
@@ -18007,6 +18258,7 @@
               <w:t xml:space="preserve">            </w:t>
             </w:r>
             <w:proofErr w:type="spellStart"/>
+            <w:proofErr w:type="gramStart"/>
             <w:r>
               <w:rPr>
                 <w:rFonts w:ascii="Courier New" w:eastAsia="Times New Roman" w:hAnsi="Courier New" w:cs="Courier New"/>
@@ -18039,7 +18291,20 @@
                 <w:szCs w:val="20"/>
                 <w:lang w:val="en-US" w:eastAsia="ru-RU"/>
               </w:rPr>
-              <w:t>table_OVAL_results</w:t>
+              <w:t>table</w:t>
+            </w:r>
+            <w:proofErr w:type="gramEnd"/>
+            <w:r>
+              <w:rPr>
+                <w:rFonts w:ascii="Courier New" w:eastAsia="Times New Roman" w:hAnsi="Courier New" w:cs="Courier New"/>
+                <w:i/>
+                <w:iCs/>
+                <w:color w:val="FF8000"/>
+                <w:sz w:val="20"/>
+                <w:szCs w:val="20"/>
+                <w:lang w:val="en-US" w:eastAsia="ru-RU"/>
+              </w:rPr>
+              <w:t>_OVAL_results</w:t>
             </w:r>
             <w:r>
               <w:rPr>
@@ -18127,6 +18392,7 @@
               <w:t xml:space="preserve">            </w:t>
             </w:r>
             <w:proofErr w:type="spellStart"/>
+            <w:proofErr w:type="gramStart"/>
             <w:r>
               <w:rPr>
                 <w:rFonts w:ascii="Courier New" w:eastAsia="Times New Roman" w:hAnsi="Courier New" w:cs="Courier New"/>
@@ -18159,7 +18425,20 @@
                 <w:szCs w:val="20"/>
                 <w:lang w:val="en-US" w:eastAsia="ru-RU"/>
               </w:rPr>
-              <w:t>table_OVAL_results</w:t>
+              <w:t>table</w:t>
+            </w:r>
+            <w:proofErr w:type="gramEnd"/>
+            <w:r>
+              <w:rPr>
+                <w:rFonts w:ascii="Courier New" w:eastAsia="Times New Roman" w:hAnsi="Courier New" w:cs="Courier New"/>
+                <w:i/>
+                <w:iCs/>
+                <w:color w:val="FF8000"/>
+                <w:sz w:val="20"/>
+                <w:szCs w:val="20"/>
+                <w:lang w:val="en-US" w:eastAsia="ru-RU"/>
+              </w:rPr>
+              <w:t>_OVAL_results</w:t>
             </w:r>
             <w:r>
               <w:rPr>
@@ -18403,6 +18682,7 @@
               <w:t xml:space="preserve">            </w:t>
             </w:r>
             <w:proofErr w:type="spellStart"/>
+            <w:proofErr w:type="gramStart"/>
             <w:r>
               <w:rPr>
                 <w:rFonts w:ascii="Courier New" w:eastAsia="Times New Roman" w:hAnsi="Courier New" w:cs="Courier New"/>
@@ -18435,7 +18715,20 @@
                 <w:szCs w:val="20"/>
                 <w:lang w:val="en-US" w:eastAsia="ru-RU"/>
               </w:rPr>
-              <w:t>table_OVAL_results</w:t>
+              <w:t>table</w:t>
+            </w:r>
+            <w:proofErr w:type="gramEnd"/>
+            <w:r>
+              <w:rPr>
+                <w:rFonts w:ascii="Courier New" w:eastAsia="Times New Roman" w:hAnsi="Courier New" w:cs="Courier New"/>
+                <w:i/>
+                <w:iCs/>
+                <w:color w:val="FF8000"/>
+                <w:sz w:val="20"/>
+                <w:szCs w:val="20"/>
+                <w:lang w:val="en-US" w:eastAsia="ru-RU"/>
+              </w:rPr>
+              <w:t>_OVAL_results</w:t>
             </w:r>
             <w:r>
               <w:rPr>
@@ -18657,6 +18950,7 @@
               <w:t xml:space="preserve">            </w:t>
             </w:r>
             <w:proofErr w:type="spellStart"/>
+            <w:proofErr w:type="gramStart"/>
             <w:r>
               <w:rPr>
                 <w:rFonts w:ascii="Courier New" w:eastAsia="Times New Roman" w:hAnsi="Courier New" w:cs="Courier New"/>
@@ -18689,7 +18983,20 @@
                 <w:szCs w:val="20"/>
                 <w:lang w:val="en-US" w:eastAsia="ru-RU"/>
               </w:rPr>
-              <w:t>table_OVAL_results</w:t>
+              <w:t>table</w:t>
+            </w:r>
+            <w:proofErr w:type="gramEnd"/>
+            <w:r>
+              <w:rPr>
+                <w:rFonts w:ascii="Courier New" w:eastAsia="Times New Roman" w:hAnsi="Courier New" w:cs="Courier New"/>
+                <w:i/>
+                <w:iCs/>
+                <w:color w:val="FF8000"/>
+                <w:sz w:val="20"/>
+                <w:szCs w:val="20"/>
+                <w:lang w:val="en-US" w:eastAsia="ru-RU"/>
+              </w:rPr>
+              <w:t>_OVAL_results</w:t>
             </w:r>
             <w:r>
               <w:rPr>
@@ -19039,6 +19346,7 @@
               <w:t xml:space="preserve"> </w:t>
             </w:r>
             <w:proofErr w:type="spellStart"/>
+            <w:proofErr w:type="gramStart"/>
             <w:r>
               <w:rPr>
                 <w:rFonts w:ascii="Courier New" w:eastAsia="Times New Roman" w:hAnsi="Courier New" w:cs="Courier New"/>
@@ -19071,7 +19379,20 @@
                 <w:szCs w:val="20"/>
                 <w:lang w:val="en-US" w:eastAsia="ru-RU"/>
               </w:rPr>
-              <w:t>first_encounter</w:t>
+              <w:t>first</w:t>
+            </w:r>
+            <w:proofErr w:type="gramEnd"/>
+            <w:r>
+              <w:rPr>
+                <w:rFonts w:ascii="Courier New" w:eastAsia="Times New Roman" w:hAnsi="Courier New" w:cs="Courier New"/>
+                <w:i/>
+                <w:iCs/>
+                <w:color w:val="FF8000"/>
+                <w:sz w:val="20"/>
+                <w:szCs w:val="20"/>
+                <w:lang w:val="en-US" w:eastAsia="ru-RU"/>
+              </w:rPr>
+              <w:t>_encounter</w:t>
             </w:r>
             <w:proofErr w:type="spellEnd"/>
             <w:r>
@@ -19153,6 +19474,7 @@
               <w:t xml:space="preserve">            </w:t>
             </w:r>
             <w:proofErr w:type="spellStart"/>
+            <w:proofErr w:type="gramStart"/>
             <w:r>
               <w:rPr>
                 <w:rFonts w:ascii="Courier New" w:eastAsia="Times New Roman" w:hAnsi="Courier New" w:cs="Courier New"/>
@@ -19185,7 +19507,20 @@
                 <w:szCs w:val="20"/>
                 <w:lang w:val="en-US" w:eastAsia="ru-RU"/>
               </w:rPr>
-              <w:t>first_encounter</w:t>
+              <w:t>first</w:t>
+            </w:r>
+            <w:proofErr w:type="gramEnd"/>
+            <w:r>
+              <w:rPr>
+                <w:rFonts w:ascii="Courier New" w:eastAsia="Times New Roman" w:hAnsi="Courier New" w:cs="Courier New"/>
+                <w:i/>
+                <w:iCs/>
+                <w:color w:val="FF8000"/>
+                <w:sz w:val="20"/>
+                <w:szCs w:val="20"/>
+                <w:lang w:val="en-US" w:eastAsia="ru-RU"/>
+              </w:rPr>
+              <w:t>_encounter</w:t>
             </w:r>
             <w:proofErr w:type="spellEnd"/>
             <w:r>
@@ -19278,6 +19613,7 @@
               </w:rPr>
               <w:t>(</w:t>
             </w:r>
+            <w:proofErr w:type="gramStart"/>
             <w:r>
               <w:rPr>
                 <w:rFonts w:ascii="Courier New" w:eastAsia="Times New Roman" w:hAnsi="Courier New" w:cs="Courier New"/>
@@ -19310,7 +19646,20 @@
                 <w:szCs w:val="20"/>
                 <w:lang w:val="en-US" w:eastAsia="ru-RU"/>
               </w:rPr>
-              <w:t>Cb_chooseos_2</w:t>
+              <w:t>Cb</w:t>
+            </w:r>
+            <w:proofErr w:type="gramEnd"/>
+            <w:r>
+              <w:rPr>
+                <w:rFonts w:ascii="Courier New" w:eastAsia="Times New Roman" w:hAnsi="Courier New" w:cs="Courier New"/>
+                <w:i/>
+                <w:iCs/>
+                <w:color w:val="FF8000"/>
+                <w:sz w:val="20"/>
+                <w:szCs w:val="20"/>
+                <w:lang w:val="en-US" w:eastAsia="ru-RU"/>
+              </w:rPr>
+              <w:t>_chooseos_2</w:t>
             </w:r>
             <w:r>
               <w:rPr>
@@ -19396,6 +19745,7 @@
               </w:rPr>
               <w:t>(</w:t>
             </w:r>
+            <w:proofErr w:type="gramStart"/>
             <w:r>
               <w:rPr>
                 <w:rFonts w:ascii="Courier New" w:eastAsia="Times New Roman" w:hAnsi="Courier New" w:cs="Courier New"/>
@@ -19428,7 +19778,20 @@
                 <w:szCs w:val="20"/>
                 <w:lang w:val="en-US" w:eastAsia="ru-RU"/>
               </w:rPr>
-              <w:t>Cb_chooseos_2</w:t>
+              <w:t>Cb</w:t>
+            </w:r>
+            <w:proofErr w:type="gramEnd"/>
+            <w:r>
+              <w:rPr>
+                <w:rFonts w:ascii="Courier New" w:eastAsia="Times New Roman" w:hAnsi="Courier New" w:cs="Courier New"/>
+                <w:i/>
+                <w:iCs/>
+                <w:color w:val="FF8000"/>
+                <w:sz w:val="20"/>
+                <w:szCs w:val="20"/>
+                <w:lang w:val="en-US" w:eastAsia="ru-RU"/>
+              </w:rPr>
+              <w:t>_chooseos_2</w:t>
             </w:r>
             <w:r>
               <w:rPr>
@@ -19514,6 +19877,7 @@
               </w:rPr>
               <w:t>(</w:t>
             </w:r>
+            <w:proofErr w:type="gramStart"/>
             <w:r>
               <w:rPr>
                 <w:rFonts w:ascii="Courier New" w:eastAsia="Times New Roman" w:hAnsi="Courier New" w:cs="Courier New"/>
@@ -19546,7 +19910,20 @@
                 <w:szCs w:val="20"/>
                 <w:lang w:val="en-US" w:eastAsia="ru-RU"/>
               </w:rPr>
-              <w:t>Cb_chooseos_2</w:t>
+              <w:t>Cb</w:t>
+            </w:r>
+            <w:proofErr w:type="gramEnd"/>
+            <w:r>
+              <w:rPr>
+                <w:rFonts w:ascii="Courier New" w:eastAsia="Times New Roman" w:hAnsi="Courier New" w:cs="Courier New"/>
+                <w:i/>
+                <w:iCs/>
+                <w:color w:val="FF8000"/>
+                <w:sz w:val="20"/>
+                <w:szCs w:val="20"/>
+                <w:lang w:val="en-US" w:eastAsia="ru-RU"/>
+              </w:rPr>
+              <w:t>_chooseos_2</w:t>
             </w:r>
             <w:r>
               <w:rPr>
@@ -19987,6 +20364,7 @@
               <w:t xml:space="preserve"> </w:t>
             </w:r>
             <w:proofErr w:type="spellStart"/>
+            <w:proofErr w:type="gramStart"/>
             <w:r>
               <w:rPr>
                 <w:rFonts w:ascii="Courier New" w:eastAsia="Times New Roman" w:hAnsi="Courier New" w:cs="Courier New"/>
@@ -20019,7 +20397,20 @@
                 <w:szCs w:val="20"/>
                 <w:lang w:val="en-US" w:eastAsia="ru-RU"/>
               </w:rPr>
-              <w:t>table_XCCDF_results</w:t>
+              <w:t>table</w:t>
+            </w:r>
+            <w:proofErr w:type="gramEnd"/>
+            <w:r>
+              <w:rPr>
+                <w:rFonts w:ascii="Courier New" w:eastAsia="Times New Roman" w:hAnsi="Courier New" w:cs="Courier New"/>
+                <w:i/>
+                <w:iCs/>
+                <w:color w:val="FF8000"/>
+                <w:sz w:val="20"/>
+                <w:szCs w:val="20"/>
+                <w:lang w:val="en-US" w:eastAsia="ru-RU"/>
+              </w:rPr>
+              <w:t>_XCCDF_results</w:t>
             </w:r>
             <w:r>
               <w:rPr>
@@ -20083,6 +20474,7 @@
               <w:t xml:space="preserve">            </w:t>
             </w:r>
             <w:proofErr w:type="spellStart"/>
+            <w:proofErr w:type="gramStart"/>
             <w:r>
               <w:rPr>
                 <w:rFonts w:ascii="Courier New" w:eastAsia="Times New Roman" w:hAnsi="Courier New" w:cs="Courier New"/>
@@ -20115,7 +20507,20 @@
                 <w:szCs w:val="20"/>
                 <w:lang w:val="en-US" w:eastAsia="ru-RU"/>
               </w:rPr>
-              <w:t>table_XCCDF_results</w:t>
+              <w:t>table</w:t>
+            </w:r>
+            <w:proofErr w:type="gramEnd"/>
+            <w:r>
+              <w:rPr>
+                <w:rFonts w:ascii="Courier New" w:eastAsia="Times New Roman" w:hAnsi="Courier New" w:cs="Courier New"/>
+                <w:i/>
+                <w:iCs/>
+                <w:color w:val="FF8000"/>
+                <w:sz w:val="20"/>
+                <w:szCs w:val="20"/>
+                <w:lang w:val="en-US" w:eastAsia="ru-RU"/>
+              </w:rPr>
+              <w:t>_XCCDF_results</w:t>
             </w:r>
             <w:r>
               <w:rPr>
@@ -20203,6 +20608,7 @@
               <w:t xml:space="preserve">            </w:t>
             </w:r>
             <w:proofErr w:type="spellStart"/>
+            <w:proofErr w:type="gramStart"/>
             <w:r>
               <w:rPr>
                 <w:rFonts w:ascii="Courier New" w:eastAsia="Times New Roman" w:hAnsi="Courier New" w:cs="Courier New"/>
@@ -20235,7 +20641,20 @@
                 <w:szCs w:val="20"/>
                 <w:lang w:val="en-US" w:eastAsia="ru-RU"/>
               </w:rPr>
-              <w:t>table_XCCDF_results</w:t>
+              <w:t>table</w:t>
+            </w:r>
+            <w:proofErr w:type="gramEnd"/>
+            <w:r>
+              <w:rPr>
+                <w:rFonts w:ascii="Courier New" w:eastAsia="Times New Roman" w:hAnsi="Courier New" w:cs="Courier New"/>
+                <w:i/>
+                <w:iCs/>
+                <w:color w:val="FF8000"/>
+                <w:sz w:val="20"/>
+                <w:szCs w:val="20"/>
+                <w:lang w:val="en-US" w:eastAsia="ru-RU"/>
+              </w:rPr>
+              <w:t>_XCCDF_results</w:t>
             </w:r>
             <w:r>
               <w:rPr>
@@ -20457,6 +20876,7 @@
               <w:t xml:space="preserve">            </w:t>
             </w:r>
             <w:proofErr w:type="spellStart"/>
+            <w:proofErr w:type="gramStart"/>
             <w:r>
               <w:rPr>
                 <w:rFonts w:ascii="Courier New" w:eastAsia="Times New Roman" w:hAnsi="Courier New" w:cs="Courier New"/>
@@ -20489,7 +20909,20 @@
                 <w:szCs w:val="20"/>
                 <w:lang w:val="en-US" w:eastAsia="ru-RU"/>
               </w:rPr>
-              <w:t>table_XCCDF_results</w:t>
+              <w:t>table</w:t>
+            </w:r>
+            <w:proofErr w:type="gramEnd"/>
+            <w:r>
+              <w:rPr>
+                <w:rFonts w:ascii="Courier New" w:eastAsia="Times New Roman" w:hAnsi="Courier New" w:cs="Courier New"/>
+                <w:i/>
+                <w:iCs/>
+                <w:color w:val="FF8000"/>
+                <w:sz w:val="20"/>
+                <w:szCs w:val="20"/>
+                <w:lang w:val="en-US" w:eastAsia="ru-RU"/>
+              </w:rPr>
+              <w:t>_XCCDF_results</w:t>
             </w:r>
             <w:r>
               <w:rPr>
@@ -20711,6 +21144,7 @@
               <w:t xml:space="preserve">            </w:t>
             </w:r>
             <w:proofErr w:type="spellStart"/>
+            <w:proofErr w:type="gramStart"/>
             <w:r>
               <w:rPr>
                 <w:rFonts w:ascii="Courier New" w:eastAsia="Times New Roman" w:hAnsi="Courier New" w:cs="Courier New"/>
@@ -20743,7 +21177,20 @@
                 <w:szCs w:val="20"/>
                 <w:lang w:val="en-US" w:eastAsia="ru-RU"/>
               </w:rPr>
-              <w:t>table_XCCDF_results</w:t>
+              <w:t>table</w:t>
+            </w:r>
+            <w:proofErr w:type="gramEnd"/>
+            <w:r>
+              <w:rPr>
+                <w:rFonts w:ascii="Courier New" w:eastAsia="Times New Roman" w:hAnsi="Courier New" w:cs="Courier New"/>
+                <w:i/>
+                <w:iCs/>
+                <w:color w:val="FF8000"/>
+                <w:sz w:val="20"/>
+                <w:szCs w:val="20"/>
+                <w:lang w:val="en-US" w:eastAsia="ru-RU"/>
+              </w:rPr>
+              <w:t>_XCCDF_results</w:t>
             </w:r>
             <w:r>
               <w:rPr>
@@ -20963,6 +21410,7 @@
               <w:t xml:space="preserve">            </w:t>
             </w:r>
             <w:proofErr w:type="spellStart"/>
+            <w:proofErr w:type="gramStart"/>
             <w:r>
               <w:rPr>
                 <w:rFonts w:ascii="Courier New" w:eastAsia="Times New Roman" w:hAnsi="Courier New" w:cs="Courier New"/>
@@ -20995,7 +21443,20 @@
                 <w:szCs w:val="20"/>
                 <w:lang w:val="en-US" w:eastAsia="ru-RU"/>
               </w:rPr>
-              <w:t>table_XCCDF_results</w:t>
+              <w:t>table</w:t>
+            </w:r>
+            <w:proofErr w:type="gramEnd"/>
+            <w:r>
+              <w:rPr>
+                <w:rFonts w:ascii="Courier New" w:eastAsia="Times New Roman" w:hAnsi="Courier New" w:cs="Courier New"/>
+                <w:i/>
+                <w:iCs/>
+                <w:color w:val="FF8000"/>
+                <w:sz w:val="20"/>
+                <w:szCs w:val="20"/>
+                <w:lang w:val="en-US" w:eastAsia="ru-RU"/>
+              </w:rPr>
+              <w:t>_XCCDF_results</w:t>
             </w:r>
             <w:r>
               <w:rPr>
@@ -21310,7 +21771,18 @@
                 <w:szCs w:val="20"/>
                 <w:lang w:val="en-US" w:eastAsia="ru-RU"/>
               </w:rPr>
-              <w:t>apt_install</w:t>
+              <w:t>apt_</w:t>
+            </w:r>
+            <w:proofErr w:type="gramStart"/>
+            <w:r>
+              <w:rPr>
+                <w:rFonts w:ascii="Courier New" w:eastAsia="Times New Roman" w:hAnsi="Courier New" w:cs="Courier New"/>
+                <w:color w:val="FF00FF"/>
+                <w:sz w:val="20"/>
+                <w:szCs w:val="20"/>
+                <w:lang w:val="en-US" w:eastAsia="ru-RU"/>
+              </w:rPr>
+              <w:t>install</w:t>
             </w:r>
             <w:proofErr w:type="spellEnd"/>
             <w:r>
@@ -21326,6 +21798,7 @@
               <w:t>(</w:t>
             </w:r>
             <w:proofErr w:type="spellStart"/>
+            <w:proofErr w:type="gramEnd"/>
             <w:r>
               <w:rPr>
                 <w:rFonts w:ascii="Courier New" w:eastAsia="Times New Roman" w:hAnsi="Courier New" w:cs="Courier New"/>
@@ -21456,6 +21929,7 @@
               <w:t xml:space="preserve">        </w:t>
             </w:r>
             <w:proofErr w:type="spellStart"/>
+            <w:proofErr w:type="gramStart"/>
             <w:r>
               <w:rPr>
                 <w:rFonts w:ascii="Courier New" w:eastAsia="Times New Roman" w:hAnsi="Courier New" w:cs="Courier New"/>
@@ -21501,7 +21975,20 @@
                 <w:szCs w:val="20"/>
                 <w:lang w:val="en-US" w:eastAsia="ru-RU"/>
               </w:rPr>
-              <w:t>([</w:t>
+              <w:t>(</w:t>
+            </w:r>
+            <w:proofErr w:type="gramEnd"/>
+            <w:r>
+              <w:rPr>
+                <w:rFonts w:ascii="Courier New" w:eastAsia="Times New Roman" w:hAnsi="Courier New" w:cs="Courier New"/>
+                <w:b/>
+                <w:bCs/>
+                <w:color w:val="000080"/>
+                <w:sz w:val="20"/>
+                <w:szCs w:val="20"/>
+                <w:lang w:val="en-US" w:eastAsia="ru-RU"/>
+              </w:rPr>
+              <w:t>[</w:t>
             </w:r>
             <w:r>
               <w:rPr>
@@ -21812,6 +22299,7 @@
               <w:t xml:space="preserve"> </w:t>
             </w:r>
             <w:proofErr w:type="spellStart"/>
+            <w:proofErr w:type="gramStart"/>
             <w:r>
               <w:rPr>
                 <w:rFonts w:ascii="Courier New" w:eastAsia="Times New Roman" w:hAnsi="Courier New" w:cs="Courier New"/>
@@ -21847,6 +22335,7 @@
               <w:t>CalledProcessError</w:t>
             </w:r>
             <w:proofErr w:type="spellEnd"/>
+            <w:proofErr w:type="gramEnd"/>
             <w:r>
               <w:rPr>
                 <w:rFonts w:ascii="Courier New" w:eastAsia="Times New Roman" w:hAnsi="Courier New" w:cs="Courier New"/>
@@ -21938,6 +22427,7 @@
               <w:t xml:space="preserve"> </w:t>
             </w:r>
             <w:proofErr w:type="spellStart"/>
+            <w:proofErr w:type="gramStart"/>
             <w:r>
               <w:rPr>
                 <w:rFonts w:ascii="Courier New" w:eastAsia="Times New Roman" w:hAnsi="Courier New" w:cs="Courier New"/>
@@ -21973,6 +22463,7 @@
               <w:t>stderr</w:t>
             </w:r>
             <w:proofErr w:type="spellEnd"/>
+            <w:proofErr w:type="gramEnd"/>
           </w:p>
           <w:p>
             <w:pPr>
@@ -22168,7 +22659,18 @@
                 <w:szCs w:val="20"/>
                 <w:lang w:val="en-US" w:eastAsia="ru-RU"/>
               </w:rPr>
-              <w:t>download_SCAP_content</w:t>
+              <w:t>download_SCAP_</w:t>
+            </w:r>
+            <w:proofErr w:type="gramStart"/>
+            <w:r>
+              <w:rPr>
+                <w:rFonts w:ascii="Courier New" w:eastAsia="Times New Roman" w:hAnsi="Courier New" w:cs="Courier New"/>
+                <w:color w:val="FF00FF"/>
+                <w:sz w:val="20"/>
+                <w:szCs w:val="20"/>
+                <w:lang w:val="en-US" w:eastAsia="ru-RU"/>
+              </w:rPr>
+              <w:t>content</w:t>
             </w:r>
             <w:proofErr w:type="spellEnd"/>
             <w:r>
@@ -22184,6 +22686,7 @@
               <w:t>(</w:t>
             </w:r>
             <w:proofErr w:type="spellStart"/>
+            <w:proofErr w:type="gramEnd"/>
             <w:r>
               <w:rPr>
                 <w:rFonts w:ascii="Courier New" w:eastAsia="Times New Roman" w:hAnsi="Courier New" w:cs="Courier New"/>
@@ -22691,7 +23194,18 @@
                 <w:szCs w:val="20"/>
                 <w:lang w:val="en-US" w:eastAsia="ru-RU"/>
               </w:rPr>
-              <w:t>patch_SCAP_content</w:t>
+              <w:t>patch_SCAP_</w:t>
+            </w:r>
+            <w:proofErr w:type="gramStart"/>
+            <w:r>
+              <w:rPr>
+                <w:rFonts w:ascii="Courier New" w:eastAsia="Times New Roman" w:hAnsi="Courier New" w:cs="Courier New"/>
+                <w:color w:val="FF00FF"/>
+                <w:sz w:val="20"/>
+                <w:szCs w:val="20"/>
+                <w:lang w:val="en-US" w:eastAsia="ru-RU"/>
+              </w:rPr>
+              <w:t>content</w:t>
             </w:r>
             <w:proofErr w:type="spellEnd"/>
             <w:r>
@@ -22707,6 +23221,7 @@
               <w:t>(</w:t>
             </w:r>
             <w:proofErr w:type="spellStart"/>
+            <w:proofErr w:type="gramEnd"/>
             <w:r>
               <w:rPr>
                 <w:rFonts w:ascii="Courier New" w:eastAsia="Times New Roman" w:hAnsi="Courier New" w:cs="Courier New"/>
@@ -23069,6 +23584,7 @@
               <w:t xml:space="preserve"> </w:t>
             </w:r>
             <w:proofErr w:type="spellStart"/>
+            <w:proofErr w:type="gramStart"/>
             <w:r>
               <w:rPr>
                 <w:rFonts w:ascii="Courier New" w:eastAsia="Times New Roman" w:hAnsi="Courier New" w:cs="Courier New"/>
@@ -23101,7 +23617,20 @@
                 <w:szCs w:val="20"/>
                 <w:lang w:val="en-US" w:eastAsia="ru-RU"/>
               </w:rPr>
-              <w:t>read_text</w:t>
+              <w:t>read</w:t>
+            </w:r>
+            <w:proofErr w:type="gramEnd"/>
+            <w:r>
+              <w:rPr>
+                <w:rFonts w:ascii="Courier New" w:eastAsia="Times New Roman" w:hAnsi="Courier New" w:cs="Courier New"/>
+                <w:i/>
+                <w:iCs/>
+                <w:color w:val="FF8000"/>
+                <w:sz w:val="20"/>
+                <w:szCs w:val="20"/>
+                <w:lang w:val="en-US" w:eastAsia="ru-RU"/>
+              </w:rPr>
+              <w:t>_text</w:t>
             </w:r>
             <w:proofErr w:type="spellEnd"/>
             <w:r>
@@ -23207,6 +23736,7 @@
               <w:t xml:space="preserve"> </w:t>
             </w:r>
             <w:proofErr w:type="spellStart"/>
+            <w:proofErr w:type="gramStart"/>
             <w:r>
               <w:rPr>
                 <w:rFonts w:ascii="Courier New" w:eastAsia="Times New Roman" w:hAnsi="Courier New" w:cs="Courier New"/>
@@ -23242,6 +23772,7 @@
               <w:t>compile</w:t>
             </w:r>
             <w:proofErr w:type="spellEnd"/>
+            <w:proofErr w:type="gramEnd"/>
             <w:r>
               <w:rPr>
                 <w:rFonts w:ascii="Courier New" w:eastAsia="Times New Roman" w:hAnsi="Courier New" w:cs="Courier New"/>
@@ -23549,6 +24080,7 @@
               <w:t xml:space="preserve"> </w:t>
             </w:r>
             <w:proofErr w:type="spellStart"/>
+            <w:proofErr w:type="gramStart"/>
             <w:r>
               <w:rPr>
                 <w:rFonts w:ascii="Courier New" w:eastAsia="Times New Roman" w:hAnsi="Courier New" w:cs="Courier New"/>
@@ -23584,6 +24116,7 @@
               <w:t>subn</w:t>
             </w:r>
             <w:proofErr w:type="spellEnd"/>
+            <w:proofErr w:type="gramEnd"/>
             <w:r>
               <w:rPr>
                 <w:rFonts w:ascii="Courier New" w:eastAsia="Times New Roman" w:hAnsi="Courier New" w:cs="Courier New"/>
@@ -23777,6 +24310,7 @@
               <w:t xml:space="preserve"> </w:t>
             </w:r>
             <w:proofErr w:type="spellStart"/>
+            <w:proofErr w:type="gramStart"/>
             <w:r>
               <w:rPr>
                 <w:rFonts w:ascii="Courier New" w:eastAsia="Times New Roman" w:hAnsi="Courier New" w:cs="Courier New"/>
@@ -23808,7 +24342,20 @@
                 <w:szCs w:val="20"/>
                 <w:lang w:eastAsia="ru-RU"/>
               </w:rPr>
-              <w:t>!=</w:t>
+              <w:t>!</w:t>
+            </w:r>
+            <w:proofErr w:type="gramEnd"/>
+            <w:r>
+              <w:rPr>
+                <w:rFonts w:ascii="Courier New" w:eastAsia="Times New Roman" w:hAnsi="Courier New" w:cs="Courier New"/>
+                <w:b/>
+                <w:bCs/>
+                <w:color w:val="000080"/>
+                <w:sz w:val="20"/>
+                <w:szCs w:val="20"/>
+                <w:lang w:eastAsia="ru-RU"/>
+              </w:rPr>
+              <w:t>=</w:t>
             </w:r>
             <w:r>
               <w:rPr>
@@ -23867,6 +24414,7 @@
               <w:t xml:space="preserve">            </w:t>
             </w:r>
             <w:proofErr w:type="spellStart"/>
+            <w:proofErr w:type="gramStart"/>
             <w:r>
               <w:rPr>
                 <w:rFonts w:ascii="Courier New" w:eastAsia="Times New Roman" w:hAnsi="Courier New" w:cs="Courier New"/>
@@ -23893,6 +24441,7 @@
               <w:t>(</w:t>
             </w:r>
             <w:proofErr w:type="spellStart"/>
+            <w:proofErr w:type="gramEnd"/>
             <w:r>
               <w:rPr>
                 <w:rFonts w:ascii="Courier New" w:eastAsia="Times New Roman" w:hAnsi="Courier New" w:cs="Courier New"/>
@@ -24084,6 +24633,7 @@
               </w:rPr>
               <w:t xml:space="preserve">            </w:t>
             </w:r>
+            <w:proofErr w:type="gramStart"/>
             <w:r>
               <w:rPr>
                 <w:rFonts w:ascii="Courier New" w:eastAsia="Times New Roman" w:hAnsi="Courier New" w:cs="Courier New"/>
@@ -24108,6 +24658,7 @@
               </w:rPr>
               <w:t>(</w:t>
             </w:r>
+            <w:proofErr w:type="gramEnd"/>
             <w:r>
               <w:rPr>
                 <w:rFonts w:ascii="Courier New" w:eastAsia="Times New Roman" w:hAnsi="Courier New" w:cs="Courier New"/>
@@ -24239,6 +24790,7 @@
               <w:t xml:space="preserve"> </w:t>
             </w:r>
             <w:proofErr w:type="spellStart"/>
+            <w:proofErr w:type="gramStart"/>
             <w:r>
               <w:rPr>
                 <w:rFonts w:ascii="Courier New" w:eastAsia="Times New Roman" w:hAnsi="Courier New" w:cs="Courier New"/>
@@ -24271,7 +24823,20 @@
                 <w:szCs w:val="20"/>
                 <w:lang w:val="en-US" w:eastAsia="ru-RU"/>
               </w:rPr>
-              <w:t>with_suffix</w:t>
+              <w:t>with</w:t>
+            </w:r>
+            <w:proofErr w:type="gramEnd"/>
+            <w:r>
+              <w:rPr>
+                <w:rFonts w:ascii="Courier New" w:eastAsia="Times New Roman" w:hAnsi="Courier New" w:cs="Courier New"/>
+                <w:i/>
+                <w:iCs/>
+                <w:color w:val="FF8000"/>
+                <w:sz w:val="20"/>
+                <w:szCs w:val="20"/>
+                <w:lang w:val="en-US" w:eastAsia="ru-RU"/>
+              </w:rPr>
+              <w:t>_suffix</w:t>
             </w:r>
             <w:proofErr w:type="spellEnd"/>
             <w:r>
@@ -24423,6 +24988,7 @@
               <w:t xml:space="preserve">        </w:t>
             </w:r>
             <w:proofErr w:type="spellStart"/>
+            <w:proofErr w:type="gramStart"/>
             <w:r>
               <w:rPr>
                 <w:rFonts w:ascii="Courier New" w:eastAsia="Times New Roman" w:hAnsi="Courier New" w:cs="Courier New"/>
@@ -24455,7 +25021,20 @@
                 <w:szCs w:val="20"/>
                 <w:lang w:val="en-US" w:eastAsia="ru-RU"/>
               </w:rPr>
-              <w:t>write_text</w:t>
+              <w:t>write</w:t>
+            </w:r>
+            <w:proofErr w:type="gramEnd"/>
+            <w:r>
+              <w:rPr>
+                <w:rFonts w:ascii="Courier New" w:eastAsia="Times New Roman" w:hAnsi="Courier New" w:cs="Courier New"/>
+                <w:i/>
+                <w:iCs/>
+                <w:color w:val="FF8000"/>
+                <w:sz w:val="20"/>
+                <w:szCs w:val="20"/>
+                <w:lang w:val="en-US" w:eastAsia="ru-RU"/>
+              </w:rPr>
+              <w:t>_text</w:t>
             </w:r>
             <w:proofErr w:type="spellEnd"/>
             <w:r>
@@ -24563,6 +25142,7 @@
               <w:t xml:space="preserve">        </w:t>
             </w:r>
             <w:proofErr w:type="spellStart"/>
+            <w:proofErr w:type="gramStart"/>
             <w:r>
               <w:rPr>
                 <w:rFonts w:ascii="Courier New" w:eastAsia="Times New Roman" w:hAnsi="Courier New" w:cs="Courier New"/>
@@ -24595,7 +25175,20 @@
                 <w:szCs w:val="20"/>
                 <w:lang w:val="en-US" w:eastAsia="ru-RU"/>
               </w:rPr>
-              <w:t>write_text</w:t>
+              <w:t>write</w:t>
+            </w:r>
+            <w:proofErr w:type="gramEnd"/>
+            <w:r>
+              <w:rPr>
+                <w:rFonts w:ascii="Courier New" w:eastAsia="Times New Roman" w:hAnsi="Courier New" w:cs="Courier New"/>
+                <w:i/>
+                <w:iCs/>
+                <w:color w:val="FF8000"/>
+                <w:sz w:val="20"/>
+                <w:szCs w:val="20"/>
+                <w:lang w:val="en-US" w:eastAsia="ru-RU"/>
+              </w:rPr>
+              <w:t>_text</w:t>
             </w:r>
             <w:proofErr w:type="spellEnd"/>
             <w:r>
@@ -24824,7 +25417,18 @@
                 <w:szCs w:val="20"/>
                 <w:lang w:val="en-US" w:eastAsia="ru-RU"/>
               </w:rPr>
-              <w:t>do_xccdf_scan</w:t>
+              <w:t>do_xccdf_</w:t>
+            </w:r>
+            <w:proofErr w:type="gramStart"/>
+            <w:r>
+              <w:rPr>
+                <w:rFonts w:ascii="Courier New" w:eastAsia="Times New Roman" w:hAnsi="Courier New" w:cs="Courier New"/>
+                <w:color w:val="FF00FF"/>
+                <w:sz w:val="20"/>
+                <w:szCs w:val="20"/>
+                <w:lang w:val="en-US" w:eastAsia="ru-RU"/>
+              </w:rPr>
+              <w:t>scan</w:t>
             </w:r>
             <w:proofErr w:type="spellEnd"/>
             <w:r>
@@ -24840,6 +25444,7 @@
               <w:t>(</w:t>
             </w:r>
             <w:proofErr w:type="spellStart"/>
+            <w:proofErr w:type="gramEnd"/>
             <w:r>
               <w:rPr>
                 <w:rFonts w:ascii="Courier New" w:eastAsia="Times New Roman" w:hAnsi="Courier New" w:cs="Courier New"/>
@@ -25228,6 +25833,7 @@
               <w:t xml:space="preserve">                </w:t>
             </w:r>
             <w:proofErr w:type="spellStart"/>
+            <w:proofErr w:type="gramStart"/>
             <w:r>
               <w:rPr>
                 <w:rFonts w:ascii="Courier New" w:eastAsia="Times New Roman" w:hAnsi="Courier New" w:cs="Courier New"/>
@@ -25275,6 +25881,7 @@
               </w:rPr>
               <w:t>(</w:t>
             </w:r>
+            <w:proofErr w:type="gramEnd"/>
           </w:p>
           <w:p>
             <w:pPr>
@@ -25586,7 +26193,29 @@
                 <w:szCs w:val="20"/>
                 <w:lang w:val="en-US" w:eastAsia="ru-RU"/>
               </w:rPr>
-              <w:t>xccdf_org.ssgproject.content_profile_standard</w:t>
+              <w:t>xccdf_</w:t>
+            </w:r>
+            <w:proofErr w:type="gramStart"/>
+            <w:r>
+              <w:rPr>
+                <w:rFonts w:ascii="Courier New" w:eastAsia="Times New Roman" w:hAnsi="Courier New" w:cs="Courier New"/>
+                <w:color w:val="808080"/>
+                <w:sz w:val="20"/>
+                <w:szCs w:val="20"/>
+                <w:lang w:val="en-US" w:eastAsia="ru-RU"/>
+              </w:rPr>
+              <w:t>org.ssgproject</w:t>
+            </w:r>
+            <w:proofErr w:type="gramEnd"/>
+            <w:r>
+              <w:rPr>
+                <w:rFonts w:ascii="Courier New" w:eastAsia="Times New Roman" w:hAnsi="Courier New" w:cs="Courier New"/>
+                <w:color w:val="808080"/>
+                <w:sz w:val="20"/>
+                <w:szCs w:val="20"/>
+                <w:lang w:val="en-US" w:eastAsia="ru-RU"/>
+              </w:rPr>
+              <w:t>.content_profile_standard</w:t>
             </w:r>
             <w:proofErr w:type="spellEnd"/>
             <w:r>
@@ -26202,6 +26831,7 @@
               <w:t xml:space="preserve">                </w:t>
             </w:r>
             <w:proofErr w:type="spellStart"/>
+            <w:proofErr w:type="gramStart"/>
             <w:r>
               <w:rPr>
                 <w:rFonts w:ascii="Courier New" w:eastAsia="Times New Roman" w:hAnsi="Courier New" w:cs="Courier New"/>
@@ -26249,6 +26879,7 @@
               </w:rPr>
               <w:t>(</w:t>
             </w:r>
+            <w:proofErr w:type="gramEnd"/>
           </w:p>
           <w:p>
             <w:pPr>
@@ -26561,7 +27192,29 @@
                 <w:szCs w:val="20"/>
                 <w:lang w:val="en-US" w:eastAsia="ru-RU"/>
               </w:rPr>
-              <w:t>xccdf_org.ssgproject.content_profile_standard</w:t>
+              <w:t>xccdf_</w:t>
+            </w:r>
+            <w:proofErr w:type="gramStart"/>
+            <w:r>
+              <w:rPr>
+                <w:rFonts w:ascii="Courier New" w:eastAsia="Times New Roman" w:hAnsi="Courier New" w:cs="Courier New"/>
+                <w:color w:val="808080"/>
+                <w:sz w:val="20"/>
+                <w:szCs w:val="20"/>
+                <w:lang w:val="en-US" w:eastAsia="ru-RU"/>
+              </w:rPr>
+              <w:t>org.ssgproject</w:t>
+            </w:r>
+            <w:proofErr w:type="gramEnd"/>
+            <w:r>
+              <w:rPr>
+                <w:rFonts w:ascii="Courier New" w:eastAsia="Times New Roman" w:hAnsi="Courier New" w:cs="Courier New"/>
+                <w:color w:val="808080"/>
+                <w:sz w:val="20"/>
+                <w:szCs w:val="20"/>
+                <w:lang w:val="en-US" w:eastAsia="ru-RU"/>
+              </w:rPr>
+              <w:t>.content_profile_standard</w:t>
             </w:r>
             <w:proofErr w:type="spellEnd"/>
             <w:r>
@@ -27232,7 +27885,18 @@
                 <w:szCs w:val="20"/>
                 <w:lang w:val="en-US" w:eastAsia="ru-RU"/>
               </w:rPr>
-              <w:t>do_oval_scan</w:t>
+              <w:t>do_oval_</w:t>
+            </w:r>
+            <w:proofErr w:type="gramStart"/>
+            <w:r>
+              <w:rPr>
+                <w:rFonts w:ascii="Courier New" w:eastAsia="Times New Roman" w:hAnsi="Courier New" w:cs="Courier New"/>
+                <w:color w:val="FF00FF"/>
+                <w:sz w:val="20"/>
+                <w:szCs w:val="20"/>
+                <w:lang w:val="en-US" w:eastAsia="ru-RU"/>
+              </w:rPr>
+              <w:t>scan</w:t>
             </w:r>
             <w:proofErr w:type="spellEnd"/>
             <w:r>
@@ -27248,6 +27912,7 @@
               <w:t>(</w:t>
             </w:r>
             <w:proofErr w:type="spellStart"/>
+            <w:proofErr w:type="gramEnd"/>
             <w:r>
               <w:rPr>
                 <w:rFonts w:ascii="Courier New" w:eastAsia="Times New Roman" w:hAnsi="Courier New" w:cs="Courier New"/>
@@ -27490,6 +28155,7 @@
               <w:t xml:space="preserve">            </w:t>
             </w:r>
             <w:proofErr w:type="spellStart"/>
+            <w:proofErr w:type="gramStart"/>
             <w:r>
               <w:rPr>
                 <w:rFonts w:ascii="Courier New" w:eastAsia="Times New Roman" w:hAnsi="Courier New" w:cs="Courier New"/>
@@ -27537,6 +28203,7 @@
               </w:rPr>
               <w:t>(</w:t>
             </w:r>
+            <w:proofErr w:type="gramEnd"/>
           </w:p>
           <w:p>
             <w:pPr>
@@ -28484,6 +29151,7 @@
               <w:t xml:space="preserve"> </w:t>
             </w:r>
             <w:proofErr w:type="spellStart"/>
+            <w:proofErr w:type="gramStart"/>
             <w:r>
               <w:rPr>
                 <w:rFonts w:ascii="Courier New" w:eastAsia="Times New Roman" w:hAnsi="Courier New" w:cs="Courier New"/>
@@ -28519,6 +29187,7 @@
               <w:t>parse</w:t>
             </w:r>
             <w:proofErr w:type="spellEnd"/>
+            <w:proofErr w:type="gramEnd"/>
             <w:r>
               <w:rPr>
                 <w:rFonts w:ascii="Courier New" w:eastAsia="Times New Roman" w:hAnsi="Courier New" w:cs="Courier New"/>
@@ -28624,6 +29293,7 @@
               <w:t xml:space="preserve"> </w:t>
             </w:r>
             <w:proofErr w:type="spellStart"/>
+            <w:proofErr w:type="gramStart"/>
             <w:r>
               <w:rPr>
                 <w:rFonts w:ascii="Courier New" w:eastAsia="Times New Roman" w:hAnsi="Courier New" w:cs="Courier New"/>
@@ -28659,6 +29329,7 @@
               <w:t>getroot</w:t>
             </w:r>
             <w:proofErr w:type="spellEnd"/>
+            <w:proofErr w:type="gramEnd"/>
             <w:r>
               <w:rPr>
                 <w:rFonts w:ascii="Courier New" w:eastAsia="Times New Roman" w:hAnsi="Courier New" w:cs="Courier New"/>
@@ -29322,6 +29993,7 @@
               <w:t xml:space="preserve"> </w:t>
             </w:r>
             <w:proofErr w:type="spellStart"/>
+            <w:proofErr w:type="gramStart"/>
             <w:r>
               <w:rPr>
                 <w:rFonts w:ascii="Courier New" w:eastAsia="Times New Roman" w:hAnsi="Courier New" w:cs="Courier New"/>
@@ -29357,6 +30029,7 @@
               <w:t>findall</w:t>
             </w:r>
             <w:proofErr w:type="spellEnd"/>
+            <w:proofErr w:type="gramEnd"/>
             <w:r>
               <w:rPr>
                 <w:rFonts w:ascii="Courier New" w:eastAsia="Times New Roman" w:hAnsi="Courier New" w:cs="Courier New"/>
@@ -29590,6 +30263,7 @@
               <w:t xml:space="preserve"> </w:t>
             </w:r>
             <w:proofErr w:type="spellStart"/>
+            <w:proofErr w:type="gramStart"/>
             <w:r>
               <w:rPr>
                 <w:rFonts w:ascii="Courier New" w:eastAsia="Times New Roman" w:hAnsi="Courier New" w:cs="Courier New"/>
@@ -29625,6 +30299,7 @@
               <w:t>find</w:t>
             </w:r>
             <w:proofErr w:type="spellEnd"/>
+            <w:proofErr w:type="gramEnd"/>
             <w:r>
               <w:rPr>
                 <w:rFonts w:ascii="Courier New" w:eastAsia="Times New Roman" w:hAnsi="Courier New" w:cs="Courier New"/>
@@ -29968,6 +30643,7 @@
               <w:t xml:space="preserve"> </w:t>
             </w:r>
             <w:proofErr w:type="spellStart"/>
+            <w:proofErr w:type="gramStart"/>
             <w:r>
               <w:rPr>
                 <w:rFonts w:ascii="Courier New" w:eastAsia="Times New Roman" w:hAnsi="Courier New" w:cs="Courier New"/>
@@ -30003,6 +30679,7 @@
               <w:t>find</w:t>
             </w:r>
             <w:proofErr w:type="spellEnd"/>
+            <w:proofErr w:type="gramEnd"/>
             <w:r>
               <w:rPr>
                 <w:rFonts w:ascii="Courier New" w:eastAsia="Times New Roman" w:hAnsi="Courier New" w:cs="Courier New"/>
@@ -30406,6 +31083,7 @@
               <w:t xml:space="preserve"> </w:t>
             </w:r>
             <w:proofErr w:type="spellStart"/>
+            <w:proofErr w:type="gramStart"/>
             <w:r>
               <w:rPr>
                 <w:rFonts w:ascii="Courier New" w:eastAsia="Times New Roman" w:hAnsi="Courier New" w:cs="Courier New"/>
@@ -30441,6 +31119,7 @@
               <w:t>find</w:t>
             </w:r>
             <w:proofErr w:type="spellEnd"/>
+            <w:proofErr w:type="gramEnd"/>
             <w:r>
               <w:rPr>
                 <w:rFonts w:ascii="Courier New" w:eastAsia="Times New Roman" w:hAnsi="Courier New" w:cs="Courier New"/>
@@ -31774,7 +32453,18 @@
                 <w:szCs w:val="20"/>
                 <w:lang w:val="en-US" w:eastAsia="ru-RU"/>
               </w:rPr>
-              <w:t>scan_results</w:t>
+              <w:t>scan_</w:t>
+            </w:r>
+            <w:proofErr w:type="gramStart"/>
+            <w:r>
+              <w:rPr>
+                <w:rFonts w:ascii="Courier New" w:eastAsia="Times New Roman" w:hAnsi="Courier New" w:cs="Courier New"/>
+                <w:color w:val="000000"/>
+                <w:sz w:val="20"/>
+                <w:szCs w:val="20"/>
+                <w:lang w:val="en-US" w:eastAsia="ru-RU"/>
+              </w:rPr>
+              <w:t>results</w:t>
             </w:r>
             <w:r>
               <w:rPr>
@@ -31801,6 +32491,7 @@
               <w:t>append</w:t>
             </w:r>
             <w:proofErr w:type="spellEnd"/>
+            <w:proofErr w:type="gramEnd"/>
             <w:r>
               <w:rPr>
                 <w:rFonts w:ascii="Courier New" w:eastAsia="Times New Roman" w:hAnsi="Courier New" w:cs="Courier New"/>
@@ -32209,6 +32900,7 @@
               </w:rPr>
               <w:t xml:space="preserve">        </w:t>
             </w:r>
+            <w:proofErr w:type="gramStart"/>
             <w:r>
               <w:rPr>
                 <w:rFonts w:ascii="Courier New" w:eastAsia="Times New Roman" w:hAnsi="Courier New" w:cs="Courier New"/>
@@ -32233,6 +32925,7 @@
               </w:rPr>
               <w:t>(</w:t>
             </w:r>
+            <w:proofErr w:type="gramEnd"/>
             <w:r>
               <w:rPr>
                 <w:rFonts w:ascii="Courier New" w:eastAsia="Times New Roman" w:hAnsi="Courier New" w:cs="Courier New"/>
@@ -32578,6 +33271,7 @@
               <w:t xml:space="preserve"> </w:t>
             </w:r>
             <w:proofErr w:type="spellStart"/>
+            <w:proofErr w:type="gramStart"/>
             <w:r>
               <w:rPr>
                 <w:rFonts w:ascii="Courier New" w:eastAsia="Times New Roman" w:hAnsi="Courier New" w:cs="Courier New"/>
@@ -32625,6 +33319,7 @@
               </w:rPr>
               <w:t>(</w:t>
             </w:r>
+            <w:proofErr w:type="gramEnd"/>
             <w:r>
               <w:rPr>
                 <w:rFonts w:ascii="Courier New" w:eastAsia="Times New Roman" w:hAnsi="Courier New" w:cs="Courier New"/>
@@ -32946,7 +33641,18 @@
                 <w:szCs w:val="20"/>
                 <w:lang w:val="en-US" w:eastAsia="ru-RU"/>
               </w:rPr>
-              <w:t>final_out</w:t>
+              <w:t>final_</w:t>
+            </w:r>
+            <w:proofErr w:type="gramStart"/>
+            <w:r>
+              <w:rPr>
+                <w:rFonts w:ascii="Courier New" w:eastAsia="Times New Roman" w:hAnsi="Courier New" w:cs="Courier New"/>
+                <w:color w:val="000000"/>
+                <w:sz w:val="20"/>
+                <w:szCs w:val="20"/>
+                <w:lang w:val="en-US" w:eastAsia="ru-RU"/>
+              </w:rPr>
+              <w:t>out</w:t>
             </w:r>
             <w:r>
               <w:rPr>
@@ -32973,6 +33679,7 @@
               <w:t>append</w:t>
             </w:r>
             <w:proofErr w:type="spellEnd"/>
+            <w:proofErr w:type="gramEnd"/>
             <w:r>
               <w:rPr>
                 <w:rFonts w:ascii="Courier New" w:eastAsia="Times New Roman" w:hAnsi="Courier New" w:cs="Courier New"/>
@@ -33132,6 +33839,7 @@
               <w:t xml:space="preserve"> </w:t>
             </w:r>
             <w:proofErr w:type="spellStart"/>
+            <w:proofErr w:type="gramStart"/>
             <w:r>
               <w:rPr>
                 <w:rFonts w:ascii="Courier New" w:eastAsia="Times New Roman" w:hAnsi="Courier New" w:cs="Courier New"/>
@@ -33179,6 +33887,7 @@
               </w:rPr>
               <w:t>(</w:t>
             </w:r>
+            <w:proofErr w:type="gramEnd"/>
             <w:r>
               <w:rPr>
                 <w:rFonts w:ascii="Courier New" w:eastAsia="Times New Roman" w:hAnsi="Courier New" w:cs="Courier New"/>
@@ -33380,6 +34089,7 @@
               <w:t xml:space="preserve"> </w:t>
             </w:r>
             <w:proofErr w:type="spellStart"/>
+            <w:proofErr w:type="gramStart"/>
             <w:r>
               <w:rPr>
                 <w:rFonts w:ascii="Courier New" w:eastAsia="Times New Roman" w:hAnsi="Courier New" w:cs="Courier New"/>
@@ -33427,6 +34137,7 @@
               </w:rPr>
               <w:t>(</w:t>
             </w:r>
+            <w:proofErr w:type="gramEnd"/>
             <w:r>
               <w:rPr>
                 <w:rFonts w:ascii="Courier New" w:eastAsia="Times New Roman" w:hAnsi="Courier New" w:cs="Courier New"/>
@@ -34472,7 +35183,29 @@
                 <w:szCs w:val="20"/>
                 <w:lang w:val="en-US" w:eastAsia="ru-RU"/>
               </w:rPr>
-              <w:t>xccdf_org.ssgproject.content_profile_standard</w:t>
+              <w:t>xccdf_</w:t>
+            </w:r>
+            <w:proofErr w:type="gramStart"/>
+            <w:r>
+              <w:rPr>
+                <w:rFonts w:ascii="Courier New" w:eastAsia="Times New Roman" w:hAnsi="Courier New" w:cs="Courier New"/>
+                <w:color w:val="808080"/>
+                <w:sz w:val="20"/>
+                <w:szCs w:val="20"/>
+                <w:lang w:val="en-US" w:eastAsia="ru-RU"/>
+              </w:rPr>
+              <w:t>org.ssgproject</w:t>
+            </w:r>
+            <w:proofErr w:type="gramEnd"/>
+            <w:r>
+              <w:rPr>
+                <w:rFonts w:ascii="Courier New" w:eastAsia="Times New Roman" w:hAnsi="Courier New" w:cs="Courier New"/>
+                <w:color w:val="808080"/>
+                <w:sz w:val="20"/>
+                <w:szCs w:val="20"/>
+                <w:lang w:val="en-US" w:eastAsia="ru-RU"/>
+              </w:rPr>
+              <w:t>.content_profile_standard</w:t>
             </w:r>
             <w:proofErr w:type="spellEnd"/>
             <w:r>
@@ -34530,7 +35263,18 @@
                 <w:szCs w:val="20"/>
                 <w:lang w:val="en-US" w:eastAsia="ru-RU"/>
               </w:rPr>
-              <w:t>run_ssh</w:t>
+              <w:t>run_</w:t>
+            </w:r>
+            <w:proofErr w:type="gramStart"/>
+            <w:r>
+              <w:rPr>
+                <w:rFonts w:ascii="Courier New" w:eastAsia="Times New Roman" w:hAnsi="Courier New" w:cs="Courier New"/>
+                <w:color w:val="FF00FF"/>
+                <w:sz w:val="20"/>
+                <w:szCs w:val="20"/>
+                <w:lang w:val="en-US" w:eastAsia="ru-RU"/>
+              </w:rPr>
+              <w:t>ssh</w:t>
             </w:r>
             <w:proofErr w:type="spellEnd"/>
             <w:r>
@@ -34546,6 +35290,7 @@
               <w:t>(</w:t>
             </w:r>
             <w:proofErr w:type="spellStart"/>
+            <w:proofErr w:type="gramEnd"/>
             <w:r>
               <w:rPr>
                 <w:rFonts w:ascii="Courier New" w:eastAsia="Times New Roman" w:hAnsi="Courier New" w:cs="Courier New"/>
@@ -34810,6 +35555,7 @@
               <w:t xml:space="preserve"> {</w:t>
             </w:r>
             <w:proofErr w:type="spellStart"/>
+            <w:proofErr w:type="gramStart"/>
             <w:r>
               <w:rPr>
                 <w:rFonts w:ascii="Courier New" w:eastAsia="Times New Roman" w:hAnsi="Courier New" w:cs="Courier New"/>
@@ -34845,6 +35591,7 @@
               <w:t>quote</w:t>
             </w:r>
             <w:proofErr w:type="spellEnd"/>
+            <w:proofErr w:type="gramEnd"/>
             <w:r>
               <w:rPr>
                 <w:rFonts w:ascii="Courier New" w:eastAsia="Times New Roman" w:hAnsi="Courier New" w:cs="Courier New"/>
@@ -35108,6 +35855,7 @@
               <w:t xml:space="preserve"> </w:t>
             </w:r>
             <w:proofErr w:type="spellStart"/>
+            <w:proofErr w:type="gramStart"/>
             <w:r>
               <w:rPr>
                 <w:rFonts w:ascii="Courier New" w:eastAsia="Times New Roman" w:hAnsi="Courier New" w:cs="Courier New"/>
@@ -35140,7 +35888,20 @@
                 <w:szCs w:val="20"/>
                 <w:lang w:val="en-US" w:eastAsia="ru-RU"/>
               </w:rPr>
-              <w:t>exec_command</w:t>
+              <w:t>exec</w:t>
+            </w:r>
+            <w:proofErr w:type="gramEnd"/>
+            <w:r>
+              <w:rPr>
+                <w:rFonts w:ascii="Courier New" w:eastAsia="Times New Roman" w:hAnsi="Courier New" w:cs="Courier New"/>
+                <w:i/>
+                <w:iCs/>
+                <w:color w:val="FF8000"/>
+                <w:sz w:val="20"/>
+                <w:szCs w:val="20"/>
+                <w:lang w:val="en-US" w:eastAsia="ru-RU"/>
+              </w:rPr>
+              <w:t>_command</w:t>
             </w:r>
             <w:proofErr w:type="spellEnd"/>
             <w:r>
@@ -35282,6 +36043,7 @@
               <w:t xml:space="preserve"> </w:t>
             </w:r>
             <w:proofErr w:type="spellStart"/>
+            <w:proofErr w:type="gramStart"/>
             <w:r>
               <w:rPr>
                 <w:rFonts w:ascii="Courier New" w:eastAsia="Times New Roman" w:hAnsi="Courier New" w:cs="Courier New"/>
@@ -35317,6 +36079,7 @@
               <w:t>read</w:t>
             </w:r>
             <w:proofErr w:type="spellEnd"/>
+            <w:proofErr w:type="gramEnd"/>
             <w:r>
               <w:rPr>
                 <w:rFonts w:ascii="Courier New" w:eastAsia="Times New Roman" w:hAnsi="Courier New" w:cs="Courier New"/>
@@ -35524,7 +36287,18 @@
                 <w:szCs w:val="20"/>
                 <w:lang w:val="en-US" w:eastAsia="ru-RU"/>
               </w:rPr>
-              <w:t>virtual_check</w:t>
+              <w:t>virtual_</w:t>
+            </w:r>
+            <w:proofErr w:type="gramStart"/>
+            <w:r>
+              <w:rPr>
+                <w:rFonts w:ascii="Courier New" w:eastAsia="Times New Roman" w:hAnsi="Courier New" w:cs="Courier New"/>
+                <w:color w:val="FF00FF"/>
+                <w:sz w:val="20"/>
+                <w:szCs w:val="20"/>
+                <w:lang w:val="en-US" w:eastAsia="ru-RU"/>
+              </w:rPr>
+              <w:t>check</w:t>
             </w:r>
             <w:proofErr w:type="spellEnd"/>
             <w:r>
@@ -35539,6 +36313,7 @@
               </w:rPr>
               <w:t>(</w:t>
             </w:r>
+            <w:proofErr w:type="gramEnd"/>
             <w:r>
               <w:rPr>
                 <w:rFonts w:ascii="Courier New" w:eastAsia="Times New Roman" w:hAnsi="Courier New" w:cs="Courier New"/>
@@ -35814,6 +36589,7 @@
               <w:t xml:space="preserve"> </w:t>
             </w:r>
             <w:proofErr w:type="spellStart"/>
+            <w:proofErr w:type="gramStart"/>
             <w:r>
               <w:rPr>
                 <w:rFonts w:ascii="Courier New" w:eastAsia="Times New Roman" w:hAnsi="Courier New" w:cs="Courier New"/>
@@ -35849,6 +36625,7 @@
               <w:t>SSHClient</w:t>
             </w:r>
             <w:proofErr w:type="spellEnd"/>
+            <w:proofErr w:type="gramEnd"/>
             <w:r>
               <w:rPr>
                 <w:rFonts w:ascii="Courier New" w:eastAsia="Times New Roman" w:hAnsi="Courier New" w:cs="Courier New"/>
@@ -35934,6 +36711,7 @@
               <w:t>(</w:t>
             </w:r>
             <w:proofErr w:type="spellStart"/>
+            <w:proofErr w:type="gramStart"/>
             <w:r>
               <w:rPr>
                 <w:rFonts w:ascii="Courier New" w:eastAsia="Times New Roman" w:hAnsi="Courier New" w:cs="Courier New"/>
@@ -35969,6 +36747,7 @@
               <w:t>AutoAddPolicy</w:t>
             </w:r>
             <w:proofErr w:type="spellEnd"/>
+            <w:proofErr w:type="gramEnd"/>
             <w:r>
               <w:rPr>
                 <w:rFonts w:ascii="Courier New" w:eastAsia="Times New Roman" w:hAnsi="Courier New" w:cs="Courier New"/>
@@ -36007,6 +36786,7 @@
               <w:t xml:space="preserve">    </w:t>
             </w:r>
             <w:proofErr w:type="spellStart"/>
+            <w:proofErr w:type="gramStart"/>
             <w:r>
               <w:rPr>
                 <w:rFonts w:ascii="Courier New" w:eastAsia="Times New Roman" w:hAnsi="Courier New" w:cs="Courier New"/>
@@ -36042,6 +36822,7 @@
               <w:t>connect</w:t>
             </w:r>
             <w:proofErr w:type="spellEnd"/>
+            <w:proofErr w:type="gramEnd"/>
             <w:r>
               <w:rPr>
                 <w:rFonts w:ascii="Courier New" w:eastAsia="Times New Roman" w:hAnsi="Courier New" w:cs="Courier New"/>
@@ -36563,7 +37344,18 @@
                 <w:szCs w:val="20"/>
                 <w:lang w:val="en-US" w:eastAsia="ru-RU"/>
               </w:rPr>
-              <w:t>run_ssh</w:t>
+              <w:t>run_</w:t>
+            </w:r>
+            <w:proofErr w:type="gramStart"/>
+            <w:r>
+              <w:rPr>
+                <w:rFonts w:ascii="Courier New" w:eastAsia="Times New Roman" w:hAnsi="Courier New" w:cs="Courier New"/>
+                <w:color w:val="000000"/>
+                <w:sz w:val="20"/>
+                <w:szCs w:val="20"/>
+                <w:lang w:val="en-US" w:eastAsia="ru-RU"/>
+              </w:rPr>
+              <w:t>ssh</w:t>
             </w:r>
             <w:proofErr w:type="spellEnd"/>
             <w:r>
@@ -36578,6 +37370,7 @@
               </w:rPr>
               <w:t>(</w:t>
             </w:r>
+            <w:proofErr w:type="gramEnd"/>
           </w:p>
           <w:p>
             <w:pPr>
@@ -36694,7 +37487,29 @@
                 <w:szCs w:val="20"/>
                 <w:lang w:val="en-US" w:eastAsia="ru-RU"/>
               </w:rPr>
-              <w:t xml:space="preserve">"apt-get update &amp;&amp; apt-get install -y --reinstall </w:t>
+              <w:t>"</w:t>
+            </w:r>
+            <w:proofErr w:type="gramStart"/>
+            <w:r>
+              <w:rPr>
+                <w:rFonts w:ascii="Courier New" w:eastAsia="Times New Roman" w:hAnsi="Courier New" w:cs="Courier New"/>
+                <w:color w:val="808080"/>
+                <w:sz w:val="20"/>
+                <w:szCs w:val="20"/>
+                <w:lang w:val="en-US" w:eastAsia="ru-RU"/>
+              </w:rPr>
+              <w:t>apt</w:t>
+            </w:r>
+            <w:proofErr w:type="gramEnd"/>
+            <w:r>
+              <w:rPr>
+                <w:rFonts w:ascii="Courier New" w:eastAsia="Times New Roman" w:hAnsi="Courier New" w:cs="Courier New"/>
+                <w:color w:val="808080"/>
+                <w:sz w:val="20"/>
+                <w:szCs w:val="20"/>
+                <w:lang w:val="en-US" w:eastAsia="ru-RU"/>
+              </w:rPr>
+              <w:t xml:space="preserve">-get update &amp;&amp; apt-get install -y --reinstall </w:t>
             </w:r>
             <w:proofErr w:type="spellStart"/>
             <w:r>
@@ -36907,7 +37722,18 @@
                 <w:szCs w:val="20"/>
                 <w:lang w:val="en-US" w:eastAsia="ru-RU"/>
               </w:rPr>
-              <w:t>run_ssh</w:t>
+              <w:t>run_</w:t>
+            </w:r>
+            <w:proofErr w:type="gramStart"/>
+            <w:r>
+              <w:rPr>
+                <w:rFonts w:ascii="Courier New" w:eastAsia="Times New Roman" w:hAnsi="Courier New" w:cs="Courier New"/>
+                <w:color w:val="000000"/>
+                <w:sz w:val="20"/>
+                <w:szCs w:val="20"/>
+                <w:lang w:val="en-US" w:eastAsia="ru-RU"/>
+              </w:rPr>
+              <w:t>ssh</w:t>
             </w:r>
             <w:proofErr w:type="spellEnd"/>
             <w:r>
@@ -36922,6 +37748,7 @@
               </w:rPr>
               <w:t>(</w:t>
             </w:r>
+            <w:proofErr w:type="gramEnd"/>
           </w:p>
           <w:p>
             <w:pPr>
@@ -37559,7 +38386,18 @@
                 <w:szCs w:val="20"/>
                 <w:lang w:val="en-US" w:eastAsia="ru-RU"/>
               </w:rPr>
-              <w:t>run_ssh</w:t>
+              <w:t>run_</w:t>
+            </w:r>
+            <w:proofErr w:type="gramStart"/>
+            <w:r>
+              <w:rPr>
+                <w:rFonts w:ascii="Courier New" w:eastAsia="Times New Roman" w:hAnsi="Courier New" w:cs="Courier New"/>
+                <w:color w:val="000000"/>
+                <w:sz w:val="20"/>
+                <w:szCs w:val="20"/>
+                <w:lang w:val="en-US" w:eastAsia="ru-RU"/>
+              </w:rPr>
+              <w:t>ssh</w:t>
             </w:r>
             <w:proofErr w:type="spellEnd"/>
             <w:r>
@@ -37575,6 +38413,7 @@
               <w:t>(</w:t>
             </w:r>
             <w:proofErr w:type="spellStart"/>
+            <w:proofErr w:type="gramEnd"/>
             <w:r>
               <w:rPr>
                 <w:rFonts w:ascii="Courier New" w:eastAsia="Times New Roman" w:hAnsi="Courier New" w:cs="Courier New"/>
@@ -37811,7 +38650,18 @@
                 <w:szCs w:val="20"/>
                 <w:lang w:val="en-US" w:eastAsia="ru-RU"/>
               </w:rPr>
-              <w:t>run_ssh</w:t>
+              <w:t>run_</w:t>
+            </w:r>
+            <w:proofErr w:type="gramStart"/>
+            <w:r>
+              <w:rPr>
+                <w:rFonts w:ascii="Courier New" w:eastAsia="Times New Roman" w:hAnsi="Courier New" w:cs="Courier New"/>
+                <w:color w:val="000000"/>
+                <w:sz w:val="20"/>
+                <w:szCs w:val="20"/>
+                <w:lang w:val="en-US" w:eastAsia="ru-RU"/>
+              </w:rPr>
+              <w:t>ssh</w:t>
             </w:r>
             <w:proofErr w:type="spellEnd"/>
             <w:r>
@@ -37826,6 +38676,7 @@
               </w:rPr>
               <w:t>(</w:t>
             </w:r>
+            <w:proofErr w:type="gramEnd"/>
           </w:p>
           <w:p>
             <w:pPr>
@@ -37942,7 +38793,18 @@
                 <w:szCs w:val="20"/>
                 <w:lang w:val="en-US" w:eastAsia="ru-RU"/>
               </w:rPr>
-              <w:t>" "</w:t>
+              <w:t xml:space="preserve">" </w:t>
+            </w:r>
+            <w:proofErr w:type="gramStart"/>
+            <w:r>
+              <w:rPr>
+                <w:rFonts w:ascii="Courier New" w:eastAsia="Times New Roman" w:hAnsi="Courier New" w:cs="Courier New"/>
+                <w:color w:val="808080"/>
+                <w:sz w:val="20"/>
+                <w:szCs w:val="20"/>
+                <w:lang w:val="en-US" w:eastAsia="ru-RU"/>
+              </w:rPr>
+              <w:t>"</w:t>
             </w:r>
             <w:r>
               <w:rPr>
@@ -37968,6 +38830,7 @@
               </w:rPr>
               <w:t>join</w:t>
             </w:r>
+            <w:proofErr w:type="gramEnd"/>
             <w:r>
               <w:rPr>
                 <w:rFonts w:ascii="Courier New" w:eastAsia="Times New Roman" w:hAnsi="Courier New" w:cs="Courier New"/>
@@ -38051,6 +38914,7 @@
               <w:t>"</w:t>
             </w:r>
             <w:proofErr w:type="spellStart"/>
+            <w:proofErr w:type="gramStart"/>
             <w:r>
               <w:rPr>
                 <w:rFonts w:ascii="Courier New" w:eastAsia="Times New Roman" w:hAnsi="Courier New" w:cs="Courier New"/>
@@ -38062,6 +38926,7 @@
               <w:t>oscap</w:t>
             </w:r>
             <w:proofErr w:type="spellEnd"/>
+            <w:proofErr w:type="gramEnd"/>
             <w:r>
               <w:rPr>
                 <w:rFonts w:ascii="Courier New" w:eastAsia="Times New Roman" w:hAnsi="Courier New" w:cs="Courier New"/>
@@ -38703,6 +39568,7 @@
               <w:t xml:space="preserve"> </w:t>
             </w:r>
             <w:proofErr w:type="spellStart"/>
+            <w:proofErr w:type="gramStart"/>
             <w:r>
               <w:rPr>
                 <w:rFonts w:ascii="Courier New" w:eastAsia="Times New Roman" w:hAnsi="Courier New" w:cs="Courier New"/>
@@ -38735,7 +39601,20 @@
                 <w:szCs w:val="20"/>
                 <w:lang w:val="en-US" w:eastAsia="ru-RU"/>
               </w:rPr>
-              <w:t>open_sftp</w:t>
+              <w:t>open</w:t>
+            </w:r>
+            <w:proofErr w:type="gramEnd"/>
+            <w:r>
+              <w:rPr>
+                <w:rFonts w:ascii="Courier New" w:eastAsia="Times New Roman" w:hAnsi="Courier New" w:cs="Courier New"/>
+                <w:i/>
+                <w:iCs/>
+                <w:color w:val="FF8000"/>
+                <w:sz w:val="20"/>
+                <w:szCs w:val="20"/>
+                <w:lang w:val="en-US" w:eastAsia="ru-RU"/>
+              </w:rPr>
+              <w:t>_sftp</w:t>
             </w:r>
             <w:proofErr w:type="spellEnd"/>
             <w:r>
@@ -39077,6 +39956,7 @@
               <w:t xml:space="preserve">        </w:t>
             </w:r>
             <w:proofErr w:type="spellStart"/>
+            <w:proofErr w:type="gramStart"/>
             <w:r>
               <w:rPr>
                 <w:rFonts w:ascii="Courier New" w:eastAsia="Times New Roman" w:hAnsi="Courier New" w:cs="Courier New"/>
@@ -39112,6 +39992,7 @@
               <w:t>close</w:t>
             </w:r>
             <w:proofErr w:type="spellEnd"/>
+            <w:proofErr w:type="gramEnd"/>
             <w:r>
               <w:rPr>
                 <w:rFonts w:ascii="Courier New" w:eastAsia="Times New Roman" w:hAnsi="Courier New" w:cs="Courier New"/>
@@ -39360,8 +40241,8 @@
       </w:r>
     </w:p>
     <w:sectPr>
-      <w:footerReference w:type="default" r:id="rId26"/>
-      <w:footerReference w:type="first" r:id="rId27"/>
+      <w:footerReference w:type="default" r:id="rId24"/>
+      <w:footerReference w:type="first" r:id="rId25"/>
       <w:pgSz w:w="11906" w:h="16838"/>
       <w:pgMar w:top="1134" w:right="851" w:bottom="1134" w:left="1701" w:header="709" w:footer="709" w:gutter="0"/>
       <w:cols w:space="708"/>
@@ -39475,15 +40356,7 @@
         <w:color w:val="000000" w:themeColor="text1"/>
         <w:szCs w:val="24"/>
       </w:rPr>
-      <w:t>Московская область</w:t>
-    </w:r>
-    <w:r>
-      <w:rPr>
-        <w:rFonts w:cs="Times New Roman"/>
-        <w:color w:val="000000" w:themeColor="text1"/>
-        <w:szCs w:val="24"/>
-      </w:rPr>
-      <w:t xml:space="preserve"> - 202</w:t>
+      <w:t>202</w:t>
     </w:r>
     <w:r>
       <w:rPr>
